--- a/system design/LLD/fundamentals/DesignPatterns.docx
+++ b/system design/LLD/fundamentals/DesignPatterns.docx
@@ -5,6 +5,7 @@
     <w:p>
       <w:pPr>
         <w:spacing w:after="0"/>
+        <w:ind w:firstLine="720"/>
         <w:rPr>
           <w:rFonts w:ascii="Courier New" w:hAnsi="Courier New" w:cs="Courier New"/>
           <w:sz w:val="20"/>
@@ -421,13 +422,7 @@
         <w:rPr>
           <w:rFonts w:cstheme="minorHAnsi"/>
         </w:rPr>
-        <w:t xml:space="preserve">: </w:t>
-      </w:r>
-      <w:r>
-        <w:rPr>
-          <w:rFonts w:cstheme="minorHAnsi"/>
-        </w:rPr>
-        <w:t xml:space="preserve">Use </w:t>
+        <w:t xml:space="preserve">: Use </w:t>
       </w:r>
       <w:r>
         <w:rPr>
@@ -527,7 +522,13 @@
           <w:b/>
           <w:bCs/>
         </w:rPr>
-        <w:t>Behavioral patterns</w:t>
+        <w:t>Behavioral patterns:</w:t>
+      </w:r>
+      <w:r>
+        <w:rPr>
+          <w:rFonts w:cstheme="minorHAnsi"/>
+        </w:rPr>
+        <w:t xml:space="preserve"> deal primarily with </w:t>
       </w:r>
       <w:r>
         <w:rPr>
@@ -535,27 +536,1570 @@
           <w:b/>
           <w:bCs/>
         </w:rPr>
-        <w:t>:</w:t>
-      </w:r>
-      <w:r>
-        <w:rPr>
-          <w:rFonts w:cstheme="minorHAnsi"/>
-        </w:rPr>
-        <w:t xml:space="preserve"> deal primarily with </w:t>
-      </w:r>
-      <w:r>
+        <w:t xml:space="preserve">communication, responsibilities, and algorithms </w:t>
+      </w:r>
+      <w:r>
+        <w:rPr>
+          <w:rFonts w:cstheme="minorHAnsi"/>
+        </w:rPr>
+        <w:t>between objects.</w:t>
+      </w:r>
+    </w:p>
+    <w:p>
+      <w:pPr>
+        <w:spacing w:after="0"/>
+        <w:rPr>
+          <w:rFonts w:ascii="Consolas" w:hAnsi="Consolas" w:cstheme="minorHAnsi"/>
+          <w:sz w:val="16"/>
+          <w:szCs w:val="16"/>
+        </w:rPr>
+      </w:pPr>
+      <w:r>
+        <w:rPr>
+          <w:rFonts w:ascii="Consolas" w:hAnsi="Consolas" w:cstheme="minorHAnsi"/>
+          <w:sz w:val="16"/>
+          <w:szCs w:val="16"/>
+        </w:rPr>
+        <w:t>CREATIONAL  → How do I CREATE objects?</w:t>
+      </w:r>
+    </w:p>
+    <w:p>
+      <w:pPr>
+        <w:spacing w:after="0"/>
+        <w:rPr>
+          <w:rFonts w:ascii="Consolas" w:hAnsi="Consolas" w:cstheme="minorHAnsi"/>
+          <w:sz w:val="16"/>
+          <w:szCs w:val="16"/>
+        </w:rPr>
+      </w:pPr>
+      <w:r>
+        <w:rPr>
+          <w:rFonts w:ascii="Consolas" w:hAnsi="Consolas" w:cstheme="minorHAnsi"/>
+          <w:sz w:val="16"/>
+          <w:szCs w:val="16"/>
+        </w:rPr>
+        <w:t>STRUCTURAL  → How do I CONNECT/COMBINE objects?</w:t>
+      </w:r>
+    </w:p>
+    <w:p>
+      <w:pPr>
+        <w:spacing w:after="0"/>
+        <w:rPr>
+          <w:rFonts w:ascii="Consolas" w:hAnsi="Consolas" w:cstheme="minorHAnsi"/>
+          <w:sz w:val="16"/>
+          <w:szCs w:val="16"/>
+        </w:rPr>
+      </w:pPr>
+      <w:r>
+        <w:rPr>
+          <w:rFonts w:ascii="Consolas" w:hAnsi="Consolas" w:cstheme="minorHAnsi"/>
+          <w:sz w:val="16"/>
+          <w:szCs w:val="16"/>
+        </w:rPr>
+        <w:t>BEHAVIORAL  → How do objects BEHAVE/COMMUNICATE?</w:t>
+      </w:r>
+    </w:p>
+    <w:p>
+      <w:pPr>
+        <w:spacing w:after="0"/>
+        <w:rPr>
+          <w:rFonts w:cstheme="minorHAnsi"/>
+        </w:rPr>
+      </w:pPr>
+    </w:p>
+    <w:p>
+      <w:pPr>
+        <w:spacing w:after="0"/>
         <w:rPr>
           <w:rFonts w:cstheme="minorHAnsi"/>
           <w:b/>
           <w:bCs/>
-        </w:rPr>
-        <w:t xml:space="preserve">communication, responsibilities, and algorithms </w:t>
-      </w:r>
-      <w:r>
-        <w:rPr>
-          <w:rFonts w:cstheme="minorHAnsi"/>
-        </w:rPr>
-        <w:t>between objects.</w:t>
+          <w:color w:val="0070C0"/>
+        </w:rPr>
+      </w:pPr>
+      <w:r>
+        <w:rPr>
+          <w:rFonts w:cstheme="minorHAnsi"/>
+          <w:b/>
+          <w:bCs/>
+          <w:color w:val="0070C0"/>
+        </w:rPr>
+        <w:t>Creational :</w:t>
+      </w:r>
+    </w:p>
+    <w:p>
+      <w:pPr>
+        <w:spacing w:after="0"/>
+        <w:rPr>
+          <w:rFonts w:ascii="Consolas" w:hAnsi="Consolas" w:cstheme="minorHAnsi"/>
+          <w:color w:val="000000" w:themeColor="text1"/>
+          <w:sz w:val="16"/>
+          <w:szCs w:val="16"/>
+        </w:rPr>
+      </w:pPr>
+      <w:r>
+        <w:rPr>
+          <w:rFonts w:ascii="Consolas" w:hAnsi="Consolas" w:cstheme="minorHAnsi"/>
+          <w:color w:val="000000" w:themeColor="text1"/>
+          <w:sz w:val="16"/>
+          <w:szCs w:val="16"/>
+        </w:rPr>
+        <w:t>What is my object-creation problem?</w:t>
+      </w:r>
+    </w:p>
+    <w:p>
+      <w:pPr>
+        <w:spacing w:after="0"/>
+        <w:rPr>
+          <w:rFonts w:ascii="Consolas" w:hAnsi="Consolas" w:cstheme="minorHAnsi"/>
+          <w:color w:val="000000" w:themeColor="text1"/>
+          <w:sz w:val="16"/>
+          <w:szCs w:val="16"/>
+        </w:rPr>
+      </w:pPr>
+      <w:r>
+        <w:rPr>
+          <w:rFonts w:ascii="Consolas" w:hAnsi="Consolas" w:cstheme="minorHAnsi"/>
+          <w:color w:val="000000" w:themeColor="text1"/>
+          <w:sz w:val="16"/>
+          <w:szCs w:val="16"/>
+        </w:rPr>
+        <w:t xml:space="preserve">          │</w:t>
+      </w:r>
+    </w:p>
+    <w:p>
+      <w:pPr>
+        <w:spacing w:after="0"/>
+        <w:rPr>
+          <w:rFonts w:ascii="Consolas" w:hAnsi="Consolas" w:cstheme="minorHAnsi"/>
+          <w:color w:val="000000" w:themeColor="text1"/>
+          <w:sz w:val="16"/>
+          <w:szCs w:val="16"/>
+        </w:rPr>
+      </w:pPr>
+      <w:r>
+        <w:rPr>
+          <w:rFonts w:ascii="Consolas" w:hAnsi="Consolas" w:cstheme="minorHAnsi"/>
+          <w:color w:val="000000" w:themeColor="text1"/>
+          <w:sz w:val="16"/>
+          <w:szCs w:val="16"/>
+        </w:rPr>
+        <w:t xml:space="preserve">   ┌──────</w:t>
+      </w:r>
+      <w:r>
+        <w:rPr>
+          <w:rFonts w:ascii="Consolas" w:eastAsia="MS Gothic" w:hAnsi="Consolas" w:cs="MS Gothic"/>
+          <w:color w:val="000000" w:themeColor="text1"/>
+          <w:sz w:val="16"/>
+          <w:szCs w:val="16"/>
+        </w:rPr>
+        <w:t>┼</w:t>
+      </w:r>
+      <w:r>
+        <w:rPr>
+          <w:rFonts w:ascii="Consolas" w:hAnsi="Consolas" w:cs="Calibri"/>
+          <w:color w:val="000000" w:themeColor="text1"/>
+          <w:sz w:val="16"/>
+          <w:szCs w:val="16"/>
+        </w:rPr>
+        <w:t>──────┐</w:t>
+      </w:r>
+    </w:p>
+    <w:p>
+      <w:pPr>
+        <w:spacing w:after="0"/>
+        <w:rPr>
+          <w:rFonts w:ascii="Consolas" w:hAnsi="Consolas" w:cstheme="minorHAnsi"/>
+          <w:color w:val="000000" w:themeColor="text1"/>
+          <w:sz w:val="16"/>
+          <w:szCs w:val="16"/>
+        </w:rPr>
+      </w:pPr>
+      <w:r>
+        <w:rPr>
+          <w:rFonts w:ascii="Consolas" w:hAnsi="Consolas" w:cstheme="minorHAnsi"/>
+          <w:color w:val="000000" w:themeColor="text1"/>
+          <w:sz w:val="16"/>
+          <w:szCs w:val="16"/>
+        </w:rPr>
+        <w:t xml:space="preserve">   ↓      ↓      ↓</w:t>
+      </w:r>
+    </w:p>
+    <w:p>
+      <w:pPr>
+        <w:spacing w:after="0"/>
+        <w:rPr>
+          <w:rFonts w:ascii="Consolas" w:hAnsi="Consolas" w:cstheme="minorHAnsi"/>
+          <w:color w:val="000000" w:themeColor="text1"/>
+          <w:sz w:val="16"/>
+          <w:szCs w:val="16"/>
+        </w:rPr>
+      </w:pPr>
+      <w:r>
+        <w:rPr>
+          <w:rFonts w:ascii="Consolas" w:hAnsi="Consolas" w:cstheme="minorHAnsi"/>
+          <w:color w:val="000000" w:themeColor="text1"/>
+          <w:sz w:val="16"/>
+          <w:szCs w:val="16"/>
+        </w:rPr>
+        <w:t xml:space="preserve"> WHICH?  HOW?   </w:t>
+      </w:r>
+      <w:r>
+        <w:rPr>
+          <w:rFonts w:ascii="Consolas" w:hAnsi="Consolas" w:cstheme="minorHAnsi"/>
+          <w:color w:val="000000" w:themeColor="text1"/>
+          <w:sz w:val="16"/>
+          <w:szCs w:val="16"/>
+        </w:rPr>
+        <w:t>One class</w:t>
+      </w:r>
+      <w:r>
+        <w:rPr>
+          <w:rFonts w:ascii="Consolas" w:hAnsi="Consolas" w:cstheme="minorHAnsi"/>
+          <w:color w:val="000000" w:themeColor="text1"/>
+          <w:sz w:val="16"/>
+          <w:szCs w:val="16"/>
+        </w:rPr>
+        <w:t>?</w:t>
+      </w:r>
+    </w:p>
+    <w:p>
+      <w:pPr>
+        <w:spacing w:after="0"/>
+        <w:rPr>
+          <w:rFonts w:ascii="Consolas" w:hAnsi="Consolas" w:cstheme="minorHAnsi"/>
+          <w:color w:val="000000" w:themeColor="text1"/>
+          <w:sz w:val="16"/>
+          <w:szCs w:val="16"/>
+        </w:rPr>
+      </w:pPr>
+      <w:r>
+        <w:rPr>
+          <w:rFonts w:ascii="Consolas" w:hAnsi="Consolas" w:cstheme="minorHAnsi"/>
+          <w:color w:val="000000" w:themeColor="text1"/>
+          <w:sz w:val="16"/>
+          <w:szCs w:val="16"/>
+        </w:rPr>
+        <w:t xml:space="preserve">   │      │      │</w:t>
+      </w:r>
+    </w:p>
+    <w:p>
+      <w:pPr>
+        <w:spacing w:after="0"/>
+        <w:rPr>
+          <w:rFonts w:ascii="Consolas" w:hAnsi="Consolas" w:cstheme="minorHAnsi"/>
+          <w:color w:val="000000" w:themeColor="text1"/>
+          <w:sz w:val="16"/>
+          <w:szCs w:val="16"/>
+        </w:rPr>
+      </w:pPr>
+      <w:r>
+        <w:rPr>
+          <w:rFonts w:ascii="Consolas" w:hAnsi="Consolas" w:cstheme="minorHAnsi"/>
+          <w:color w:val="000000" w:themeColor="text1"/>
+          <w:sz w:val="16"/>
+          <w:szCs w:val="16"/>
+        </w:rPr>
+        <w:t xml:space="preserve"> Factory Builder Singleton</w:t>
+      </w:r>
+    </w:p>
+    <w:p>
+      <w:pPr>
+        <w:spacing w:after="0"/>
+        <w:rPr>
+          <w:rFonts w:ascii="Consolas" w:hAnsi="Consolas" w:cstheme="minorHAnsi"/>
+          <w:color w:val="000000" w:themeColor="text1"/>
+          <w:sz w:val="16"/>
+          <w:szCs w:val="16"/>
+        </w:rPr>
+      </w:pPr>
+    </w:p>
+    <w:p>
+      <w:pPr>
+        <w:pStyle w:val="ListParagraph"/>
+        <w:numPr>
+          <w:ilvl w:val="0"/>
+          <w:numId w:val="2"/>
+        </w:numPr>
+        <w:spacing w:after="0"/>
+        <w:rPr>
+          <w:rFonts w:cstheme="minorHAnsi"/>
+          <w:color w:val="000000" w:themeColor="text1"/>
+        </w:rPr>
+      </w:pPr>
+      <w:r>
+        <w:rPr>
+          <w:rFonts w:cstheme="minorHAnsi"/>
+          <w:b/>
+          <w:bCs/>
+          <w:color w:val="000000" w:themeColor="text1"/>
+        </w:rPr>
+        <w:t xml:space="preserve">Factory: </w:t>
+      </w:r>
+      <w:r>
+        <w:rPr>
+          <w:rFonts w:cstheme="minorHAnsi"/>
+          <w:color w:val="000000" w:themeColor="text1"/>
+        </w:rPr>
+        <w:t xml:space="preserve">Single factory to create all objects. </w:t>
+      </w:r>
+      <w:r>
+        <w:rPr>
+          <w:rFonts w:cstheme="minorHAnsi"/>
+          <w:color w:val="000000" w:themeColor="text1"/>
+        </w:rPr>
+        <w:t>Factory decides which concrete object to create.</w:t>
+      </w:r>
+      <w:r>
+        <w:rPr>
+          <w:rFonts w:cstheme="minorHAnsi"/>
+          <w:color w:val="000000" w:themeColor="text1"/>
+        </w:rPr>
+        <w:t xml:space="preserve"> Example, payment implementation to multiple options like razorpay, stripe, paypal</w:t>
+      </w:r>
+    </w:p>
+    <w:p>
+      <w:pPr>
+        <w:pStyle w:val="ListParagraph"/>
+        <w:spacing w:after="0"/>
+        <w:rPr>
+          <w:rFonts w:cstheme="minorHAnsi"/>
+          <w:b/>
+          <w:bCs/>
+          <w:color w:val="000000" w:themeColor="text1"/>
+        </w:rPr>
+      </w:pPr>
+      <w:r>
+        <w:rPr>
+          <w:rFonts w:cstheme="minorHAnsi"/>
+          <w:b/>
+          <w:bCs/>
+          <w:color w:val="000000" w:themeColor="text1"/>
+        </w:rPr>
+        <w:t>Use Factory when:</w:t>
+      </w:r>
+    </w:p>
+    <w:p>
+      <w:pPr>
+        <w:pStyle w:val="ListParagraph"/>
+        <w:numPr>
+          <w:ilvl w:val="0"/>
+          <w:numId w:val="3"/>
+        </w:numPr>
+        <w:spacing w:after="0"/>
+        <w:rPr>
+          <w:rFonts w:cstheme="minorHAnsi"/>
+          <w:color w:val="000000" w:themeColor="text1"/>
+        </w:rPr>
+      </w:pPr>
+      <w:r>
+        <w:rPr>
+          <w:rFonts w:cstheme="minorHAnsi"/>
+          <w:color w:val="000000" w:themeColor="text1"/>
+        </w:rPr>
+        <w:t xml:space="preserve">You have multiple implementations of an interface. </w:t>
+      </w:r>
+    </w:p>
+    <w:p>
+      <w:pPr>
+        <w:pStyle w:val="ListParagraph"/>
+        <w:numPr>
+          <w:ilvl w:val="0"/>
+          <w:numId w:val="3"/>
+        </w:numPr>
+        <w:spacing w:after="0"/>
+        <w:rPr>
+          <w:rFonts w:cstheme="minorHAnsi"/>
+          <w:color w:val="000000" w:themeColor="text1"/>
+        </w:rPr>
+      </w:pPr>
+      <w:r>
+        <w:rPr>
+          <w:rFonts w:cstheme="minorHAnsi"/>
+          <w:color w:val="000000" w:themeColor="text1"/>
+        </w:rPr>
+        <w:t xml:space="preserve">The concrete class to instantiate depends on input/configuration. </w:t>
+      </w:r>
+    </w:p>
+    <w:p>
+      <w:pPr>
+        <w:pStyle w:val="ListParagraph"/>
+        <w:numPr>
+          <w:ilvl w:val="0"/>
+          <w:numId w:val="3"/>
+        </w:numPr>
+        <w:spacing w:after="0"/>
+        <w:rPr>
+          <w:rFonts w:cstheme="minorHAnsi"/>
+          <w:color w:val="000000" w:themeColor="text1"/>
+        </w:rPr>
+      </w:pPr>
+      <w:r>
+        <w:rPr>
+          <w:rFonts w:cstheme="minorHAnsi"/>
+          <w:color w:val="000000" w:themeColor="text1"/>
+        </w:rPr>
+        <w:t>You want to hide object-creation logic from the caller.</w:t>
+      </w:r>
+    </w:p>
+    <w:p>
+      <w:pPr>
+        <w:pStyle w:val="ListParagraph"/>
+        <w:spacing w:after="0"/>
+        <w:rPr>
+          <w:rFonts w:cstheme="minorHAnsi"/>
+          <w:color w:val="000000" w:themeColor="text1"/>
+        </w:rPr>
+      </w:pPr>
+    </w:p>
+    <w:p>
+      <w:pPr>
+        <w:pStyle w:val="ListParagraph"/>
+        <w:numPr>
+          <w:ilvl w:val="0"/>
+          <w:numId w:val="2"/>
+        </w:numPr>
+        <w:spacing w:after="0"/>
+        <w:rPr>
+          <w:rFonts w:cstheme="minorHAnsi"/>
+          <w:color w:val="000000" w:themeColor="text1"/>
+        </w:rPr>
+      </w:pPr>
+      <w:r>
+        <w:rPr>
+          <w:rFonts w:cstheme="minorHAnsi"/>
+          <w:b/>
+          <w:bCs/>
+          <w:color w:val="000000" w:themeColor="text1"/>
+        </w:rPr>
+        <w:t>Builder</w:t>
+      </w:r>
+      <w:r>
+        <w:rPr>
+          <w:rFonts w:cstheme="minorHAnsi"/>
+          <w:color w:val="000000" w:themeColor="text1"/>
+        </w:rPr>
+        <w:t xml:space="preserve"> : </w:t>
+      </w:r>
+      <w:r>
+        <w:rPr>
+          <w:rFonts w:cstheme="minorHAnsi"/>
+          <w:color w:val="000000" w:themeColor="text1"/>
+        </w:rPr>
+        <w:t>The problem is</w:t>
+      </w:r>
+      <w:r>
+        <w:rPr>
+          <w:rFonts w:cstheme="minorHAnsi"/>
+          <w:color w:val="000000" w:themeColor="text1"/>
+        </w:rPr>
+        <w:t xml:space="preserve"> </w:t>
+      </w:r>
+      <w:r>
+        <w:rPr>
+          <w:rFonts w:cstheme="minorHAnsi"/>
+          <w:color w:val="000000" w:themeColor="text1"/>
+        </w:rPr>
+        <w:t>How do I construct this complex object cleanly?</w:t>
+      </w:r>
+    </w:p>
+    <w:p>
+      <w:pPr>
+        <w:pStyle w:val="ListParagraph"/>
+        <w:spacing w:after="0"/>
+        <w:rPr>
+          <w:rFonts w:cstheme="minorHAnsi"/>
+          <w:color w:val="000000" w:themeColor="text1"/>
+        </w:rPr>
+      </w:pPr>
+      <w:r>
+        <w:rPr>
+          <w:rFonts w:cstheme="minorHAnsi"/>
+          <w:color w:val="000000" w:themeColor="text1"/>
+        </w:rPr>
+        <w:t xml:space="preserve">Builder says </w:t>
+      </w:r>
+      <w:r>
+        <w:rPr>
+          <w:rFonts w:cstheme="minorHAnsi"/>
+          <w:color w:val="000000" w:themeColor="text1"/>
+        </w:rPr>
+        <w:t>I know what object I want; I need a clean way to configure/build it.</w:t>
+      </w:r>
+    </w:p>
+    <w:p>
+      <w:pPr>
+        <w:pStyle w:val="ListParagraph"/>
+        <w:spacing w:after="0"/>
+        <w:rPr>
+          <w:rFonts w:cstheme="minorHAnsi"/>
+          <w:b/>
+          <w:bCs/>
+          <w:color w:val="000000" w:themeColor="text1"/>
+        </w:rPr>
+      </w:pPr>
+      <w:r>
+        <w:rPr>
+          <w:rFonts w:cstheme="minorHAnsi"/>
+          <w:b/>
+          <w:bCs/>
+          <w:color w:val="000000" w:themeColor="text1"/>
+        </w:rPr>
+        <w:t>Use Builder when:</w:t>
+      </w:r>
+    </w:p>
+    <w:p>
+      <w:pPr>
+        <w:pStyle w:val="ListParagraph"/>
+        <w:numPr>
+          <w:ilvl w:val="0"/>
+          <w:numId w:val="4"/>
+        </w:numPr>
+        <w:spacing w:after="0"/>
+        <w:rPr>
+          <w:rFonts w:cstheme="minorHAnsi"/>
+          <w:color w:val="000000" w:themeColor="text1"/>
+        </w:rPr>
+      </w:pPr>
+      <w:r>
+        <w:rPr>
+          <w:rFonts w:cstheme="minorHAnsi"/>
+          <w:color w:val="000000" w:themeColor="text1"/>
+        </w:rPr>
+        <w:t xml:space="preserve">Object has many fields. </w:t>
+      </w:r>
+    </w:p>
+    <w:p>
+      <w:pPr>
+        <w:pStyle w:val="ListParagraph"/>
+        <w:numPr>
+          <w:ilvl w:val="0"/>
+          <w:numId w:val="4"/>
+        </w:numPr>
+        <w:spacing w:after="0"/>
+        <w:rPr>
+          <w:rFonts w:cstheme="minorHAnsi"/>
+          <w:color w:val="000000" w:themeColor="text1"/>
+        </w:rPr>
+      </w:pPr>
+      <w:r>
+        <w:rPr>
+          <w:rFonts w:cstheme="minorHAnsi"/>
+          <w:color w:val="000000" w:themeColor="text1"/>
+        </w:rPr>
+        <w:t xml:space="preserve">Many fields are optional. </w:t>
+      </w:r>
+    </w:p>
+    <w:p>
+      <w:pPr>
+        <w:pStyle w:val="ListParagraph"/>
+        <w:numPr>
+          <w:ilvl w:val="0"/>
+          <w:numId w:val="4"/>
+        </w:numPr>
+        <w:spacing w:after="0"/>
+        <w:rPr>
+          <w:rFonts w:cstheme="minorHAnsi"/>
+          <w:color w:val="000000" w:themeColor="text1"/>
+        </w:rPr>
+      </w:pPr>
+      <w:r>
+        <w:rPr>
+          <w:rFonts w:cstheme="minorHAnsi"/>
+          <w:color w:val="000000" w:themeColor="text1"/>
+        </w:rPr>
+        <w:t xml:space="preserve">Constructor would become huge. </w:t>
+      </w:r>
+    </w:p>
+    <w:p>
+      <w:pPr>
+        <w:pStyle w:val="ListParagraph"/>
+        <w:numPr>
+          <w:ilvl w:val="0"/>
+          <w:numId w:val="4"/>
+        </w:numPr>
+        <w:spacing w:after="0"/>
+        <w:rPr>
+          <w:rFonts w:cstheme="minorHAnsi"/>
+          <w:color w:val="000000" w:themeColor="text1"/>
+        </w:rPr>
+      </w:pPr>
+      <w:r>
+        <w:rPr>
+          <w:rFonts w:cstheme="minorHAnsi"/>
+          <w:color w:val="000000" w:themeColor="text1"/>
+        </w:rPr>
+        <w:lastRenderedPageBreak/>
+        <w:t xml:space="preserve">You want readable object construction. </w:t>
+      </w:r>
+    </w:p>
+    <w:p>
+      <w:pPr>
+        <w:pStyle w:val="ListParagraph"/>
+        <w:numPr>
+          <w:ilvl w:val="0"/>
+          <w:numId w:val="4"/>
+        </w:numPr>
+        <w:spacing w:after="0"/>
+        <w:rPr>
+          <w:rFonts w:cstheme="minorHAnsi"/>
+          <w:color w:val="000000" w:themeColor="text1"/>
+        </w:rPr>
+      </w:pPr>
+      <w:r>
+        <w:rPr>
+          <w:rFonts w:cstheme="minorHAnsi"/>
+          <w:color w:val="000000" w:themeColor="text1"/>
+        </w:rPr>
+        <w:t>You want to construct immutable objects.</w:t>
+      </w:r>
+    </w:p>
+    <w:p>
+      <w:pPr>
+        <w:pStyle w:val="ListParagraph"/>
+        <w:numPr>
+          <w:ilvl w:val="0"/>
+          <w:numId w:val="2"/>
+        </w:numPr>
+        <w:spacing w:after="0"/>
+        <w:rPr>
+          <w:rFonts w:cstheme="minorHAnsi"/>
+          <w:b/>
+          <w:bCs/>
+          <w:color w:val="000000" w:themeColor="text1"/>
+        </w:rPr>
+      </w:pPr>
+      <w:r>
+        <w:rPr>
+          <w:rFonts w:cstheme="minorHAnsi"/>
+          <w:b/>
+          <w:bCs/>
+          <w:color w:val="000000" w:themeColor="text1"/>
+        </w:rPr>
+        <w:t>Singleton:</w:t>
+      </w:r>
+      <w:r>
+        <w:rPr>
+          <w:rFonts w:cstheme="minorHAnsi"/>
+          <w:b/>
+          <w:bCs/>
+          <w:color w:val="000000" w:themeColor="text1"/>
+        </w:rPr>
+        <w:t xml:space="preserve"> </w:t>
+      </w:r>
+      <w:r>
+        <w:rPr>
+          <w:rFonts w:cstheme="minorHAnsi"/>
+          <w:color w:val="000000" w:themeColor="text1"/>
+        </w:rPr>
+        <w:t>Central command for all operations,</w:t>
+      </w:r>
+      <w:r>
+        <w:rPr>
+          <w:rFonts w:cstheme="minorHAnsi"/>
+          <w:color w:val="000000" w:themeColor="text1"/>
+        </w:rPr>
+        <w:t xml:space="preserve"> </w:t>
+      </w:r>
+      <w:r>
+        <w:rPr>
+          <w:rFonts w:cstheme="minorHAnsi"/>
+          <w:color w:val="000000" w:themeColor="text1"/>
+        </w:rPr>
+        <w:t>everyone gets the same instance.</w:t>
+      </w:r>
+    </w:p>
+    <w:p>
+      <w:pPr>
+        <w:spacing w:after="0"/>
+        <w:ind w:left="360"/>
+        <w:rPr>
+          <w:rFonts w:cstheme="minorHAnsi"/>
+          <w:b/>
+          <w:bCs/>
+          <w:color w:val="000000" w:themeColor="text1"/>
+        </w:rPr>
+      </w:pPr>
+    </w:p>
+    <w:p>
+      <w:pPr>
+        <w:spacing w:after="0"/>
+        <w:ind w:left="360"/>
+        <w:rPr>
+          <w:rFonts w:ascii="Consolas" w:hAnsi="Consolas" w:cstheme="minorHAnsi"/>
+          <w:color w:val="000000" w:themeColor="text1"/>
+          <w:sz w:val="16"/>
+          <w:szCs w:val="16"/>
+        </w:rPr>
+      </w:pPr>
+      <w:r>
+        <w:rPr>
+          <w:rFonts w:ascii="Consolas" w:hAnsi="Consolas" w:cstheme="minorHAnsi"/>
+          <w:color w:val="000000" w:themeColor="text1"/>
+          <w:sz w:val="16"/>
+          <w:szCs w:val="16"/>
+        </w:rPr>
+        <w:t>Payment payment = PaymentFactory.create("STRIPE");</w:t>
+      </w:r>
+      <w:r>
+        <w:rPr>
+          <w:rFonts w:ascii="Consolas" w:hAnsi="Consolas" w:cstheme="minorHAnsi"/>
+          <w:color w:val="000000" w:themeColor="text1"/>
+          <w:sz w:val="16"/>
+          <w:szCs w:val="16"/>
+        </w:rPr>
+        <w:t xml:space="preserve"> // Factory</w:t>
+      </w:r>
+    </w:p>
+    <w:p>
+      <w:pPr>
+        <w:spacing w:after="0"/>
+        <w:ind w:left="360"/>
+        <w:rPr>
+          <w:rFonts w:ascii="Consolas" w:hAnsi="Consolas" w:cstheme="minorHAnsi"/>
+          <w:color w:val="000000" w:themeColor="text1"/>
+          <w:sz w:val="16"/>
+          <w:szCs w:val="16"/>
+        </w:rPr>
+      </w:pPr>
+    </w:p>
+    <w:p>
+      <w:pPr>
+        <w:spacing w:after="0"/>
+        <w:ind w:left="360"/>
+        <w:rPr>
+          <w:rFonts w:ascii="Consolas" w:hAnsi="Consolas" w:cstheme="minorHAnsi"/>
+          <w:color w:val="000000" w:themeColor="text1"/>
+          <w:sz w:val="16"/>
+          <w:szCs w:val="16"/>
+        </w:rPr>
+      </w:pPr>
+      <w:r>
+        <w:rPr>
+          <w:rFonts w:ascii="Consolas" w:hAnsi="Consolas" w:cstheme="minorHAnsi"/>
+          <w:color w:val="000000" w:themeColor="text1"/>
+          <w:sz w:val="16"/>
+          <w:szCs w:val="16"/>
+        </w:rPr>
+        <w:t>Order order = Order.builder()</w:t>
+      </w:r>
+      <w:r>
+        <w:rPr>
+          <w:rFonts w:ascii="Consolas" w:hAnsi="Consolas" w:cstheme="minorHAnsi"/>
+          <w:color w:val="000000" w:themeColor="text1"/>
+          <w:sz w:val="16"/>
+          <w:szCs w:val="16"/>
+        </w:rPr>
+        <w:t xml:space="preserve"> // Builder</w:t>
+      </w:r>
+    </w:p>
+    <w:p>
+      <w:pPr>
+        <w:spacing w:after="0"/>
+        <w:ind w:left="360"/>
+        <w:rPr>
+          <w:rFonts w:ascii="Consolas" w:hAnsi="Consolas" w:cstheme="minorHAnsi"/>
+          <w:color w:val="000000" w:themeColor="text1"/>
+          <w:sz w:val="16"/>
+          <w:szCs w:val="16"/>
+        </w:rPr>
+      </w:pPr>
+      <w:r>
+        <w:rPr>
+          <w:rFonts w:ascii="Consolas" w:hAnsi="Consolas" w:cstheme="minorHAnsi"/>
+          <w:color w:val="000000" w:themeColor="text1"/>
+          <w:sz w:val="16"/>
+          <w:szCs w:val="16"/>
+        </w:rPr>
+        <w:t xml:space="preserve">        .userId(123)</w:t>
+      </w:r>
+    </w:p>
+    <w:p>
+      <w:pPr>
+        <w:spacing w:after="0"/>
+        <w:ind w:left="360"/>
+        <w:rPr>
+          <w:rFonts w:ascii="Consolas" w:hAnsi="Consolas" w:cstheme="minorHAnsi"/>
+          <w:color w:val="000000" w:themeColor="text1"/>
+          <w:sz w:val="16"/>
+          <w:szCs w:val="16"/>
+        </w:rPr>
+      </w:pPr>
+      <w:r>
+        <w:rPr>
+          <w:rFonts w:ascii="Consolas" w:hAnsi="Consolas" w:cstheme="minorHAnsi"/>
+          <w:color w:val="000000" w:themeColor="text1"/>
+          <w:sz w:val="16"/>
+          <w:szCs w:val="16"/>
+        </w:rPr>
+        <w:t xml:space="preserve">        .items(items)</w:t>
+      </w:r>
+    </w:p>
+    <w:p>
+      <w:pPr>
+        <w:spacing w:after="0"/>
+        <w:ind w:left="360"/>
+        <w:rPr>
+          <w:rFonts w:ascii="Consolas" w:hAnsi="Consolas" w:cstheme="minorHAnsi"/>
+          <w:color w:val="000000" w:themeColor="text1"/>
+          <w:sz w:val="16"/>
+          <w:szCs w:val="16"/>
+        </w:rPr>
+      </w:pPr>
+      <w:r>
+        <w:rPr>
+          <w:rFonts w:ascii="Consolas" w:hAnsi="Consolas" w:cstheme="minorHAnsi"/>
+          <w:color w:val="000000" w:themeColor="text1"/>
+          <w:sz w:val="16"/>
+          <w:szCs w:val="16"/>
+        </w:rPr>
+        <w:t xml:space="preserve">        .coupon("SAVE20")</w:t>
+      </w:r>
+    </w:p>
+    <w:p>
+      <w:pPr>
+        <w:spacing w:after="0"/>
+        <w:ind w:left="360"/>
+        <w:rPr>
+          <w:rFonts w:ascii="Consolas" w:hAnsi="Consolas" w:cstheme="minorHAnsi"/>
+          <w:color w:val="000000" w:themeColor="text1"/>
+          <w:sz w:val="16"/>
+          <w:szCs w:val="16"/>
+        </w:rPr>
+      </w:pPr>
+      <w:r>
+        <w:rPr>
+          <w:rFonts w:ascii="Consolas" w:hAnsi="Consolas" w:cstheme="minorHAnsi"/>
+          <w:color w:val="000000" w:themeColor="text1"/>
+          <w:sz w:val="16"/>
+          <w:szCs w:val="16"/>
+        </w:rPr>
+        <w:t xml:space="preserve">        .shippingAddress(address)</w:t>
+      </w:r>
+    </w:p>
+    <w:p>
+      <w:pPr>
+        <w:spacing w:after="0"/>
+        <w:ind w:left="360"/>
+        <w:rPr>
+          <w:rFonts w:ascii="Consolas" w:hAnsi="Consolas" w:cstheme="minorHAnsi"/>
+          <w:color w:val="000000" w:themeColor="text1"/>
+          <w:sz w:val="16"/>
+          <w:szCs w:val="16"/>
+        </w:rPr>
+      </w:pPr>
+      <w:r>
+        <w:rPr>
+          <w:rFonts w:ascii="Consolas" w:hAnsi="Consolas" w:cstheme="minorHAnsi"/>
+          <w:color w:val="000000" w:themeColor="text1"/>
+          <w:sz w:val="16"/>
+          <w:szCs w:val="16"/>
+        </w:rPr>
+        <w:t xml:space="preserve">        .build();</w:t>
+      </w:r>
+    </w:p>
+    <w:p>
+      <w:pPr>
+        <w:spacing w:after="0"/>
+        <w:ind w:left="360"/>
+        <w:rPr>
+          <w:rFonts w:ascii="Consolas" w:hAnsi="Consolas" w:cstheme="minorHAnsi"/>
+          <w:color w:val="000000" w:themeColor="text1"/>
+          <w:sz w:val="16"/>
+          <w:szCs w:val="16"/>
+        </w:rPr>
+      </w:pPr>
+    </w:p>
+    <w:p>
+      <w:pPr>
+        <w:spacing w:after="0"/>
+        <w:ind w:left="360"/>
+        <w:rPr>
+          <w:rFonts w:ascii="Consolas" w:hAnsi="Consolas" w:cstheme="minorHAnsi"/>
+          <w:color w:val="000000" w:themeColor="text1"/>
+          <w:sz w:val="16"/>
+          <w:szCs w:val="16"/>
+        </w:rPr>
+      </w:pPr>
+      <w:r>
+        <w:rPr>
+          <w:rFonts w:ascii="Consolas" w:hAnsi="Consolas" w:cstheme="minorHAnsi"/>
+          <w:color w:val="000000" w:themeColor="text1"/>
+          <w:sz w:val="16"/>
+          <w:szCs w:val="16"/>
+        </w:rPr>
+        <w:t>AppConfig config = AppConfig.getInstance();</w:t>
+      </w:r>
+      <w:r>
+        <w:rPr>
+          <w:rFonts w:ascii="Consolas" w:hAnsi="Consolas" w:cstheme="minorHAnsi"/>
+          <w:color w:val="000000" w:themeColor="text1"/>
+          <w:sz w:val="16"/>
+          <w:szCs w:val="16"/>
+        </w:rPr>
+        <w:t xml:space="preserve"> // Singleton</w:t>
+      </w:r>
+    </w:p>
+    <w:p>
+      <w:pPr>
+        <w:pStyle w:val="ListParagraph"/>
+        <w:spacing w:after="0"/>
+        <w:rPr>
+          <w:rFonts w:cstheme="minorHAnsi"/>
+          <w:color w:val="000000" w:themeColor="text1"/>
+        </w:rPr>
+      </w:pPr>
+    </w:p>
+    <w:p>
+      <w:pPr>
+        <w:spacing w:after="0"/>
+        <w:rPr>
+          <w:rFonts w:cstheme="minorHAnsi"/>
+          <w:b/>
+          <w:bCs/>
+          <w:color w:val="0070C0"/>
+        </w:rPr>
+      </w:pPr>
+      <w:r>
+        <w:rPr>
+          <w:rFonts w:cstheme="minorHAnsi"/>
+          <w:b/>
+          <w:bCs/>
+          <w:color w:val="0070C0"/>
+        </w:rPr>
+        <w:t>Structural</w:t>
+      </w:r>
+      <w:r>
+        <w:rPr>
+          <w:rFonts w:cstheme="minorHAnsi"/>
+          <w:b/>
+          <w:bCs/>
+          <w:color w:val="0070C0"/>
+        </w:rPr>
+        <w:t>:</w:t>
+      </w:r>
+    </w:p>
+    <w:p>
+      <w:pPr>
+        <w:pStyle w:val="ListParagraph"/>
+        <w:numPr>
+          <w:ilvl w:val="0"/>
+          <w:numId w:val="5"/>
+        </w:numPr>
+        <w:spacing w:after="0"/>
+        <w:rPr>
+          <w:rFonts w:cstheme="minorHAnsi"/>
+          <w:b/>
+          <w:bCs/>
+          <w:color w:val="000000" w:themeColor="text1"/>
+        </w:rPr>
+      </w:pPr>
+      <w:r>
+        <w:rPr>
+          <w:rFonts w:cstheme="minorHAnsi"/>
+          <w:b/>
+          <w:bCs/>
+          <w:color w:val="000000" w:themeColor="text1"/>
+        </w:rPr>
+        <w:t xml:space="preserve">Adaptor : </w:t>
+      </w:r>
+      <w:r>
+        <w:rPr>
+          <w:rFonts w:cstheme="minorHAnsi"/>
+          <w:color w:val="000000" w:themeColor="text1"/>
+        </w:rPr>
+        <w:t>Adaptor</w:t>
+      </w:r>
+      <w:r>
+        <w:rPr>
+          <w:rFonts w:cstheme="minorHAnsi"/>
+          <w:b/>
+          <w:bCs/>
+          <w:color w:val="000000" w:themeColor="text1"/>
+        </w:rPr>
+        <w:t xml:space="preserve"> </w:t>
+      </w:r>
+      <w:r>
+        <w:rPr>
+          <w:rFonts w:cstheme="minorHAnsi"/>
+          <w:color w:val="000000" w:themeColor="text1"/>
+        </w:rPr>
+        <w:t>m</w:t>
+      </w:r>
+      <w:r>
+        <w:rPr>
+          <w:rFonts w:cstheme="minorHAnsi"/>
+          <w:color w:val="000000" w:themeColor="text1"/>
+        </w:rPr>
+        <w:t>ake</w:t>
+      </w:r>
+      <w:r>
+        <w:rPr>
+          <w:rFonts w:cstheme="minorHAnsi"/>
+          <w:color w:val="000000" w:themeColor="text1"/>
+        </w:rPr>
+        <w:t>s</w:t>
+      </w:r>
+      <w:r>
+        <w:rPr>
+          <w:rFonts w:cstheme="minorHAnsi"/>
+          <w:color w:val="000000" w:themeColor="text1"/>
+        </w:rPr>
+        <w:t xml:space="preserve"> incompatible things work together</w:t>
+      </w:r>
+      <w:r>
+        <w:rPr>
+          <w:rFonts w:cstheme="minorHAnsi"/>
+          <w:color w:val="000000" w:themeColor="text1"/>
+        </w:rPr>
+        <w:t xml:space="preserve">. Adaptor translates the interface </w:t>
+      </w:r>
+    </w:p>
+    <w:p>
+      <w:pPr>
+        <w:spacing w:after="0"/>
+        <w:ind w:left="360"/>
+        <w:rPr>
+          <w:rFonts w:cstheme="minorHAnsi"/>
+          <w:color w:val="000000" w:themeColor="text1"/>
+        </w:rPr>
+      </w:pPr>
+      <w:r>
+        <w:rPr>
+          <w:rFonts w:cstheme="minorHAnsi"/>
+          <w:color w:val="000000" w:themeColor="text1"/>
+        </w:rPr>
+        <w:t>to match with what client code expect.</w:t>
+      </w:r>
+    </w:p>
+    <w:p>
+      <w:pPr>
+        <w:spacing w:after="0"/>
+        <w:ind w:left="360"/>
+        <w:rPr>
+          <w:rFonts w:cstheme="minorHAnsi"/>
+          <w:color w:val="000000" w:themeColor="text1"/>
+        </w:rPr>
+      </w:pPr>
+      <w:r>
+        <w:rPr>
+          <w:rFonts w:cstheme="minorHAnsi"/>
+          <w:color w:val="000000" w:themeColor="text1"/>
+        </w:rPr>
+        <w:t xml:space="preserve">Adaptor acts as a bridge between 2 </w:t>
+      </w:r>
+      <w:r>
+        <w:rPr>
+          <w:rFonts w:cstheme="minorHAnsi"/>
+          <w:color w:val="000000" w:themeColor="text1"/>
+        </w:rPr>
+        <w:t>incompatible</w:t>
+      </w:r>
+      <w:r>
+        <w:rPr>
+          <w:rFonts w:cstheme="minorHAnsi"/>
+          <w:color w:val="000000" w:themeColor="text1"/>
+        </w:rPr>
+        <w:t xml:space="preserve"> system so that they can work together seamlessly.</w:t>
+      </w:r>
+    </w:p>
+    <w:p>
+      <w:pPr>
+        <w:spacing w:after="0"/>
+        <w:ind w:left="360"/>
+        <w:rPr>
+          <w:rFonts w:cstheme="minorHAnsi"/>
+          <w:color w:val="000000" w:themeColor="text1"/>
+        </w:rPr>
+      </w:pPr>
+    </w:p>
+    <w:p>
+      <w:pPr>
+        <w:spacing w:after="0"/>
+        <w:ind w:left="360"/>
+        <w:rPr>
+          <w:rFonts w:cstheme="minorHAnsi"/>
+          <w:color w:val="000000" w:themeColor="text1"/>
+        </w:rPr>
+      </w:pPr>
+      <w:r>
+        <w:rPr>
+          <w:rFonts w:cstheme="minorHAnsi"/>
+          <w:color w:val="000000" w:themeColor="text1"/>
+        </w:rPr>
+        <w:t>Problem</w:t>
+      </w:r>
+      <w:r>
+        <w:rPr>
+          <w:rFonts w:cstheme="minorHAnsi"/>
+          <w:color w:val="000000" w:themeColor="text1"/>
+        </w:rPr>
+        <w:t xml:space="preserve"> : </w:t>
+      </w:r>
+      <w:r>
+        <w:rPr>
+          <w:rFonts w:cstheme="minorHAnsi"/>
+          <w:color w:val="000000" w:themeColor="text1"/>
+        </w:rPr>
+        <w:t xml:space="preserve">Your </w:t>
+      </w:r>
+      <w:r>
+        <w:rPr>
+          <w:rFonts w:cstheme="minorHAnsi"/>
+          <w:color w:val="000000" w:themeColor="text1"/>
+        </w:rPr>
+        <w:t xml:space="preserve">client </w:t>
+      </w:r>
+      <w:r>
+        <w:rPr>
+          <w:rFonts w:cstheme="minorHAnsi"/>
+          <w:color w:val="000000" w:themeColor="text1"/>
+        </w:rPr>
+        <w:t>application expects:</w:t>
+      </w:r>
+    </w:p>
+    <w:p>
+      <w:pPr>
+        <w:spacing w:after="0"/>
+        <w:ind w:left="360"/>
+        <w:rPr>
+          <w:rFonts w:ascii="Consolas" w:hAnsi="Consolas" w:cstheme="minorHAnsi"/>
+          <w:color w:val="000000" w:themeColor="text1"/>
+          <w:sz w:val="16"/>
+          <w:szCs w:val="16"/>
+        </w:rPr>
+      </w:pPr>
+      <w:r>
+        <w:rPr>
+          <w:rFonts w:ascii="Consolas" w:hAnsi="Consolas" w:cstheme="minorHAnsi"/>
+          <w:color w:val="000000" w:themeColor="text1"/>
+          <w:sz w:val="16"/>
+          <w:szCs w:val="16"/>
+        </w:rPr>
+        <w:t>interface PaymentProcessor {</w:t>
+      </w:r>
+    </w:p>
+    <w:p>
+      <w:pPr>
+        <w:spacing w:after="0"/>
+        <w:ind w:left="360"/>
+        <w:rPr>
+          <w:rFonts w:ascii="Consolas" w:hAnsi="Consolas" w:cstheme="minorHAnsi"/>
+          <w:color w:val="000000" w:themeColor="text1"/>
+          <w:sz w:val="16"/>
+          <w:szCs w:val="16"/>
+        </w:rPr>
+      </w:pPr>
+      <w:r>
+        <w:rPr>
+          <w:rFonts w:ascii="Consolas" w:hAnsi="Consolas" w:cstheme="minorHAnsi"/>
+          <w:color w:val="000000" w:themeColor="text1"/>
+          <w:sz w:val="16"/>
+          <w:szCs w:val="16"/>
+        </w:rPr>
+        <w:t xml:space="preserve">    void pay(double amount);</w:t>
+      </w:r>
+    </w:p>
+    <w:p>
+      <w:pPr>
+        <w:spacing w:after="0"/>
+        <w:ind w:left="360"/>
+        <w:rPr>
+          <w:rFonts w:ascii="Consolas" w:hAnsi="Consolas" w:cstheme="minorHAnsi"/>
+          <w:color w:val="000000" w:themeColor="text1"/>
+          <w:sz w:val="16"/>
+          <w:szCs w:val="16"/>
+        </w:rPr>
+      </w:pPr>
+      <w:r>
+        <w:rPr>
+          <w:rFonts w:ascii="Consolas" w:hAnsi="Consolas" w:cstheme="minorHAnsi"/>
+          <w:color w:val="000000" w:themeColor="text1"/>
+          <w:sz w:val="16"/>
+          <w:szCs w:val="16"/>
+        </w:rPr>
+        <w:t>}</w:t>
+      </w:r>
+    </w:p>
+    <w:p>
+      <w:pPr>
+        <w:spacing w:after="0"/>
+        <w:ind w:left="360"/>
+        <w:rPr>
+          <w:rFonts w:cstheme="minorHAnsi"/>
+          <w:color w:val="000000" w:themeColor="text1"/>
+        </w:rPr>
+      </w:pPr>
+      <w:r>
+        <w:rPr>
+          <w:rFonts w:cstheme="minorHAnsi"/>
+          <w:color w:val="000000" w:themeColor="text1"/>
+        </w:rPr>
+        <w:t>But a third-party SDK gives you:</w:t>
+      </w:r>
+    </w:p>
+    <w:p>
+      <w:pPr>
+        <w:spacing w:after="0"/>
+        <w:ind w:left="360"/>
+        <w:rPr>
+          <w:rFonts w:ascii="Consolas" w:hAnsi="Consolas" w:cstheme="minorHAnsi"/>
+          <w:color w:val="000000" w:themeColor="text1"/>
+          <w:sz w:val="16"/>
+          <w:szCs w:val="16"/>
+        </w:rPr>
+      </w:pPr>
+      <w:r>
+        <w:rPr>
+          <w:rFonts w:ascii="Consolas" w:hAnsi="Consolas" w:cstheme="minorHAnsi"/>
+          <w:color w:val="000000" w:themeColor="text1"/>
+          <w:sz w:val="16"/>
+          <w:szCs w:val="16"/>
+        </w:rPr>
+        <w:t>class RazorpaySDK {</w:t>
+      </w:r>
+    </w:p>
+    <w:p>
+      <w:pPr>
+        <w:spacing w:after="0"/>
+        <w:ind w:left="360"/>
+        <w:rPr>
+          <w:rFonts w:ascii="Consolas" w:hAnsi="Consolas" w:cstheme="minorHAnsi"/>
+          <w:color w:val="000000" w:themeColor="text1"/>
+          <w:sz w:val="16"/>
+          <w:szCs w:val="16"/>
+        </w:rPr>
+      </w:pPr>
+      <w:r>
+        <w:rPr>
+          <w:rFonts w:ascii="Consolas" w:hAnsi="Consolas" w:cstheme="minorHAnsi"/>
+          <w:color w:val="000000" w:themeColor="text1"/>
+          <w:sz w:val="16"/>
+          <w:szCs w:val="16"/>
+        </w:rPr>
+        <w:t xml:space="preserve">    void makePayment(double amount) {</w:t>
+      </w:r>
+    </w:p>
+    <w:p>
+      <w:pPr>
+        <w:spacing w:after="0"/>
+        <w:ind w:left="360"/>
+        <w:rPr>
+          <w:rFonts w:ascii="Consolas" w:hAnsi="Consolas" w:cstheme="minorHAnsi"/>
+          <w:color w:val="000000" w:themeColor="text1"/>
+          <w:sz w:val="16"/>
+          <w:szCs w:val="16"/>
+        </w:rPr>
+      </w:pPr>
+      <w:r>
+        <w:rPr>
+          <w:rFonts w:ascii="Consolas" w:hAnsi="Consolas" w:cstheme="minorHAnsi"/>
+          <w:color w:val="000000" w:themeColor="text1"/>
+          <w:sz w:val="16"/>
+          <w:szCs w:val="16"/>
+        </w:rPr>
+        <w:t xml:space="preserve">        // ...</w:t>
+      </w:r>
+    </w:p>
+    <w:p>
+      <w:pPr>
+        <w:spacing w:after="0"/>
+        <w:ind w:left="360"/>
+        <w:rPr>
+          <w:rFonts w:ascii="Consolas" w:hAnsi="Consolas" w:cstheme="minorHAnsi"/>
+          <w:color w:val="000000" w:themeColor="text1"/>
+          <w:sz w:val="16"/>
+          <w:szCs w:val="16"/>
+        </w:rPr>
+      </w:pPr>
+      <w:r>
+        <w:rPr>
+          <w:rFonts w:ascii="Consolas" w:hAnsi="Consolas" w:cstheme="minorHAnsi"/>
+          <w:color w:val="000000" w:themeColor="text1"/>
+          <w:sz w:val="16"/>
+          <w:szCs w:val="16"/>
+        </w:rPr>
+        <w:t xml:space="preserve">    }</w:t>
+      </w:r>
+    </w:p>
+    <w:p>
+      <w:pPr>
+        <w:spacing w:after="0"/>
+        <w:ind w:left="360"/>
+        <w:rPr>
+          <w:rFonts w:ascii="Consolas" w:hAnsi="Consolas" w:cstheme="minorHAnsi"/>
+          <w:color w:val="000000" w:themeColor="text1"/>
+          <w:sz w:val="16"/>
+          <w:szCs w:val="16"/>
+        </w:rPr>
+      </w:pPr>
+      <w:r>
+        <w:rPr>
+          <w:rFonts w:ascii="Consolas" w:hAnsi="Consolas" w:cstheme="minorHAnsi"/>
+          <w:color w:val="000000" w:themeColor="text1"/>
+          <w:sz w:val="16"/>
+          <w:szCs w:val="16"/>
+        </w:rPr>
+        <w:t>}</w:t>
+      </w:r>
+    </w:p>
+    <w:p>
+      <w:pPr>
+        <w:spacing w:after="0"/>
+        <w:ind w:left="360"/>
+        <w:rPr>
+          <w:rFonts w:cstheme="minorHAnsi"/>
+          <w:color w:val="000000" w:themeColor="text1"/>
+        </w:rPr>
+      </w:pPr>
+      <w:r>
+        <w:rPr>
+          <w:rFonts w:cstheme="minorHAnsi"/>
+          <w:color w:val="000000" w:themeColor="text1"/>
+        </w:rPr>
+        <w:t>Your application expects</w:t>
+      </w:r>
+      <w:r>
+        <w:rPr>
+          <w:rFonts w:cstheme="minorHAnsi"/>
+          <w:color w:val="000000" w:themeColor="text1"/>
+        </w:rPr>
+        <w:t xml:space="preserve"> </w:t>
+      </w:r>
+      <w:r>
+        <w:rPr>
+          <w:rFonts w:cstheme="minorHAnsi"/>
+          <w:color w:val="000000" w:themeColor="text1"/>
+        </w:rPr>
+        <w:t>pay()</w:t>
+      </w:r>
+      <w:r>
+        <w:rPr>
+          <w:rFonts w:cstheme="minorHAnsi"/>
+          <w:color w:val="000000" w:themeColor="text1"/>
+        </w:rPr>
+        <w:t xml:space="preserve">, </w:t>
+      </w:r>
+      <w:r>
+        <w:rPr>
+          <w:rFonts w:cstheme="minorHAnsi"/>
+          <w:color w:val="000000" w:themeColor="text1"/>
+        </w:rPr>
+        <w:t>but Razorpay provides</w:t>
+      </w:r>
+      <w:r>
+        <w:rPr>
+          <w:rFonts w:cstheme="minorHAnsi"/>
+          <w:color w:val="000000" w:themeColor="text1"/>
+        </w:rPr>
+        <w:t xml:space="preserve"> </w:t>
+      </w:r>
+      <w:r>
+        <w:rPr>
+          <w:rFonts w:cstheme="minorHAnsi"/>
+          <w:color w:val="000000" w:themeColor="text1"/>
+        </w:rPr>
+        <w:t>makePayment()</w:t>
+      </w:r>
+      <w:r>
+        <w:rPr>
+          <w:rFonts w:cstheme="minorHAnsi"/>
+          <w:color w:val="000000" w:themeColor="text1"/>
+        </w:rPr>
+        <w:t xml:space="preserve">. </w:t>
+      </w:r>
+      <w:r>
+        <w:rPr>
+          <w:rFonts w:cstheme="minorHAnsi"/>
+          <w:color w:val="000000" w:themeColor="text1"/>
+        </w:rPr>
+        <w:t>They don't match.</w:t>
+      </w:r>
+      <w:r>
+        <w:rPr>
+          <w:rFonts w:cstheme="minorHAnsi"/>
+          <w:color w:val="000000" w:themeColor="text1"/>
+        </w:rPr>
+        <w:t xml:space="preserve"> So adaptor comes into picture.</w:t>
+      </w:r>
+    </w:p>
+    <w:p>
+      <w:pPr>
+        <w:pStyle w:val="ListParagraph"/>
+        <w:numPr>
+          <w:ilvl w:val="0"/>
+          <w:numId w:val="5"/>
+        </w:numPr>
+        <w:spacing w:after="0"/>
+        <w:rPr>
+          <w:rFonts w:cstheme="minorHAnsi"/>
+          <w:b/>
+          <w:bCs/>
+          <w:color w:val="000000" w:themeColor="text1"/>
+        </w:rPr>
+      </w:pPr>
+      <w:r>
+        <w:rPr>
+          <w:rFonts w:cstheme="minorHAnsi"/>
+          <w:b/>
+          <w:bCs/>
+          <w:color w:val="000000" w:themeColor="text1"/>
+        </w:rPr>
+        <w:t xml:space="preserve">Decorator: </w:t>
+      </w:r>
+      <w:r>
+        <w:rPr>
+          <w:rFonts w:cstheme="minorHAnsi"/>
+          <w:color w:val="000000" w:themeColor="text1"/>
+        </w:rPr>
+        <w:t>Decorator helps in a</w:t>
+      </w:r>
+      <w:r>
+        <w:rPr>
+          <w:rFonts w:cstheme="minorHAnsi"/>
+          <w:color w:val="000000" w:themeColor="text1"/>
+        </w:rPr>
+        <w:t>dd</w:t>
+      </w:r>
+      <w:r>
+        <w:rPr>
+          <w:rFonts w:cstheme="minorHAnsi"/>
+          <w:color w:val="000000" w:themeColor="text1"/>
+        </w:rPr>
+        <w:t>ing more</w:t>
+      </w:r>
+      <w:r>
+        <w:rPr>
+          <w:rFonts w:cstheme="minorHAnsi"/>
+          <w:color w:val="000000" w:themeColor="text1"/>
+        </w:rPr>
+        <w:t xml:space="preserve"> behavior </w:t>
+      </w:r>
+      <w:r>
+        <w:rPr>
+          <w:rFonts w:cstheme="minorHAnsi"/>
+          <w:color w:val="000000" w:themeColor="text1"/>
+        </w:rPr>
+        <w:t xml:space="preserve">to the </w:t>
+      </w:r>
+      <w:r>
+        <w:rPr>
+          <w:rFonts w:cstheme="minorHAnsi"/>
+          <w:color w:val="000000" w:themeColor="text1"/>
+        </w:rPr>
+        <w:t>original</w:t>
+      </w:r>
+      <w:r>
+        <w:rPr>
+          <w:rFonts w:cstheme="minorHAnsi"/>
+          <w:color w:val="000000" w:themeColor="text1"/>
+        </w:rPr>
+        <w:t xml:space="preserve"> objects</w:t>
+      </w:r>
+      <w:r>
+        <w:rPr>
+          <w:rFonts w:cstheme="minorHAnsi"/>
+          <w:color w:val="000000" w:themeColor="text1"/>
+        </w:rPr>
+        <w:t xml:space="preserve"> </w:t>
+      </w:r>
+      <w:r>
+        <w:rPr>
+          <w:rFonts w:cstheme="minorHAnsi"/>
+          <w:color w:val="000000" w:themeColor="text1"/>
+        </w:rPr>
+        <w:t xml:space="preserve">without modifying </w:t>
+      </w:r>
+      <w:r>
+        <w:rPr>
+          <w:rFonts w:cstheme="minorHAnsi"/>
+          <w:color w:val="000000" w:themeColor="text1"/>
+        </w:rPr>
+        <w:t>it.</w:t>
+      </w:r>
+    </w:p>
+    <w:p>
+      <w:pPr>
+        <w:pStyle w:val="ListParagraph"/>
+        <w:numPr>
+          <w:ilvl w:val="0"/>
+          <w:numId w:val="5"/>
+        </w:numPr>
+        <w:spacing w:after="0"/>
+        <w:rPr>
+          <w:rFonts w:cstheme="minorHAnsi"/>
+          <w:b/>
+          <w:bCs/>
+          <w:color w:val="000000" w:themeColor="text1"/>
+        </w:rPr>
+      </w:pPr>
+      <w:r>
+        <w:rPr>
+          <w:rFonts w:cstheme="minorHAnsi"/>
+          <w:b/>
+          <w:bCs/>
+          <w:color w:val="000000" w:themeColor="text1"/>
+        </w:rPr>
+        <w:t>Façade :</w:t>
+      </w:r>
+      <w:r>
+        <w:rPr>
+          <w:rFonts w:cstheme="minorHAnsi"/>
+        </w:rPr>
+        <w:t xml:space="preserve"> Façade helps to h</w:t>
+      </w:r>
+      <w:r>
+        <w:rPr>
+          <w:rFonts w:cstheme="minorHAnsi"/>
+        </w:rPr>
+        <w:t>ide</w:t>
+      </w:r>
+      <w:r>
+        <w:rPr>
+          <w:rFonts w:cstheme="minorHAnsi"/>
+        </w:rPr>
+        <w:t xml:space="preserve"> the system</w:t>
+      </w:r>
+      <w:r>
+        <w:rPr>
+          <w:rFonts w:cstheme="minorHAnsi"/>
+        </w:rPr>
+        <w:t xml:space="preserve"> complexity </w:t>
+      </w:r>
+      <w:r>
+        <w:rPr>
+          <w:rFonts w:cstheme="minorHAnsi"/>
+        </w:rPr>
+        <w:t xml:space="preserve">from client by using </w:t>
+      </w:r>
+      <w:r>
+        <w:rPr>
+          <w:rFonts w:cstheme="minorHAnsi"/>
+        </w:rPr>
+        <w:t>a simple interface</w:t>
+      </w:r>
+      <w:r>
+        <w:rPr>
+          <w:rFonts w:cstheme="minorHAnsi"/>
+        </w:rPr>
+        <w:t>.</w:t>
+      </w:r>
+    </w:p>
+    <w:p>
+      <w:pPr>
+        <w:pStyle w:val="ListParagraph"/>
+        <w:spacing w:after="0"/>
+        <w:rPr>
+          <w:rFonts w:cstheme="minorHAnsi"/>
+          <w:color w:val="000000" w:themeColor="text1"/>
+        </w:rPr>
+      </w:pPr>
+      <w:r>
+        <w:rPr>
+          <w:rFonts w:cstheme="minorHAnsi"/>
+          <w:color w:val="000000" w:themeColor="text1"/>
+        </w:rPr>
+        <w:t>Hide the complexity and Expose only the necessary details to client.</w:t>
       </w:r>
     </w:p>
     <w:sectPr>
@@ -566,6 +2110,592 @@
     </w:sectPr>
   </w:body>
 </w:document>
+</file>
+
+<file path=word/numbering.xml><?xml version="1.0" encoding="utf-8"?>
+<w:numbering xmlns:wpc="http://schemas.microsoft.com/office/word/2010/wordprocessingCanvas" xmlns:cx="http://schemas.microsoft.com/office/drawing/2014/chartex" xmlns:cx1="http://schemas.microsoft.com/office/drawing/2015/9/8/chartex" xmlns:cx2="http://schemas.microsoft.com/office/drawing/2015/10/21/chartex" xmlns:cx3="http://schemas.microsoft.com/office/drawing/2016/5/9/chartex" xmlns:cx4="http://schemas.microsoft.com/office/drawing/2016/5/10/chartex" xmlns:cx5="http://schemas.microsoft.com/office/drawing/2016/5/11/chartex" xmlns:cx6="http://schemas.microsoft.com/office/drawing/2016/5/12/chartex" xmlns:cx7="http://schemas.microsoft.com/office/drawing/2016/5/13/chartex" xmlns:cx8="http://schemas.microsoft.com/office/drawing/2016/5/14/chartex" xmlns:mc="http://schemas.openxmlformats.org/markup-compatibility/2006" xmlns:aink="http://schemas.microsoft.com/office/drawing/2016/ink" xmlns:am3d="http://schemas.microsoft.com/office/drawing/2017/model3d" xmlns:o="urn:schemas-microsoft-com:office:office" xmlns:oel="http://schemas.microsoft.com/office/2019/extlst" xmlns:r="http://schemas.openxmlformats.org/officeDocument/2006/relationships" xmlns:m="http://schemas.openxmlformats.org/officeDocument/2006/math" xmlns:v="urn:schemas-microsoft-com:vml" xmlns:wp14="http://schemas.microsoft.com/office/word/2010/wordprocessingDrawing" xmlns:wp="http://schemas.openxmlformats.org/drawingml/2006/wordprocessingDrawing" xmlns:w10="urn:schemas-microsoft-com:office:word" xmlns:w="http://schemas.openxmlformats.org/wordprocessingml/2006/main" xmlns:w14="http://schemas.microsoft.com/office/word/2010/wordml" xmlns:w15="http://schemas.microsoft.com/office/word/2012/wordml" xmlns:w16cex="http://schemas.microsoft.com/office/word/2018/wordml/cex" xmlns:w16cid="http://schemas.microsoft.com/office/word/2016/wordml/cid" xmlns:w16="http://schemas.microsoft.com/office/word/2018/wordml" xmlns:w16du="http://schemas.microsoft.com/office/word/2023/wordml/word16du" xmlns:w16sdtdh="http://schemas.microsoft.com/office/word/2020/wordml/sdtdatahash" xmlns:w16sdtfl="http://schemas.microsoft.com/office/word/2024/wordml/sdtformatlock" xmlns:w16se="http://schemas.microsoft.com/office/word/2015/wordml/symex" xmlns:wpg="http://schemas.microsoft.com/office/word/2010/wordprocessingGroup" xmlns:wpi="http://schemas.microsoft.com/office/word/2010/wordprocessingInk" xmlns:wne="http://schemas.microsoft.com/office/word/2006/wordml" xmlns:wps="http://schemas.microsoft.com/office/word/2010/wordprocessingShape" mc:Ignorable="w14 w15 w16se w16cid w16 w16cex w16sdtdh w16sdtfl w16du wp14">
+  <w:abstractNum w:abstractNumId="0" w15:restartNumberingAfterBreak="0">
+    <w:nsid w:val="306A7C3D"/>
+    <w:multiLevelType w:val="hybridMultilevel"/>
+    <w:tmpl w:val="0E02CBAC"/>
+    <w:lvl w:ilvl="0" w:tplc="0409000F">
+      <w:start w:val="1"/>
+      <w:numFmt w:val="decimal"/>
+      <w:lvlText w:val="%1."/>
+      <w:lvlJc w:val="left"/>
+      <w:pPr>
+        <w:ind w:left="720" w:hanging="360"/>
+      </w:pPr>
+      <w:rPr>
+        <w:rFonts w:hint="default"/>
+      </w:rPr>
+    </w:lvl>
+    <w:lvl w:ilvl="1" w:tplc="04090019" w:tentative="1">
+      <w:start w:val="1"/>
+      <w:numFmt w:val="lowerLetter"/>
+      <w:lvlText w:val="%2."/>
+      <w:lvlJc w:val="left"/>
+      <w:pPr>
+        <w:ind w:left="1440" w:hanging="360"/>
+      </w:pPr>
+    </w:lvl>
+    <w:lvl w:ilvl="2" w:tplc="0409001B" w:tentative="1">
+      <w:start w:val="1"/>
+      <w:numFmt w:val="lowerRoman"/>
+      <w:lvlText w:val="%3."/>
+      <w:lvlJc w:val="right"/>
+      <w:pPr>
+        <w:ind w:left="2160" w:hanging="180"/>
+      </w:pPr>
+    </w:lvl>
+    <w:lvl w:ilvl="3" w:tplc="0409000F" w:tentative="1">
+      <w:start w:val="1"/>
+      <w:numFmt w:val="decimal"/>
+      <w:lvlText w:val="%4."/>
+      <w:lvlJc w:val="left"/>
+      <w:pPr>
+        <w:ind w:left="2880" w:hanging="360"/>
+      </w:pPr>
+    </w:lvl>
+    <w:lvl w:ilvl="4" w:tplc="04090019" w:tentative="1">
+      <w:start w:val="1"/>
+      <w:numFmt w:val="lowerLetter"/>
+      <w:lvlText w:val="%5."/>
+      <w:lvlJc w:val="left"/>
+      <w:pPr>
+        <w:ind w:left="3600" w:hanging="360"/>
+      </w:pPr>
+    </w:lvl>
+    <w:lvl w:ilvl="5" w:tplc="0409001B" w:tentative="1">
+      <w:start w:val="1"/>
+      <w:numFmt w:val="lowerRoman"/>
+      <w:lvlText w:val="%6."/>
+      <w:lvlJc w:val="right"/>
+      <w:pPr>
+        <w:ind w:left="4320" w:hanging="180"/>
+      </w:pPr>
+    </w:lvl>
+    <w:lvl w:ilvl="6" w:tplc="0409000F" w:tentative="1">
+      <w:start w:val="1"/>
+      <w:numFmt w:val="decimal"/>
+      <w:lvlText w:val="%7."/>
+      <w:lvlJc w:val="left"/>
+      <w:pPr>
+        <w:ind w:left="5040" w:hanging="360"/>
+      </w:pPr>
+    </w:lvl>
+    <w:lvl w:ilvl="7" w:tplc="04090019" w:tentative="1">
+      <w:start w:val="1"/>
+      <w:numFmt w:val="lowerLetter"/>
+      <w:lvlText w:val="%8."/>
+      <w:lvlJc w:val="left"/>
+      <w:pPr>
+        <w:ind w:left="5760" w:hanging="360"/>
+      </w:pPr>
+    </w:lvl>
+    <w:lvl w:ilvl="8" w:tplc="0409001B" w:tentative="1">
+      <w:start w:val="1"/>
+      <w:numFmt w:val="lowerRoman"/>
+      <w:lvlText w:val="%9."/>
+      <w:lvlJc w:val="right"/>
+      <w:pPr>
+        <w:ind w:left="6480" w:hanging="180"/>
+      </w:pPr>
+    </w:lvl>
+  </w:abstractNum>
+  <w:abstractNum w:abstractNumId="1" w15:restartNumberingAfterBreak="0">
+    <w:nsid w:val="3B4B7BD4"/>
+    <w:multiLevelType w:val="hybridMultilevel"/>
+    <w:tmpl w:val="A9BAB49A"/>
+    <w:lvl w:ilvl="0" w:tplc="04090011">
+      <w:start w:val="1"/>
+      <w:numFmt w:val="decimal"/>
+      <w:lvlText w:val="%1)"/>
+      <w:lvlJc w:val="left"/>
+      <w:pPr>
+        <w:ind w:left="720" w:hanging="360"/>
+      </w:pPr>
+      <w:rPr>
+        <w:rFonts w:hint="default"/>
+      </w:rPr>
+    </w:lvl>
+    <w:lvl w:ilvl="1" w:tplc="04090019" w:tentative="1">
+      <w:start w:val="1"/>
+      <w:numFmt w:val="lowerLetter"/>
+      <w:lvlText w:val="%2."/>
+      <w:lvlJc w:val="left"/>
+      <w:pPr>
+        <w:ind w:left="1440" w:hanging="360"/>
+      </w:pPr>
+    </w:lvl>
+    <w:lvl w:ilvl="2" w:tplc="0409001B" w:tentative="1">
+      <w:start w:val="1"/>
+      <w:numFmt w:val="lowerRoman"/>
+      <w:lvlText w:val="%3."/>
+      <w:lvlJc w:val="right"/>
+      <w:pPr>
+        <w:ind w:left="2160" w:hanging="180"/>
+      </w:pPr>
+    </w:lvl>
+    <w:lvl w:ilvl="3" w:tplc="0409000F" w:tentative="1">
+      <w:start w:val="1"/>
+      <w:numFmt w:val="decimal"/>
+      <w:lvlText w:val="%4."/>
+      <w:lvlJc w:val="left"/>
+      <w:pPr>
+        <w:ind w:left="2880" w:hanging="360"/>
+      </w:pPr>
+    </w:lvl>
+    <w:lvl w:ilvl="4" w:tplc="04090019" w:tentative="1">
+      <w:start w:val="1"/>
+      <w:numFmt w:val="lowerLetter"/>
+      <w:lvlText w:val="%5."/>
+      <w:lvlJc w:val="left"/>
+      <w:pPr>
+        <w:ind w:left="3600" w:hanging="360"/>
+      </w:pPr>
+    </w:lvl>
+    <w:lvl w:ilvl="5" w:tplc="0409001B" w:tentative="1">
+      <w:start w:val="1"/>
+      <w:numFmt w:val="lowerRoman"/>
+      <w:lvlText w:val="%6."/>
+      <w:lvlJc w:val="right"/>
+      <w:pPr>
+        <w:ind w:left="4320" w:hanging="180"/>
+      </w:pPr>
+    </w:lvl>
+    <w:lvl w:ilvl="6" w:tplc="0409000F" w:tentative="1">
+      <w:start w:val="1"/>
+      <w:numFmt w:val="decimal"/>
+      <w:lvlText w:val="%7."/>
+      <w:lvlJc w:val="left"/>
+      <w:pPr>
+        <w:ind w:left="5040" w:hanging="360"/>
+      </w:pPr>
+    </w:lvl>
+    <w:lvl w:ilvl="7" w:tplc="04090019" w:tentative="1">
+      <w:start w:val="1"/>
+      <w:numFmt w:val="lowerLetter"/>
+      <w:lvlText w:val="%8."/>
+      <w:lvlJc w:val="left"/>
+      <w:pPr>
+        <w:ind w:left="5760" w:hanging="360"/>
+      </w:pPr>
+    </w:lvl>
+    <w:lvl w:ilvl="8" w:tplc="0409001B" w:tentative="1">
+      <w:start w:val="1"/>
+      <w:numFmt w:val="lowerRoman"/>
+      <w:lvlText w:val="%9."/>
+      <w:lvlJc w:val="right"/>
+      <w:pPr>
+        <w:ind w:left="6480" w:hanging="180"/>
+      </w:pPr>
+    </w:lvl>
+  </w:abstractNum>
+  <w:abstractNum w:abstractNumId="2" w15:restartNumberingAfterBreak="0">
+    <w:nsid w:val="3F777628"/>
+    <w:multiLevelType w:val="multilevel"/>
+    <w:tmpl w:val="47DC23B6"/>
+    <w:lvl w:ilvl="0">
+      <w:start w:val="1"/>
+      <w:numFmt w:val="bullet"/>
+      <w:lvlText w:val=""/>
+      <w:lvlJc w:val="left"/>
+      <w:pPr>
+        <w:tabs>
+          <w:tab w:val="num" w:pos="720"/>
+        </w:tabs>
+        <w:ind w:left="720" w:hanging="360"/>
+      </w:pPr>
+      <w:rPr>
+        <w:rFonts w:ascii="Symbol" w:hAnsi="Symbol" w:hint="default"/>
+        <w:sz w:val="20"/>
+      </w:rPr>
+    </w:lvl>
+    <w:lvl w:ilvl="1" w:tentative="1">
+      <w:start w:val="1"/>
+      <w:numFmt w:val="bullet"/>
+      <w:lvlText w:val="o"/>
+      <w:lvlJc w:val="left"/>
+      <w:pPr>
+        <w:tabs>
+          <w:tab w:val="num" w:pos="1440"/>
+        </w:tabs>
+        <w:ind w:left="1440" w:hanging="360"/>
+      </w:pPr>
+      <w:rPr>
+        <w:rFonts w:ascii="Courier New" w:hAnsi="Courier New" w:hint="default"/>
+        <w:sz w:val="20"/>
+      </w:rPr>
+    </w:lvl>
+    <w:lvl w:ilvl="2" w:tentative="1">
+      <w:start w:val="1"/>
+      <w:numFmt w:val="bullet"/>
+      <w:lvlText w:val=""/>
+      <w:lvlJc w:val="left"/>
+      <w:pPr>
+        <w:tabs>
+          <w:tab w:val="num" w:pos="2160"/>
+        </w:tabs>
+        <w:ind w:left="2160" w:hanging="360"/>
+      </w:pPr>
+      <w:rPr>
+        <w:rFonts w:ascii="Wingdings" w:hAnsi="Wingdings" w:hint="default"/>
+        <w:sz w:val="20"/>
+      </w:rPr>
+    </w:lvl>
+    <w:lvl w:ilvl="3" w:tentative="1">
+      <w:start w:val="1"/>
+      <w:numFmt w:val="bullet"/>
+      <w:lvlText w:val=""/>
+      <w:lvlJc w:val="left"/>
+      <w:pPr>
+        <w:tabs>
+          <w:tab w:val="num" w:pos="2880"/>
+        </w:tabs>
+        <w:ind w:left="2880" w:hanging="360"/>
+      </w:pPr>
+      <w:rPr>
+        <w:rFonts w:ascii="Wingdings" w:hAnsi="Wingdings" w:hint="default"/>
+        <w:sz w:val="20"/>
+      </w:rPr>
+    </w:lvl>
+    <w:lvl w:ilvl="4" w:tentative="1">
+      <w:start w:val="1"/>
+      <w:numFmt w:val="bullet"/>
+      <w:lvlText w:val=""/>
+      <w:lvlJc w:val="left"/>
+      <w:pPr>
+        <w:tabs>
+          <w:tab w:val="num" w:pos="3600"/>
+        </w:tabs>
+        <w:ind w:left="3600" w:hanging="360"/>
+      </w:pPr>
+      <w:rPr>
+        <w:rFonts w:ascii="Wingdings" w:hAnsi="Wingdings" w:hint="default"/>
+        <w:sz w:val="20"/>
+      </w:rPr>
+    </w:lvl>
+    <w:lvl w:ilvl="5" w:tentative="1">
+      <w:start w:val="1"/>
+      <w:numFmt w:val="bullet"/>
+      <w:lvlText w:val=""/>
+      <w:lvlJc w:val="left"/>
+      <w:pPr>
+        <w:tabs>
+          <w:tab w:val="num" w:pos="4320"/>
+        </w:tabs>
+        <w:ind w:left="4320" w:hanging="360"/>
+      </w:pPr>
+      <w:rPr>
+        <w:rFonts w:ascii="Wingdings" w:hAnsi="Wingdings" w:hint="default"/>
+        <w:sz w:val="20"/>
+      </w:rPr>
+    </w:lvl>
+    <w:lvl w:ilvl="6" w:tentative="1">
+      <w:start w:val="1"/>
+      <w:numFmt w:val="bullet"/>
+      <w:lvlText w:val=""/>
+      <w:lvlJc w:val="left"/>
+      <w:pPr>
+        <w:tabs>
+          <w:tab w:val="num" w:pos="5040"/>
+        </w:tabs>
+        <w:ind w:left="5040" w:hanging="360"/>
+      </w:pPr>
+      <w:rPr>
+        <w:rFonts w:ascii="Wingdings" w:hAnsi="Wingdings" w:hint="default"/>
+        <w:sz w:val="20"/>
+      </w:rPr>
+    </w:lvl>
+    <w:lvl w:ilvl="7" w:tentative="1">
+      <w:start w:val="1"/>
+      <w:numFmt w:val="bullet"/>
+      <w:lvlText w:val=""/>
+      <w:lvlJc w:val="left"/>
+      <w:pPr>
+        <w:tabs>
+          <w:tab w:val="num" w:pos="5760"/>
+        </w:tabs>
+        <w:ind w:left="5760" w:hanging="360"/>
+      </w:pPr>
+      <w:rPr>
+        <w:rFonts w:ascii="Wingdings" w:hAnsi="Wingdings" w:hint="default"/>
+        <w:sz w:val="20"/>
+      </w:rPr>
+    </w:lvl>
+    <w:lvl w:ilvl="8" w:tentative="1">
+      <w:start w:val="1"/>
+      <w:numFmt w:val="bullet"/>
+      <w:lvlText w:val=""/>
+      <w:lvlJc w:val="left"/>
+      <w:pPr>
+        <w:tabs>
+          <w:tab w:val="num" w:pos="6480"/>
+        </w:tabs>
+        <w:ind w:left="6480" w:hanging="360"/>
+      </w:pPr>
+      <w:rPr>
+        <w:rFonts w:ascii="Wingdings" w:hAnsi="Wingdings" w:hint="default"/>
+        <w:sz w:val="20"/>
+      </w:rPr>
+    </w:lvl>
+  </w:abstractNum>
+  <w:abstractNum w:abstractNumId="3" w15:restartNumberingAfterBreak="0">
+    <w:nsid w:val="4AF97302"/>
+    <w:multiLevelType w:val="multilevel"/>
+    <w:tmpl w:val="DFC88850"/>
+    <w:lvl w:ilvl="0">
+      <w:start w:val="1"/>
+      <w:numFmt w:val="bullet"/>
+      <w:lvlText w:val=""/>
+      <w:lvlJc w:val="left"/>
+      <w:pPr>
+        <w:tabs>
+          <w:tab w:val="num" w:pos="720"/>
+        </w:tabs>
+        <w:ind w:left="720" w:hanging="360"/>
+      </w:pPr>
+      <w:rPr>
+        <w:rFonts w:ascii="Symbol" w:hAnsi="Symbol" w:hint="default"/>
+        <w:sz w:val="20"/>
+      </w:rPr>
+    </w:lvl>
+    <w:lvl w:ilvl="1" w:tentative="1">
+      <w:start w:val="1"/>
+      <w:numFmt w:val="bullet"/>
+      <w:lvlText w:val="o"/>
+      <w:lvlJc w:val="left"/>
+      <w:pPr>
+        <w:tabs>
+          <w:tab w:val="num" w:pos="1440"/>
+        </w:tabs>
+        <w:ind w:left="1440" w:hanging="360"/>
+      </w:pPr>
+      <w:rPr>
+        <w:rFonts w:ascii="Courier New" w:hAnsi="Courier New" w:hint="default"/>
+        <w:sz w:val="20"/>
+      </w:rPr>
+    </w:lvl>
+    <w:lvl w:ilvl="2" w:tentative="1">
+      <w:start w:val="1"/>
+      <w:numFmt w:val="bullet"/>
+      <w:lvlText w:val=""/>
+      <w:lvlJc w:val="left"/>
+      <w:pPr>
+        <w:tabs>
+          <w:tab w:val="num" w:pos="2160"/>
+        </w:tabs>
+        <w:ind w:left="2160" w:hanging="360"/>
+      </w:pPr>
+      <w:rPr>
+        <w:rFonts w:ascii="Wingdings" w:hAnsi="Wingdings" w:hint="default"/>
+        <w:sz w:val="20"/>
+      </w:rPr>
+    </w:lvl>
+    <w:lvl w:ilvl="3" w:tentative="1">
+      <w:start w:val="1"/>
+      <w:numFmt w:val="bullet"/>
+      <w:lvlText w:val=""/>
+      <w:lvlJc w:val="left"/>
+      <w:pPr>
+        <w:tabs>
+          <w:tab w:val="num" w:pos="2880"/>
+        </w:tabs>
+        <w:ind w:left="2880" w:hanging="360"/>
+      </w:pPr>
+      <w:rPr>
+        <w:rFonts w:ascii="Wingdings" w:hAnsi="Wingdings" w:hint="default"/>
+        <w:sz w:val="20"/>
+      </w:rPr>
+    </w:lvl>
+    <w:lvl w:ilvl="4" w:tentative="1">
+      <w:start w:val="1"/>
+      <w:numFmt w:val="bullet"/>
+      <w:lvlText w:val=""/>
+      <w:lvlJc w:val="left"/>
+      <w:pPr>
+        <w:tabs>
+          <w:tab w:val="num" w:pos="3600"/>
+        </w:tabs>
+        <w:ind w:left="3600" w:hanging="360"/>
+      </w:pPr>
+      <w:rPr>
+        <w:rFonts w:ascii="Wingdings" w:hAnsi="Wingdings" w:hint="default"/>
+        <w:sz w:val="20"/>
+      </w:rPr>
+    </w:lvl>
+    <w:lvl w:ilvl="5" w:tentative="1">
+      <w:start w:val="1"/>
+      <w:numFmt w:val="bullet"/>
+      <w:lvlText w:val=""/>
+      <w:lvlJc w:val="left"/>
+      <w:pPr>
+        <w:tabs>
+          <w:tab w:val="num" w:pos="4320"/>
+        </w:tabs>
+        <w:ind w:left="4320" w:hanging="360"/>
+      </w:pPr>
+      <w:rPr>
+        <w:rFonts w:ascii="Wingdings" w:hAnsi="Wingdings" w:hint="default"/>
+        <w:sz w:val="20"/>
+      </w:rPr>
+    </w:lvl>
+    <w:lvl w:ilvl="6" w:tentative="1">
+      <w:start w:val="1"/>
+      <w:numFmt w:val="bullet"/>
+      <w:lvlText w:val=""/>
+      <w:lvlJc w:val="left"/>
+      <w:pPr>
+        <w:tabs>
+          <w:tab w:val="num" w:pos="5040"/>
+        </w:tabs>
+        <w:ind w:left="5040" w:hanging="360"/>
+      </w:pPr>
+      <w:rPr>
+        <w:rFonts w:ascii="Wingdings" w:hAnsi="Wingdings" w:hint="default"/>
+        <w:sz w:val="20"/>
+      </w:rPr>
+    </w:lvl>
+    <w:lvl w:ilvl="7" w:tentative="1">
+      <w:start w:val="1"/>
+      <w:numFmt w:val="bullet"/>
+      <w:lvlText w:val=""/>
+      <w:lvlJc w:val="left"/>
+      <w:pPr>
+        <w:tabs>
+          <w:tab w:val="num" w:pos="5760"/>
+        </w:tabs>
+        <w:ind w:left="5760" w:hanging="360"/>
+      </w:pPr>
+      <w:rPr>
+        <w:rFonts w:ascii="Wingdings" w:hAnsi="Wingdings" w:hint="default"/>
+        <w:sz w:val="20"/>
+      </w:rPr>
+    </w:lvl>
+    <w:lvl w:ilvl="8" w:tentative="1">
+      <w:start w:val="1"/>
+      <w:numFmt w:val="bullet"/>
+      <w:lvlText w:val=""/>
+      <w:lvlJc w:val="left"/>
+      <w:pPr>
+        <w:tabs>
+          <w:tab w:val="num" w:pos="6480"/>
+        </w:tabs>
+        <w:ind w:left="6480" w:hanging="360"/>
+      </w:pPr>
+      <w:rPr>
+        <w:rFonts w:ascii="Wingdings" w:hAnsi="Wingdings" w:hint="default"/>
+        <w:sz w:val="20"/>
+      </w:rPr>
+    </w:lvl>
+  </w:abstractNum>
+  <w:abstractNum w:abstractNumId="4" w15:restartNumberingAfterBreak="0">
+    <w:nsid w:val="564E3D17"/>
+    <w:multiLevelType w:val="hybridMultilevel"/>
+    <w:tmpl w:val="728CF664"/>
+    <w:lvl w:ilvl="0" w:tplc="1730D8F2">
+      <w:start w:val="1"/>
+      <w:numFmt w:val="decimal"/>
+      <w:lvlText w:val="%1."/>
+      <w:lvlJc w:val="left"/>
+      <w:pPr>
+        <w:ind w:left="720" w:hanging="360"/>
+      </w:pPr>
+      <w:rPr>
+        <w:rFonts w:hint="default"/>
+        <w:b/>
+      </w:rPr>
+    </w:lvl>
+    <w:lvl w:ilvl="1" w:tplc="04090019" w:tentative="1">
+      <w:start w:val="1"/>
+      <w:numFmt w:val="lowerLetter"/>
+      <w:lvlText w:val="%2."/>
+      <w:lvlJc w:val="left"/>
+      <w:pPr>
+        <w:ind w:left="1440" w:hanging="360"/>
+      </w:pPr>
+    </w:lvl>
+    <w:lvl w:ilvl="2" w:tplc="0409001B" w:tentative="1">
+      <w:start w:val="1"/>
+      <w:numFmt w:val="lowerRoman"/>
+      <w:lvlText w:val="%3."/>
+      <w:lvlJc w:val="right"/>
+      <w:pPr>
+        <w:ind w:left="2160" w:hanging="180"/>
+      </w:pPr>
+    </w:lvl>
+    <w:lvl w:ilvl="3" w:tplc="0409000F" w:tentative="1">
+      <w:start w:val="1"/>
+      <w:numFmt w:val="decimal"/>
+      <w:lvlText w:val="%4."/>
+      <w:lvlJc w:val="left"/>
+      <w:pPr>
+        <w:ind w:left="2880" w:hanging="360"/>
+      </w:pPr>
+    </w:lvl>
+    <w:lvl w:ilvl="4" w:tplc="04090019" w:tentative="1">
+      <w:start w:val="1"/>
+      <w:numFmt w:val="lowerLetter"/>
+      <w:lvlText w:val="%5."/>
+      <w:lvlJc w:val="left"/>
+      <w:pPr>
+        <w:ind w:left="3600" w:hanging="360"/>
+      </w:pPr>
+    </w:lvl>
+    <w:lvl w:ilvl="5" w:tplc="0409001B" w:tentative="1">
+      <w:start w:val="1"/>
+      <w:numFmt w:val="lowerRoman"/>
+      <w:lvlText w:val="%6."/>
+      <w:lvlJc w:val="right"/>
+      <w:pPr>
+        <w:ind w:left="4320" w:hanging="180"/>
+      </w:pPr>
+    </w:lvl>
+    <w:lvl w:ilvl="6" w:tplc="0409000F" w:tentative="1">
+      <w:start w:val="1"/>
+      <w:numFmt w:val="decimal"/>
+      <w:lvlText w:val="%7."/>
+      <w:lvlJc w:val="left"/>
+      <w:pPr>
+        <w:ind w:left="5040" w:hanging="360"/>
+      </w:pPr>
+    </w:lvl>
+    <w:lvl w:ilvl="7" w:tplc="04090019" w:tentative="1">
+      <w:start w:val="1"/>
+      <w:numFmt w:val="lowerLetter"/>
+      <w:lvlText w:val="%8."/>
+      <w:lvlJc w:val="left"/>
+      <w:pPr>
+        <w:ind w:left="5760" w:hanging="360"/>
+      </w:pPr>
+    </w:lvl>
+    <w:lvl w:ilvl="8" w:tplc="0409001B" w:tentative="1">
+      <w:start w:val="1"/>
+      <w:numFmt w:val="lowerRoman"/>
+      <w:lvlText w:val="%9."/>
+      <w:lvlJc w:val="right"/>
+      <w:pPr>
+        <w:ind w:left="6480" w:hanging="180"/>
+      </w:pPr>
+    </w:lvl>
+  </w:abstractNum>
+  <w:num w:numId="1" w16cid:durableId="1906909404">
+    <w:abstractNumId w:val="1"/>
+  </w:num>
+  <w:num w:numId="2" w16cid:durableId="1885556154">
+    <w:abstractNumId w:val="4"/>
+  </w:num>
+  <w:num w:numId="3" w16cid:durableId="1736202807">
+    <w:abstractNumId w:val="3"/>
+  </w:num>
+  <w:num w:numId="4" w16cid:durableId="544218943">
+    <w:abstractNumId w:val="2"/>
+  </w:num>
+  <w:num w:numId="5" w16cid:durableId="1258444742">
+    <w:abstractNumId w:val="0"/>
+  </w:num>
+</w:numbering>
 </file>
 
 <file path=word/styles.xml><?xml version="1.0" encoding="utf-8"?>

--- a/system design/LLD/fundamentals/DesignPatterns.docx
+++ b/system design/LLD/fundamentals/DesignPatterns.docx
@@ -72,136 +72,178 @@
           <w:sz w:val="20"/>
           <w:szCs w:val="20"/>
         </w:rPr>
-        <w:t xml:space="preserve">    Creational            Structural            Behavioral</w:t>
-      </w:r>
-    </w:p>
-    <w:p>
-      <w:pPr>
-        <w:spacing w:after="0"/>
+        <w:t xml:space="preserve">    Creational </w:t>
+      </w:r>
+      <w:r>
         <w:rPr>
           <w:rFonts w:ascii="Courier New" w:hAnsi="Courier New" w:cs="Courier New"/>
           <w:sz w:val="20"/>
           <w:szCs w:val="20"/>
         </w:rPr>
-      </w:pPr>
+        <w:t xml:space="preserve">             </w:t>
+      </w:r>
       <w:r>
         <w:rPr>
           <w:rFonts w:ascii="Courier New" w:hAnsi="Courier New" w:cs="Courier New"/>
           <w:sz w:val="20"/>
           <w:szCs w:val="20"/>
         </w:rPr>
-        <w:t xml:space="preserve">         |                     |                     |</w:t>
-      </w:r>
-    </w:p>
-    <w:p>
-      <w:pPr>
-        <w:spacing w:after="0"/>
+        <w:t>Structural</w:t>
+      </w:r>
+      <w:r>
         <w:rPr>
           <w:rFonts w:ascii="Courier New" w:hAnsi="Courier New" w:cs="Courier New"/>
           <w:sz w:val="20"/>
           <w:szCs w:val="20"/>
         </w:rPr>
-      </w:pPr>
+        <w:t xml:space="preserve">             </w:t>
+      </w:r>
       <w:r>
         <w:rPr>
           <w:rFonts w:ascii="Courier New" w:hAnsi="Courier New" w:cs="Courier New"/>
           <w:sz w:val="20"/>
           <w:szCs w:val="20"/>
         </w:rPr>
-        <w:t xml:space="preserve">    Factory                 Adapter               Strategy</w:t>
-      </w:r>
-    </w:p>
-    <w:p>
-      <w:pPr>
-        <w:spacing w:after="0"/>
+        <w:t>Behavioral</w:t>
+      </w:r>
+    </w:p>
+    <w:p>
+      <w:pPr>
+        <w:spacing w:after="0"/>
+        <w:rPr>
+          <w:rFonts w:ascii="Consolas" w:hAnsi="Consolas" w:cstheme="minorHAnsi"/>
+          <w:sz w:val="16"/>
+          <w:szCs w:val="16"/>
+        </w:rPr>
+      </w:pPr>
+      <w:r>
         <w:rPr>
           <w:rFonts w:ascii="Courier New" w:hAnsi="Courier New" w:cs="Courier New"/>
           <w:sz w:val="20"/>
           <w:szCs w:val="20"/>
         </w:rPr>
-      </w:pPr>
+        <w:t xml:space="preserve">  (</w:t>
+      </w:r>
+      <w:r>
+        <w:rPr>
+          <w:rFonts w:ascii="Consolas" w:hAnsi="Consolas" w:cstheme="minorHAnsi"/>
+          <w:sz w:val="16"/>
+          <w:szCs w:val="16"/>
+        </w:rPr>
+        <w:t>How do I CREATE objects?</w:t>
+      </w:r>
+      <w:r>
+        <w:rPr>
+          <w:rFonts w:ascii="Consolas" w:hAnsi="Consolas" w:cstheme="minorHAnsi"/>
+          <w:sz w:val="16"/>
+          <w:szCs w:val="16"/>
+        </w:rPr>
+        <w:t>)</w:t>
+      </w:r>
       <w:r>
         <w:rPr>
           <w:rFonts w:ascii="Courier New" w:hAnsi="Courier New" w:cs="Courier New"/>
           <w:sz w:val="20"/>
           <w:szCs w:val="20"/>
         </w:rPr>
-        <w:t xml:space="preserve">    Builder                 Decorator             Observer</w:t>
-      </w:r>
-    </w:p>
-    <w:p>
-      <w:pPr>
-        <w:spacing w:after="0"/>
+        <w:t xml:space="preserve"> </w:t>
+      </w:r>
+      <w:r>
         <w:rPr>
           <w:rFonts w:ascii="Courier New" w:hAnsi="Courier New" w:cs="Courier New"/>
           <w:sz w:val="20"/>
           <w:szCs w:val="20"/>
         </w:rPr>
-      </w:pPr>
+        <w:t xml:space="preserve"> </w:t>
+      </w:r>
       <w:r>
         <w:rPr>
           <w:rFonts w:ascii="Courier New" w:hAnsi="Courier New" w:cs="Courier New"/>
           <w:sz w:val="20"/>
           <w:szCs w:val="20"/>
         </w:rPr>
-        <w:t xml:space="preserve">    Singleton               Facade                Chain</w:t>
-      </w:r>
-    </w:p>
-    <w:p>
-      <w:pPr>
-        <w:spacing w:after="0"/>
+        <w:t>(</w:t>
+      </w:r>
+      <w:r>
+        <w:rPr>
+          <w:rFonts w:ascii="Consolas" w:hAnsi="Consolas" w:cstheme="minorHAnsi"/>
+          <w:sz w:val="16"/>
+          <w:szCs w:val="16"/>
+        </w:rPr>
+        <w:t>How do I CONNECT/COMBINE objects?</w:t>
+      </w:r>
+      <w:r>
+        <w:rPr>
+          <w:rFonts w:ascii="Consolas" w:hAnsi="Consolas" w:cstheme="minorHAnsi"/>
+          <w:sz w:val="16"/>
+          <w:szCs w:val="16"/>
+        </w:rPr>
+        <w:t>)  (</w:t>
+      </w:r>
+      <w:r>
+        <w:rPr>
+          <w:rFonts w:ascii="Consolas" w:hAnsi="Consolas" w:cstheme="minorHAnsi"/>
+          <w:sz w:val="16"/>
+          <w:szCs w:val="16"/>
+        </w:rPr>
+        <w:t>How do objects BEHAVE/COMMUNICATE?</w:t>
+      </w:r>
+      <w:r>
+        <w:rPr>
+          <w:rFonts w:ascii="Consolas" w:hAnsi="Consolas" w:cstheme="minorHAnsi"/>
+          <w:sz w:val="16"/>
+          <w:szCs w:val="16"/>
+        </w:rPr>
+        <w:t>)</w:t>
+      </w:r>
+      <w:r>
         <w:rPr>
           <w:rFonts w:ascii="Courier New" w:hAnsi="Courier New" w:cs="Courier New"/>
           <w:sz w:val="20"/>
           <w:szCs w:val="20"/>
         </w:rPr>
-      </w:pPr>
+        <w:t xml:space="preserve">    </w:t>
+      </w:r>
       <w:r>
         <w:rPr>
           <w:rFonts w:ascii="Courier New" w:hAnsi="Courier New" w:cs="Courier New"/>
           <w:sz w:val="20"/>
           <w:szCs w:val="20"/>
         </w:rPr>
-        <w:t xml:space="preserve">                                                    Command</w:t>
-      </w:r>
-    </w:p>
-    <w:p>
-      <w:pPr>
-        <w:spacing w:after="0"/>
+        <w:t xml:space="preserve">                            </w:t>
+      </w:r>
+      <w:r>
         <w:rPr>
           <w:rFonts w:ascii="Courier New" w:hAnsi="Courier New" w:cs="Courier New"/>
           <w:sz w:val="20"/>
           <w:szCs w:val="20"/>
         </w:rPr>
-      </w:pPr>
+        <w:t xml:space="preserve">      </w:t>
+      </w:r>
       <w:r>
         <w:rPr>
           <w:rFonts w:ascii="Courier New" w:hAnsi="Courier New" w:cs="Courier New"/>
           <w:sz w:val="20"/>
           <w:szCs w:val="20"/>
         </w:rPr>
-        <w:t xml:space="preserve">                                                    State</w:t>
-      </w:r>
-    </w:p>
-    <w:p>
-      <w:pPr>
-        <w:spacing w:after="0"/>
+        <w:t xml:space="preserve">                                                </w:t>
+      </w:r>
+      <w:r>
         <w:rPr>
           <w:rFonts w:ascii="Courier New" w:hAnsi="Courier New" w:cs="Courier New"/>
           <w:sz w:val="20"/>
           <w:szCs w:val="20"/>
         </w:rPr>
-      </w:pPr>
-    </w:p>
-    <w:p>
-      <w:pPr>
-        <w:spacing w:after="0"/>
+        <w:t xml:space="preserve">  </w:t>
+      </w:r>
+      <w:r>
         <w:rPr>
           <w:rFonts w:ascii="Courier New" w:hAnsi="Courier New" w:cs="Courier New"/>
           <w:sz w:val="20"/>
           <w:szCs w:val="20"/>
         </w:rPr>
-      </w:pPr>
+        <w:t xml:space="preserve">                                                         </w:t>
+      </w:r>
     </w:p>
     <w:p>
       <w:pPr>
@@ -218,7 +260,7 @@
           <w:sz w:val="20"/>
           <w:szCs w:val="20"/>
         </w:rPr>
-        <w:t xml:space="preserve">                    BACKEND / ENTERPRISE PATTERNS</w:t>
+        <w:t xml:space="preserve">         |                     |                     |</w:t>
       </w:r>
     </w:p>
     <w:p>
@@ -236,7 +278,7 @@
           <w:sz w:val="20"/>
           <w:szCs w:val="20"/>
         </w:rPr>
-        <w:t xml:space="preserve">          _____________________|_____________________</w:t>
+        <w:t xml:space="preserve">    Factory                 Adapter               Strategy</w:t>
       </w:r>
     </w:p>
     <w:p>
@@ -254,7 +296,7 @@
           <w:sz w:val="20"/>
           <w:szCs w:val="20"/>
         </w:rPr>
-        <w:t xml:space="preserve">         |                     |                     |</w:t>
+        <w:t xml:space="preserve">    Builder                 Decorator             Observer</w:t>
       </w:r>
     </w:p>
     <w:p>
@@ -272,7 +314,7 @@
           <w:sz w:val="20"/>
           <w:szCs w:val="20"/>
         </w:rPr>
-        <w:t xml:space="preserve">    Application            Distributed           Reliability</w:t>
+        <w:t xml:space="preserve">    Singleton               Facade                Chain</w:t>
       </w:r>
     </w:p>
     <w:p>
@@ -290,7 +332,7 @@
           <w:sz w:val="20"/>
           <w:szCs w:val="20"/>
         </w:rPr>
-        <w:t xml:space="preserve">         |                     |                     |</w:t>
+        <w:t xml:space="preserve">                                                    Command</w:t>
       </w:r>
     </w:p>
     <w:p>
@@ -308,7 +350,7 @@
           <w:sz w:val="20"/>
           <w:szCs w:val="20"/>
         </w:rPr>
-        <w:t xml:space="preserve">    Repository               SAGA                  Retry</w:t>
+        <w:t xml:space="preserve">                                                    State</w:t>
       </w:r>
     </w:p>
     <w:p>
@@ -320,14 +362,16 @@
           <w:szCs w:val="20"/>
         </w:rPr>
       </w:pPr>
-      <w:r>
+    </w:p>
+    <w:p>
+      <w:pPr>
+        <w:spacing w:after="0"/>
         <w:rPr>
           <w:rFonts w:ascii="Courier New" w:hAnsi="Courier New" w:cs="Courier New"/>
           <w:sz w:val="20"/>
           <w:szCs w:val="20"/>
         </w:rPr>
-        <w:t xml:space="preserve">    DI                       Outbox                Circuit Breaker</w:t>
-      </w:r>
+      </w:pPr>
     </w:p>
     <w:p>
       <w:pPr>
@@ -344,7 +388,7 @@
           <w:sz w:val="20"/>
           <w:szCs w:val="20"/>
         </w:rPr>
-        <w:t xml:space="preserve">    Unit of Work             CQRS                  Bulkhead</w:t>
+        <w:t xml:space="preserve">                    BACKEND / ENTERPRISE PATTERNS</w:t>
       </w:r>
     </w:p>
     <w:p>
@@ -362,7 +406,7 @@
           <w:sz w:val="20"/>
           <w:szCs w:val="20"/>
         </w:rPr>
-        <w:t xml:space="preserve">                             Event Sourcing        Idempotency</w:t>
+        <w:t xml:space="preserve">          _____________________|_____________________</w:t>
       </w:r>
     </w:p>
     <w:p>
@@ -380,7 +424,7 @@
           <w:sz w:val="20"/>
           <w:szCs w:val="20"/>
         </w:rPr>
-        <w:t xml:space="preserve">                                                   Rate Limit</w:t>
+        <w:t xml:space="preserve">         |                     |                     |</w:t>
       </w:r>
     </w:p>
     <w:p>
@@ -392,15 +436,141 @@
           <w:szCs w:val="20"/>
         </w:rPr>
       </w:pPr>
-    </w:p>
-    <w:p>
-      <w:pPr>
-        <w:spacing w:after="0"/>
+      <w:r>
         <w:rPr>
           <w:rFonts w:ascii="Courier New" w:hAnsi="Courier New" w:cs="Courier New"/>
           <w:sz w:val="20"/>
           <w:szCs w:val="20"/>
         </w:rPr>
+        <w:t xml:space="preserve">    Application            Distributed           Reliability</w:t>
+      </w:r>
+    </w:p>
+    <w:p>
+      <w:pPr>
+        <w:spacing w:after="0"/>
+        <w:rPr>
+          <w:rFonts w:ascii="Courier New" w:hAnsi="Courier New" w:cs="Courier New"/>
+          <w:sz w:val="20"/>
+          <w:szCs w:val="20"/>
+        </w:rPr>
+      </w:pPr>
+      <w:r>
+        <w:rPr>
+          <w:rFonts w:ascii="Courier New" w:hAnsi="Courier New" w:cs="Courier New"/>
+          <w:sz w:val="20"/>
+          <w:szCs w:val="20"/>
+        </w:rPr>
+        <w:t xml:space="preserve">         |                     |                     |</w:t>
+      </w:r>
+    </w:p>
+    <w:p>
+      <w:pPr>
+        <w:spacing w:after="0"/>
+        <w:rPr>
+          <w:rFonts w:ascii="Courier New" w:hAnsi="Courier New" w:cs="Courier New"/>
+          <w:sz w:val="20"/>
+          <w:szCs w:val="20"/>
+        </w:rPr>
+      </w:pPr>
+      <w:r>
+        <w:rPr>
+          <w:rFonts w:ascii="Courier New" w:hAnsi="Courier New" w:cs="Courier New"/>
+          <w:sz w:val="20"/>
+          <w:szCs w:val="20"/>
+        </w:rPr>
+        <w:t xml:space="preserve">    Repository               SAGA                  Retry</w:t>
+      </w:r>
+    </w:p>
+    <w:p>
+      <w:pPr>
+        <w:spacing w:after="0"/>
+        <w:rPr>
+          <w:rFonts w:ascii="Courier New" w:hAnsi="Courier New" w:cs="Courier New"/>
+          <w:sz w:val="20"/>
+          <w:szCs w:val="20"/>
+        </w:rPr>
+      </w:pPr>
+      <w:r>
+        <w:rPr>
+          <w:rFonts w:ascii="Courier New" w:hAnsi="Courier New" w:cs="Courier New"/>
+          <w:sz w:val="20"/>
+          <w:szCs w:val="20"/>
+        </w:rPr>
+        <w:t xml:space="preserve">    DI                       Outbox                Circuit Breaker</w:t>
+      </w:r>
+    </w:p>
+    <w:p>
+      <w:pPr>
+        <w:spacing w:after="0"/>
+        <w:rPr>
+          <w:rFonts w:ascii="Courier New" w:hAnsi="Courier New" w:cs="Courier New"/>
+          <w:sz w:val="20"/>
+          <w:szCs w:val="20"/>
+        </w:rPr>
+      </w:pPr>
+      <w:r>
+        <w:rPr>
+          <w:rFonts w:ascii="Courier New" w:hAnsi="Courier New" w:cs="Courier New"/>
+          <w:sz w:val="20"/>
+          <w:szCs w:val="20"/>
+        </w:rPr>
+        <w:t xml:space="preserve">    Unit of Work             CQRS                  Bulkhead</w:t>
+      </w:r>
+    </w:p>
+    <w:p>
+      <w:pPr>
+        <w:spacing w:after="0"/>
+        <w:rPr>
+          <w:rFonts w:ascii="Courier New" w:hAnsi="Courier New" w:cs="Courier New"/>
+          <w:sz w:val="20"/>
+          <w:szCs w:val="20"/>
+        </w:rPr>
+      </w:pPr>
+      <w:r>
+        <w:rPr>
+          <w:rFonts w:ascii="Courier New" w:hAnsi="Courier New" w:cs="Courier New"/>
+          <w:sz w:val="20"/>
+          <w:szCs w:val="20"/>
+        </w:rPr>
+        <w:t xml:space="preserve">                             Event Sourcing        Idempotency</w:t>
+      </w:r>
+    </w:p>
+    <w:p>
+      <w:pPr>
+        <w:spacing w:after="0"/>
+        <w:rPr>
+          <w:rFonts w:ascii="Courier New" w:hAnsi="Courier New" w:cs="Courier New"/>
+          <w:sz w:val="20"/>
+          <w:szCs w:val="20"/>
+        </w:rPr>
+      </w:pPr>
+      <w:r>
+        <w:rPr>
+          <w:rFonts w:ascii="Courier New" w:hAnsi="Courier New" w:cs="Courier New"/>
+          <w:sz w:val="20"/>
+          <w:szCs w:val="20"/>
+        </w:rPr>
+        <w:t xml:space="preserve">                                                   Rate Limit</w:t>
+      </w:r>
+    </w:p>
+    <w:p>
+      <w:pPr>
+        <w:spacing w:after="0"/>
+        <w:rPr>
+          <w:rFonts w:ascii="Courier New" w:hAnsi="Courier New" w:cs="Courier New"/>
+          <w:sz w:val="20"/>
+          <w:szCs w:val="20"/>
+        </w:rPr>
+      </w:pPr>
+    </w:p>
+    <w:p>
+      <w:pPr>
+        <w:spacing w:after="0"/>
+        <w:rPr>
+          <w:rFonts w:ascii="Courier New" w:hAnsi="Courier New" w:cs="Courier New"/>
+          <w:sz w:val="20"/>
+          <w:szCs w:val="20"/>
+        </w:rPr>
       </w:pPr>
     </w:p>
     <w:p>
@@ -543,60 +713,6 @@
           <w:rFonts w:cstheme="minorHAnsi"/>
         </w:rPr>
         <w:t>between objects.</w:t>
-      </w:r>
-    </w:p>
-    <w:p>
-      <w:pPr>
-        <w:spacing w:after="0"/>
-        <w:rPr>
-          <w:rFonts w:ascii="Consolas" w:hAnsi="Consolas" w:cstheme="minorHAnsi"/>
-          <w:sz w:val="16"/>
-          <w:szCs w:val="16"/>
-        </w:rPr>
-      </w:pPr>
-      <w:r>
-        <w:rPr>
-          <w:rFonts w:ascii="Consolas" w:hAnsi="Consolas" w:cstheme="minorHAnsi"/>
-          <w:sz w:val="16"/>
-          <w:szCs w:val="16"/>
-        </w:rPr>
-        <w:t>CREATIONAL  → How do I CREATE objects?</w:t>
-      </w:r>
-    </w:p>
-    <w:p>
-      <w:pPr>
-        <w:spacing w:after="0"/>
-        <w:rPr>
-          <w:rFonts w:ascii="Consolas" w:hAnsi="Consolas" w:cstheme="minorHAnsi"/>
-          <w:sz w:val="16"/>
-          <w:szCs w:val="16"/>
-        </w:rPr>
-      </w:pPr>
-      <w:r>
-        <w:rPr>
-          <w:rFonts w:ascii="Consolas" w:hAnsi="Consolas" w:cstheme="minorHAnsi"/>
-          <w:sz w:val="16"/>
-          <w:szCs w:val="16"/>
-        </w:rPr>
-        <w:t>STRUCTURAL  → How do I CONNECT/COMBINE objects?</w:t>
-      </w:r>
-    </w:p>
-    <w:p>
-      <w:pPr>
-        <w:spacing w:after="0"/>
-        <w:rPr>
-          <w:rFonts w:ascii="Consolas" w:hAnsi="Consolas" w:cstheme="minorHAnsi"/>
-          <w:sz w:val="16"/>
-          <w:szCs w:val="16"/>
-        </w:rPr>
-      </w:pPr>
-      <w:r>
-        <w:rPr>
-          <w:rFonts w:ascii="Consolas" w:hAnsi="Consolas" w:cstheme="minorHAnsi"/>
-          <w:sz w:val="16"/>
-          <w:szCs w:val="16"/>
-        </w:rPr>
-        <w:t>BEHAVIORAL  → How do objects BEHAVE/COMMUNICATE?</w:t>
       </w:r>
     </w:p>
     <w:p>
@@ -617,6 +733,7 @@
           <w:color w:val="0070C0"/>
         </w:rPr>
       </w:pPr>
+      <w:proofErr w:type="gramStart"/>
       <w:r>
         <w:rPr>
           <w:rFonts w:cstheme="minorHAnsi"/>
@@ -626,6 +743,7 @@
         </w:rPr>
         <w:t>Creational :</w:t>
       </w:r>
+      <w:proofErr w:type="gramEnd"/>
     </w:p>
     <w:p>
       <w:pPr>
@@ -855,8 +973,33 @@
           <w:rFonts w:cstheme="minorHAnsi"/>
           <w:color w:val="000000" w:themeColor="text1"/>
         </w:rPr>
-        <w:t xml:space="preserve"> Example, payment implementation to multiple options like razorpay, stripe, paypal</w:t>
-      </w:r>
+        <w:t xml:space="preserve"> Example, payment implementation to multiple options like </w:t>
+      </w:r>
+      <w:proofErr w:type="spellStart"/>
+      <w:r>
+        <w:rPr>
+          <w:rFonts w:cstheme="minorHAnsi"/>
+          <w:color w:val="000000" w:themeColor="text1"/>
+        </w:rPr>
+        <w:t>razorpay</w:t>
+      </w:r>
+      <w:proofErr w:type="spellEnd"/>
+      <w:r>
+        <w:rPr>
+          <w:rFonts w:cstheme="minorHAnsi"/>
+          <w:color w:val="000000" w:themeColor="text1"/>
+        </w:rPr>
+        <w:t xml:space="preserve">, stripe, </w:t>
+      </w:r>
+      <w:proofErr w:type="spellStart"/>
+      <w:r>
+        <w:rPr>
+          <w:rFonts w:cstheme="minorHAnsi"/>
+          <w:color w:val="000000" w:themeColor="text1"/>
+        </w:rPr>
+        <w:t>paypal</w:t>
+      </w:r>
+      <w:proofErr w:type="spellEnd"/>
     </w:p>
     <w:p>
       <w:pPr>
@@ -965,6 +1108,7 @@
           <w:color w:val="000000" w:themeColor="text1"/>
         </w:rPr>
       </w:pPr>
+      <w:proofErr w:type="gramStart"/>
       <w:r>
         <w:rPr>
           <w:rFonts w:cstheme="minorHAnsi"/>
@@ -979,7 +1123,15 @@
           <w:rFonts w:cstheme="minorHAnsi"/>
           <w:color w:val="000000" w:themeColor="text1"/>
         </w:rPr>
-        <w:t xml:space="preserve"> : </w:t>
+        <w:t xml:space="preserve"> :</w:t>
+      </w:r>
+      <w:proofErr w:type="gramEnd"/>
+      <w:r>
+        <w:rPr>
+          <w:rFonts w:cstheme="minorHAnsi"/>
+          <w:color w:val="000000" w:themeColor="text1"/>
+        </w:rPr>
+        <w:t xml:space="preserve"> </w:t>
       </w:r>
       <w:r>
         <w:rPr>
@@ -1129,7 +1281,6 @@
           <w:rFonts w:cstheme="minorHAnsi"/>
           <w:color w:val="000000" w:themeColor="text1"/>
         </w:rPr>
-        <w:lastRenderedPageBreak/>
         <w:t xml:space="preserve">You want readable object construction. </w:t>
       </w:r>
     </w:p>
@@ -1151,6 +1302,7 @@
           <w:rFonts w:cstheme="minorHAnsi"/>
           <w:color w:val="000000" w:themeColor="text1"/>
         </w:rPr>
+        <w:lastRenderedPageBreak/>
         <w:t>You want to construct immutable objects.</w:t>
       </w:r>
     </w:p>
@@ -1239,7 +1391,47 @@
           <w:sz w:val="16"/>
           <w:szCs w:val="16"/>
         </w:rPr>
-        <w:t>Payment payment = PaymentFactory.create("STRIPE");</w:t>
+        <w:t xml:space="preserve">Payment </w:t>
+      </w:r>
+      <w:proofErr w:type="spellStart"/>
+      <w:r>
+        <w:rPr>
+          <w:rFonts w:ascii="Consolas" w:hAnsi="Consolas" w:cstheme="minorHAnsi"/>
+          <w:color w:val="000000" w:themeColor="text1"/>
+          <w:sz w:val="16"/>
+          <w:szCs w:val="16"/>
+        </w:rPr>
+        <w:t>payment</w:t>
+      </w:r>
+      <w:proofErr w:type="spellEnd"/>
+      <w:r>
+        <w:rPr>
+          <w:rFonts w:ascii="Consolas" w:hAnsi="Consolas" w:cstheme="minorHAnsi"/>
+          <w:color w:val="000000" w:themeColor="text1"/>
+          <w:sz w:val="16"/>
+          <w:szCs w:val="16"/>
+        </w:rPr>
+        <w:t xml:space="preserve"> = </w:t>
+      </w:r>
+      <w:proofErr w:type="spellStart"/>
+      <w:r>
+        <w:rPr>
+          <w:rFonts w:ascii="Consolas" w:hAnsi="Consolas" w:cstheme="minorHAnsi"/>
+          <w:color w:val="000000" w:themeColor="text1"/>
+          <w:sz w:val="16"/>
+          <w:szCs w:val="16"/>
+        </w:rPr>
+        <w:t>PaymentFactory.create</w:t>
+      </w:r>
+      <w:proofErr w:type="spellEnd"/>
+      <w:r>
+        <w:rPr>
+          <w:rFonts w:ascii="Consolas" w:hAnsi="Consolas" w:cstheme="minorHAnsi"/>
+          <w:color w:val="000000" w:themeColor="text1"/>
+          <w:sz w:val="16"/>
+          <w:szCs w:val="16"/>
+        </w:rPr>
+        <w:t>("STRIPE");</w:t>
       </w:r>
       <w:r>
         <w:rPr>
@@ -1281,7 +1473,47 @@
           <w:sz w:val="16"/>
           <w:szCs w:val="16"/>
         </w:rPr>
-        <w:t>Order order = Order.builder()</w:t>
+        <w:t xml:space="preserve">Order </w:t>
+      </w:r>
+      <w:proofErr w:type="spellStart"/>
+      <w:r>
+        <w:rPr>
+          <w:rFonts w:ascii="Consolas" w:hAnsi="Consolas" w:cstheme="minorHAnsi"/>
+          <w:color w:val="000000" w:themeColor="text1"/>
+          <w:sz w:val="16"/>
+          <w:szCs w:val="16"/>
+        </w:rPr>
+        <w:t>order</w:t>
+      </w:r>
+      <w:proofErr w:type="spellEnd"/>
+      <w:r>
+        <w:rPr>
+          <w:rFonts w:ascii="Consolas" w:hAnsi="Consolas" w:cstheme="minorHAnsi"/>
+          <w:color w:val="000000" w:themeColor="text1"/>
+          <w:sz w:val="16"/>
+          <w:szCs w:val="16"/>
+        </w:rPr>
+        <w:t xml:space="preserve"> = </w:t>
+      </w:r>
+      <w:proofErr w:type="spellStart"/>
+      <w:r>
+        <w:rPr>
+          <w:rFonts w:ascii="Consolas" w:hAnsi="Consolas" w:cstheme="minorHAnsi"/>
+          <w:color w:val="000000" w:themeColor="text1"/>
+          <w:sz w:val="16"/>
+          <w:szCs w:val="16"/>
+        </w:rPr>
+        <w:t>Order.builder</w:t>
+      </w:r>
+      <w:proofErr w:type="spellEnd"/>
+      <w:r>
+        <w:rPr>
+          <w:rFonts w:ascii="Consolas" w:hAnsi="Consolas" w:cstheme="minorHAnsi"/>
+          <w:color w:val="000000" w:themeColor="text1"/>
+          <w:sz w:val="16"/>
+          <w:szCs w:val="16"/>
+        </w:rPr>
+        <w:t>()</w:t>
       </w:r>
       <w:r>
         <w:rPr>
@@ -1311,7 +1543,38 @@
           <w:sz w:val="16"/>
           <w:szCs w:val="16"/>
         </w:rPr>
-        <w:t xml:space="preserve">        .userId(123)</w:t>
+        <w:t xml:space="preserve">        </w:t>
+      </w:r>
+      <w:proofErr w:type="gramStart"/>
+      <w:r>
+        <w:rPr>
+          <w:rFonts w:ascii="Consolas" w:hAnsi="Consolas" w:cstheme="minorHAnsi"/>
+          <w:color w:val="000000" w:themeColor="text1"/>
+          <w:sz w:val="16"/>
+          <w:szCs w:val="16"/>
+        </w:rPr>
+        <w:t>.</w:t>
+      </w:r>
+      <w:proofErr w:type="spellStart"/>
+      <w:r>
+        <w:rPr>
+          <w:rFonts w:ascii="Consolas" w:hAnsi="Consolas" w:cstheme="minorHAnsi"/>
+          <w:color w:val="000000" w:themeColor="text1"/>
+          <w:sz w:val="16"/>
+          <w:szCs w:val="16"/>
+        </w:rPr>
+        <w:t>userId</w:t>
+      </w:r>
+      <w:proofErr w:type="spellEnd"/>
+      <w:proofErr w:type="gramEnd"/>
+      <w:r>
+        <w:rPr>
+          <w:rFonts w:ascii="Consolas" w:hAnsi="Consolas" w:cstheme="minorHAnsi"/>
+          <w:color w:val="000000" w:themeColor="text1"/>
+          <w:sz w:val="16"/>
+          <w:szCs w:val="16"/>
+        </w:rPr>
+        <w:t>(123)</w:t>
       </w:r>
     </w:p>
     <w:p>
@@ -1332,7 +1595,27 @@
           <w:sz w:val="16"/>
           <w:szCs w:val="16"/>
         </w:rPr>
-        <w:t xml:space="preserve">        .items(items)</w:t>
+        <w:t xml:space="preserve">        </w:t>
+      </w:r>
+      <w:proofErr w:type="gramStart"/>
+      <w:r>
+        <w:rPr>
+          <w:rFonts w:ascii="Consolas" w:hAnsi="Consolas" w:cstheme="minorHAnsi"/>
+          <w:color w:val="000000" w:themeColor="text1"/>
+          <w:sz w:val="16"/>
+          <w:szCs w:val="16"/>
+        </w:rPr>
+        <w:t>.items</w:t>
+      </w:r>
+      <w:proofErr w:type="gramEnd"/>
+      <w:r>
+        <w:rPr>
+          <w:rFonts w:ascii="Consolas" w:hAnsi="Consolas" w:cstheme="minorHAnsi"/>
+          <w:color w:val="000000" w:themeColor="text1"/>
+          <w:sz w:val="16"/>
+          <w:szCs w:val="16"/>
+        </w:rPr>
+        <w:t>(items)</w:t>
       </w:r>
     </w:p>
     <w:p>
@@ -1353,7 +1636,27 @@
           <w:sz w:val="16"/>
           <w:szCs w:val="16"/>
         </w:rPr>
-        <w:t xml:space="preserve">        .coupon("SAVE20")</w:t>
+        <w:t xml:space="preserve">        </w:t>
+      </w:r>
+      <w:proofErr w:type="gramStart"/>
+      <w:r>
+        <w:rPr>
+          <w:rFonts w:ascii="Consolas" w:hAnsi="Consolas" w:cstheme="minorHAnsi"/>
+          <w:color w:val="000000" w:themeColor="text1"/>
+          <w:sz w:val="16"/>
+          <w:szCs w:val="16"/>
+        </w:rPr>
+        <w:t>.coupon</w:t>
+      </w:r>
+      <w:proofErr w:type="gramEnd"/>
+      <w:r>
+        <w:rPr>
+          <w:rFonts w:ascii="Consolas" w:hAnsi="Consolas" w:cstheme="minorHAnsi"/>
+          <w:color w:val="000000" w:themeColor="text1"/>
+          <w:sz w:val="16"/>
+          <w:szCs w:val="16"/>
+        </w:rPr>
+        <w:t>("SAVE20")</w:t>
       </w:r>
     </w:p>
     <w:p>
@@ -1374,7 +1677,38 @@
           <w:sz w:val="16"/>
           <w:szCs w:val="16"/>
         </w:rPr>
-        <w:t xml:space="preserve">        .shippingAddress(address)</w:t>
+        <w:t xml:space="preserve">        </w:t>
+      </w:r>
+      <w:proofErr w:type="gramStart"/>
+      <w:r>
+        <w:rPr>
+          <w:rFonts w:ascii="Consolas" w:hAnsi="Consolas" w:cstheme="minorHAnsi"/>
+          <w:color w:val="000000" w:themeColor="text1"/>
+          <w:sz w:val="16"/>
+          <w:szCs w:val="16"/>
+        </w:rPr>
+        <w:t>.</w:t>
+      </w:r>
+      <w:proofErr w:type="spellStart"/>
+      <w:r>
+        <w:rPr>
+          <w:rFonts w:ascii="Consolas" w:hAnsi="Consolas" w:cstheme="minorHAnsi"/>
+          <w:color w:val="000000" w:themeColor="text1"/>
+          <w:sz w:val="16"/>
+          <w:szCs w:val="16"/>
+        </w:rPr>
+        <w:t>shippingAddress</w:t>
+      </w:r>
+      <w:proofErr w:type="spellEnd"/>
+      <w:proofErr w:type="gramEnd"/>
+      <w:r>
+        <w:rPr>
+          <w:rFonts w:ascii="Consolas" w:hAnsi="Consolas" w:cstheme="minorHAnsi"/>
+          <w:color w:val="000000" w:themeColor="text1"/>
+          <w:sz w:val="16"/>
+          <w:szCs w:val="16"/>
+        </w:rPr>
+        <w:t>(address)</w:t>
       </w:r>
     </w:p>
     <w:p>
@@ -1395,7 +1729,27 @@
           <w:sz w:val="16"/>
           <w:szCs w:val="16"/>
         </w:rPr>
-        <w:t xml:space="preserve">        .build();</w:t>
+        <w:t xml:space="preserve">        </w:t>
+      </w:r>
+      <w:proofErr w:type="gramStart"/>
+      <w:r>
+        <w:rPr>
+          <w:rFonts w:ascii="Consolas" w:hAnsi="Consolas" w:cstheme="minorHAnsi"/>
+          <w:color w:val="000000" w:themeColor="text1"/>
+          <w:sz w:val="16"/>
+          <w:szCs w:val="16"/>
+        </w:rPr>
+        <w:t>.build</w:t>
+      </w:r>
+      <w:proofErr w:type="gramEnd"/>
+      <w:r>
+        <w:rPr>
+          <w:rFonts w:ascii="Consolas" w:hAnsi="Consolas" w:cstheme="minorHAnsi"/>
+          <w:color w:val="000000" w:themeColor="text1"/>
+          <w:sz w:val="16"/>
+          <w:szCs w:val="16"/>
+        </w:rPr>
+        <w:t>();</w:t>
       </w:r>
     </w:p>
     <w:p>
@@ -1421,14 +1775,45 @@
           <w:szCs w:val="16"/>
         </w:rPr>
       </w:pPr>
-      <w:r>
-        <w:rPr>
-          <w:rFonts w:ascii="Consolas" w:hAnsi="Consolas" w:cstheme="minorHAnsi"/>
-          <w:color w:val="000000" w:themeColor="text1"/>
-          <w:sz w:val="16"/>
-          <w:szCs w:val="16"/>
-        </w:rPr>
-        <w:t>AppConfig config = AppConfig.getInstance();</w:t>
+      <w:proofErr w:type="spellStart"/>
+      <w:r>
+        <w:rPr>
+          <w:rFonts w:ascii="Consolas" w:hAnsi="Consolas" w:cstheme="minorHAnsi"/>
+          <w:color w:val="000000" w:themeColor="text1"/>
+          <w:sz w:val="16"/>
+          <w:szCs w:val="16"/>
+        </w:rPr>
+        <w:t>AppConfig</w:t>
+      </w:r>
+      <w:proofErr w:type="spellEnd"/>
+      <w:r>
+        <w:rPr>
+          <w:rFonts w:ascii="Consolas" w:hAnsi="Consolas" w:cstheme="minorHAnsi"/>
+          <w:color w:val="000000" w:themeColor="text1"/>
+          <w:sz w:val="16"/>
+          <w:szCs w:val="16"/>
+        </w:rPr>
+        <w:t xml:space="preserve"> config = </w:t>
+      </w:r>
+      <w:proofErr w:type="spellStart"/>
+      <w:r>
+        <w:rPr>
+          <w:rFonts w:ascii="Consolas" w:hAnsi="Consolas" w:cstheme="minorHAnsi"/>
+          <w:color w:val="000000" w:themeColor="text1"/>
+          <w:sz w:val="16"/>
+          <w:szCs w:val="16"/>
+        </w:rPr>
+        <w:t>AppConfig.getInstance</w:t>
+      </w:r>
+      <w:proofErr w:type="spellEnd"/>
+      <w:r>
+        <w:rPr>
+          <w:rFonts w:ascii="Consolas" w:hAnsi="Consolas" w:cstheme="minorHAnsi"/>
+          <w:color w:val="000000" w:themeColor="text1"/>
+          <w:sz w:val="16"/>
+          <w:szCs w:val="16"/>
+        </w:rPr>
+        <w:t>();</w:t>
       </w:r>
       <w:r>
         <w:rPr>
@@ -1467,16 +1852,7 @@
           <w:bCs/>
           <w:color w:val="0070C0"/>
         </w:rPr>
-        <w:t>Structural</w:t>
-      </w:r>
-      <w:r>
-        <w:rPr>
-          <w:rFonts w:cstheme="minorHAnsi"/>
-          <w:b/>
-          <w:bCs/>
-          <w:color w:val="0070C0"/>
-        </w:rPr>
-        <w:t>:</w:t>
+        <w:t>Structural:</w:t>
       </w:r>
     </w:p>
     <w:p>
@@ -1494,6 +1870,7 @@
           <w:color w:val="000000" w:themeColor="text1"/>
         </w:rPr>
       </w:pPr>
+      <w:proofErr w:type="gramStart"/>
       <w:r>
         <w:rPr>
           <w:rFonts w:cstheme="minorHAnsi"/>
@@ -1501,15 +1878,9 @@
           <w:bCs/>
           <w:color w:val="000000" w:themeColor="text1"/>
         </w:rPr>
-        <w:t xml:space="preserve">Adaptor : </w:t>
-      </w:r>
-      <w:r>
-        <w:rPr>
-          <w:rFonts w:cstheme="minorHAnsi"/>
-          <w:color w:val="000000" w:themeColor="text1"/>
-        </w:rPr>
-        <w:t>Adaptor</w:t>
-      </w:r>
+        <w:t>Adaptor :</w:t>
+      </w:r>
+      <w:proofErr w:type="gramEnd"/>
       <w:r>
         <w:rPr>
           <w:rFonts w:cstheme="minorHAnsi"/>
@@ -1524,6 +1895,22 @@
           <w:rFonts w:cstheme="minorHAnsi"/>
           <w:color w:val="000000" w:themeColor="text1"/>
         </w:rPr>
+        <w:t>Adaptor</w:t>
+      </w:r>
+      <w:r>
+        <w:rPr>
+          <w:rFonts w:cstheme="minorHAnsi"/>
+          <w:b/>
+          <w:bCs/>
+          <w:color w:val="000000" w:themeColor="text1"/>
+        </w:rPr>
+        <w:t xml:space="preserve"> </w:t>
+      </w:r>
+      <w:r>
+        <w:rPr>
+          <w:rFonts w:cstheme="minorHAnsi"/>
+          <w:color w:val="000000" w:themeColor="text1"/>
+        </w:rPr>
         <w:t>m</w:t>
       </w:r>
       <w:r>
@@ -1569,7 +1956,23 @@
           <w:rFonts w:cstheme="minorHAnsi"/>
           <w:color w:val="000000" w:themeColor="text1"/>
         </w:rPr>
-        <w:t>to match with what client code expect.</w:t>
+        <w:t xml:space="preserve">to match with what client </w:t>
+      </w:r>
+      <w:proofErr w:type="gramStart"/>
+      <w:r>
+        <w:rPr>
+          <w:rFonts w:cstheme="minorHAnsi"/>
+          <w:color w:val="000000" w:themeColor="text1"/>
+        </w:rPr>
+        <w:t>code</w:t>
+      </w:r>
+      <w:proofErr w:type="gramEnd"/>
+      <w:r>
+        <w:rPr>
+          <w:rFonts w:cstheme="minorHAnsi"/>
+          <w:color w:val="000000" w:themeColor="text1"/>
+        </w:rPr>
+        <w:t xml:space="preserve"> expect.</w:t>
       </w:r>
     </w:p>
     <w:p>
@@ -1612,6 +2015,42 @@
           <w:color w:val="000000" w:themeColor="text1"/>
         </w:rPr>
       </w:pPr>
+      <w:proofErr w:type="gramStart"/>
+      <w:r>
+        <w:rPr>
+          <w:rFonts w:cstheme="minorHAnsi"/>
+          <w:b/>
+          <w:bCs/>
+          <w:color w:val="000000" w:themeColor="text1"/>
+        </w:rPr>
+        <w:t>Intent</w:t>
+      </w:r>
+      <w:r>
+        <w:rPr>
+          <w:rFonts w:cstheme="minorHAnsi"/>
+          <w:b/>
+          <w:bCs/>
+          <w:color w:val="000000" w:themeColor="text1"/>
+        </w:rPr>
+        <w:t xml:space="preserve"> :</w:t>
+      </w:r>
+      <w:proofErr w:type="gramEnd"/>
+      <w:r>
+        <w:rPr>
+          <w:rFonts w:cstheme="minorHAnsi"/>
+          <w:b/>
+          <w:bCs/>
+          <w:color w:val="000000" w:themeColor="text1"/>
+        </w:rPr>
+        <w:t xml:space="preserve"> </w:t>
+      </w:r>
+      <w:r>
+        <w:rPr>
+          <w:rFonts w:cstheme="minorHAnsi"/>
+          <w:color w:val="000000" w:themeColor="text1"/>
+        </w:rPr>
+        <w:t>Convert one interface into another interface that the client expects.</w:t>
+      </w:r>
     </w:p>
     <w:p>
       <w:pPr>
@@ -1625,37 +2064,61 @@
       <w:r>
         <w:rPr>
           <w:rFonts w:cstheme="minorHAnsi"/>
-          <w:color w:val="000000" w:themeColor="text1"/>
-        </w:rPr>
-        <w:t>Problem</w:t>
-      </w:r>
-      <w:r>
-        <w:rPr>
-          <w:rFonts w:cstheme="minorHAnsi"/>
-          <w:color w:val="000000" w:themeColor="text1"/>
-        </w:rPr>
-        <w:t xml:space="preserve"> : </w:t>
-      </w:r>
-      <w:r>
-        <w:rPr>
-          <w:rFonts w:cstheme="minorHAnsi"/>
-          <w:color w:val="000000" w:themeColor="text1"/>
-        </w:rPr>
-        <w:t xml:space="preserve">Your </w:t>
-      </w:r>
-      <w:r>
-        <w:rPr>
-          <w:rFonts w:cstheme="minorHAnsi"/>
-          <w:color w:val="000000" w:themeColor="text1"/>
-        </w:rPr>
-        <w:t xml:space="preserve">client </w:t>
-      </w:r>
-      <w:r>
-        <w:rPr>
-          <w:rFonts w:cstheme="minorHAnsi"/>
-          <w:color w:val="000000" w:themeColor="text1"/>
-        </w:rPr>
-        <w:t>application expects:</w:t>
+          <w:b/>
+          <w:bCs/>
+          <w:color w:val="000000" w:themeColor="text1"/>
+        </w:rPr>
+        <w:t xml:space="preserve">Real-world </w:t>
+      </w:r>
+      <w:proofErr w:type="gramStart"/>
+      <w:r>
+        <w:rPr>
+          <w:rFonts w:cstheme="minorHAnsi"/>
+          <w:b/>
+          <w:bCs/>
+          <w:color w:val="000000" w:themeColor="text1"/>
+        </w:rPr>
+        <w:t>analogy</w:t>
+      </w:r>
+      <w:r>
+        <w:rPr>
+          <w:rFonts w:cstheme="minorHAnsi"/>
+          <w:b/>
+          <w:bCs/>
+          <w:color w:val="000000" w:themeColor="text1"/>
+        </w:rPr>
+        <w:t xml:space="preserve"> :</w:t>
+      </w:r>
+      <w:proofErr w:type="gramEnd"/>
+      <w:r>
+        <w:rPr>
+          <w:rFonts w:cstheme="minorHAnsi"/>
+          <w:b/>
+          <w:bCs/>
+          <w:color w:val="000000" w:themeColor="text1"/>
+        </w:rPr>
+        <w:t xml:space="preserve"> </w:t>
+      </w:r>
+      <w:r>
+        <w:rPr>
+          <w:rFonts w:cstheme="minorHAnsi"/>
+          <w:color w:val="000000" w:themeColor="text1"/>
+        </w:rPr>
+        <w:t xml:space="preserve">You have an Indian laptop charger, but the wall </w:t>
+      </w:r>
+      <w:r>
+        <w:rPr>
+          <w:rFonts w:cstheme="minorHAnsi"/>
+          <w:color w:val="000000" w:themeColor="text1"/>
+        </w:rPr>
+        <w:t xml:space="preserve">electrical </w:t>
+      </w:r>
+      <w:r>
+        <w:rPr>
+          <w:rFonts w:cstheme="minorHAnsi"/>
+          <w:color w:val="000000" w:themeColor="text1"/>
+        </w:rPr>
+        <w:t>socket is different.</w:t>
       </w:r>
     </w:p>
     <w:p>
@@ -1663,20 +2126,16 @@
         <w:spacing w:after="0"/>
         <w:ind w:left="360"/>
         <w:rPr>
-          <w:rFonts w:ascii="Consolas" w:hAnsi="Consolas" w:cstheme="minorHAnsi"/>
-          <w:color w:val="000000" w:themeColor="text1"/>
-          <w:sz w:val="16"/>
-          <w:szCs w:val="16"/>
-        </w:rPr>
-      </w:pPr>
-      <w:r>
-        <w:rPr>
-          <w:rFonts w:ascii="Consolas" w:hAnsi="Consolas" w:cstheme="minorHAnsi"/>
-          <w:color w:val="000000" w:themeColor="text1"/>
-          <w:sz w:val="16"/>
-          <w:szCs w:val="16"/>
-        </w:rPr>
-        <w:t>interface PaymentProcessor {</w:t>
+          <w:rFonts w:cstheme="minorHAnsi"/>
+          <w:color w:val="000000" w:themeColor="text1"/>
+        </w:rPr>
+      </w:pPr>
+      <w:r>
+        <w:rPr>
+          <w:rFonts w:cstheme="minorHAnsi"/>
+          <w:color w:val="000000" w:themeColor="text1"/>
+        </w:rPr>
+        <w:t>You don't change the laptop charger or the electrical socket. You use an adapter between them.</w:t>
       </w:r>
     </w:p>
     <w:p>
@@ -1684,27 +2143,115 @@
         <w:spacing w:after="0"/>
         <w:ind w:left="360"/>
         <w:rPr>
-          <w:rFonts w:ascii="Consolas" w:hAnsi="Consolas" w:cstheme="minorHAnsi"/>
-          <w:color w:val="000000" w:themeColor="text1"/>
-          <w:sz w:val="16"/>
-          <w:szCs w:val="16"/>
-        </w:rPr>
-      </w:pPr>
-      <w:r>
-        <w:rPr>
-          <w:rFonts w:ascii="Consolas" w:hAnsi="Consolas" w:cstheme="minorHAnsi"/>
-          <w:color w:val="000000" w:themeColor="text1"/>
-          <w:sz w:val="16"/>
-          <w:szCs w:val="16"/>
-        </w:rPr>
-        <w:t xml:space="preserve">    void pay(double amount);</w:t>
-      </w:r>
+          <w:rFonts w:cstheme="minorHAnsi"/>
+          <w:color w:val="000000" w:themeColor="text1"/>
+        </w:rPr>
+      </w:pPr>
     </w:p>
     <w:p>
       <w:pPr>
         <w:spacing w:after="0"/>
         <w:ind w:left="360"/>
         <w:rPr>
+          <w:rFonts w:cstheme="minorHAnsi"/>
+          <w:color w:val="000000" w:themeColor="text1"/>
+        </w:rPr>
+      </w:pPr>
+      <w:r>
+        <w:rPr>
+          <w:rFonts w:cstheme="minorHAnsi"/>
+          <w:color w:val="000000" w:themeColor="text1"/>
+        </w:rPr>
+        <w:t>Suppose your application expects:</w:t>
+      </w:r>
+    </w:p>
+    <w:p>
+      <w:pPr>
+        <w:spacing w:after="0"/>
+        <w:ind w:left="360"/>
+        <w:rPr>
+          <w:rFonts w:ascii="Consolas" w:hAnsi="Consolas" w:cstheme="minorHAnsi"/>
+          <w:color w:val="000000" w:themeColor="text1"/>
+          <w:sz w:val="16"/>
+          <w:szCs w:val="16"/>
+        </w:rPr>
+      </w:pPr>
+      <w:r>
+        <w:rPr>
+          <w:rFonts w:ascii="Consolas" w:hAnsi="Consolas" w:cstheme="minorHAnsi"/>
+          <w:color w:val="000000" w:themeColor="text1"/>
+          <w:sz w:val="16"/>
+          <w:szCs w:val="16"/>
+        </w:rPr>
+        <w:t xml:space="preserve">interface </w:t>
+      </w:r>
+      <w:proofErr w:type="spellStart"/>
+      <w:r>
+        <w:rPr>
+          <w:rFonts w:ascii="Consolas" w:hAnsi="Consolas" w:cstheme="minorHAnsi"/>
+          <w:color w:val="000000" w:themeColor="text1"/>
+          <w:sz w:val="16"/>
+          <w:szCs w:val="16"/>
+        </w:rPr>
+        <w:t>PaymentProcessor</w:t>
+      </w:r>
+      <w:proofErr w:type="spellEnd"/>
+      <w:r>
+        <w:rPr>
+          <w:rFonts w:ascii="Consolas" w:hAnsi="Consolas" w:cstheme="minorHAnsi"/>
+          <w:color w:val="000000" w:themeColor="text1"/>
+          <w:sz w:val="16"/>
+          <w:szCs w:val="16"/>
+        </w:rPr>
+        <w:t xml:space="preserve"> {</w:t>
+      </w:r>
+    </w:p>
+    <w:p>
+      <w:pPr>
+        <w:spacing w:after="0"/>
+        <w:ind w:left="360"/>
+        <w:rPr>
+          <w:rFonts w:ascii="Consolas" w:hAnsi="Consolas" w:cstheme="minorHAnsi"/>
+          <w:color w:val="000000" w:themeColor="text1"/>
+          <w:sz w:val="16"/>
+          <w:szCs w:val="16"/>
+        </w:rPr>
+      </w:pPr>
+      <w:r>
+        <w:rPr>
+          <w:rFonts w:ascii="Consolas" w:hAnsi="Consolas" w:cstheme="minorHAnsi"/>
+          <w:color w:val="000000" w:themeColor="text1"/>
+          <w:sz w:val="16"/>
+          <w:szCs w:val="16"/>
+        </w:rPr>
+        <w:t xml:space="preserve">    void </w:t>
+      </w:r>
+      <w:proofErr w:type="gramStart"/>
+      <w:r>
+        <w:rPr>
+          <w:rFonts w:ascii="Consolas" w:hAnsi="Consolas" w:cstheme="minorHAnsi"/>
+          <w:color w:val="000000" w:themeColor="text1"/>
+          <w:sz w:val="16"/>
+          <w:szCs w:val="16"/>
+        </w:rPr>
+        <w:t>pay(</w:t>
+      </w:r>
+      <w:proofErr w:type="gramEnd"/>
+      <w:r>
+        <w:rPr>
+          <w:rFonts w:ascii="Consolas" w:hAnsi="Consolas" w:cstheme="minorHAnsi"/>
+          <w:color w:val="000000" w:themeColor="text1"/>
+          <w:sz w:val="16"/>
+          <w:szCs w:val="16"/>
+        </w:rPr>
+        <w:t>double amount);</w:t>
+      </w:r>
+    </w:p>
+    <w:p>
+      <w:pPr>
+        <w:spacing w:after="0"/>
+        <w:ind w:left="360"/>
+        <w:rPr>
           <w:rFonts w:ascii="Consolas" w:hAnsi="Consolas" w:cstheme="minorHAnsi"/>
           <w:color w:val="000000" w:themeColor="text1"/>
           <w:sz w:val="16"/>
@@ -1735,7 +2282,7 @@
           <w:rFonts w:cstheme="minorHAnsi"/>
           <w:color w:val="000000" w:themeColor="text1"/>
         </w:rPr>
-        <w:t>But a third-party SDK gives you:</w:t>
+        <w:t>But you have a third-party payment SDK:</w:t>
       </w:r>
     </w:p>
     <w:p>
@@ -1756,7 +2303,27 @@
           <w:sz w:val="16"/>
           <w:szCs w:val="16"/>
         </w:rPr>
-        <w:t>class RazorpaySDK {</w:t>
+        <w:t xml:space="preserve">class </w:t>
+      </w:r>
+      <w:proofErr w:type="spellStart"/>
+      <w:r>
+        <w:rPr>
+          <w:rFonts w:ascii="Consolas" w:hAnsi="Consolas" w:cstheme="minorHAnsi"/>
+          <w:color w:val="000000" w:themeColor="text1"/>
+          <w:sz w:val="16"/>
+          <w:szCs w:val="16"/>
+        </w:rPr>
+        <w:t>StripePayment</w:t>
+      </w:r>
+      <w:proofErr w:type="spellEnd"/>
+      <w:r>
+        <w:rPr>
+          <w:rFonts w:ascii="Consolas" w:hAnsi="Consolas" w:cstheme="minorHAnsi"/>
+          <w:color w:val="000000" w:themeColor="text1"/>
+          <w:sz w:val="16"/>
+          <w:szCs w:val="16"/>
+        </w:rPr>
+        <w:t xml:space="preserve"> {</w:t>
       </w:r>
     </w:p>
     <w:p>
@@ -1777,7 +2344,38 @@
           <w:sz w:val="16"/>
           <w:szCs w:val="16"/>
         </w:rPr>
-        <w:t xml:space="preserve">    void makePayment(double amount) {</w:t>
+        <w:t xml:space="preserve">    public void </w:t>
+      </w:r>
+      <w:proofErr w:type="spellStart"/>
+      <w:proofErr w:type="gramStart"/>
+      <w:r>
+        <w:rPr>
+          <w:rFonts w:ascii="Consolas" w:hAnsi="Consolas" w:cstheme="minorHAnsi"/>
+          <w:color w:val="000000" w:themeColor="text1"/>
+          <w:sz w:val="16"/>
+          <w:szCs w:val="16"/>
+        </w:rPr>
+        <w:t>makePayment</w:t>
+      </w:r>
+      <w:proofErr w:type="spellEnd"/>
+      <w:r>
+        <w:rPr>
+          <w:rFonts w:ascii="Consolas" w:hAnsi="Consolas" w:cstheme="minorHAnsi"/>
+          <w:color w:val="000000" w:themeColor="text1"/>
+          <w:sz w:val="16"/>
+          <w:szCs w:val="16"/>
+        </w:rPr>
+        <w:t>(</w:t>
+      </w:r>
+      <w:proofErr w:type="gramEnd"/>
+      <w:r>
+        <w:rPr>
+          <w:rFonts w:ascii="Consolas" w:hAnsi="Consolas" w:cstheme="minorHAnsi"/>
+          <w:color w:val="000000" w:themeColor="text1"/>
+          <w:sz w:val="16"/>
+          <w:szCs w:val="16"/>
+        </w:rPr>
+        <w:t>double amount) {</w:t>
       </w:r>
     </w:p>
     <w:p>
@@ -1798,7 +2396,27 @@
           <w:sz w:val="16"/>
           <w:szCs w:val="16"/>
         </w:rPr>
-        <w:t xml:space="preserve">        // ...</w:t>
+        <w:t xml:space="preserve">        </w:t>
+      </w:r>
+      <w:proofErr w:type="spellStart"/>
+      <w:r>
+        <w:rPr>
+          <w:rFonts w:ascii="Consolas" w:hAnsi="Consolas" w:cstheme="minorHAnsi"/>
+          <w:color w:val="000000" w:themeColor="text1"/>
+          <w:sz w:val="16"/>
+          <w:szCs w:val="16"/>
+        </w:rPr>
+        <w:t>System.out.println</w:t>
+      </w:r>
+      <w:proofErr w:type="spellEnd"/>
+      <w:r>
+        <w:rPr>
+          <w:rFonts w:ascii="Consolas" w:hAnsi="Consolas" w:cstheme="minorHAnsi"/>
+          <w:color w:val="000000" w:themeColor="text1"/>
+          <w:sz w:val="16"/>
+          <w:szCs w:val="16"/>
+        </w:rPr>
+        <w:t>("Stripe payment: " + amount);</w:t>
       </w:r>
     </w:p>
     <w:p>
@@ -1866,12 +2484,21 @@
         </w:rPr>
         <w:t xml:space="preserve"> </w:t>
       </w:r>
-      <w:r>
-        <w:rPr>
-          <w:rFonts w:cstheme="minorHAnsi"/>
-          <w:color w:val="000000" w:themeColor="text1"/>
-        </w:rPr>
-        <w:t>pay()</w:t>
+      <w:proofErr w:type="gramStart"/>
+      <w:r>
+        <w:rPr>
+          <w:rFonts w:cstheme="minorHAnsi"/>
+          <w:color w:val="000000" w:themeColor="text1"/>
+        </w:rPr>
+        <w:t>pay(</w:t>
+      </w:r>
+      <w:proofErr w:type="gramEnd"/>
+      <w:r>
+        <w:rPr>
+          <w:rFonts w:cstheme="minorHAnsi"/>
+          <w:color w:val="000000" w:themeColor="text1"/>
+        </w:rPr>
+        <w:t>)</w:t>
       </w:r>
       <w:r>
         <w:rPr>
@@ -1885,8 +2512,17 @@
           <w:rFonts w:cstheme="minorHAnsi"/>
           <w:color w:val="000000" w:themeColor="text1"/>
         </w:rPr>
-        <w:t>but Razorpay provides</w:t>
-      </w:r>
+        <w:t xml:space="preserve">but </w:t>
+      </w:r>
+      <w:proofErr w:type="spellStart"/>
+      <w:r>
+        <w:rPr>
+          <w:rFonts w:cstheme="minorHAnsi"/>
+          <w:color w:val="000000" w:themeColor="text1"/>
+        </w:rPr>
+        <w:t>StripePayment</w:t>
+      </w:r>
+      <w:proofErr w:type="spellEnd"/>
       <w:r>
         <w:rPr>
           <w:rFonts w:cstheme="minorHAnsi"/>
@@ -1899,7 +2535,39 @@
           <w:rFonts w:cstheme="minorHAnsi"/>
           <w:color w:val="000000" w:themeColor="text1"/>
         </w:rPr>
-        <w:t>makePayment()</w:t>
+        <w:t>provides</w:t>
+      </w:r>
+      <w:r>
+        <w:rPr>
+          <w:rFonts w:cstheme="minorHAnsi"/>
+          <w:color w:val="000000" w:themeColor="text1"/>
+        </w:rPr>
+        <w:t xml:space="preserve"> </w:t>
+      </w:r>
+      <w:proofErr w:type="spellStart"/>
+      <w:proofErr w:type="gramStart"/>
+      <w:r>
+        <w:rPr>
+          <w:rFonts w:cstheme="minorHAnsi"/>
+          <w:color w:val="000000" w:themeColor="text1"/>
+        </w:rPr>
+        <w:t>makePayment</w:t>
+      </w:r>
+      <w:proofErr w:type="spellEnd"/>
+      <w:r>
+        <w:rPr>
+          <w:rFonts w:cstheme="minorHAnsi"/>
+          <w:color w:val="000000" w:themeColor="text1"/>
+        </w:rPr>
+        <w:t>(</w:t>
+      </w:r>
+      <w:proofErr w:type="gramEnd"/>
+      <w:r>
+        <w:rPr>
+          <w:rFonts w:cstheme="minorHAnsi"/>
+          <w:color w:val="000000" w:themeColor="text1"/>
+        </w:rPr>
+        <w:t>)</w:t>
       </w:r>
       <w:r>
         <w:rPr>
@@ -1920,8 +2588,961 @@
           <w:rFonts w:cstheme="minorHAnsi"/>
           <w:color w:val="000000" w:themeColor="text1"/>
         </w:rPr>
-        <w:t xml:space="preserve"> So adaptor comes into picture.</w:t>
-      </w:r>
+        <w:t xml:space="preserve"> </w:t>
+      </w:r>
+      <w:proofErr w:type="gramStart"/>
+      <w:r>
+        <w:rPr>
+          <w:rFonts w:cstheme="minorHAnsi"/>
+          <w:color w:val="000000" w:themeColor="text1"/>
+        </w:rPr>
+        <w:t>So</w:t>
+      </w:r>
+      <w:proofErr w:type="gramEnd"/>
+      <w:r>
+        <w:rPr>
+          <w:rFonts w:cstheme="minorHAnsi"/>
+          <w:color w:val="000000" w:themeColor="text1"/>
+        </w:rPr>
+        <w:t xml:space="preserve"> adaptor comes into picture.</w:t>
+      </w:r>
+    </w:p>
+    <w:p>
+      <w:pPr>
+        <w:spacing w:after="0"/>
+        <w:ind w:left="360"/>
+        <w:rPr>
+          <w:rFonts w:cstheme="minorHAnsi"/>
+          <w:color w:val="000000" w:themeColor="text1"/>
+        </w:rPr>
+      </w:pPr>
+    </w:p>
+    <w:p>
+      <w:pPr>
+        <w:spacing w:after="0"/>
+        <w:ind w:left="360"/>
+        <w:rPr>
+          <w:rFonts w:cstheme="minorHAnsi"/>
+          <w:color w:val="000000" w:themeColor="text1"/>
+        </w:rPr>
+      </w:pPr>
+      <w:r>
+        <w:rPr>
+          <w:rFonts w:cstheme="minorHAnsi"/>
+          <w:color w:val="000000" w:themeColor="text1"/>
+        </w:rPr>
+        <w:t xml:space="preserve">Since </w:t>
+      </w:r>
+      <w:r>
+        <w:rPr>
+          <w:rFonts w:cstheme="minorHAnsi"/>
+          <w:color w:val="000000" w:themeColor="text1"/>
+        </w:rPr>
+        <w:t>interfaces don't match.</w:t>
+      </w:r>
+      <w:r>
+        <w:rPr>
+          <w:rFonts w:cstheme="minorHAnsi"/>
+          <w:color w:val="000000" w:themeColor="text1"/>
+        </w:rPr>
+        <w:t xml:space="preserve"> </w:t>
+      </w:r>
+      <w:r>
+        <w:rPr>
+          <w:rFonts w:cstheme="minorHAnsi"/>
+          <w:color w:val="000000" w:themeColor="text1"/>
+        </w:rPr>
+        <w:t>Create an adapter:</w:t>
+      </w:r>
+    </w:p>
+    <w:p>
+      <w:pPr>
+        <w:spacing w:after="0"/>
+        <w:ind w:left="360"/>
+        <w:rPr>
+          <w:rFonts w:ascii="Consolas" w:hAnsi="Consolas" w:cstheme="minorHAnsi"/>
+          <w:color w:val="000000" w:themeColor="text1"/>
+          <w:sz w:val="16"/>
+          <w:szCs w:val="16"/>
+        </w:rPr>
+      </w:pPr>
+      <w:r>
+        <w:rPr>
+          <w:rFonts w:ascii="Consolas" w:hAnsi="Consolas" w:cstheme="minorHAnsi"/>
+          <w:color w:val="000000" w:themeColor="text1"/>
+          <w:sz w:val="16"/>
+          <w:szCs w:val="16"/>
+        </w:rPr>
+        <w:t xml:space="preserve">class </w:t>
+      </w:r>
+      <w:proofErr w:type="spellStart"/>
+      <w:r>
+        <w:rPr>
+          <w:rFonts w:ascii="Consolas" w:hAnsi="Consolas" w:cstheme="minorHAnsi"/>
+          <w:color w:val="000000" w:themeColor="text1"/>
+          <w:sz w:val="16"/>
+          <w:szCs w:val="16"/>
+        </w:rPr>
+        <w:t>StripeAdapter</w:t>
+      </w:r>
+      <w:proofErr w:type="spellEnd"/>
+      <w:r>
+        <w:rPr>
+          <w:rFonts w:ascii="Consolas" w:hAnsi="Consolas" w:cstheme="minorHAnsi"/>
+          <w:color w:val="000000" w:themeColor="text1"/>
+          <w:sz w:val="16"/>
+          <w:szCs w:val="16"/>
+        </w:rPr>
+        <w:t xml:space="preserve"> implements </w:t>
+      </w:r>
+      <w:proofErr w:type="spellStart"/>
+      <w:r>
+        <w:rPr>
+          <w:rFonts w:ascii="Consolas" w:hAnsi="Consolas" w:cstheme="minorHAnsi"/>
+          <w:color w:val="000000" w:themeColor="text1"/>
+          <w:sz w:val="16"/>
+          <w:szCs w:val="16"/>
+        </w:rPr>
+        <w:t>PaymentProcessor</w:t>
+      </w:r>
+      <w:proofErr w:type="spellEnd"/>
+      <w:r>
+        <w:rPr>
+          <w:rFonts w:ascii="Consolas" w:hAnsi="Consolas" w:cstheme="minorHAnsi"/>
+          <w:color w:val="000000" w:themeColor="text1"/>
+          <w:sz w:val="16"/>
+          <w:szCs w:val="16"/>
+        </w:rPr>
+        <w:t xml:space="preserve"> {</w:t>
+      </w:r>
+    </w:p>
+    <w:p>
+      <w:pPr>
+        <w:spacing w:after="0"/>
+        <w:ind w:left="360"/>
+        <w:rPr>
+          <w:rFonts w:ascii="Consolas" w:hAnsi="Consolas" w:cstheme="minorHAnsi"/>
+          <w:color w:val="000000" w:themeColor="text1"/>
+          <w:sz w:val="16"/>
+          <w:szCs w:val="16"/>
+        </w:rPr>
+      </w:pPr>
+    </w:p>
+    <w:p>
+      <w:pPr>
+        <w:spacing w:after="0"/>
+        <w:ind w:left="360"/>
+        <w:rPr>
+          <w:rFonts w:ascii="Consolas" w:hAnsi="Consolas" w:cstheme="minorHAnsi"/>
+          <w:color w:val="000000" w:themeColor="text1"/>
+          <w:sz w:val="16"/>
+          <w:szCs w:val="16"/>
+        </w:rPr>
+      </w:pPr>
+      <w:r>
+        <w:rPr>
+          <w:rFonts w:ascii="Consolas" w:hAnsi="Consolas" w:cstheme="minorHAnsi"/>
+          <w:color w:val="000000" w:themeColor="text1"/>
+          <w:sz w:val="16"/>
+          <w:szCs w:val="16"/>
+        </w:rPr>
+        <w:t xml:space="preserve">    private </w:t>
+      </w:r>
+      <w:proofErr w:type="spellStart"/>
+      <w:r>
+        <w:rPr>
+          <w:rFonts w:ascii="Consolas" w:hAnsi="Consolas" w:cstheme="minorHAnsi"/>
+          <w:color w:val="000000" w:themeColor="text1"/>
+          <w:sz w:val="16"/>
+          <w:szCs w:val="16"/>
+        </w:rPr>
+        <w:t>StripePayment</w:t>
+      </w:r>
+      <w:proofErr w:type="spellEnd"/>
+      <w:r>
+        <w:rPr>
+          <w:rFonts w:ascii="Consolas" w:hAnsi="Consolas" w:cstheme="minorHAnsi"/>
+          <w:color w:val="000000" w:themeColor="text1"/>
+          <w:sz w:val="16"/>
+          <w:szCs w:val="16"/>
+        </w:rPr>
+        <w:t xml:space="preserve"> </w:t>
+      </w:r>
+      <w:proofErr w:type="spellStart"/>
+      <w:r>
+        <w:rPr>
+          <w:rFonts w:ascii="Consolas" w:hAnsi="Consolas" w:cstheme="minorHAnsi"/>
+          <w:color w:val="000000" w:themeColor="text1"/>
+          <w:sz w:val="16"/>
+          <w:szCs w:val="16"/>
+        </w:rPr>
+        <w:t>stripePayment</w:t>
+      </w:r>
+      <w:proofErr w:type="spellEnd"/>
+      <w:r>
+        <w:rPr>
+          <w:rFonts w:ascii="Consolas" w:hAnsi="Consolas" w:cstheme="minorHAnsi"/>
+          <w:color w:val="000000" w:themeColor="text1"/>
+          <w:sz w:val="16"/>
+          <w:szCs w:val="16"/>
+        </w:rPr>
+        <w:t>;</w:t>
+      </w:r>
+    </w:p>
+    <w:p>
+      <w:pPr>
+        <w:spacing w:after="0"/>
+        <w:ind w:left="360"/>
+        <w:rPr>
+          <w:rFonts w:ascii="Consolas" w:hAnsi="Consolas" w:cstheme="minorHAnsi"/>
+          <w:color w:val="000000" w:themeColor="text1"/>
+          <w:sz w:val="16"/>
+          <w:szCs w:val="16"/>
+        </w:rPr>
+      </w:pPr>
+    </w:p>
+    <w:p>
+      <w:pPr>
+        <w:spacing w:after="0"/>
+        <w:ind w:left="360"/>
+        <w:rPr>
+          <w:rFonts w:ascii="Consolas" w:hAnsi="Consolas" w:cstheme="minorHAnsi"/>
+          <w:color w:val="000000" w:themeColor="text1"/>
+          <w:sz w:val="16"/>
+          <w:szCs w:val="16"/>
+        </w:rPr>
+      </w:pPr>
+      <w:r>
+        <w:rPr>
+          <w:rFonts w:ascii="Consolas" w:hAnsi="Consolas" w:cstheme="minorHAnsi"/>
+          <w:color w:val="000000" w:themeColor="text1"/>
+          <w:sz w:val="16"/>
+          <w:szCs w:val="16"/>
+        </w:rPr>
+        <w:t xml:space="preserve">    public </w:t>
+      </w:r>
+      <w:proofErr w:type="spellStart"/>
+      <w:proofErr w:type="gramStart"/>
+      <w:r>
+        <w:rPr>
+          <w:rFonts w:ascii="Consolas" w:hAnsi="Consolas" w:cstheme="minorHAnsi"/>
+          <w:color w:val="000000" w:themeColor="text1"/>
+          <w:sz w:val="16"/>
+          <w:szCs w:val="16"/>
+        </w:rPr>
+        <w:t>StripeAdapter</w:t>
+      </w:r>
+      <w:proofErr w:type="spellEnd"/>
+      <w:r>
+        <w:rPr>
+          <w:rFonts w:ascii="Consolas" w:hAnsi="Consolas" w:cstheme="minorHAnsi"/>
+          <w:color w:val="000000" w:themeColor="text1"/>
+          <w:sz w:val="16"/>
+          <w:szCs w:val="16"/>
+        </w:rPr>
+        <w:t>(</w:t>
+      </w:r>
+      <w:proofErr w:type="spellStart"/>
+      <w:proofErr w:type="gramEnd"/>
+      <w:r>
+        <w:rPr>
+          <w:rFonts w:ascii="Consolas" w:hAnsi="Consolas" w:cstheme="minorHAnsi"/>
+          <w:color w:val="000000" w:themeColor="text1"/>
+          <w:sz w:val="16"/>
+          <w:szCs w:val="16"/>
+        </w:rPr>
+        <w:t>StripePayment</w:t>
+      </w:r>
+      <w:proofErr w:type="spellEnd"/>
+      <w:r>
+        <w:rPr>
+          <w:rFonts w:ascii="Consolas" w:hAnsi="Consolas" w:cstheme="minorHAnsi"/>
+          <w:color w:val="000000" w:themeColor="text1"/>
+          <w:sz w:val="16"/>
+          <w:szCs w:val="16"/>
+        </w:rPr>
+        <w:t xml:space="preserve"> </w:t>
+      </w:r>
+      <w:proofErr w:type="spellStart"/>
+      <w:r>
+        <w:rPr>
+          <w:rFonts w:ascii="Consolas" w:hAnsi="Consolas" w:cstheme="minorHAnsi"/>
+          <w:color w:val="000000" w:themeColor="text1"/>
+          <w:sz w:val="16"/>
+          <w:szCs w:val="16"/>
+        </w:rPr>
+        <w:t>stripePayment</w:t>
+      </w:r>
+      <w:proofErr w:type="spellEnd"/>
+      <w:r>
+        <w:rPr>
+          <w:rFonts w:ascii="Consolas" w:hAnsi="Consolas" w:cstheme="minorHAnsi"/>
+          <w:color w:val="000000" w:themeColor="text1"/>
+          <w:sz w:val="16"/>
+          <w:szCs w:val="16"/>
+        </w:rPr>
+        <w:t>) {</w:t>
+      </w:r>
+    </w:p>
+    <w:p>
+      <w:pPr>
+        <w:spacing w:after="0"/>
+        <w:ind w:left="360"/>
+        <w:rPr>
+          <w:rFonts w:ascii="Consolas" w:hAnsi="Consolas" w:cstheme="minorHAnsi"/>
+          <w:color w:val="000000" w:themeColor="text1"/>
+          <w:sz w:val="16"/>
+          <w:szCs w:val="16"/>
+        </w:rPr>
+      </w:pPr>
+      <w:r>
+        <w:rPr>
+          <w:rFonts w:ascii="Consolas" w:hAnsi="Consolas" w:cstheme="minorHAnsi"/>
+          <w:color w:val="000000" w:themeColor="text1"/>
+          <w:sz w:val="16"/>
+          <w:szCs w:val="16"/>
+        </w:rPr>
+        <w:t xml:space="preserve">        </w:t>
+      </w:r>
+      <w:proofErr w:type="spellStart"/>
+      <w:proofErr w:type="gramStart"/>
+      <w:r>
+        <w:rPr>
+          <w:rFonts w:ascii="Consolas" w:hAnsi="Consolas" w:cstheme="minorHAnsi"/>
+          <w:color w:val="000000" w:themeColor="text1"/>
+          <w:sz w:val="16"/>
+          <w:szCs w:val="16"/>
+        </w:rPr>
+        <w:t>this.stripePayment</w:t>
+      </w:r>
+      <w:proofErr w:type="spellEnd"/>
+      <w:proofErr w:type="gramEnd"/>
+      <w:r>
+        <w:rPr>
+          <w:rFonts w:ascii="Consolas" w:hAnsi="Consolas" w:cstheme="minorHAnsi"/>
+          <w:color w:val="000000" w:themeColor="text1"/>
+          <w:sz w:val="16"/>
+          <w:szCs w:val="16"/>
+        </w:rPr>
+        <w:t xml:space="preserve"> = </w:t>
+      </w:r>
+      <w:proofErr w:type="spellStart"/>
+      <w:r>
+        <w:rPr>
+          <w:rFonts w:ascii="Consolas" w:hAnsi="Consolas" w:cstheme="minorHAnsi"/>
+          <w:color w:val="000000" w:themeColor="text1"/>
+          <w:sz w:val="16"/>
+          <w:szCs w:val="16"/>
+        </w:rPr>
+        <w:t>stripePayment</w:t>
+      </w:r>
+      <w:proofErr w:type="spellEnd"/>
+      <w:r>
+        <w:rPr>
+          <w:rFonts w:ascii="Consolas" w:hAnsi="Consolas" w:cstheme="minorHAnsi"/>
+          <w:color w:val="000000" w:themeColor="text1"/>
+          <w:sz w:val="16"/>
+          <w:szCs w:val="16"/>
+        </w:rPr>
+        <w:t>;</w:t>
+      </w:r>
+    </w:p>
+    <w:p>
+      <w:pPr>
+        <w:spacing w:after="0"/>
+        <w:ind w:left="360"/>
+        <w:rPr>
+          <w:rFonts w:ascii="Consolas" w:hAnsi="Consolas" w:cstheme="minorHAnsi"/>
+          <w:color w:val="000000" w:themeColor="text1"/>
+          <w:sz w:val="16"/>
+          <w:szCs w:val="16"/>
+        </w:rPr>
+      </w:pPr>
+      <w:r>
+        <w:rPr>
+          <w:rFonts w:ascii="Consolas" w:hAnsi="Consolas" w:cstheme="minorHAnsi"/>
+          <w:color w:val="000000" w:themeColor="text1"/>
+          <w:sz w:val="16"/>
+          <w:szCs w:val="16"/>
+        </w:rPr>
+        <w:t xml:space="preserve">    }</w:t>
+      </w:r>
+    </w:p>
+    <w:p>
+      <w:pPr>
+        <w:spacing w:after="0"/>
+        <w:ind w:left="360"/>
+        <w:rPr>
+          <w:rFonts w:ascii="Consolas" w:hAnsi="Consolas" w:cstheme="minorHAnsi"/>
+          <w:color w:val="000000" w:themeColor="text1"/>
+          <w:sz w:val="16"/>
+          <w:szCs w:val="16"/>
+        </w:rPr>
+      </w:pPr>
+    </w:p>
+    <w:p>
+      <w:pPr>
+        <w:spacing w:after="0"/>
+        <w:ind w:left="360"/>
+        <w:rPr>
+          <w:rFonts w:ascii="Consolas" w:hAnsi="Consolas" w:cstheme="minorHAnsi"/>
+          <w:color w:val="000000" w:themeColor="text1"/>
+          <w:sz w:val="16"/>
+          <w:szCs w:val="16"/>
+        </w:rPr>
+      </w:pPr>
+      <w:r>
+        <w:rPr>
+          <w:rFonts w:ascii="Consolas" w:hAnsi="Consolas" w:cstheme="minorHAnsi"/>
+          <w:color w:val="000000" w:themeColor="text1"/>
+          <w:sz w:val="16"/>
+          <w:szCs w:val="16"/>
+        </w:rPr>
+        <w:t xml:space="preserve">    @Override</w:t>
+      </w:r>
+    </w:p>
+    <w:p>
+      <w:pPr>
+        <w:spacing w:after="0"/>
+        <w:ind w:left="360"/>
+        <w:rPr>
+          <w:rFonts w:ascii="Consolas" w:hAnsi="Consolas" w:cstheme="minorHAnsi"/>
+          <w:color w:val="000000" w:themeColor="text1"/>
+          <w:sz w:val="16"/>
+          <w:szCs w:val="16"/>
+        </w:rPr>
+      </w:pPr>
+      <w:r>
+        <w:rPr>
+          <w:rFonts w:ascii="Consolas" w:hAnsi="Consolas" w:cstheme="minorHAnsi"/>
+          <w:color w:val="000000" w:themeColor="text1"/>
+          <w:sz w:val="16"/>
+          <w:szCs w:val="16"/>
+        </w:rPr>
+        <w:t xml:space="preserve">    public void </w:t>
+      </w:r>
+      <w:proofErr w:type="gramStart"/>
+      <w:r>
+        <w:rPr>
+          <w:rFonts w:ascii="Consolas" w:hAnsi="Consolas" w:cstheme="minorHAnsi"/>
+          <w:color w:val="000000" w:themeColor="text1"/>
+          <w:sz w:val="16"/>
+          <w:szCs w:val="16"/>
+        </w:rPr>
+        <w:t>pay(</w:t>
+      </w:r>
+      <w:proofErr w:type="gramEnd"/>
+      <w:r>
+        <w:rPr>
+          <w:rFonts w:ascii="Consolas" w:hAnsi="Consolas" w:cstheme="minorHAnsi"/>
+          <w:color w:val="000000" w:themeColor="text1"/>
+          <w:sz w:val="16"/>
+          <w:szCs w:val="16"/>
+        </w:rPr>
+        <w:t>double amount) {</w:t>
+      </w:r>
+    </w:p>
+    <w:p>
+      <w:pPr>
+        <w:spacing w:after="0"/>
+        <w:ind w:left="360"/>
+        <w:rPr>
+          <w:rFonts w:ascii="Consolas" w:hAnsi="Consolas" w:cstheme="minorHAnsi"/>
+          <w:color w:val="000000" w:themeColor="text1"/>
+          <w:sz w:val="16"/>
+          <w:szCs w:val="16"/>
+        </w:rPr>
+      </w:pPr>
+      <w:r>
+        <w:rPr>
+          <w:rFonts w:ascii="Consolas" w:hAnsi="Consolas" w:cstheme="minorHAnsi"/>
+          <w:color w:val="000000" w:themeColor="text1"/>
+          <w:sz w:val="16"/>
+          <w:szCs w:val="16"/>
+        </w:rPr>
+        <w:t xml:space="preserve">        </w:t>
+      </w:r>
+      <w:proofErr w:type="spellStart"/>
+      <w:r>
+        <w:rPr>
+          <w:rFonts w:ascii="Consolas" w:hAnsi="Consolas" w:cstheme="minorHAnsi"/>
+          <w:color w:val="000000" w:themeColor="text1"/>
+          <w:sz w:val="16"/>
+          <w:szCs w:val="16"/>
+        </w:rPr>
+        <w:t>stripePayment.makePayment</w:t>
+      </w:r>
+      <w:proofErr w:type="spellEnd"/>
+      <w:r>
+        <w:rPr>
+          <w:rFonts w:ascii="Consolas" w:hAnsi="Consolas" w:cstheme="minorHAnsi"/>
+          <w:color w:val="000000" w:themeColor="text1"/>
+          <w:sz w:val="16"/>
+          <w:szCs w:val="16"/>
+        </w:rPr>
+        <w:t>(amount);</w:t>
+      </w:r>
+    </w:p>
+    <w:p>
+      <w:pPr>
+        <w:spacing w:after="0"/>
+        <w:ind w:left="360"/>
+        <w:rPr>
+          <w:rFonts w:ascii="Consolas" w:hAnsi="Consolas" w:cstheme="minorHAnsi"/>
+          <w:color w:val="000000" w:themeColor="text1"/>
+          <w:sz w:val="16"/>
+          <w:szCs w:val="16"/>
+        </w:rPr>
+      </w:pPr>
+      <w:r>
+        <w:rPr>
+          <w:rFonts w:ascii="Consolas" w:hAnsi="Consolas" w:cstheme="minorHAnsi"/>
+          <w:color w:val="000000" w:themeColor="text1"/>
+          <w:sz w:val="16"/>
+          <w:szCs w:val="16"/>
+        </w:rPr>
+        <w:t xml:space="preserve">    }</w:t>
+      </w:r>
+    </w:p>
+    <w:p>
+      <w:pPr>
+        <w:spacing w:after="0"/>
+        <w:ind w:left="360"/>
+        <w:rPr>
+          <w:rFonts w:ascii="Consolas" w:hAnsi="Consolas" w:cstheme="minorHAnsi"/>
+          <w:color w:val="000000" w:themeColor="text1"/>
+          <w:sz w:val="16"/>
+          <w:szCs w:val="16"/>
+        </w:rPr>
+      </w:pPr>
+      <w:r>
+        <w:rPr>
+          <w:rFonts w:ascii="Consolas" w:hAnsi="Consolas" w:cstheme="minorHAnsi"/>
+          <w:color w:val="000000" w:themeColor="text1"/>
+          <w:sz w:val="16"/>
+          <w:szCs w:val="16"/>
+        </w:rPr>
+        <w:t>}</w:t>
+      </w:r>
+    </w:p>
+    <w:p>
+      <w:pPr>
+        <w:spacing w:after="0"/>
+        <w:ind w:left="360"/>
+        <w:rPr>
+          <w:rFonts w:ascii="Consolas" w:hAnsi="Consolas" w:cstheme="minorHAnsi"/>
+          <w:color w:val="000000" w:themeColor="text1"/>
+          <w:sz w:val="16"/>
+          <w:szCs w:val="16"/>
+        </w:rPr>
+      </w:pPr>
+    </w:p>
+    <w:p>
+      <w:pPr>
+        <w:spacing w:after="0"/>
+        <w:ind w:left="360"/>
+        <w:rPr>
+          <w:rFonts w:ascii="Consolas" w:hAnsi="Consolas" w:cstheme="minorHAnsi"/>
+          <w:color w:val="000000" w:themeColor="text1"/>
+          <w:sz w:val="16"/>
+          <w:szCs w:val="16"/>
+        </w:rPr>
+      </w:pPr>
+      <w:r>
+        <w:rPr>
+          <w:rFonts w:ascii="Consolas" w:hAnsi="Consolas" w:cstheme="minorHAnsi"/>
+          <w:color w:val="000000" w:themeColor="text1"/>
+          <w:sz w:val="16"/>
+          <w:szCs w:val="16"/>
+        </w:rPr>
+        <w:t>Now main class</w:t>
+      </w:r>
+      <w:r>
+        <w:rPr>
+          <w:rFonts w:ascii="Consolas" w:hAnsi="Consolas" w:cstheme="minorHAnsi"/>
+          <w:color w:val="000000" w:themeColor="text1"/>
+          <w:sz w:val="16"/>
+          <w:szCs w:val="16"/>
+        </w:rPr>
+        <w:t>:</w:t>
+      </w:r>
+    </w:p>
+    <w:p>
+      <w:pPr>
+        <w:spacing w:after="0"/>
+        <w:ind w:left="360"/>
+        <w:rPr>
+          <w:rFonts w:ascii="Consolas" w:hAnsi="Consolas" w:cstheme="minorHAnsi"/>
+          <w:color w:val="000000" w:themeColor="text1"/>
+          <w:sz w:val="16"/>
+          <w:szCs w:val="16"/>
+        </w:rPr>
+      </w:pPr>
+      <w:proofErr w:type="spellStart"/>
+      <w:r>
+        <w:rPr>
+          <w:rFonts w:ascii="Consolas" w:hAnsi="Consolas" w:cstheme="minorHAnsi"/>
+          <w:color w:val="000000" w:themeColor="text1"/>
+          <w:sz w:val="16"/>
+          <w:szCs w:val="16"/>
+        </w:rPr>
+        <w:t>PaymentProcessor</w:t>
+      </w:r>
+      <w:proofErr w:type="spellEnd"/>
+      <w:r>
+        <w:rPr>
+          <w:rFonts w:ascii="Consolas" w:hAnsi="Consolas" w:cstheme="minorHAnsi"/>
+          <w:color w:val="000000" w:themeColor="text1"/>
+          <w:sz w:val="16"/>
+          <w:szCs w:val="16"/>
+        </w:rPr>
+        <w:t xml:space="preserve"> processor =</w:t>
+      </w:r>
+    </w:p>
+    <w:p>
+      <w:pPr>
+        <w:spacing w:after="0"/>
+        <w:ind w:left="360"/>
+        <w:rPr>
+          <w:rFonts w:ascii="Consolas" w:hAnsi="Consolas" w:cstheme="minorHAnsi"/>
+          <w:color w:val="000000" w:themeColor="text1"/>
+          <w:sz w:val="16"/>
+          <w:szCs w:val="16"/>
+        </w:rPr>
+      </w:pPr>
+      <w:r>
+        <w:rPr>
+          <w:rFonts w:ascii="Consolas" w:hAnsi="Consolas" w:cstheme="minorHAnsi"/>
+          <w:color w:val="000000" w:themeColor="text1"/>
+          <w:sz w:val="16"/>
+          <w:szCs w:val="16"/>
+        </w:rPr>
+        <w:t xml:space="preserve">        new </w:t>
+      </w:r>
+      <w:proofErr w:type="spellStart"/>
+      <w:proofErr w:type="gramStart"/>
+      <w:r>
+        <w:rPr>
+          <w:rFonts w:ascii="Consolas" w:hAnsi="Consolas" w:cstheme="minorHAnsi"/>
+          <w:color w:val="000000" w:themeColor="text1"/>
+          <w:sz w:val="16"/>
+          <w:szCs w:val="16"/>
+        </w:rPr>
+        <w:t>StripeAdapter</w:t>
+      </w:r>
+      <w:proofErr w:type="spellEnd"/>
+      <w:r>
+        <w:rPr>
+          <w:rFonts w:ascii="Consolas" w:hAnsi="Consolas" w:cstheme="minorHAnsi"/>
+          <w:color w:val="000000" w:themeColor="text1"/>
+          <w:sz w:val="16"/>
+          <w:szCs w:val="16"/>
+        </w:rPr>
+        <w:t>(</w:t>
+      </w:r>
+      <w:proofErr w:type="gramEnd"/>
+      <w:r>
+        <w:rPr>
+          <w:rFonts w:ascii="Consolas" w:hAnsi="Consolas" w:cstheme="minorHAnsi"/>
+          <w:color w:val="000000" w:themeColor="text1"/>
+          <w:sz w:val="16"/>
+          <w:szCs w:val="16"/>
+        </w:rPr>
+        <w:t xml:space="preserve">new </w:t>
+      </w:r>
+      <w:proofErr w:type="spellStart"/>
+      <w:proofErr w:type="gramStart"/>
+      <w:r>
+        <w:rPr>
+          <w:rFonts w:ascii="Consolas" w:hAnsi="Consolas" w:cstheme="minorHAnsi"/>
+          <w:color w:val="000000" w:themeColor="text1"/>
+          <w:sz w:val="16"/>
+          <w:szCs w:val="16"/>
+        </w:rPr>
+        <w:t>StripePayment</w:t>
+      </w:r>
+      <w:proofErr w:type="spellEnd"/>
+      <w:r>
+        <w:rPr>
+          <w:rFonts w:ascii="Consolas" w:hAnsi="Consolas" w:cstheme="minorHAnsi"/>
+          <w:color w:val="000000" w:themeColor="text1"/>
+          <w:sz w:val="16"/>
+          <w:szCs w:val="16"/>
+        </w:rPr>
+        <w:t>(</w:t>
+      </w:r>
+      <w:proofErr w:type="gramEnd"/>
+      <w:r>
+        <w:rPr>
+          <w:rFonts w:ascii="Consolas" w:hAnsi="Consolas" w:cstheme="minorHAnsi"/>
+          <w:color w:val="000000" w:themeColor="text1"/>
+          <w:sz w:val="16"/>
+          <w:szCs w:val="16"/>
+        </w:rPr>
+        <w:t>));</w:t>
+      </w:r>
+    </w:p>
+    <w:p>
+      <w:pPr>
+        <w:spacing w:after="0"/>
+        <w:ind w:left="360"/>
+        <w:rPr>
+          <w:rFonts w:ascii="Consolas" w:hAnsi="Consolas" w:cstheme="minorHAnsi"/>
+          <w:color w:val="000000" w:themeColor="text1"/>
+          <w:sz w:val="16"/>
+          <w:szCs w:val="16"/>
+        </w:rPr>
+      </w:pPr>
+    </w:p>
+    <w:p>
+      <w:pPr>
+        <w:spacing w:after="0"/>
+        <w:ind w:left="360"/>
+        <w:rPr>
+          <w:rFonts w:ascii="Consolas" w:hAnsi="Consolas" w:cstheme="minorHAnsi"/>
+          <w:color w:val="000000" w:themeColor="text1"/>
+          <w:sz w:val="16"/>
+          <w:szCs w:val="16"/>
+        </w:rPr>
+      </w:pPr>
+      <w:proofErr w:type="spellStart"/>
+      <w:proofErr w:type="gramStart"/>
+      <w:r>
+        <w:rPr>
+          <w:rFonts w:ascii="Consolas" w:hAnsi="Consolas" w:cstheme="minorHAnsi"/>
+          <w:color w:val="000000" w:themeColor="text1"/>
+          <w:sz w:val="16"/>
+          <w:szCs w:val="16"/>
+        </w:rPr>
+        <w:t>processor.pay</w:t>
+      </w:r>
+      <w:proofErr w:type="spellEnd"/>
+      <w:r>
+        <w:rPr>
+          <w:rFonts w:ascii="Consolas" w:hAnsi="Consolas" w:cstheme="minorHAnsi"/>
+          <w:color w:val="000000" w:themeColor="text1"/>
+          <w:sz w:val="16"/>
+          <w:szCs w:val="16"/>
+        </w:rPr>
+        <w:t>(</w:t>
+      </w:r>
+      <w:proofErr w:type="gramEnd"/>
+      <w:r>
+        <w:rPr>
+          <w:rFonts w:ascii="Consolas" w:hAnsi="Consolas" w:cstheme="minorHAnsi"/>
+          <w:color w:val="000000" w:themeColor="text1"/>
+          <w:sz w:val="16"/>
+          <w:szCs w:val="16"/>
+        </w:rPr>
+        <w:t>1000);</w:t>
+      </w:r>
+    </w:p>
+    <w:p>
+      <w:pPr>
+        <w:spacing w:after="0"/>
+        <w:ind w:left="360"/>
+        <w:rPr>
+          <w:rFonts w:ascii="Consolas" w:hAnsi="Consolas" w:cstheme="minorHAnsi"/>
+          <w:color w:val="000000" w:themeColor="text1"/>
+          <w:sz w:val="16"/>
+          <w:szCs w:val="16"/>
+        </w:rPr>
+      </w:pPr>
+    </w:p>
+    <w:p>
+      <w:pPr>
+        <w:spacing w:after="0"/>
+        <w:ind w:left="360"/>
+        <w:rPr>
+          <w:rFonts w:ascii="Consolas" w:hAnsi="Consolas" w:cstheme="minorHAnsi"/>
+          <w:color w:val="000000" w:themeColor="text1"/>
+          <w:sz w:val="16"/>
+          <w:szCs w:val="16"/>
+        </w:rPr>
+      </w:pPr>
+      <w:r>
+        <w:rPr>
+          <w:rFonts w:ascii="Consolas" w:hAnsi="Consolas" w:cstheme="minorHAnsi"/>
+          <w:color w:val="000000" w:themeColor="text1"/>
+          <w:sz w:val="16"/>
+          <w:szCs w:val="16"/>
+        </w:rPr>
+        <w:t>Your application</w:t>
+      </w:r>
+    </w:p>
+    <w:p>
+      <w:pPr>
+        <w:spacing w:after="0"/>
+        <w:ind w:left="360"/>
+        <w:rPr>
+          <w:rFonts w:ascii="Consolas" w:hAnsi="Consolas" w:cstheme="minorHAnsi"/>
+          <w:color w:val="000000" w:themeColor="text1"/>
+          <w:sz w:val="16"/>
+          <w:szCs w:val="16"/>
+        </w:rPr>
+      </w:pPr>
+      <w:r>
+        <w:rPr>
+          <w:rFonts w:ascii="Consolas" w:hAnsi="Consolas" w:cstheme="minorHAnsi"/>
+          <w:color w:val="000000" w:themeColor="text1"/>
+          <w:sz w:val="16"/>
+          <w:szCs w:val="16"/>
+        </w:rPr>
+        <w:t xml:space="preserve">      |</w:t>
+      </w:r>
+    </w:p>
+    <w:p>
+      <w:pPr>
+        <w:spacing w:after="0"/>
+        <w:ind w:left="360"/>
+        <w:rPr>
+          <w:rFonts w:ascii="Consolas" w:hAnsi="Consolas" w:cstheme="minorHAnsi"/>
+          <w:color w:val="000000" w:themeColor="text1"/>
+          <w:sz w:val="16"/>
+          <w:szCs w:val="16"/>
+        </w:rPr>
+      </w:pPr>
+      <w:proofErr w:type="spellStart"/>
+      <w:r>
+        <w:rPr>
+          <w:rFonts w:ascii="Consolas" w:hAnsi="Consolas" w:cstheme="minorHAnsi"/>
+          <w:color w:val="000000" w:themeColor="text1"/>
+          <w:sz w:val="16"/>
+          <w:szCs w:val="16"/>
+        </w:rPr>
+        <w:t>PaymentService</w:t>
+      </w:r>
+      <w:proofErr w:type="spellEnd"/>
+    </w:p>
+    <w:p>
+      <w:pPr>
+        <w:spacing w:after="0"/>
+        <w:ind w:left="360"/>
+        <w:rPr>
+          <w:rFonts w:ascii="Consolas" w:hAnsi="Consolas" w:cstheme="minorHAnsi"/>
+          <w:color w:val="000000" w:themeColor="text1"/>
+          <w:sz w:val="16"/>
+          <w:szCs w:val="16"/>
+        </w:rPr>
+      </w:pPr>
+      <w:r>
+        <w:rPr>
+          <w:rFonts w:ascii="Consolas" w:hAnsi="Consolas" w:cstheme="minorHAnsi"/>
+          <w:color w:val="000000" w:themeColor="text1"/>
+          <w:sz w:val="16"/>
+          <w:szCs w:val="16"/>
+        </w:rPr>
+        <w:t xml:space="preserve">      |</w:t>
+      </w:r>
+    </w:p>
+    <w:p>
+      <w:pPr>
+        <w:spacing w:after="0"/>
+        <w:ind w:left="360"/>
+        <w:rPr>
+          <w:rFonts w:ascii="Consolas" w:hAnsi="Consolas" w:cstheme="minorHAnsi"/>
+          <w:color w:val="000000" w:themeColor="text1"/>
+          <w:sz w:val="16"/>
+          <w:szCs w:val="16"/>
+        </w:rPr>
+      </w:pPr>
+      <w:r>
+        <w:rPr>
+          <w:rFonts w:ascii="Consolas" w:hAnsi="Consolas" w:cstheme="minorHAnsi"/>
+          <w:color w:val="000000" w:themeColor="text1"/>
+          <w:sz w:val="16"/>
+          <w:szCs w:val="16"/>
+        </w:rPr>
+        <w:lastRenderedPageBreak/>
+        <w:t xml:space="preserve">      +---- </w:t>
+      </w:r>
+      <w:proofErr w:type="spellStart"/>
+      <w:r>
+        <w:rPr>
+          <w:rFonts w:ascii="Consolas" w:hAnsi="Consolas" w:cstheme="minorHAnsi"/>
+          <w:color w:val="000000" w:themeColor="text1"/>
+          <w:sz w:val="16"/>
+          <w:szCs w:val="16"/>
+        </w:rPr>
+        <w:t>StripeAdapter</w:t>
+      </w:r>
+      <w:proofErr w:type="spellEnd"/>
+    </w:p>
+    <w:p>
+      <w:pPr>
+        <w:spacing w:after="0"/>
+        <w:ind w:left="360"/>
+        <w:rPr>
+          <w:rFonts w:ascii="Consolas" w:hAnsi="Consolas" w:cstheme="minorHAnsi"/>
+          <w:color w:val="000000" w:themeColor="text1"/>
+          <w:sz w:val="16"/>
+          <w:szCs w:val="16"/>
+        </w:rPr>
+      </w:pPr>
+      <w:r>
+        <w:rPr>
+          <w:rFonts w:ascii="Consolas" w:hAnsi="Consolas" w:cstheme="minorHAnsi"/>
+          <w:color w:val="000000" w:themeColor="text1"/>
+          <w:sz w:val="16"/>
+          <w:szCs w:val="16"/>
+        </w:rPr>
+        <w:t xml:space="preserve">      +---- </w:t>
+      </w:r>
+      <w:proofErr w:type="spellStart"/>
+      <w:r>
+        <w:rPr>
+          <w:rFonts w:ascii="Consolas" w:hAnsi="Consolas" w:cstheme="minorHAnsi"/>
+          <w:color w:val="000000" w:themeColor="text1"/>
+          <w:sz w:val="16"/>
+          <w:szCs w:val="16"/>
+        </w:rPr>
+        <w:t>RazorpayAdapter</w:t>
+      </w:r>
+      <w:proofErr w:type="spellEnd"/>
+    </w:p>
+    <w:p>
+      <w:pPr>
+        <w:spacing w:after="0"/>
+        <w:ind w:left="360"/>
+        <w:rPr>
+          <w:rFonts w:ascii="Consolas" w:hAnsi="Consolas" w:cstheme="minorHAnsi"/>
+          <w:color w:val="000000" w:themeColor="text1"/>
+          <w:sz w:val="16"/>
+          <w:szCs w:val="16"/>
+        </w:rPr>
+      </w:pPr>
+      <w:r>
+        <w:rPr>
+          <w:rFonts w:ascii="Consolas" w:hAnsi="Consolas" w:cstheme="minorHAnsi"/>
+          <w:color w:val="000000" w:themeColor="text1"/>
+          <w:sz w:val="16"/>
+          <w:szCs w:val="16"/>
+        </w:rPr>
+        <w:t xml:space="preserve">      +---- </w:t>
+      </w:r>
+      <w:proofErr w:type="spellStart"/>
+      <w:r>
+        <w:rPr>
+          <w:rFonts w:ascii="Consolas" w:hAnsi="Consolas" w:cstheme="minorHAnsi"/>
+          <w:color w:val="000000" w:themeColor="text1"/>
+          <w:sz w:val="16"/>
+          <w:szCs w:val="16"/>
+        </w:rPr>
+        <w:t>PayPalAdapter</w:t>
+      </w:r>
+      <w:proofErr w:type="spellEnd"/>
+    </w:p>
+    <w:p>
+      <w:pPr>
+        <w:spacing w:after="0"/>
+        <w:ind w:left="360"/>
+        <w:rPr>
+          <w:rFonts w:ascii="Consolas" w:hAnsi="Consolas" w:cstheme="minorHAnsi"/>
+          <w:color w:val="000000" w:themeColor="text1"/>
+          <w:sz w:val="16"/>
+          <w:szCs w:val="16"/>
+        </w:rPr>
+      </w:pPr>
     </w:p>
     <w:p>
       <w:pPr>
@@ -2001,22 +3622,1985 @@
           <w:rFonts w:cstheme="minorHAnsi"/>
           <w:color w:val="000000" w:themeColor="text1"/>
         </w:rPr>
+        <w:t xml:space="preserve"> without modifying </w:t>
+      </w:r>
+      <w:r>
+        <w:rPr>
+          <w:rFonts w:cstheme="minorHAnsi"/>
+          <w:color w:val="000000" w:themeColor="text1"/>
+        </w:rPr>
+        <w:t>it.</w:t>
+      </w:r>
+    </w:p>
+    <w:p>
+      <w:pPr>
+        <w:pStyle w:val="ListParagraph"/>
+        <w:spacing w:after="0"/>
+        <w:rPr>
+          <w:rFonts w:ascii="Times New Roman" w:eastAsia="Times New Roman" w:hAnsi="Times New Roman" w:cs="Times New Roman"/>
+          <w:kern w:val="0"/>
+          <w14:ligatures w14:val="none"/>
+        </w:rPr>
+      </w:pPr>
+      <w:proofErr w:type="gramStart"/>
+      <w:r>
+        <w:rPr>
+          <w:rFonts w:ascii="Times New Roman" w:eastAsia="Times New Roman" w:hAnsi="Times New Roman" w:cs="Times New Roman"/>
+          <w:kern w:val="0"/>
+          <w:sz w:val="27"/>
+          <w:szCs w:val="27"/>
+          <w14:ligatures w14:val="none"/>
+        </w:rPr>
+        <w:t>Intent</w:t>
+      </w:r>
+      <w:r>
+        <w:rPr>
+          <w:rFonts w:ascii="Times New Roman" w:eastAsia="Times New Roman" w:hAnsi="Times New Roman" w:cs="Times New Roman"/>
+          <w:kern w:val="0"/>
+          <w:sz w:val="27"/>
+          <w:szCs w:val="27"/>
+          <w14:ligatures w14:val="none"/>
+        </w:rPr>
+        <w:t xml:space="preserve"> :</w:t>
+      </w:r>
+      <w:proofErr w:type="gramEnd"/>
+      <w:r>
+        <w:rPr>
+          <w:rFonts w:ascii="Times New Roman" w:eastAsia="Times New Roman" w:hAnsi="Times New Roman" w:cs="Times New Roman"/>
+          <w:kern w:val="0"/>
+          <w:sz w:val="27"/>
+          <w:szCs w:val="27"/>
+          <w14:ligatures w14:val="none"/>
+        </w:rPr>
         <w:t xml:space="preserve"> </w:t>
       </w:r>
       <w:r>
         <w:rPr>
-          <w:rFonts w:cstheme="minorHAnsi"/>
-          <w:color w:val="000000" w:themeColor="text1"/>
-        </w:rPr>
-        <w:t xml:space="preserve">without modifying </w:t>
-      </w:r>
-      <w:r>
-        <w:rPr>
-          <w:rFonts w:cstheme="minorHAnsi"/>
-          <w:color w:val="000000" w:themeColor="text1"/>
-        </w:rPr>
-        <w:t>it.</w:t>
-      </w:r>
+          <w:rFonts w:ascii="Times New Roman" w:eastAsia="Times New Roman" w:hAnsi="Times New Roman" w:cs="Times New Roman"/>
+          <w:kern w:val="0"/>
+          <w14:ligatures w14:val="none"/>
+        </w:rPr>
+        <w:t>Add responsibilities/behavior to an object dynamically without modifying the original class.</w:t>
+      </w:r>
+    </w:p>
+    <w:p>
+      <w:pPr>
+        <w:pStyle w:val="ListParagraph"/>
+        <w:spacing w:after="0"/>
+        <w:rPr>
+          <w:rFonts w:ascii="Times New Roman" w:eastAsia="Times New Roman" w:hAnsi="Times New Roman" w:cs="Times New Roman"/>
+          <w:kern w:val="0"/>
+          <w14:ligatures w14:val="none"/>
+        </w:rPr>
+      </w:pPr>
+    </w:p>
+    <w:p>
+      <w:pPr>
+        <w:pStyle w:val="ListParagraph"/>
+        <w:spacing w:after="0"/>
+        <w:rPr>
+          <w:rFonts w:ascii="Consolas" w:hAnsi="Consolas" w:cstheme="minorHAnsi"/>
+          <w:color w:val="000000" w:themeColor="text1"/>
+          <w:sz w:val="16"/>
+          <w:szCs w:val="16"/>
+        </w:rPr>
+      </w:pPr>
+      <w:r>
+        <w:rPr>
+          <w:rFonts w:ascii="Consolas" w:hAnsi="Consolas" w:cstheme="minorHAnsi"/>
+          <w:color w:val="000000" w:themeColor="text1"/>
+          <w:sz w:val="16"/>
+          <w:szCs w:val="16"/>
+        </w:rPr>
+        <w:t>Suppose we have:</w:t>
+      </w:r>
+    </w:p>
+    <w:p>
+      <w:pPr>
+        <w:pStyle w:val="ListParagraph"/>
+        <w:rPr>
+          <w:rFonts w:ascii="Consolas" w:hAnsi="Consolas" w:cstheme="minorHAnsi"/>
+          <w:color w:val="000000" w:themeColor="text1"/>
+          <w:sz w:val="16"/>
+          <w:szCs w:val="16"/>
+        </w:rPr>
+      </w:pPr>
+      <w:r>
+        <w:rPr>
+          <w:rFonts w:ascii="Consolas" w:hAnsi="Consolas" w:cstheme="minorHAnsi"/>
+          <w:color w:val="000000" w:themeColor="text1"/>
+          <w:sz w:val="16"/>
+          <w:szCs w:val="16"/>
+        </w:rPr>
+        <w:t>interface Coffee {</w:t>
+      </w:r>
+    </w:p>
+    <w:p>
+      <w:pPr>
+        <w:pStyle w:val="ListParagraph"/>
+        <w:rPr>
+          <w:rFonts w:ascii="Consolas" w:hAnsi="Consolas" w:cstheme="minorHAnsi"/>
+          <w:color w:val="000000" w:themeColor="text1"/>
+          <w:sz w:val="16"/>
+          <w:szCs w:val="16"/>
+        </w:rPr>
+      </w:pPr>
+      <w:r>
+        <w:rPr>
+          <w:rFonts w:ascii="Consolas" w:hAnsi="Consolas" w:cstheme="minorHAnsi"/>
+          <w:color w:val="000000" w:themeColor="text1"/>
+          <w:sz w:val="16"/>
+          <w:szCs w:val="16"/>
+        </w:rPr>
+        <w:t xml:space="preserve">    double </w:t>
+      </w:r>
+      <w:proofErr w:type="gramStart"/>
+      <w:r>
+        <w:rPr>
+          <w:rFonts w:ascii="Consolas" w:hAnsi="Consolas" w:cstheme="minorHAnsi"/>
+          <w:color w:val="000000" w:themeColor="text1"/>
+          <w:sz w:val="16"/>
+          <w:szCs w:val="16"/>
+        </w:rPr>
+        <w:t>cost(</w:t>
+      </w:r>
+      <w:proofErr w:type="gramEnd"/>
+      <w:r>
+        <w:rPr>
+          <w:rFonts w:ascii="Consolas" w:hAnsi="Consolas" w:cstheme="minorHAnsi"/>
+          <w:color w:val="000000" w:themeColor="text1"/>
+          <w:sz w:val="16"/>
+          <w:szCs w:val="16"/>
+        </w:rPr>
+        <w:t>);</w:t>
+      </w:r>
+    </w:p>
+    <w:p>
+      <w:pPr>
+        <w:pStyle w:val="ListParagraph"/>
+        <w:rPr>
+          <w:rFonts w:ascii="Consolas" w:hAnsi="Consolas" w:cstheme="minorHAnsi"/>
+          <w:color w:val="000000" w:themeColor="text1"/>
+          <w:sz w:val="16"/>
+          <w:szCs w:val="16"/>
+        </w:rPr>
+      </w:pPr>
+      <w:r>
+        <w:rPr>
+          <w:rFonts w:ascii="Consolas" w:hAnsi="Consolas" w:cstheme="minorHAnsi"/>
+          <w:color w:val="000000" w:themeColor="text1"/>
+          <w:sz w:val="16"/>
+          <w:szCs w:val="16"/>
+        </w:rPr>
+        <w:t>}</w:t>
+      </w:r>
+    </w:p>
+    <w:p>
+      <w:pPr>
+        <w:pStyle w:val="ListParagraph"/>
+        <w:spacing w:after="0"/>
+        <w:rPr>
+          <w:rFonts w:ascii="Consolas" w:hAnsi="Consolas" w:cstheme="minorHAnsi"/>
+          <w:color w:val="000000" w:themeColor="text1"/>
+          <w:sz w:val="16"/>
+          <w:szCs w:val="16"/>
+        </w:rPr>
+      </w:pPr>
+    </w:p>
+    <w:p>
+      <w:pPr>
+        <w:pStyle w:val="ListParagraph"/>
+        <w:spacing w:after="0"/>
+        <w:rPr>
+          <w:rFonts w:ascii="Consolas" w:hAnsi="Consolas" w:cstheme="minorHAnsi"/>
+          <w:color w:val="000000" w:themeColor="text1"/>
+          <w:sz w:val="16"/>
+          <w:szCs w:val="16"/>
+        </w:rPr>
+      </w:pPr>
+      <w:r>
+        <w:rPr>
+          <w:rFonts w:ascii="Consolas" w:hAnsi="Consolas" w:cstheme="minorHAnsi"/>
+          <w:color w:val="000000" w:themeColor="text1"/>
+          <w:sz w:val="16"/>
+          <w:szCs w:val="16"/>
+        </w:rPr>
+        <w:t>Basic coffee:</w:t>
+      </w:r>
+    </w:p>
+    <w:p>
+      <w:pPr>
+        <w:pStyle w:val="ListParagraph"/>
+        <w:rPr>
+          <w:rFonts w:ascii="Consolas" w:hAnsi="Consolas" w:cstheme="minorHAnsi"/>
+          <w:color w:val="000000" w:themeColor="text1"/>
+          <w:sz w:val="16"/>
+          <w:szCs w:val="16"/>
+        </w:rPr>
+      </w:pPr>
+      <w:r>
+        <w:rPr>
+          <w:rFonts w:ascii="Consolas" w:hAnsi="Consolas" w:cstheme="minorHAnsi"/>
+          <w:color w:val="000000" w:themeColor="text1"/>
+          <w:sz w:val="16"/>
+          <w:szCs w:val="16"/>
+        </w:rPr>
+        <w:t xml:space="preserve">class </w:t>
+      </w:r>
+      <w:proofErr w:type="spellStart"/>
+      <w:r>
+        <w:rPr>
+          <w:rFonts w:ascii="Consolas" w:hAnsi="Consolas" w:cstheme="minorHAnsi"/>
+          <w:color w:val="000000" w:themeColor="text1"/>
+          <w:sz w:val="16"/>
+          <w:szCs w:val="16"/>
+        </w:rPr>
+        <w:t>BasicCoffee</w:t>
+      </w:r>
+      <w:proofErr w:type="spellEnd"/>
+      <w:r>
+        <w:rPr>
+          <w:rFonts w:ascii="Consolas" w:hAnsi="Consolas" w:cstheme="minorHAnsi"/>
+          <w:color w:val="000000" w:themeColor="text1"/>
+          <w:sz w:val="16"/>
+          <w:szCs w:val="16"/>
+        </w:rPr>
+        <w:t xml:space="preserve"> implements Coffee {</w:t>
+      </w:r>
+    </w:p>
+    <w:p>
+      <w:pPr>
+        <w:pStyle w:val="ListParagraph"/>
+        <w:rPr>
+          <w:rFonts w:ascii="Consolas" w:hAnsi="Consolas" w:cstheme="minorHAnsi"/>
+          <w:color w:val="000000" w:themeColor="text1"/>
+          <w:sz w:val="16"/>
+          <w:szCs w:val="16"/>
+        </w:rPr>
+      </w:pPr>
+    </w:p>
+    <w:p>
+      <w:pPr>
+        <w:pStyle w:val="ListParagraph"/>
+        <w:rPr>
+          <w:rFonts w:ascii="Consolas" w:hAnsi="Consolas" w:cstheme="minorHAnsi"/>
+          <w:color w:val="000000" w:themeColor="text1"/>
+          <w:sz w:val="16"/>
+          <w:szCs w:val="16"/>
+        </w:rPr>
+      </w:pPr>
+      <w:r>
+        <w:rPr>
+          <w:rFonts w:ascii="Consolas" w:hAnsi="Consolas" w:cstheme="minorHAnsi"/>
+          <w:color w:val="000000" w:themeColor="text1"/>
+          <w:sz w:val="16"/>
+          <w:szCs w:val="16"/>
+        </w:rPr>
+        <w:t xml:space="preserve">    @Override</w:t>
+      </w:r>
+    </w:p>
+    <w:p>
+      <w:pPr>
+        <w:pStyle w:val="ListParagraph"/>
+        <w:rPr>
+          <w:rFonts w:ascii="Consolas" w:hAnsi="Consolas" w:cstheme="minorHAnsi"/>
+          <w:color w:val="000000" w:themeColor="text1"/>
+          <w:sz w:val="16"/>
+          <w:szCs w:val="16"/>
+        </w:rPr>
+      </w:pPr>
+      <w:r>
+        <w:rPr>
+          <w:rFonts w:ascii="Consolas" w:hAnsi="Consolas" w:cstheme="minorHAnsi"/>
+          <w:color w:val="000000" w:themeColor="text1"/>
+          <w:sz w:val="16"/>
+          <w:szCs w:val="16"/>
+        </w:rPr>
+        <w:t xml:space="preserve">    public double </w:t>
+      </w:r>
+      <w:proofErr w:type="gramStart"/>
+      <w:r>
+        <w:rPr>
+          <w:rFonts w:ascii="Consolas" w:hAnsi="Consolas" w:cstheme="minorHAnsi"/>
+          <w:color w:val="000000" w:themeColor="text1"/>
+          <w:sz w:val="16"/>
+          <w:szCs w:val="16"/>
+        </w:rPr>
+        <w:t>cost(</w:t>
+      </w:r>
+      <w:proofErr w:type="gramEnd"/>
+      <w:r>
+        <w:rPr>
+          <w:rFonts w:ascii="Consolas" w:hAnsi="Consolas" w:cstheme="minorHAnsi"/>
+          <w:color w:val="000000" w:themeColor="text1"/>
+          <w:sz w:val="16"/>
+          <w:szCs w:val="16"/>
+        </w:rPr>
+        <w:t>) {</w:t>
+      </w:r>
+    </w:p>
+    <w:p>
+      <w:pPr>
+        <w:pStyle w:val="ListParagraph"/>
+        <w:rPr>
+          <w:rFonts w:ascii="Consolas" w:hAnsi="Consolas" w:cstheme="minorHAnsi"/>
+          <w:color w:val="000000" w:themeColor="text1"/>
+          <w:sz w:val="16"/>
+          <w:szCs w:val="16"/>
+        </w:rPr>
+      </w:pPr>
+      <w:r>
+        <w:rPr>
+          <w:rFonts w:ascii="Consolas" w:hAnsi="Consolas" w:cstheme="minorHAnsi"/>
+          <w:color w:val="000000" w:themeColor="text1"/>
+          <w:sz w:val="16"/>
+          <w:szCs w:val="16"/>
+        </w:rPr>
+        <w:t xml:space="preserve">        return 100;</w:t>
+      </w:r>
+    </w:p>
+    <w:p>
+      <w:pPr>
+        <w:pStyle w:val="ListParagraph"/>
+        <w:rPr>
+          <w:rFonts w:ascii="Consolas" w:hAnsi="Consolas" w:cstheme="minorHAnsi"/>
+          <w:color w:val="000000" w:themeColor="text1"/>
+          <w:sz w:val="16"/>
+          <w:szCs w:val="16"/>
+        </w:rPr>
+      </w:pPr>
+      <w:r>
+        <w:rPr>
+          <w:rFonts w:ascii="Consolas" w:hAnsi="Consolas" w:cstheme="minorHAnsi"/>
+          <w:color w:val="000000" w:themeColor="text1"/>
+          <w:sz w:val="16"/>
+          <w:szCs w:val="16"/>
+        </w:rPr>
+        <w:t xml:space="preserve">    }</w:t>
+      </w:r>
+    </w:p>
+    <w:p>
+      <w:pPr>
+        <w:pStyle w:val="ListParagraph"/>
+        <w:rPr>
+          <w:rFonts w:ascii="Consolas" w:hAnsi="Consolas" w:cstheme="minorHAnsi"/>
+          <w:color w:val="000000" w:themeColor="text1"/>
+          <w:sz w:val="16"/>
+          <w:szCs w:val="16"/>
+        </w:rPr>
+      </w:pPr>
+      <w:r>
+        <w:rPr>
+          <w:rFonts w:ascii="Consolas" w:hAnsi="Consolas" w:cstheme="minorHAnsi"/>
+          <w:color w:val="000000" w:themeColor="text1"/>
+          <w:sz w:val="16"/>
+          <w:szCs w:val="16"/>
+        </w:rPr>
+        <w:t>}</w:t>
+      </w:r>
+    </w:p>
+    <w:p>
+      <w:pPr>
+        <w:pStyle w:val="ListParagraph"/>
+        <w:spacing w:after="0"/>
+        <w:rPr>
+          <w:rFonts w:ascii="Consolas" w:hAnsi="Consolas" w:cstheme="minorHAnsi"/>
+          <w:color w:val="000000" w:themeColor="text1"/>
+          <w:sz w:val="16"/>
+          <w:szCs w:val="16"/>
+        </w:rPr>
+      </w:pPr>
+    </w:p>
+    <w:p>
+      <w:pPr>
+        <w:pStyle w:val="ListParagraph"/>
+        <w:spacing w:after="0"/>
+        <w:rPr>
+          <w:rFonts w:cstheme="minorHAnsi"/>
+          <w:b/>
+          <w:bCs/>
+          <w:color w:val="000000" w:themeColor="text1"/>
+        </w:rPr>
+      </w:pPr>
+      <w:r>
+        <w:rPr>
+          <w:rFonts w:cstheme="minorHAnsi"/>
+          <w:b/>
+          <w:bCs/>
+          <w:color w:val="000000" w:themeColor="text1"/>
+        </w:rPr>
+        <w:t>Now we want:</w:t>
+      </w:r>
+      <w:r>
+        <w:rPr>
+          <w:rFonts w:cstheme="minorHAnsi"/>
+          <w:b/>
+          <w:bCs/>
+          <w:color w:val="000000" w:themeColor="text1"/>
+        </w:rPr>
+        <w:t xml:space="preserve"> </w:t>
+      </w:r>
+      <w:r>
+        <w:rPr>
+          <w:rFonts w:cstheme="minorHAnsi"/>
+          <w:color w:val="000000" w:themeColor="text1"/>
+        </w:rPr>
+        <w:t>Basic Coffee</w:t>
+      </w:r>
+      <w:r>
+        <w:rPr>
+          <w:rFonts w:cstheme="minorHAnsi"/>
+          <w:color w:val="000000" w:themeColor="text1"/>
+        </w:rPr>
+        <w:t xml:space="preserve"> </w:t>
+      </w:r>
+      <w:r>
+        <w:rPr>
+          <w:rFonts w:cstheme="minorHAnsi"/>
+          <w:color w:val="000000" w:themeColor="text1"/>
+        </w:rPr>
+        <w:t>+</w:t>
+      </w:r>
+      <w:r>
+        <w:rPr>
+          <w:rFonts w:cstheme="minorHAnsi"/>
+          <w:color w:val="000000" w:themeColor="text1"/>
+        </w:rPr>
+        <w:t xml:space="preserve"> </w:t>
+      </w:r>
+      <w:r>
+        <w:rPr>
+          <w:rFonts w:cstheme="minorHAnsi"/>
+          <w:color w:val="000000" w:themeColor="text1"/>
+        </w:rPr>
+        <w:t>Milk    +</w:t>
+      </w:r>
+      <w:r>
+        <w:rPr>
+          <w:rFonts w:cstheme="minorHAnsi"/>
+          <w:color w:val="000000" w:themeColor="text1"/>
+        </w:rPr>
+        <w:t xml:space="preserve"> </w:t>
+      </w:r>
+      <w:r>
+        <w:rPr>
+          <w:rFonts w:cstheme="minorHAnsi"/>
+          <w:color w:val="000000" w:themeColor="text1"/>
+        </w:rPr>
+        <w:t>Sugar +</w:t>
+      </w:r>
+      <w:r>
+        <w:rPr>
+          <w:rFonts w:cstheme="minorHAnsi"/>
+          <w:color w:val="000000" w:themeColor="text1"/>
+        </w:rPr>
+        <w:t xml:space="preserve"> </w:t>
+      </w:r>
+      <w:r>
+        <w:rPr>
+          <w:rFonts w:cstheme="minorHAnsi"/>
+          <w:color w:val="000000" w:themeColor="text1"/>
+        </w:rPr>
+        <w:t>Whipped Cream</w:t>
+      </w:r>
+    </w:p>
+    <w:p>
+      <w:pPr>
+        <w:pStyle w:val="ListParagraph"/>
+        <w:spacing w:after="0"/>
+        <w:rPr>
+          <w:rFonts w:cstheme="minorHAnsi"/>
+          <w:b/>
+          <w:bCs/>
+          <w:color w:val="000000" w:themeColor="text1"/>
+        </w:rPr>
+      </w:pPr>
+      <w:r>
+        <w:rPr>
+          <w:rFonts w:cstheme="minorHAnsi"/>
+          <w:b/>
+          <w:bCs/>
+          <w:color w:val="000000" w:themeColor="text1"/>
+        </w:rPr>
+        <w:t>Instead of creating classes like:</w:t>
+      </w:r>
+    </w:p>
+    <w:p>
+      <w:pPr>
+        <w:pStyle w:val="ListParagraph"/>
+        <w:rPr>
+          <w:rFonts w:cstheme="minorHAnsi"/>
+          <w:color w:val="000000" w:themeColor="text1"/>
+        </w:rPr>
+      </w:pPr>
+      <w:proofErr w:type="spellStart"/>
+      <w:r>
+        <w:rPr>
+          <w:rFonts w:cstheme="minorHAnsi"/>
+          <w:color w:val="000000" w:themeColor="text1"/>
+        </w:rPr>
+        <w:t>CoffeeWithMilk</w:t>
+      </w:r>
+      <w:proofErr w:type="spellEnd"/>
+    </w:p>
+    <w:p>
+      <w:pPr>
+        <w:pStyle w:val="ListParagraph"/>
+        <w:rPr>
+          <w:rFonts w:cstheme="minorHAnsi"/>
+          <w:color w:val="000000" w:themeColor="text1"/>
+        </w:rPr>
+      </w:pPr>
+      <w:proofErr w:type="spellStart"/>
+      <w:r>
+        <w:rPr>
+          <w:rFonts w:cstheme="minorHAnsi"/>
+          <w:color w:val="000000" w:themeColor="text1"/>
+        </w:rPr>
+        <w:t>CoffeeWithMilkAndSugar</w:t>
+      </w:r>
+      <w:proofErr w:type="spellEnd"/>
+    </w:p>
+    <w:p>
+      <w:pPr>
+        <w:pStyle w:val="ListParagraph"/>
+        <w:rPr>
+          <w:rFonts w:cstheme="minorHAnsi"/>
+          <w:color w:val="000000" w:themeColor="text1"/>
+        </w:rPr>
+      </w:pPr>
+      <w:proofErr w:type="spellStart"/>
+      <w:r>
+        <w:rPr>
+          <w:rFonts w:cstheme="minorHAnsi"/>
+          <w:color w:val="000000" w:themeColor="text1"/>
+        </w:rPr>
+        <w:t>CoffeeWithMilkSugarAndCream</w:t>
+      </w:r>
+      <w:proofErr w:type="spellEnd"/>
+    </w:p>
+    <w:p>
+      <w:pPr>
+        <w:pStyle w:val="ListParagraph"/>
+        <w:rPr>
+          <w:rFonts w:cstheme="minorHAnsi"/>
+          <w:color w:val="000000" w:themeColor="text1"/>
+        </w:rPr>
+      </w:pPr>
+      <w:proofErr w:type="spellStart"/>
+      <w:r>
+        <w:rPr>
+          <w:rFonts w:cstheme="minorHAnsi"/>
+          <w:color w:val="000000" w:themeColor="text1"/>
+        </w:rPr>
+        <w:t>CoffeeWithSugar</w:t>
+      </w:r>
+      <w:proofErr w:type="spellEnd"/>
+    </w:p>
+    <w:p>
+      <w:pPr>
+        <w:pStyle w:val="ListParagraph"/>
+        <w:rPr>
+          <w:rFonts w:cstheme="minorHAnsi"/>
+          <w:color w:val="000000" w:themeColor="text1"/>
+        </w:rPr>
+      </w:pPr>
+      <w:r>
+        <w:rPr>
+          <w:rFonts w:cstheme="minorHAnsi"/>
+          <w:color w:val="000000" w:themeColor="text1"/>
+        </w:rPr>
+        <w:t>...</w:t>
+      </w:r>
+    </w:p>
+    <w:p>
+      <w:pPr>
+        <w:pStyle w:val="ListParagraph"/>
+        <w:rPr>
+          <w:rFonts w:cstheme="minorHAnsi"/>
+          <w:color w:val="000000" w:themeColor="text1"/>
+        </w:rPr>
+      </w:pPr>
+      <w:r>
+        <w:rPr>
+          <w:rFonts w:cstheme="minorHAnsi"/>
+          <w:color w:val="000000" w:themeColor="text1"/>
+        </w:rPr>
+        <w:t>We use decorators.</w:t>
+      </w:r>
+    </w:p>
+    <w:p>
+      <w:pPr>
+        <w:pStyle w:val="ListParagraph"/>
+        <w:rPr>
+          <w:rFonts w:ascii="Consolas" w:hAnsi="Consolas" w:cstheme="minorHAnsi"/>
+          <w:color w:val="000000" w:themeColor="text1"/>
+          <w:sz w:val="16"/>
+          <w:szCs w:val="16"/>
+        </w:rPr>
+      </w:pPr>
+      <w:r>
+        <w:rPr>
+          <w:rFonts w:ascii="Consolas" w:hAnsi="Consolas" w:cstheme="minorHAnsi"/>
+          <w:color w:val="000000" w:themeColor="text1"/>
+          <w:sz w:val="16"/>
+          <w:szCs w:val="16"/>
+        </w:rPr>
+        <w:t xml:space="preserve">class </w:t>
+      </w:r>
+      <w:proofErr w:type="spellStart"/>
+      <w:r>
+        <w:rPr>
+          <w:rFonts w:ascii="Consolas" w:hAnsi="Consolas" w:cstheme="minorHAnsi"/>
+          <w:b/>
+          <w:bCs/>
+          <w:color w:val="000000" w:themeColor="text1"/>
+          <w:sz w:val="16"/>
+          <w:szCs w:val="16"/>
+        </w:rPr>
+        <w:t>MilkDecorator</w:t>
+      </w:r>
+      <w:proofErr w:type="spellEnd"/>
+      <w:r>
+        <w:rPr>
+          <w:rFonts w:ascii="Consolas" w:hAnsi="Consolas" w:cstheme="minorHAnsi"/>
+          <w:color w:val="000000" w:themeColor="text1"/>
+          <w:sz w:val="16"/>
+          <w:szCs w:val="16"/>
+        </w:rPr>
+        <w:t xml:space="preserve"> implements Coffee {</w:t>
+      </w:r>
+    </w:p>
+    <w:p>
+      <w:pPr>
+        <w:pStyle w:val="ListParagraph"/>
+        <w:rPr>
+          <w:rFonts w:ascii="Consolas" w:hAnsi="Consolas" w:cstheme="minorHAnsi"/>
+          <w:color w:val="000000" w:themeColor="text1"/>
+          <w:sz w:val="16"/>
+          <w:szCs w:val="16"/>
+        </w:rPr>
+      </w:pPr>
+    </w:p>
+    <w:p>
+      <w:pPr>
+        <w:pStyle w:val="ListParagraph"/>
+        <w:rPr>
+          <w:rFonts w:ascii="Consolas" w:hAnsi="Consolas" w:cstheme="minorHAnsi"/>
+          <w:color w:val="000000" w:themeColor="text1"/>
+          <w:sz w:val="16"/>
+          <w:szCs w:val="16"/>
+        </w:rPr>
+      </w:pPr>
+      <w:r>
+        <w:rPr>
+          <w:rFonts w:ascii="Consolas" w:hAnsi="Consolas" w:cstheme="minorHAnsi"/>
+          <w:color w:val="000000" w:themeColor="text1"/>
+          <w:sz w:val="16"/>
+          <w:szCs w:val="16"/>
+        </w:rPr>
+        <w:t xml:space="preserve">    private Coffee </w:t>
+      </w:r>
+      <w:proofErr w:type="spellStart"/>
+      <w:r>
+        <w:rPr>
+          <w:rFonts w:ascii="Consolas" w:hAnsi="Consolas" w:cstheme="minorHAnsi"/>
+          <w:color w:val="000000" w:themeColor="text1"/>
+          <w:sz w:val="16"/>
+          <w:szCs w:val="16"/>
+        </w:rPr>
+        <w:t>coffee</w:t>
+      </w:r>
+      <w:proofErr w:type="spellEnd"/>
+      <w:r>
+        <w:rPr>
+          <w:rFonts w:ascii="Consolas" w:hAnsi="Consolas" w:cstheme="minorHAnsi"/>
+          <w:color w:val="000000" w:themeColor="text1"/>
+          <w:sz w:val="16"/>
+          <w:szCs w:val="16"/>
+        </w:rPr>
+        <w:t>;</w:t>
+      </w:r>
+    </w:p>
+    <w:p>
+      <w:pPr>
+        <w:pStyle w:val="ListParagraph"/>
+        <w:rPr>
+          <w:rFonts w:ascii="Consolas" w:hAnsi="Consolas" w:cstheme="minorHAnsi"/>
+          <w:color w:val="000000" w:themeColor="text1"/>
+          <w:sz w:val="16"/>
+          <w:szCs w:val="16"/>
+        </w:rPr>
+      </w:pPr>
+    </w:p>
+    <w:p>
+      <w:pPr>
+        <w:pStyle w:val="ListParagraph"/>
+        <w:rPr>
+          <w:rFonts w:ascii="Consolas" w:hAnsi="Consolas" w:cstheme="minorHAnsi"/>
+          <w:color w:val="000000" w:themeColor="text1"/>
+          <w:sz w:val="16"/>
+          <w:szCs w:val="16"/>
+        </w:rPr>
+      </w:pPr>
+      <w:r>
+        <w:rPr>
+          <w:rFonts w:ascii="Consolas" w:hAnsi="Consolas" w:cstheme="minorHAnsi"/>
+          <w:color w:val="000000" w:themeColor="text1"/>
+          <w:sz w:val="16"/>
+          <w:szCs w:val="16"/>
+        </w:rPr>
+        <w:t xml:space="preserve">    public </w:t>
+      </w:r>
+      <w:proofErr w:type="spellStart"/>
+      <w:proofErr w:type="gramStart"/>
+      <w:r>
+        <w:rPr>
+          <w:rFonts w:ascii="Consolas" w:hAnsi="Consolas" w:cstheme="minorHAnsi"/>
+          <w:color w:val="000000" w:themeColor="text1"/>
+          <w:sz w:val="16"/>
+          <w:szCs w:val="16"/>
+        </w:rPr>
+        <w:t>MilkDecorator</w:t>
+      </w:r>
+      <w:proofErr w:type="spellEnd"/>
+      <w:r>
+        <w:rPr>
+          <w:rFonts w:ascii="Consolas" w:hAnsi="Consolas" w:cstheme="minorHAnsi"/>
+          <w:color w:val="000000" w:themeColor="text1"/>
+          <w:sz w:val="16"/>
+          <w:szCs w:val="16"/>
+        </w:rPr>
+        <w:t>(</w:t>
+      </w:r>
+      <w:proofErr w:type="gramEnd"/>
+      <w:r>
+        <w:rPr>
+          <w:rFonts w:ascii="Consolas" w:hAnsi="Consolas" w:cstheme="minorHAnsi"/>
+          <w:color w:val="000000" w:themeColor="text1"/>
+          <w:sz w:val="16"/>
+          <w:szCs w:val="16"/>
+        </w:rPr>
+        <w:t>Coffee coffee) {</w:t>
+      </w:r>
+    </w:p>
+    <w:p>
+      <w:pPr>
+        <w:pStyle w:val="ListParagraph"/>
+        <w:rPr>
+          <w:rFonts w:ascii="Consolas" w:hAnsi="Consolas" w:cstheme="minorHAnsi"/>
+          <w:color w:val="000000" w:themeColor="text1"/>
+          <w:sz w:val="16"/>
+          <w:szCs w:val="16"/>
+        </w:rPr>
+      </w:pPr>
+      <w:r>
+        <w:rPr>
+          <w:rFonts w:ascii="Consolas" w:hAnsi="Consolas" w:cstheme="minorHAnsi"/>
+          <w:color w:val="000000" w:themeColor="text1"/>
+          <w:sz w:val="16"/>
+          <w:szCs w:val="16"/>
+        </w:rPr>
+        <w:t xml:space="preserve">        </w:t>
+      </w:r>
+      <w:proofErr w:type="spellStart"/>
+      <w:proofErr w:type="gramStart"/>
+      <w:r>
+        <w:rPr>
+          <w:rFonts w:ascii="Consolas" w:hAnsi="Consolas" w:cstheme="minorHAnsi"/>
+          <w:color w:val="000000" w:themeColor="text1"/>
+          <w:sz w:val="16"/>
+          <w:szCs w:val="16"/>
+        </w:rPr>
+        <w:t>this.coffee</w:t>
+      </w:r>
+      <w:proofErr w:type="spellEnd"/>
+      <w:proofErr w:type="gramEnd"/>
+      <w:r>
+        <w:rPr>
+          <w:rFonts w:ascii="Consolas" w:hAnsi="Consolas" w:cstheme="minorHAnsi"/>
+          <w:color w:val="000000" w:themeColor="text1"/>
+          <w:sz w:val="16"/>
+          <w:szCs w:val="16"/>
+        </w:rPr>
+        <w:t xml:space="preserve"> = coffee;</w:t>
+      </w:r>
+    </w:p>
+    <w:p>
+      <w:pPr>
+        <w:pStyle w:val="ListParagraph"/>
+        <w:rPr>
+          <w:rFonts w:ascii="Consolas" w:hAnsi="Consolas" w:cstheme="minorHAnsi"/>
+          <w:color w:val="000000" w:themeColor="text1"/>
+          <w:sz w:val="16"/>
+          <w:szCs w:val="16"/>
+        </w:rPr>
+      </w:pPr>
+      <w:r>
+        <w:rPr>
+          <w:rFonts w:ascii="Consolas" w:hAnsi="Consolas" w:cstheme="minorHAnsi"/>
+          <w:color w:val="000000" w:themeColor="text1"/>
+          <w:sz w:val="16"/>
+          <w:szCs w:val="16"/>
+        </w:rPr>
+        <w:t xml:space="preserve">    }</w:t>
+      </w:r>
+    </w:p>
+    <w:p>
+      <w:pPr>
+        <w:pStyle w:val="ListParagraph"/>
+        <w:rPr>
+          <w:rFonts w:ascii="Consolas" w:hAnsi="Consolas" w:cstheme="minorHAnsi"/>
+          <w:color w:val="000000" w:themeColor="text1"/>
+          <w:sz w:val="16"/>
+          <w:szCs w:val="16"/>
+        </w:rPr>
+      </w:pPr>
+    </w:p>
+    <w:p>
+      <w:pPr>
+        <w:pStyle w:val="ListParagraph"/>
+        <w:rPr>
+          <w:rFonts w:ascii="Consolas" w:hAnsi="Consolas" w:cstheme="minorHAnsi"/>
+          <w:color w:val="000000" w:themeColor="text1"/>
+          <w:sz w:val="16"/>
+          <w:szCs w:val="16"/>
+        </w:rPr>
+      </w:pPr>
+      <w:r>
+        <w:rPr>
+          <w:rFonts w:ascii="Consolas" w:hAnsi="Consolas" w:cstheme="minorHAnsi"/>
+          <w:color w:val="000000" w:themeColor="text1"/>
+          <w:sz w:val="16"/>
+          <w:szCs w:val="16"/>
+        </w:rPr>
+        <w:t xml:space="preserve">    @Override</w:t>
+      </w:r>
+    </w:p>
+    <w:p>
+      <w:pPr>
+        <w:pStyle w:val="ListParagraph"/>
+        <w:rPr>
+          <w:rFonts w:ascii="Consolas" w:hAnsi="Consolas" w:cstheme="minorHAnsi"/>
+          <w:color w:val="000000" w:themeColor="text1"/>
+          <w:sz w:val="16"/>
+          <w:szCs w:val="16"/>
+        </w:rPr>
+      </w:pPr>
+      <w:r>
+        <w:rPr>
+          <w:rFonts w:ascii="Consolas" w:hAnsi="Consolas" w:cstheme="minorHAnsi"/>
+          <w:color w:val="000000" w:themeColor="text1"/>
+          <w:sz w:val="16"/>
+          <w:szCs w:val="16"/>
+        </w:rPr>
+        <w:t xml:space="preserve">    public double </w:t>
+      </w:r>
+      <w:proofErr w:type="gramStart"/>
+      <w:r>
+        <w:rPr>
+          <w:rFonts w:ascii="Consolas" w:hAnsi="Consolas" w:cstheme="minorHAnsi"/>
+          <w:color w:val="000000" w:themeColor="text1"/>
+          <w:sz w:val="16"/>
+          <w:szCs w:val="16"/>
+        </w:rPr>
+        <w:t>cost(</w:t>
+      </w:r>
+      <w:proofErr w:type="gramEnd"/>
+      <w:r>
+        <w:rPr>
+          <w:rFonts w:ascii="Consolas" w:hAnsi="Consolas" w:cstheme="minorHAnsi"/>
+          <w:color w:val="000000" w:themeColor="text1"/>
+          <w:sz w:val="16"/>
+          <w:szCs w:val="16"/>
+        </w:rPr>
+        <w:t>) {</w:t>
+      </w:r>
+    </w:p>
+    <w:p>
+      <w:pPr>
+        <w:pStyle w:val="ListParagraph"/>
+        <w:rPr>
+          <w:rFonts w:ascii="Consolas" w:hAnsi="Consolas" w:cstheme="minorHAnsi"/>
+          <w:color w:val="000000" w:themeColor="text1"/>
+          <w:sz w:val="16"/>
+          <w:szCs w:val="16"/>
+        </w:rPr>
+      </w:pPr>
+      <w:r>
+        <w:rPr>
+          <w:rFonts w:ascii="Consolas" w:hAnsi="Consolas" w:cstheme="minorHAnsi"/>
+          <w:color w:val="000000" w:themeColor="text1"/>
+          <w:sz w:val="16"/>
+          <w:szCs w:val="16"/>
+        </w:rPr>
+        <w:t xml:space="preserve">        return </w:t>
+      </w:r>
+      <w:proofErr w:type="spellStart"/>
+      <w:proofErr w:type="gramStart"/>
+      <w:r>
+        <w:rPr>
+          <w:rFonts w:ascii="Consolas" w:hAnsi="Consolas" w:cstheme="minorHAnsi"/>
+          <w:color w:val="000000" w:themeColor="text1"/>
+          <w:sz w:val="16"/>
+          <w:szCs w:val="16"/>
+        </w:rPr>
+        <w:t>coffee.cost</w:t>
+      </w:r>
+      <w:proofErr w:type="spellEnd"/>
+      <w:proofErr w:type="gramEnd"/>
+      <w:r>
+        <w:rPr>
+          <w:rFonts w:ascii="Consolas" w:hAnsi="Consolas" w:cstheme="minorHAnsi"/>
+          <w:color w:val="000000" w:themeColor="text1"/>
+          <w:sz w:val="16"/>
+          <w:szCs w:val="16"/>
+        </w:rPr>
+        <w:t>() + 20;</w:t>
+      </w:r>
+    </w:p>
+    <w:p>
+      <w:pPr>
+        <w:pStyle w:val="ListParagraph"/>
+        <w:rPr>
+          <w:rFonts w:ascii="Consolas" w:hAnsi="Consolas" w:cstheme="minorHAnsi"/>
+          <w:color w:val="000000" w:themeColor="text1"/>
+          <w:sz w:val="16"/>
+          <w:szCs w:val="16"/>
+        </w:rPr>
+      </w:pPr>
+      <w:r>
+        <w:rPr>
+          <w:rFonts w:ascii="Consolas" w:hAnsi="Consolas" w:cstheme="minorHAnsi"/>
+          <w:color w:val="000000" w:themeColor="text1"/>
+          <w:sz w:val="16"/>
+          <w:szCs w:val="16"/>
+        </w:rPr>
+        <w:t xml:space="preserve">    }</w:t>
+      </w:r>
+    </w:p>
+    <w:p>
+      <w:pPr>
+        <w:pStyle w:val="ListParagraph"/>
+        <w:rPr>
+          <w:rFonts w:ascii="Consolas" w:hAnsi="Consolas" w:cstheme="minorHAnsi"/>
+          <w:color w:val="000000" w:themeColor="text1"/>
+          <w:sz w:val="16"/>
+          <w:szCs w:val="16"/>
+        </w:rPr>
+      </w:pPr>
+      <w:r>
+        <w:rPr>
+          <w:rFonts w:ascii="Consolas" w:hAnsi="Consolas" w:cstheme="minorHAnsi"/>
+          <w:color w:val="000000" w:themeColor="text1"/>
+          <w:sz w:val="16"/>
+          <w:szCs w:val="16"/>
+        </w:rPr>
+        <w:t>}</w:t>
+      </w:r>
+    </w:p>
+    <w:p>
+      <w:pPr>
+        <w:pStyle w:val="ListParagraph"/>
+        <w:rPr>
+          <w:rFonts w:ascii="Consolas" w:hAnsi="Consolas" w:cstheme="minorHAnsi"/>
+          <w:b/>
+          <w:bCs/>
+          <w:color w:val="000000" w:themeColor="text1"/>
+          <w:sz w:val="16"/>
+          <w:szCs w:val="16"/>
+        </w:rPr>
+      </w:pPr>
+      <w:r>
+        <w:rPr>
+          <w:rFonts w:ascii="Consolas" w:hAnsi="Consolas" w:cstheme="minorHAnsi"/>
+          <w:b/>
+          <w:bCs/>
+          <w:color w:val="000000" w:themeColor="text1"/>
+          <w:sz w:val="16"/>
+          <w:szCs w:val="16"/>
+        </w:rPr>
+        <w:t>Another decorator:</w:t>
+      </w:r>
+    </w:p>
+    <w:p>
+      <w:pPr>
+        <w:pStyle w:val="ListParagraph"/>
+        <w:rPr>
+          <w:rFonts w:ascii="Consolas" w:hAnsi="Consolas" w:cstheme="minorHAnsi"/>
+          <w:color w:val="000000" w:themeColor="text1"/>
+          <w:sz w:val="16"/>
+          <w:szCs w:val="16"/>
+        </w:rPr>
+      </w:pPr>
+      <w:r>
+        <w:rPr>
+          <w:rFonts w:ascii="Consolas" w:hAnsi="Consolas" w:cstheme="minorHAnsi"/>
+          <w:color w:val="000000" w:themeColor="text1"/>
+          <w:sz w:val="16"/>
+          <w:szCs w:val="16"/>
+        </w:rPr>
+        <w:t xml:space="preserve">class </w:t>
+      </w:r>
+      <w:proofErr w:type="spellStart"/>
+      <w:r>
+        <w:rPr>
+          <w:rFonts w:ascii="Consolas" w:hAnsi="Consolas" w:cstheme="minorHAnsi"/>
+          <w:b/>
+          <w:bCs/>
+          <w:color w:val="000000" w:themeColor="text1"/>
+          <w:sz w:val="16"/>
+          <w:szCs w:val="16"/>
+        </w:rPr>
+        <w:t>SugarDecorator</w:t>
+      </w:r>
+      <w:proofErr w:type="spellEnd"/>
+      <w:r>
+        <w:rPr>
+          <w:rFonts w:ascii="Consolas" w:hAnsi="Consolas" w:cstheme="minorHAnsi"/>
+          <w:color w:val="000000" w:themeColor="text1"/>
+          <w:sz w:val="16"/>
+          <w:szCs w:val="16"/>
+        </w:rPr>
+        <w:t xml:space="preserve"> implements Coffee {</w:t>
+      </w:r>
+    </w:p>
+    <w:p>
+      <w:pPr>
+        <w:pStyle w:val="ListParagraph"/>
+        <w:rPr>
+          <w:rFonts w:ascii="Consolas" w:hAnsi="Consolas" w:cstheme="minorHAnsi"/>
+          <w:color w:val="000000" w:themeColor="text1"/>
+          <w:sz w:val="16"/>
+          <w:szCs w:val="16"/>
+        </w:rPr>
+      </w:pPr>
+    </w:p>
+    <w:p>
+      <w:pPr>
+        <w:pStyle w:val="ListParagraph"/>
+        <w:rPr>
+          <w:rFonts w:ascii="Consolas" w:hAnsi="Consolas" w:cstheme="minorHAnsi"/>
+          <w:color w:val="000000" w:themeColor="text1"/>
+          <w:sz w:val="16"/>
+          <w:szCs w:val="16"/>
+        </w:rPr>
+      </w:pPr>
+      <w:r>
+        <w:rPr>
+          <w:rFonts w:ascii="Consolas" w:hAnsi="Consolas" w:cstheme="minorHAnsi"/>
+          <w:color w:val="000000" w:themeColor="text1"/>
+          <w:sz w:val="16"/>
+          <w:szCs w:val="16"/>
+        </w:rPr>
+        <w:t xml:space="preserve">    private Coffee </w:t>
+      </w:r>
+      <w:proofErr w:type="spellStart"/>
+      <w:r>
+        <w:rPr>
+          <w:rFonts w:ascii="Consolas" w:hAnsi="Consolas" w:cstheme="minorHAnsi"/>
+          <w:color w:val="000000" w:themeColor="text1"/>
+          <w:sz w:val="16"/>
+          <w:szCs w:val="16"/>
+        </w:rPr>
+        <w:t>coffee</w:t>
+      </w:r>
+      <w:proofErr w:type="spellEnd"/>
+      <w:r>
+        <w:rPr>
+          <w:rFonts w:ascii="Consolas" w:hAnsi="Consolas" w:cstheme="minorHAnsi"/>
+          <w:color w:val="000000" w:themeColor="text1"/>
+          <w:sz w:val="16"/>
+          <w:szCs w:val="16"/>
+        </w:rPr>
+        <w:t>;</w:t>
+      </w:r>
+    </w:p>
+    <w:p>
+      <w:pPr>
+        <w:pStyle w:val="ListParagraph"/>
+        <w:rPr>
+          <w:rFonts w:ascii="Consolas" w:hAnsi="Consolas" w:cstheme="minorHAnsi"/>
+          <w:color w:val="000000" w:themeColor="text1"/>
+          <w:sz w:val="16"/>
+          <w:szCs w:val="16"/>
+        </w:rPr>
+      </w:pPr>
+    </w:p>
+    <w:p>
+      <w:pPr>
+        <w:pStyle w:val="ListParagraph"/>
+        <w:rPr>
+          <w:rFonts w:ascii="Consolas" w:hAnsi="Consolas" w:cstheme="minorHAnsi"/>
+          <w:color w:val="000000" w:themeColor="text1"/>
+          <w:sz w:val="16"/>
+          <w:szCs w:val="16"/>
+        </w:rPr>
+      </w:pPr>
+      <w:r>
+        <w:rPr>
+          <w:rFonts w:ascii="Consolas" w:hAnsi="Consolas" w:cstheme="minorHAnsi"/>
+          <w:color w:val="000000" w:themeColor="text1"/>
+          <w:sz w:val="16"/>
+          <w:szCs w:val="16"/>
+        </w:rPr>
+        <w:t xml:space="preserve">    public </w:t>
+      </w:r>
+      <w:proofErr w:type="spellStart"/>
+      <w:proofErr w:type="gramStart"/>
+      <w:r>
+        <w:rPr>
+          <w:rFonts w:ascii="Consolas" w:hAnsi="Consolas" w:cstheme="minorHAnsi"/>
+          <w:color w:val="000000" w:themeColor="text1"/>
+          <w:sz w:val="16"/>
+          <w:szCs w:val="16"/>
+        </w:rPr>
+        <w:t>SugarDecorator</w:t>
+      </w:r>
+      <w:proofErr w:type="spellEnd"/>
+      <w:r>
+        <w:rPr>
+          <w:rFonts w:ascii="Consolas" w:hAnsi="Consolas" w:cstheme="minorHAnsi"/>
+          <w:color w:val="000000" w:themeColor="text1"/>
+          <w:sz w:val="16"/>
+          <w:szCs w:val="16"/>
+        </w:rPr>
+        <w:t>(</w:t>
+      </w:r>
+      <w:proofErr w:type="gramEnd"/>
+      <w:r>
+        <w:rPr>
+          <w:rFonts w:ascii="Consolas" w:hAnsi="Consolas" w:cstheme="minorHAnsi"/>
+          <w:color w:val="000000" w:themeColor="text1"/>
+          <w:sz w:val="16"/>
+          <w:szCs w:val="16"/>
+        </w:rPr>
+        <w:t>Coffee coffee) {</w:t>
+      </w:r>
+    </w:p>
+    <w:p>
+      <w:pPr>
+        <w:pStyle w:val="ListParagraph"/>
+        <w:rPr>
+          <w:rFonts w:ascii="Consolas" w:hAnsi="Consolas" w:cstheme="minorHAnsi"/>
+          <w:color w:val="000000" w:themeColor="text1"/>
+          <w:sz w:val="16"/>
+          <w:szCs w:val="16"/>
+        </w:rPr>
+      </w:pPr>
+      <w:r>
+        <w:rPr>
+          <w:rFonts w:ascii="Consolas" w:hAnsi="Consolas" w:cstheme="minorHAnsi"/>
+          <w:color w:val="000000" w:themeColor="text1"/>
+          <w:sz w:val="16"/>
+          <w:szCs w:val="16"/>
+        </w:rPr>
+        <w:t xml:space="preserve">        </w:t>
+      </w:r>
+      <w:proofErr w:type="spellStart"/>
+      <w:proofErr w:type="gramStart"/>
+      <w:r>
+        <w:rPr>
+          <w:rFonts w:ascii="Consolas" w:hAnsi="Consolas" w:cstheme="minorHAnsi"/>
+          <w:color w:val="000000" w:themeColor="text1"/>
+          <w:sz w:val="16"/>
+          <w:szCs w:val="16"/>
+        </w:rPr>
+        <w:t>this.coffee</w:t>
+      </w:r>
+      <w:proofErr w:type="spellEnd"/>
+      <w:proofErr w:type="gramEnd"/>
+      <w:r>
+        <w:rPr>
+          <w:rFonts w:ascii="Consolas" w:hAnsi="Consolas" w:cstheme="minorHAnsi"/>
+          <w:color w:val="000000" w:themeColor="text1"/>
+          <w:sz w:val="16"/>
+          <w:szCs w:val="16"/>
+        </w:rPr>
+        <w:t xml:space="preserve"> = coffee;</w:t>
+      </w:r>
+    </w:p>
+    <w:p>
+      <w:pPr>
+        <w:pStyle w:val="ListParagraph"/>
+        <w:rPr>
+          <w:rFonts w:ascii="Consolas" w:hAnsi="Consolas" w:cstheme="minorHAnsi"/>
+          <w:color w:val="000000" w:themeColor="text1"/>
+          <w:sz w:val="16"/>
+          <w:szCs w:val="16"/>
+        </w:rPr>
+      </w:pPr>
+      <w:r>
+        <w:rPr>
+          <w:rFonts w:ascii="Consolas" w:hAnsi="Consolas" w:cstheme="minorHAnsi"/>
+          <w:color w:val="000000" w:themeColor="text1"/>
+          <w:sz w:val="16"/>
+          <w:szCs w:val="16"/>
+        </w:rPr>
+        <w:t xml:space="preserve">    }</w:t>
+      </w:r>
+    </w:p>
+    <w:p>
+      <w:pPr>
+        <w:pStyle w:val="ListParagraph"/>
+        <w:rPr>
+          <w:rFonts w:ascii="Consolas" w:hAnsi="Consolas" w:cstheme="minorHAnsi"/>
+          <w:color w:val="000000" w:themeColor="text1"/>
+          <w:sz w:val="16"/>
+          <w:szCs w:val="16"/>
+        </w:rPr>
+      </w:pPr>
+    </w:p>
+    <w:p>
+      <w:pPr>
+        <w:pStyle w:val="ListParagraph"/>
+        <w:rPr>
+          <w:rFonts w:ascii="Consolas" w:hAnsi="Consolas" w:cstheme="minorHAnsi"/>
+          <w:color w:val="000000" w:themeColor="text1"/>
+          <w:sz w:val="16"/>
+          <w:szCs w:val="16"/>
+        </w:rPr>
+      </w:pPr>
+      <w:r>
+        <w:rPr>
+          <w:rFonts w:ascii="Consolas" w:hAnsi="Consolas" w:cstheme="minorHAnsi"/>
+          <w:color w:val="000000" w:themeColor="text1"/>
+          <w:sz w:val="16"/>
+          <w:szCs w:val="16"/>
+        </w:rPr>
+        <w:t xml:space="preserve">    @Override</w:t>
+      </w:r>
+    </w:p>
+    <w:p>
+      <w:pPr>
+        <w:pStyle w:val="ListParagraph"/>
+        <w:rPr>
+          <w:rFonts w:ascii="Consolas" w:hAnsi="Consolas" w:cstheme="minorHAnsi"/>
+          <w:color w:val="000000" w:themeColor="text1"/>
+          <w:sz w:val="16"/>
+          <w:szCs w:val="16"/>
+        </w:rPr>
+      </w:pPr>
+      <w:r>
+        <w:rPr>
+          <w:rFonts w:ascii="Consolas" w:hAnsi="Consolas" w:cstheme="minorHAnsi"/>
+          <w:color w:val="000000" w:themeColor="text1"/>
+          <w:sz w:val="16"/>
+          <w:szCs w:val="16"/>
+        </w:rPr>
+        <w:t xml:space="preserve">    public double </w:t>
+      </w:r>
+      <w:proofErr w:type="gramStart"/>
+      <w:r>
+        <w:rPr>
+          <w:rFonts w:ascii="Consolas" w:hAnsi="Consolas" w:cstheme="minorHAnsi"/>
+          <w:color w:val="000000" w:themeColor="text1"/>
+          <w:sz w:val="16"/>
+          <w:szCs w:val="16"/>
+        </w:rPr>
+        <w:t>cost(</w:t>
+      </w:r>
+      <w:proofErr w:type="gramEnd"/>
+      <w:r>
+        <w:rPr>
+          <w:rFonts w:ascii="Consolas" w:hAnsi="Consolas" w:cstheme="minorHAnsi"/>
+          <w:color w:val="000000" w:themeColor="text1"/>
+          <w:sz w:val="16"/>
+          <w:szCs w:val="16"/>
+        </w:rPr>
+        <w:t>) {</w:t>
+      </w:r>
+    </w:p>
+    <w:p>
+      <w:pPr>
+        <w:pStyle w:val="ListParagraph"/>
+        <w:rPr>
+          <w:rFonts w:ascii="Consolas" w:hAnsi="Consolas" w:cstheme="minorHAnsi"/>
+          <w:color w:val="000000" w:themeColor="text1"/>
+          <w:sz w:val="16"/>
+          <w:szCs w:val="16"/>
+        </w:rPr>
+      </w:pPr>
+      <w:r>
+        <w:rPr>
+          <w:rFonts w:ascii="Consolas" w:hAnsi="Consolas" w:cstheme="minorHAnsi"/>
+          <w:color w:val="000000" w:themeColor="text1"/>
+          <w:sz w:val="16"/>
+          <w:szCs w:val="16"/>
+        </w:rPr>
+        <w:t xml:space="preserve">        return </w:t>
+      </w:r>
+      <w:proofErr w:type="spellStart"/>
+      <w:proofErr w:type="gramStart"/>
+      <w:r>
+        <w:rPr>
+          <w:rFonts w:ascii="Consolas" w:hAnsi="Consolas" w:cstheme="minorHAnsi"/>
+          <w:color w:val="000000" w:themeColor="text1"/>
+          <w:sz w:val="16"/>
+          <w:szCs w:val="16"/>
+        </w:rPr>
+        <w:t>coffee.cost</w:t>
+      </w:r>
+      <w:proofErr w:type="spellEnd"/>
+      <w:proofErr w:type="gramEnd"/>
+      <w:r>
+        <w:rPr>
+          <w:rFonts w:ascii="Consolas" w:hAnsi="Consolas" w:cstheme="minorHAnsi"/>
+          <w:color w:val="000000" w:themeColor="text1"/>
+          <w:sz w:val="16"/>
+          <w:szCs w:val="16"/>
+        </w:rPr>
+        <w:t>() + 10;</w:t>
+      </w:r>
+    </w:p>
+    <w:p>
+      <w:pPr>
+        <w:pStyle w:val="ListParagraph"/>
+        <w:rPr>
+          <w:rFonts w:ascii="Consolas" w:hAnsi="Consolas" w:cstheme="minorHAnsi"/>
+          <w:color w:val="000000" w:themeColor="text1"/>
+          <w:sz w:val="16"/>
+          <w:szCs w:val="16"/>
+        </w:rPr>
+      </w:pPr>
+      <w:r>
+        <w:rPr>
+          <w:rFonts w:ascii="Consolas" w:hAnsi="Consolas" w:cstheme="minorHAnsi"/>
+          <w:color w:val="000000" w:themeColor="text1"/>
+          <w:sz w:val="16"/>
+          <w:szCs w:val="16"/>
+        </w:rPr>
+        <w:t xml:space="preserve">    }</w:t>
+      </w:r>
+    </w:p>
+    <w:p>
+      <w:pPr>
+        <w:pStyle w:val="ListParagraph"/>
+        <w:rPr>
+          <w:rFonts w:ascii="Consolas" w:hAnsi="Consolas" w:cstheme="minorHAnsi"/>
+          <w:color w:val="000000" w:themeColor="text1"/>
+          <w:sz w:val="16"/>
+          <w:szCs w:val="16"/>
+        </w:rPr>
+      </w:pPr>
+      <w:r>
+        <w:rPr>
+          <w:rFonts w:ascii="Consolas" w:hAnsi="Consolas" w:cstheme="minorHAnsi"/>
+          <w:color w:val="000000" w:themeColor="text1"/>
+          <w:sz w:val="16"/>
+          <w:szCs w:val="16"/>
+        </w:rPr>
+        <w:t>}</w:t>
+      </w:r>
+    </w:p>
+    <w:p>
+      <w:pPr>
+        <w:pStyle w:val="ListParagraph"/>
+        <w:rPr>
+          <w:rFonts w:ascii="Consolas" w:hAnsi="Consolas" w:cstheme="minorHAnsi"/>
+          <w:b/>
+          <w:bCs/>
+          <w:color w:val="000000" w:themeColor="text1"/>
+          <w:sz w:val="16"/>
+          <w:szCs w:val="16"/>
+        </w:rPr>
+      </w:pPr>
+      <w:r>
+        <w:rPr>
+          <w:rFonts w:ascii="Consolas" w:hAnsi="Consolas" w:cstheme="minorHAnsi"/>
+          <w:b/>
+          <w:bCs/>
+          <w:color w:val="000000" w:themeColor="text1"/>
+          <w:sz w:val="16"/>
+          <w:szCs w:val="16"/>
+        </w:rPr>
+        <w:t>Now:</w:t>
+      </w:r>
+    </w:p>
+    <w:p>
+      <w:pPr>
+        <w:pStyle w:val="ListParagraph"/>
+        <w:rPr>
+          <w:rFonts w:ascii="Consolas" w:hAnsi="Consolas" w:cstheme="minorHAnsi"/>
+          <w:b/>
+          <w:bCs/>
+          <w:color w:val="000000" w:themeColor="text1"/>
+          <w:sz w:val="16"/>
+          <w:szCs w:val="16"/>
+        </w:rPr>
+      </w:pPr>
+      <w:r>
+        <w:rPr>
+          <w:rFonts w:ascii="Consolas" w:hAnsi="Consolas" w:cstheme="minorHAnsi"/>
+          <w:b/>
+          <w:bCs/>
+          <w:color w:val="000000" w:themeColor="text1"/>
+          <w:sz w:val="16"/>
+          <w:szCs w:val="16"/>
+        </w:rPr>
+        <w:t xml:space="preserve">Coffee </w:t>
+      </w:r>
+      <w:proofErr w:type="spellStart"/>
+      <w:r>
+        <w:rPr>
+          <w:rFonts w:ascii="Consolas" w:hAnsi="Consolas" w:cstheme="minorHAnsi"/>
+          <w:b/>
+          <w:bCs/>
+          <w:color w:val="000000" w:themeColor="text1"/>
+          <w:sz w:val="16"/>
+          <w:szCs w:val="16"/>
+        </w:rPr>
+        <w:t>coffee</w:t>
+      </w:r>
+      <w:proofErr w:type="spellEnd"/>
+      <w:r>
+        <w:rPr>
+          <w:rFonts w:ascii="Consolas" w:hAnsi="Consolas" w:cstheme="minorHAnsi"/>
+          <w:b/>
+          <w:bCs/>
+          <w:color w:val="000000" w:themeColor="text1"/>
+          <w:sz w:val="16"/>
+          <w:szCs w:val="16"/>
+        </w:rPr>
+        <w:t xml:space="preserve"> = new </w:t>
+      </w:r>
+      <w:proofErr w:type="spellStart"/>
+      <w:proofErr w:type="gramStart"/>
+      <w:r>
+        <w:rPr>
+          <w:rFonts w:ascii="Consolas" w:hAnsi="Consolas" w:cstheme="minorHAnsi"/>
+          <w:b/>
+          <w:bCs/>
+          <w:color w:val="000000" w:themeColor="text1"/>
+          <w:sz w:val="16"/>
+          <w:szCs w:val="16"/>
+        </w:rPr>
+        <w:t>BasicCoffee</w:t>
+      </w:r>
+      <w:proofErr w:type="spellEnd"/>
+      <w:r>
+        <w:rPr>
+          <w:rFonts w:ascii="Consolas" w:hAnsi="Consolas" w:cstheme="minorHAnsi"/>
+          <w:b/>
+          <w:bCs/>
+          <w:color w:val="000000" w:themeColor="text1"/>
+          <w:sz w:val="16"/>
+          <w:szCs w:val="16"/>
+        </w:rPr>
+        <w:t>(</w:t>
+      </w:r>
+      <w:proofErr w:type="gramEnd"/>
+      <w:r>
+        <w:rPr>
+          <w:rFonts w:ascii="Consolas" w:hAnsi="Consolas" w:cstheme="minorHAnsi"/>
+          <w:b/>
+          <w:bCs/>
+          <w:color w:val="000000" w:themeColor="text1"/>
+          <w:sz w:val="16"/>
+          <w:szCs w:val="16"/>
+        </w:rPr>
+        <w:t>);</w:t>
+      </w:r>
+    </w:p>
+    <w:p>
+      <w:pPr>
+        <w:pStyle w:val="ListParagraph"/>
+        <w:rPr>
+          <w:rFonts w:ascii="Consolas" w:hAnsi="Consolas" w:cstheme="minorHAnsi"/>
+          <w:b/>
+          <w:bCs/>
+          <w:color w:val="000000" w:themeColor="text1"/>
+          <w:sz w:val="16"/>
+          <w:szCs w:val="16"/>
+        </w:rPr>
+      </w:pPr>
+    </w:p>
+    <w:p>
+      <w:pPr>
+        <w:pStyle w:val="ListParagraph"/>
+        <w:rPr>
+          <w:rFonts w:ascii="Consolas" w:hAnsi="Consolas" w:cstheme="minorHAnsi"/>
+          <w:b/>
+          <w:bCs/>
+          <w:color w:val="000000" w:themeColor="text1"/>
+          <w:sz w:val="16"/>
+          <w:szCs w:val="16"/>
+        </w:rPr>
+      </w:pPr>
+      <w:r>
+        <w:rPr>
+          <w:rFonts w:ascii="Consolas" w:hAnsi="Consolas" w:cstheme="minorHAnsi"/>
+          <w:b/>
+          <w:bCs/>
+          <w:color w:val="000000" w:themeColor="text1"/>
+          <w:sz w:val="16"/>
+          <w:szCs w:val="16"/>
+        </w:rPr>
+        <w:t xml:space="preserve">coffee = new </w:t>
+      </w:r>
+      <w:proofErr w:type="spellStart"/>
+      <w:r>
+        <w:rPr>
+          <w:rFonts w:ascii="Consolas" w:hAnsi="Consolas" w:cstheme="minorHAnsi"/>
+          <w:b/>
+          <w:bCs/>
+          <w:color w:val="000000" w:themeColor="text1"/>
+          <w:sz w:val="16"/>
+          <w:szCs w:val="16"/>
+        </w:rPr>
+        <w:t>MilkDecorator</w:t>
+      </w:r>
+      <w:proofErr w:type="spellEnd"/>
+      <w:r>
+        <w:rPr>
+          <w:rFonts w:ascii="Consolas" w:hAnsi="Consolas" w:cstheme="minorHAnsi"/>
+          <w:b/>
+          <w:bCs/>
+          <w:color w:val="000000" w:themeColor="text1"/>
+          <w:sz w:val="16"/>
+          <w:szCs w:val="16"/>
+        </w:rPr>
+        <w:t>(coffee);</w:t>
+      </w:r>
+    </w:p>
+    <w:p>
+      <w:pPr>
+        <w:pStyle w:val="ListParagraph"/>
+        <w:rPr>
+          <w:rFonts w:ascii="Consolas" w:hAnsi="Consolas" w:cstheme="minorHAnsi"/>
+          <w:b/>
+          <w:bCs/>
+          <w:color w:val="000000" w:themeColor="text1"/>
+          <w:sz w:val="16"/>
+          <w:szCs w:val="16"/>
+        </w:rPr>
+      </w:pPr>
+      <w:r>
+        <w:rPr>
+          <w:rFonts w:ascii="Consolas" w:hAnsi="Consolas" w:cstheme="minorHAnsi"/>
+          <w:b/>
+          <w:bCs/>
+          <w:color w:val="000000" w:themeColor="text1"/>
+          <w:sz w:val="16"/>
+          <w:szCs w:val="16"/>
+        </w:rPr>
+        <w:t xml:space="preserve">coffee = new </w:t>
+      </w:r>
+      <w:proofErr w:type="spellStart"/>
+      <w:r>
+        <w:rPr>
+          <w:rFonts w:ascii="Consolas" w:hAnsi="Consolas" w:cstheme="minorHAnsi"/>
+          <w:b/>
+          <w:bCs/>
+          <w:color w:val="000000" w:themeColor="text1"/>
+          <w:sz w:val="16"/>
+          <w:szCs w:val="16"/>
+        </w:rPr>
+        <w:t>SugarDecorator</w:t>
+      </w:r>
+      <w:proofErr w:type="spellEnd"/>
+      <w:r>
+        <w:rPr>
+          <w:rFonts w:ascii="Consolas" w:hAnsi="Consolas" w:cstheme="minorHAnsi"/>
+          <w:b/>
+          <w:bCs/>
+          <w:color w:val="000000" w:themeColor="text1"/>
+          <w:sz w:val="16"/>
+          <w:szCs w:val="16"/>
+        </w:rPr>
+        <w:t>(coffee);</w:t>
+      </w:r>
+    </w:p>
+    <w:p>
+      <w:pPr>
+        <w:pStyle w:val="ListParagraph"/>
+        <w:rPr>
+          <w:rFonts w:ascii="Consolas" w:hAnsi="Consolas" w:cstheme="minorHAnsi"/>
+          <w:color w:val="000000" w:themeColor="text1"/>
+          <w:sz w:val="16"/>
+          <w:szCs w:val="16"/>
+        </w:rPr>
+      </w:pPr>
+    </w:p>
+    <w:p>
+      <w:pPr>
+        <w:pStyle w:val="ListParagraph"/>
+        <w:rPr>
+          <w:rFonts w:ascii="Consolas" w:hAnsi="Consolas" w:cstheme="minorHAnsi"/>
+          <w:color w:val="000000" w:themeColor="text1"/>
+          <w:sz w:val="16"/>
+          <w:szCs w:val="16"/>
+        </w:rPr>
+      </w:pPr>
+      <w:proofErr w:type="spellStart"/>
+      <w:r>
+        <w:rPr>
+          <w:rFonts w:ascii="Consolas" w:hAnsi="Consolas" w:cstheme="minorHAnsi"/>
+          <w:color w:val="000000" w:themeColor="text1"/>
+          <w:sz w:val="16"/>
+          <w:szCs w:val="16"/>
+        </w:rPr>
+        <w:t>System.out.println</w:t>
+      </w:r>
+      <w:proofErr w:type="spellEnd"/>
+      <w:r>
+        <w:rPr>
+          <w:rFonts w:ascii="Consolas" w:hAnsi="Consolas" w:cstheme="minorHAnsi"/>
+          <w:color w:val="000000" w:themeColor="text1"/>
+          <w:sz w:val="16"/>
+          <w:szCs w:val="16"/>
+        </w:rPr>
+        <w:t>(</w:t>
+      </w:r>
+      <w:proofErr w:type="spellStart"/>
+      <w:proofErr w:type="gramStart"/>
+      <w:r>
+        <w:rPr>
+          <w:rFonts w:ascii="Consolas" w:hAnsi="Consolas" w:cstheme="minorHAnsi"/>
+          <w:color w:val="000000" w:themeColor="text1"/>
+          <w:sz w:val="16"/>
+          <w:szCs w:val="16"/>
+        </w:rPr>
+        <w:t>coffee.cost</w:t>
+      </w:r>
+      <w:proofErr w:type="spellEnd"/>
+      <w:proofErr w:type="gramEnd"/>
+      <w:r>
+        <w:rPr>
+          <w:rFonts w:ascii="Consolas" w:hAnsi="Consolas" w:cstheme="minorHAnsi"/>
+          <w:color w:val="000000" w:themeColor="text1"/>
+          <w:sz w:val="16"/>
+          <w:szCs w:val="16"/>
+        </w:rPr>
+        <w:t>());</w:t>
+      </w:r>
+    </w:p>
+    <w:p>
+      <w:pPr>
+        <w:pStyle w:val="ListParagraph"/>
+        <w:rPr>
+          <w:rFonts w:ascii="Consolas" w:hAnsi="Consolas" w:cstheme="minorHAnsi"/>
+          <w:color w:val="000000" w:themeColor="text1"/>
+          <w:sz w:val="16"/>
+          <w:szCs w:val="16"/>
+        </w:rPr>
+      </w:pPr>
+    </w:p>
+    <w:p>
+      <w:pPr>
+        <w:pStyle w:val="ListParagraph"/>
+        <w:rPr>
+          <w:rFonts w:ascii="Consolas" w:hAnsi="Consolas" w:cstheme="minorHAnsi"/>
+          <w:color w:val="000000" w:themeColor="text1"/>
+          <w:sz w:val="16"/>
+          <w:szCs w:val="16"/>
+        </w:rPr>
+      </w:pPr>
+      <w:r>
+        <w:rPr>
+          <w:rFonts w:ascii="Consolas" w:hAnsi="Consolas" w:cstheme="minorHAnsi"/>
+          <w:color w:val="000000" w:themeColor="text1"/>
+          <w:sz w:val="16"/>
+          <w:szCs w:val="16"/>
+        </w:rPr>
+        <w:lastRenderedPageBreak/>
+        <w:t>Flow:</w:t>
+      </w:r>
+    </w:p>
+    <w:p>
+      <w:pPr>
+        <w:pStyle w:val="ListParagraph"/>
+        <w:rPr>
+          <w:rFonts w:ascii="Consolas" w:hAnsi="Consolas" w:cstheme="minorHAnsi"/>
+          <w:color w:val="000000" w:themeColor="text1"/>
+          <w:sz w:val="16"/>
+          <w:szCs w:val="16"/>
+        </w:rPr>
+      </w:pPr>
+      <w:proofErr w:type="spellStart"/>
+      <w:r>
+        <w:rPr>
+          <w:rFonts w:ascii="Consolas" w:hAnsi="Consolas" w:cstheme="minorHAnsi"/>
+          <w:color w:val="000000" w:themeColor="text1"/>
+          <w:sz w:val="16"/>
+          <w:szCs w:val="16"/>
+        </w:rPr>
+        <w:t>SugarDecorator</w:t>
+      </w:r>
+      <w:proofErr w:type="spellEnd"/>
+    </w:p>
+    <w:p>
+      <w:pPr>
+        <w:pStyle w:val="ListParagraph"/>
+        <w:rPr>
+          <w:rFonts w:ascii="Consolas" w:hAnsi="Consolas" w:cstheme="minorHAnsi"/>
+          <w:color w:val="000000" w:themeColor="text1"/>
+          <w:sz w:val="16"/>
+          <w:szCs w:val="16"/>
+        </w:rPr>
+      </w:pPr>
+      <w:r>
+        <w:rPr>
+          <w:rFonts w:ascii="Consolas" w:hAnsi="Consolas" w:cstheme="minorHAnsi"/>
+          <w:color w:val="000000" w:themeColor="text1"/>
+          <w:sz w:val="16"/>
+          <w:szCs w:val="16"/>
+        </w:rPr>
+        <w:t xml:space="preserve">       |</w:t>
+      </w:r>
+    </w:p>
+    <w:p>
+      <w:pPr>
+        <w:pStyle w:val="ListParagraph"/>
+        <w:rPr>
+          <w:rFonts w:ascii="Consolas" w:hAnsi="Consolas" w:cstheme="minorHAnsi"/>
+          <w:color w:val="000000" w:themeColor="text1"/>
+          <w:sz w:val="16"/>
+          <w:szCs w:val="16"/>
+        </w:rPr>
+      </w:pPr>
+      <w:proofErr w:type="spellStart"/>
+      <w:r>
+        <w:rPr>
+          <w:rFonts w:ascii="Consolas" w:hAnsi="Consolas" w:cstheme="minorHAnsi"/>
+          <w:color w:val="000000" w:themeColor="text1"/>
+          <w:sz w:val="16"/>
+          <w:szCs w:val="16"/>
+        </w:rPr>
+        <w:t>MilkDecorator</w:t>
+      </w:r>
+      <w:proofErr w:type="spellEnd"/>
+    </w:p>
+    <w:p>
+      <w:pPr>
+        <w:pStyle w:val="ListParagraph"/>
+        <w:rPr>
+          <w:rFonts w:ascii="Consolas" w:hAnsi="Consolas" w:cstheme="minorHAnsi"/>
+          <w:color w:val="000000" w:themeColor="text1"/>
+          <w:sz w:val="16"/>
+          <w:szCs w:val="16"/>
+        </w:rPr>
+      </w:pPr>
+      <w:r>
+        <w:rPr>
+          <w:rFonts w:ascii="Consolas" w:hAnsi="Consolas" w:cstheme="minorHAnsi"/>
+          <w:color w:val="000000" w:themeColor="text1"/>
+          <w:sz w:val="16"/>
+          <w:szCs w:val="16"/>
+        </w:rPr>
+        <w:t xml:space="preserve">       |</w:t>
+      </w:r>
+    </w:p>
+    <w:p>
+      <w:pPr>
+        <w:pStyle w:val="ListParagraph"/>
+        <w:rPr>
+          <w:rFonts w:ascii="Consolas" w:hAnsi="Consolas" w:cstheme="minorHAnsi"/>
+          <w:color w:val="000000" w:themeColor="text1"/>
+          <w:sz w:val="16"/>
+          <w:szCs w:val="16"/>
+        </w:rPr>
+      </w:pPr>
+      <w:proofErr w:type="spellStart"/>
+      <w:r>
+        <w:rPr>
+          <w:rFonts w:ascii="Consolas" w:hAnsi="Consolas" w:cstheme="minorHAnsi"/>
+          <w:color w:val="000000" w:themeColor="text1"/>
+          <w:sz w:val="16"/>
+          <w:szCs w:val="16"/>
+        </w:rPr>
+        <w:t>BasicCoffee</w:t>
+      </w:r>
+      <w:proofErr w:type="spellEnd"/>
+    </w:p>
+    <w:p>
+      <w:pPr>
+        <w:pStyle w:val="ListParagraph"/>
+        <w:rPr>
+          <w:rFonts w:ascii="Consolas" w:hAnsi="Consolas" w:cstheme="minorHAnsi"/>
+          <w:color w:val="000000" w:themeColor="text1"/>
+          <w:sz w:val="16"/>
+          <w:szCs w:val="16"/>
+        </w:rPr>
+      </w:pPr>
+      <w:r>
+        <w:rPr>
+          <w:rFonts w:ascii="Consolas" w:hAnsi="Consolas" w:cstheme="minorHAnsi"/>
+          <w:color w:val="000000" w:themeColor="text1"/>
+          <w:sz w:val="16"/>
+          <w:szCs w:val="16"/>
+        </w:rPr>
+        <w:t>So:</w:t>
+      </w:r>
+    </w:p>
+    <w:p>
+      <w:pPr>
+        <w:pStyle w:val="ListParagraph"/>
+        <w:rPr>
+          <w:rFonts w:ascii="Consolas" w:hAnsi="Consolas" w:cstheme="minorHAnsi"/>
+          <w:color w:val="000000" w:themeColor="text1"/>
+          <w:sz w:val="16"/>
+          <w:szCs w:val="16"/>
+        </w:rPr>
+      </w:pPr>
+      <w:r>
+        <w:rPr>
+          <w:rFonts w:ascii="Consolas" w:hAnsi="Consolas" w:cstheme="minorHAnsi"/>
+          <w:color w:val="000000" w:themeColor="text1"/>
+          <w:sz w:val="16"/>
+          <w:szCs w:val="16"/>
+        </w:rPr>
+        <w:t>100 + 20 + 10</w:t>
+      </w:r>
+    </w:p>
+    <w:p>
+      <w:pPr>
+        <w:pStyle w:val="ListParagraph"/>
+        <w:rPr>
+          <w:rFonts w:ascii="Consolas" w:hAnsi="Consolas" w:cstheme="minorHAnsi"/>
+          <w:color w:val="000000" w:themeColor="text1"/>
+          <w:sz w:val="16"/>
+          <w:szCs w:val="16"/>
+        </w:rPr>
+      </w:pPr>
+      <w:r>
+        <w:rPr>
+          <w:rFonts w:ascii="Consolas" w:hAnsi="Consolas" w:cstheme="minorHAnsi"/>
+          <w:color w:val="000000" w:themeColor="text1"/>
+          <w:sz w:val="16"/>
+          <w:szCs w:val="16"/>
+        </w:rPr>
+        <w:t>= 130</w:t>
+      </w:r>
+    </w:p>
+    <w:p>
+      <w:pPr>
+        <w:pStyle w:val="ListParagraph"/>
+        <w:rPr>
+          <w:rFonts w:ascii="Consolas" w:hAnsi="Consolas" w:cstheme="minorHAnsi"/>
+          <w:color w:val="000000" w:themeColor="text1"/>
+          <w:sz w:val="16"/>
+          <w:szCs w:val="16"/>
+        </w:rPr>
+      </w:pPr>
+    </w:p>
+    <w:p>
+      <w:pPr>
+        <w:pStyle w:val="ListParagraph"/>
+        <w:rPr>
+          <w:rFonts w:cstheme="minorHAnsi"/>
+          <w:color w:val="000000" w:themeColor="text1"/>
+        </w:rPr>
+      </w:pPr>
+      <w:r>
+        <w:rPr>
+          <w:rFonts w:cstheme="minorHAnsi"/>
+          <w:color w:val="000000" w:themeColor="text1"/>
+        </w:rPr>
+        <w:t>Java's own I/O classes are a classic example</w:t>
+      </w:r>
+      <w:r>
+        <w:rPr>
+          <w:rFonts w:cstheme="minorHAnsi"/>
+          <w:color w:val="000000" w:themeColor="text1"/>
+        </w:rPr>
+        <w:t>.</w:t>
+      </w:r>
+    </w:p>
+    <w:p>
+      <w:pPr>
+        <w:pStyle w:val="ListParagraph"/>
+        <w:rPr>
+          <w:rFonts w:cstheme="minorHAnsi"/>
+          <w:color w:val="000000" w:themeColor="text1"/>
+        </w:rPr>
+      </w:pPr>
+      <w:proofErr w:type="spellStart"/>
+      <w:r>
+        <w:rPr>
+          <w:rFonts w:cstheme="minorHAnsi"/>
+          <w:color w:val="000000" w:themeColor="text1"/>
+        </w:rPr>
+        <w:t>InputStream</w:t>
+      </w:r>
+      <w:proofErr w:type="spellEnd"/>
+      <w:r>
+        <w:rPr>
+          <w:rFonts w:cstheme="minorHAnsi"/>
+          <w:color w:val="000000" w:themeColor="text1"/>
+        </w:rPr>
+        <w:t xml:space="preserve"> </w:t>
+      </w:r>
+      <w:r>
+        <w:rPr>
+          <w:rFonts w:cstheme="minorHAnsi"/>
+          <w:color w:val="0070C0"/>
+        </w:rPr>
+        <w:t>→</w:t>
+      </w:r>
+      <w:r>
+        <w:rPr>
+          <w:color w:val="0070C0"/>
+        </w:rPr>
+        <w:t xml:space="preserve"> </w:t>
+      </w:r>
+      <w:proofErr w:type="spellStart"/>
+      <w:proofErr w:type="gramStart"/>
+      <w:r>
+        <w:rPr>
+          <w:rFonts w:cstheme="minorHAnsi"/>
+          <w:color w:val="000000" w:themeColor="text1"/>
+        </w:rPr>
+        <w:t>BufferedInputStream</w:t>
+      </w:r>
+      <w:proofErr w:type="spellEnd"/>
+      <w:r>
+        <w:rPr>
+          <w:rFonts w:cstheme="minorHAnsi"/>
+          <w:color w:val="000000" w:themeColor="text1"/>
+        </w:rPr>
+        <w:t xml:space="preserve"> </w:t>
+      </w:r>
+      <w:r>
+        <w:rPr>
+          <w:rFonts w:cstheme="minorHAnsi"/>
+          <w:color w:val="000000" w:themeColor="text1"/>
+        </w:rPr>
+        <w:t xml:space="preserve"> </w:t>
+      </w:r>
+      <w:r>
+        <w:rPr>
+          <w:rFonts w:cstheme="minorHAnsi"/>
+          <w:color w:val="0070C0"/>
+        </w:rPr>
+        <w:t>→</w:t>
+      </w:r>
+      <w:proofErr w:type="gramEnd"/>
+      <w:r>
+        <w:rPr>
+          <w:rFonts w:cstheme="minorHAnsi"/>
+          <w:color w:val="000000" w:themeColor="text1"/>
+        </w:rPr>
+        <w:t xml:space="preserve"> </w:t>
+      </w:r>
+      <w:proofErr w:type="spellStart"/>
+      <w:r>
+        <w:rPr>
+          <w:rFonts w:cstheme="minorHAnsi"/>
+          <w:color w:val="000000" w:themeColor="text1"/>
+        </w:rPr>
+        <w:t>DataInputStream</w:t>
+      </w:r>
+      <w:proofErr w:type="spellEnd"/>
+    </w:p>
+    <w:p>
+      <w:pPr>
+        <w:pStyle w:val="ListParagraph"/>
+        <w:rPr>
+          <w:rFonts w:cstheme="minorHAnsi"/>
+          <w:color w:val="000000" w:themeColor="text1"/>
+        </w:rPr>
+      </w:pPr>
     </w:p>
     <w:p>
       <w:pPr>
@@ -2033,6 +5617,7 @@
           <w:color w:val="000000" w:themeColor="text1"/>
         </w:rPr>
       </w:pPr>
+      <w:proofErr w:type="gramStart"/>
       <w:r>
         <w:rPr>
           <w:rFonts w:cstheme="minorHAnsi"/>
@@ -2042,6 +5627,7 @@
         </w:rPr>
         <w:t>Façade :</w:t>
       </w:r>
+      <w:proofErr w:type="gramEnd"/>
       <w:r>
         <w:rPr>
           <w:rFonts w:cstheme="minorHAnsi"/>
@@ -2099,8 +5685,1606 @@
           <w:rFonts w:cstheme="minorHAnsi"/>
           <w:color w:val="000000" w:themeColor="text1"/>
         </w:rPr>
-        <w:t>Hide the complexity and Expose only the necessary details to client.</w:t>
-      </w:r>
+        <w:t xml:space="preserve">Hide the complexity and </w:t>
+      </w:r>
+      <w:proofErr w:type="gramStart"/>
+      <w:r>
+        <w:rPr>
+          <w:rFonts w:cstheme="minorHAnsi"/>
+          <w:color w:val="000000" w:themeColor="text1"/>
+        </w:rPr>
+        <w:t>Expose</w:t>
+      </w:r>
+      <w:proofErr w:type="gramEnd"/>
+      <w:r>
+        <w:rPr>
+          <w:rFonts w:cstheme="minorHAnsi"/>
+          <w:color w:val="000000" w:themeColor="text1"/>
+        </w:rPr>
+        <w:t xml:space="preserve"> only the necessary details to client.</w:t>
+      </w:r>
+    </w:p>
+    <w:p>
+      <w:pPr>
+        <w:pStyle w:val="ListParagraph"/>
+        <w:spacing w:after="0"/>
+        <w:rPr>
+          <w:rFonts w:cstheme="minorHAnsi"/>
+          <w:color w:val="000000" w:themeColor="text1"/>
+        </w:rPr>
+      </w:pPr>
+      <w:proofErr w:type="gramStart"/>
+      <w:r>
+        <w:rPr>
+          <w:rFonts w:cstheme="minorHAnsi"/>
+          <w:b/>
+          <w:bCs/>
+          <w:color w:val="000000" w:themeColor="text1"/>
+        </w:rPr>
+        <w:t>Intent</w:t>
+      </w:r>
+      <w:r>
+        <w:rPr>
+          <w:rFonts w:cstheme="minorHAnsi"/>
+          <w:b/>
+          <w:bCs/>
+          <w:color w:val="000000" w:themeColor="text1"/>
+        </w:rPr>
+        <w:t xml:space="preserve"> :</w:t>
+      </w:r>
+      <w:proofErr w:type="gramEnd"/>
+      <w:r>
+        <w:rPr>
+          <w:rFonts w:cstheme="minorHAnsi"/>
+          <w:b/>
+          <w:bCs/>
+          <w:color w:val="000000" w:themeColor="text1"/>
+        </w:rPr>
+        <w:t xml:space="preserve"> </w:t>
+      </w:r>
+      <w:r>
+        <w:rPr>
+          <w:rFonts w:cstheme="minorHAnsi"/>
+          <w:color w:val="000000" w:themeColor="text1"/>
+        </w:rPr>
+        <w:t>Provide a simple interface to a complicated subsystem.</w:t>
+      </w:r>
+    </w:p>
+    <w:p>
+      <w:pPr>
+        <w:pStyle w:val="ListParagraph"/>
+        <w:spacing w:after="0"/>
+        <w:rPr>
+          <w:rFonts w:cstheme="minorHAnsi"/>
+          <w:b/>
+          <w:bCs/>
+          <w:color w:val="000000" w:themeColor="text1"/>
+        </w:rPr>
+      </w:pPr>
+    </w:p>
+    <w:p>
+      <w:pPr>
+        <w:pStyle w:val="ListParagraph"/>
+        <w:spacing w:after="0"/>
+        <w:rPr>
+          <w:rFonts w:cstheme="minorHAnsi"/>
+          <w:color w:val="000000" w:themeColor="text1"/>
+        </w:rPr>
+      </w:pPr>
+      <w:r>
+        <w:rPr>
+          <w:rFonts w:cstheme="minorHAnsi"/>
+          <w:color w:val="000000" w:themeColor="text1"/>
+        </w:rPr>
+        <w:t>Imagine placing an order.</w:t>
+      </w:r>
+    </w:p>
+    <w:p>
+      <w:pPr>
+        <w:pStyle w:val="ListParagraph"/>
+        <w:spacing w:after="0"/>
+        <w:rPr>
+          <w:rFonts w:cstheme="minorHAnsi"/>
+          <w:color w:val="000000" w:themeColor="text1"/>
+        </w:rPr>
+      </w:pPr>
+      <w:r>
+        <w:rPr>
+          <w:rFonts w:cstheme="minorHAnsi"/>
+          <w:color w:val="000000" w:themeColor="text1"/>
+        </w:rPr>
+        <w:t>Without a facade:</w:t>
+      </w:r>
+    </w:p>
+    <w:p>
+      <w:pPr>
+        <w:pStyle w:val="ListParagraph"/>
+        <w:rPr>
+          <w:rFonts w:ascii="Consolas" w:hAnsi="Consolas" w:cstheme="minorHAnsi"/>
+          <w:color w:val="000000" w:themeColor="text1"/>
+          <w:sz w:val="16"/>
+          <w:szCs w:val="16"/>
+        </w:rPr>
+      </w:pPr>
+      <w:r>
+        <w:rPr>
+          <w:rFonts w:ascii="Consolas" w:hAnsi="Consolas" w:cstheme="minorHAnsi"/>
+          <w:color w:val="000000" w:themeColor="text1"/>
+          <w:sz w:val="16"/>
+          <w:szCs w:val="16"/>
+        </w:rPr>
+        <w:t>Client</w:t>
+      </w:r>
+    </w:p>
+    <w:p>
+      <w:pPr>
+        <w:pStyle w:val="ListParagraph"/>
+        <w:rPr>
+          <w:rFonts w:ascii="Consolas" w:hAnsi="Consolas" w:cstheme="minorHAnsi"/>
+          <w:color w:val="000000" w:themeColor="text1"/>
+          <w:sz w:val="16"/>
+          <w:szCs w:val="16"/>
+        </w:rPr>
+      </w:pPr>
+      <w:r>
+        <w:rPr>
+          <w:rFonts w:ascii="Consolas" w:hAnsi="Consolas" w:cstheme="minorHAnsi"/>
+          <w:color w:val="000000" w:themeColor="text1"/>
+          <w:sz w:val="16"/>
+          <w:szCs w:val="16"/>
+        </w:rPr>
+        <w:t xml:space="preserve">  |</w:t>
+      </w:r>
+    </w:p>
+    <w:p>
+      <w:pPr>
+        <w:pStyle w:val="ListParagraph"/>
+        <w:rPr>
+          <w:rFonts w:ascii="Consolas" w:hAnsi="Consolas" w:cstheme="minorHAnsi"/>
+          <w:color w:val="000000" w:themeColor="text1"/>
+          <w:sz w:val="16"/>
+          <w:szCs w:val="16"/>
+        </w:rPr>
+      </w:pPr>
+      <w:r>
+        <w:rPr>
+          <w:rFonts w:ascii="Consolas" w:hAnsi="Consolas" w:cstheme="minorHAnsi"/>
+          <w:color w:val="000000" w:themeColor="text1"/>
+          <w:sz w:val="16"/>
+          <w:szCs w:val="16"/>
+        </w:rPr>
+        <w:t xml:space="preserve">  +--&gt; </w:t>
+      </w:r>
+      <w:proofErr w:type="spellStart"/>
+      <w:r>
+        <w:rPr>
+          <w:rFonts w:ascii="Consolas" w:hAnsi="Consolas" w:cstheme="minorHAnsi"/>
+          <w:color w:val="000000" w:themeColor="text1"/>
+          <w:sz w:val="16"/>
+          <w:szCs w:val="16"/>
+        </w:rPr>
+        <w:t>InventoryService</w:t>
+      </w:r>
+      <w:proofErr w:type="spellEnd"/>
+    </w:p>
+    <w:p>
+      <w:pPr>
+        <w:pStyle w:val="ListParagraph"/>
+        <w:rPr>
+          <w:rFonts w:ascii="Consolas" w:hAnsi="Consolas" w:cstheme="minorHAnsi"/>
+          <w:color w:val="000000" w:themeColor="text1"/>
+          <w:sz w:val="16"/>
+          <w:szCs w:val="16"/>
+        </w:rPr>
+      </w:pPr>
+      <w:r>
+        <w:rPr>
+          <w:rFonts w:ascii="Consolas" w:hAnsi="Consolas" w:cstheme="minorHAnsi"/>
+          <w:color w:val="000000" w:themeColor="text1"/>
+          <w:sz w:val="16"/>
+          <w:szCs w:val="16"/>
+        </w:rPr>
+        <w:t xml:space="preserve">  |</w:t>
+      </w:r>
+    </w:p>
+    <w:p>
+      <w:pPr>
+        <w:pStyle w:val="ListParagraph"/>
+        <w:rPr>
+          <w:rFonts w:ascii="Consolas" w:hAnsi="Consolas" w:cstheme="minorHAnsi"/>
+          <w:color w:val="000000" w:themeColor="text1"/>
+          <w:sz w:val="16"/>
+          <w:szCs w:val="16"/>
+        </w:rPr>
+      </w:pPr>
+      <w:r>
+        <w:rPr>
+          <w:rFonts w:ascii="Consolas" w:hAnsi="Consolas" w:cstheme="minorHAnsi"/>
+          <w:color w:val="000000" w:themeColor="text1"/>
+          <w:sz w:val="16"/>
+          <w:szCs w:val="16"/>
+        </w:rPr>
+        <w:t xml:space="preserve">  +--&gt; </w:t>
+      </w:r>
+      <w:proofErr w:type="spellStart"/>
+      <w:r>
+        <w:rPr>
+          <w:rFonts w:ascii="Consolas" w:hAnsi="Consolas" w:cstheme="minorHAnsi"/>
+          <w:color w:val="000000" w:themeColor="text1"/>
+          <w:sz w:val="16"/>
+          <w:szCs w:val="16"/>
+        </w:rPr>
+        <w:t>PaymentService</w:t>
+      </w:r>
+      <w:proofErr w:type="spellEnd"/>
+    </w:p>
+    <w:p>
+      <w:pPr>
+        <w:pStyle w:val="ListParagraph"/>
+        <w:rPr>
+          <w:rFonts w:ascii="Consolas" w:hAnsi="Consolas" w:cstheme="minorHAnsi"/>
+          <w:color w:val="000000" w:themeColor="text1"/>
+          <w:sz w:val="16"/>
+          <w:szCs w:val="16"/>
+        </w:rPr>
+      </w:pPr>
+      <w:r>
+        <w:rPr>
+          <w:rFonts w:ascii="Consolas" w:hAnsi="Consolas" w:cstheme="minorHAnsi"/>
+          <w:color w:val="000000" w:themeColor="text1"/>
+          <w:sz w:val="16"/>
+          <w:szCs w:val="16"/>
+        </w:rPr>
+        <w:t xml:space="preserve">  |</w:t>
+      </w:r>
+    </w:p>
+    <w:p>
+      <w:pPr>
+        <w:pStyle w:val="ListParagraph"/>
+        <w:rPr>
+          <w:rFonts w:ascii="Consolas" w:hAnsi="Consolas" w:cstheme="minorHAnsi"/>
+          <w:color w:val="000000" w:themeColor="text1"/>
+          <w:sz w:val="16"/>
+          <w:szCs w:val="16"/>
+        </w:rPr>
+      </w:pPr>
+      <w:r>
+        <w:rPr>
+          <w:rFonts w:ascii="Consolas" w:hAnsi="Consolas" w:cstheme="minorHAnsi"/>
+          <w:color w:val="000000" w:themeColor="text1"/>
+          <w:sz w:val="16"/>
+          <w:szCs w:val="16"/>
+        </w:rPr>
+        <w:t xml:space="preserve">  +--&gt; </w:t>
+      </w:r>
+      <w:proofErr w:type="spellStart"/>
+      <w:r>
+        <w:rPr>
+          <w:rFonts w:ascii="Consolas" w:hAnsi="Consolas" w:cstheme="minorHAnsi"/>
+          <w:color w:val="000000" w:themeColor="text1"/>
+          <w:sz w:val="16"/>
+          <w:szCs w:val="16"/>
+        </w:rPr>
+        <w:t>OrderService</w:t>
+      </w:r>
+      <w:proofErr w:type="spellEnd"/>
+    </w:p>
+    <w:p>
+      <w:pPr>
+        <w:pStyle w:val="ListParagraph"/>
+        <w:rPr>
+          <w:rFonts w:ascii="Consolas" w:hAnsi="Consolas" w:cstheme="minorHAnsi"/>
+          <w:color w:val="000000" w:themeColor="text1"/>
+          <w:sz w:val="16"/>
+          <w:szCs w:val="16"/>
+        </w:rPr>
+      </w:pPr>
+      <w:r>
+        <w:rPr>
+          <w:rFonts w:ascii="Consolas" w:hAnsi="Consolas" w:cstheme="minorHAnsi"/>
+          <w:color w:val="000000" w:themeColor="text1"/>
+          <w:sz w:val="16"/>
+          <w:szCs w:val="16"/>
+        </w:rPr>
+        <w:t xml:space="preserve">  |</w:t>
+      </w:r>
+    </w:p>
+    <w:p>
+      <w:pPr>
+        <w:pStyle w:val="ListParagraph"/>
+        <w:rPr>
+          <w:rFonts w:ascii="Consolas" w:hAnsi="Consolas" w:cstheme="minorHAnsi"/>
+          <w:color w:val="000000" w:themeColor="text1"/>
+          <w:sz w:val="16"/>
+          <w:szCs w:val="16"/>
+        </w:rPr>
+      </w:pPr>
+      <w:r>
+        <w:rPr>
+          <w:rFonts w:ascii="Consolas" w:hAnsi="Consolas" w:cstheme="minorHAnsi"/>
+          <w:color w:val="000000" w:themeColor="text1"/>
+          <w:sz w:val="16"/>
+          <w:szCs w:val="16"/>
+        </w:rPr>
+        <w:t xml:space="preserve">  +--&gt; </w:t>
+      </w:r>
+      <w:proofErr w:type="spellStart"/>
+      <w:r>
+        <w:rPr>
+          <w:rFonts w:ascii="Consolas" w:hAnsi="Consolas" w:cstheme="minorHAnsi"/>
+          <w:color w:val="000000" w:themeColor="text1"/>
+          <w:sz w:val="16"/>
+          <w:szCs w:val="16"/>
+        </w:rPr>
+        <w:t>NotificationService</w:t>
+      </w:r>
+      <w:proofErr w:type="spellEnd"/>
+    </w:p>
+    <w:p>
+      <w:pPr>
+        <w:pStyle w:val="ListParagraph"/>
+        <w:rPr>
+          <w:rFonts w:ascii="Consolas" w:hAnsi="Consolas" w:cstheme="minorHAnsi"/>
+          <w:color w:val="000000" w:themeColor="text1"/>
+          <w:sz w:val="16"/>
+          <w:szCs w:val="16"/>
+        </w:rPr>
+      </w:pPr>
+      <w:r>
+        <w:rPr>
+          <w:rFonts w:ascii="Consolas" w:hAnsi="Consolas" w:cstheme="minorHAnsi"/>
+          <w:color w:val="000000" w:themeColor="text1"/>
+          <w:sz w:val="16"/>
+          <w:szCs w:val="16"/>
+        </w:rPr>
+        <w:t xml:space="preserve">  |</w:t>
+      </w:r>
+    </w:p>
+    <w:p>
+      <w:pPr>
+        <w:pStyle w:val="ListParagraph"/>
+        <w:rPr>
+          <w:rFonts w:ascii="Consolas" w:hAnsi="Consolas" w:cstheme="minorHAnsi"/>
+          <w:color w:val="000000" w:themeColor="text1"/>
+          <w:sz w:val="16"/>
+          <w:szCs w:val="16"/>
+        </w:rPr>
+      </w:pPr>
+      <w:r>
+        <w:rPr>
+          <w:rFonts w:ascii="Consolas" w:hAnsi="Consolas" w:cstheme="minorHAnsi"/>
+          <w:color w:val="000000" w:themeColor="text1"/>
+          <w:sz w:val="16"/>
+          <w:szCs w:val="16"/>
+        </w:rPr>
+        <w:t xml:space="preserve">  +--&gt; </w:t>
+      </w:r>
+      <w:proofErr w:type="spellStart"/>
+      <w:r>
+        <w:rPr>
+          <w:rFonts w:ascii="Consolas" w:hAnsi="Consolas" w:cstheme="minorHAnsi"/>
+          <w:color w:val="000000" w:themeColor="text1"/>
+          <w:sz w:val="16"/>
+          <w:szCs w:val="16"/>
+        </w:rPr>
+        <w:t>ShippingService</w:t>
+      </w:r>
+      <w:proofErr w:type="spellEnd"/>
+    </w:p>
+    <w:p>
+      <w:pPr>
+        <w:pStyle w:val="ListParagraph"/>
+        <w:spacing w:after="0"/>
+        <w:rPr>
+          <w:rFonts w:cstheme="minorHAnsi"/>
+          <w:color w:val="000000" w:themeColor="text1"/>
+        </w:rPr>
+      </w:pPr>
+      <w:r>
+        <w:rPr>
+          <w:rFonts w:cstheme="minorHAnsi"/>
+          <w:color w:val="000000" w:themeColor="text1"/>
+        </w:rPr>
+        <w:t>The client has to know how all these systems work.</w:t>
+      </w:r>
+    </w:p>
+    <w:p>
+      <w:pPr>
+        <w:pStyle w:val="ListParagraph"/>
+        <w:spacing w:after="0"/>
+        <w:rPr>
+          <w:rFonts w:cstheme="minorHAnsi"/>
+          <w:color w:val="000000" w:themeColor="text1"/>
+        </w:rPr>
+      </w:pPr>
+      <w:r>
+        <w:rPr>
+          <w:rFonts w:cstheme="minorHAnsi"/>
+          <w:color w:val="000000" w:themeColor="text1"/>
+        </w:rPr>
+        <w:t>Instead, create:</w:t>
+      </w:r>
+    </w:p>
+    <w:p>
+      <w:pPr>
+        <w:pStyle w:val="ListParagraph"/>
+        <w:rPr>
+          <w:rFonts w:ascii="Consolas" w:hAnsi="Consolas" w:cstheme="minorHAnsi"/>
+          <w:color w:val="000000" w:themeColor="text1"/>
+          <w:sz w:val="16"/>
+          <w:szCs w:val="16"/>
+        </w:rPr>
+      </w:pPr>
+      <w:r>
+        <w:rPr>
+          <w:rFonts w:ascii="Consolas" w:hAnsi="Consolas" w:cstheme="minorHAnsi"/>
+          <w:color w:val="000000" w:themeColor="text1"/>
+          <w:sz w:val="16"/>
+          <w:szCs w:val="16"/>
+        </w:rPr>
+        <w:t xml:space="preserve">class </w:t>
+      </w:r>
+      <w:proofErr w:type="spellStart"/>
+      <w:r>
+        <w:rPr>
+          <w:rFonts w:ascii="Consolas" w:hAnsi="Consolas" w:cstheme="minorHAnsi"/>
+          <w:color w:val="000000" w:themeColor="text1"/>
+          <w:sz w:val="16"/>
+          <w:szCs w:val="16"/>
+        </w:rPr>
+        <w:t>OrderFacade</w:t>
+      </w:r>
+      <w:proofErr w:type="spellEnd"/>
+      <w:r>
+        <w:rPr>
+          <w:rFonts w:ascii="Consolas" w:hAnsi="Consolas" w:cstheme="minorHAnsi"/>
+          <w:color w:val="000000" w:themeColor="text1"/>
+          <w:sz w:val="16"/>
+          <w:szCs w:val="16"/>
+        </w:rPr>
+        <w:t xml:space="preserve"> {</w:t>
+      </w:r>
+    </w:p>
+    <w:p>
+      <w:pPr>
+        <w:pStyle w:val="ListParagraph"/>
+        <w:rPr>
+          <w:rFonts w:ascii="Consolas" w:hAnsi="Consolas" w:cstheme="minorHAnsi"/>
+          <w:color w:val="000000" w:themeColor="text1"/>
+          <w:sz w:val="16"/>
+          <w:szCs w:val="16"/>
+        </w:rPr>
+      </w:pPr>
+    </w:p>
+    <w:p>
+      <w:pPr>
+        <w:pStyle w:val="ListParagraph"/>
+        <w:rPr>
+          <w:rFonts w:ascii="Consolas" w:hAnsi="Consolas" w:cstheme="minorHAnsi"/>
+          <w:color w:val="000000" w:themeColor="text1"/>
+          <w:sz w:val="16"/>
+          <w:szCs w:val="16"/>
+        </w:rPr>
+      </w:pPr>
+      <w:r>
+        <w:rPr>
+          <w:rFonts w:ascii="Consolas" w:hAnsi="Consolas" w:cstheme="minorHAnsi"/>
+          <w:color w:val="000000" w:themeColor="text1"/>
+          <w:sz w:val="16"/>
+          <w:szCs w:val="16"/>
+        </w:rPr>
+        <w:t xml:space="preserve">    private </w:t>
+      </w:r>
+      <w:proofErr w:type="spellStart"/>
+      <w:r>
+        <w:rPr>
+          <w:rFonts w:ascii="Consolas" w:hAnsi="Consolas" w:cstheme="minorHAnsi"/>
+          <w:color w:val="000000" w:themeColor="text1"/>
+          <w:sz w:val="16"/>
+          <w:szCs w:val="16"/>
+        </w:rPr>
+        <w:t>InventoryService</w:t>
+      </w:r>
+      <w:proofErr w:type="spellEnd"/>
+      <w:r>
+        <w:rPr>
+          <w:rFonts w:ascii="Consolas" w:hAnsi="Consolas" w:cstheme="minorHAnsi"/>
+          <w:color w:val="000000" w:themeColor="text1"/>
+          <w:sz w:val="16"/>
+          <w:szCs w:val="16"/>
+        </w:rPr>
+        <w:t xml:space="preserve"> inventory;</w:t>
+      </w:r>
+    </w:p>
+    <w:p>
+      <w:pPr>
+        <w:pStyle w:val="ListParagraph"/>
+        <w:rPr>
+          <w:rFonts w:ascii="Consolas" w:hAnsi="Consolas" w:cstheme="minorHAnsi"/>
+          <w:color w:val="000000" w:themeColor="text1"/>
+          <w:sz w:val="16"/>
+          <w:szCs w:val="16"/>
+        </w:rPr>
+      </w:pPr>
+      <w:r>
+        <w:rPr>
+          <w:rFonts w:ascii="Consolas" w:hAnsi="Consolas" w:cstheme="minorHAnsi"/>
+          <w:color w:val="000000" w:themeColor="text1"/>
+          <w:sz w:val="16"/>
+          <w:szCs w:val="16"/>
+        </w:rPr>
+        <w:t xml:space="preserve">    private </w:t>
+      </w:r>
+      <w:proofErr w:type="spellStart"/>
+      <w:r>
+        <w:rPr>
+          <w:rFonts w:ascii="Consolas" w:hAnsi="Consolas" w:cstheme="minorHAnsi"/>
+          <w:color w:val="000000" w:themeColor="text1"/>
+          <w:sz w:val="16"/>
+          <w:szCs w:val="16"/>
+        </w:rPr>
+        <w:t>PaymentService</w:t>
+      </w:r>
+      <w:proofErr w:type="spellEnd"/>
+      <w:r>
+        <w:rPr>
+          <w:rFonts w:ascii="Consolas" w:hAnsi="Consolas" w:cstheme="minorHAnsi"/>
+          <w:color w:val="000000" w:themeColor="text1"/>
+          <w:sz w:val="16"/>
+          <w:szCs w:val="16"/>
+        </w:rPr>
+        <w:t xml:space="preserve"> payment;</w:t>
+      </w:r>
+    </w:p>
+    <w:p>
+      <w:pPr>
+        <w:pStyle w:val="ListParagraph"/>
+        <w:rPr>
+          <w:rFonts w:ascii="Consolas" w:hAnsi="Consolas" w:cstheme="minorHAnsi"/>
+          <w:color w:val="000000" w:themeColor="text1"/>
+          <w:sz w:val="16"/>
+          <w:szCs w:val="16"/>
+        </w:rPr>
+      </w:pPr>
+      <w:r>
+        <w:rPr>
+          <w:rFonts w:ascii="Consolas" w:hAnsi="Consolas" w:cstheme="minorHAnsi"/>
+          <w:color w:val="000000" w:themeColor="text1"/>
+          <w:sz w:val="16"/>
+          <w:szCs w:val="16"/>
+        </w:rPr>
+        <w:t xml:space="preserve">    private </w:t>
+      </w:r>
+      <w:proofErr w:type="spellStart"/>
+      <w:r>
+        <w:rPr>
+          <w:rFonts w:ascii="Consolas" w:hAnsi="Consolas" w:cstheme="minorHAnsi"/>
+          <w:color w:val="000000" w:themeColor="text1"/>
+          <w:sz w:val="16"/>
+          <w:szCs w:val="16"/>
+        </w:rPr>
+        <w:t>ShippingService</w:t>
+      </w:r>
+      <w:proofErr w:type="spellEnd"/>
+      <w:r>
+        <w:rPr>
+          <w:rFonts w:ascii="Consolas" w:hAnsi="Consolas" w:cstheme="minorHAnsi"/>
+          <w:color w:val="000000" w:themeColor="text1"/>
+          <w:sz w:val="16"/>
+          <w:szCs w:val="16"/>
+        </w:rPr>
+        <w:t xml:space="preserve"> shipping;</w:t>
+      </w:r>
+    </w:p>
+    <w:p>
+      <w:pPr>
+        <w:pStyle w:val="ListParagraph"/>
+        <w:rPr>
+          <w:rFonts w:ascii="Consolas" w:hAnsi="Consolas" w:cstheme="minorHAnsi"/>
+          <w:color w:val="000000" w:themeColor="text1"/>
+          <w:sz w:val="16"/>
+          <w:szCs w:val="16"/>
+        </w:rPr>
+      </w:pPr>
+      <w:r>
+        <w:rPr>
+          <w:rFonts w:ascii="Consolas" w:hAnsi="Consolas" w:cstheme="minorHAnsi"/>
+          <w:color w:val="000000" w:themeColor="text1"/>
+          <w:sz w:val="16"/>
+          <w:szCs w:val="16"/>
+        </w:rPr>
+        <w:t xml:space="preserve">    private </w:t>
+      </w:r>
+      <w:proofErr w:type="spellStart"/>
+      <w:r>
+        <w:rPr>
+          <w:rFonts w:ascii="Consolas" w:hAnsi="Consolas" w:cstheme="minorHAnsi"/>
+          <w:color w:val="000000" w:themeColor="text1"/>
+          <w:sz w:val="16"/>
+          <w:szCs w:val="16"/>
+        </w:rPr>
+        <w:t>NotificationService</w:t>
+      </w:r>
+      <w:proofErr w:type="spellEnd"/>
+      <w:r>
+        <w:rPr>
+          <w:rFonts w:ascii="Consolas" w:hAnsi="Consolas" w:cstheme="minorHAnsi"/>
+          <w:color w:val="000000" w:themeColor="text1"/>
+          <w:sz w:val="16"/>
+          <w:szCs w:val="16"/>
+        </w:rPr>
+        <w:t xml:space="preserve"> notification;</w:t>
+      </w:r>
+    </w:p>
+    <w:p>
+      <w:pPr>
+        <w:pStyle w:val="ListParagraph"/>
+        <w:rPr>
+          <w:rFonts w:ascii="Consolas" w:hAnsi="Consolas" w:cstheme="minorHAnsi"/>
+          <w:color w:val="000000" w:themeColor="text1"/>
+          <w:sz w:val="16"/>
+          <w:szCs w:val="16"/>
+        </w:rPr>
+      </w:pPr>
+    </w:p>
+    <w:p>
+      <w:pPr>
+        <w:pStyle w:val="ListParagraph"/>
+        <w:rPr>
+          <w:rFonts w:ascii="Consolas" w:hAnsi="Consolas" w:cstheme="minorHAnsi"/>
+          <w:color w:val="000000" w:themeColor="text1"/>
+          <w:sz w:val="16"/>
+          <w:szCs w:val="16"/>
+        </w:rPr>
+      </w:pPr>
+      <w:r>
+        <w:rPr>
+          <w:rFonts w:ascii="Consolas" w:hAnsi="Consolas" w:cstheme="minorHAnsi"/>
+          <w:color w:val="000000" w:themeColor="text1"/>
+          <w:sz w:val="16"/>
+          <w:szCs w:val="16"/>
+        </w:rPr>
+        <w:t xml:space="preserve">    public void </w:t>
+      </w:r>
+      <w:proofErr w:type="spellStart"/>
+      <w:proofErr w:type="gramStart"/>
+      <w:r>
+        <w:rPr>
+          <w:rFonts w:ascii="Consolas" w:hAnsi="Consolas" w:cstheme="minorHAnsi"/>
+          <w:color w:val="000000" w:themeColor="text1"/>
+          <w:sz w:val="16"/>
+          <w:szCs w:val="16"/>
+        </w:rPr>
+        <w:t>placeOrder</w:t>
+      </w:r>
+      <w:proofErr w:type="spellEnd"/>
+      <w:r>
+        <w:rPr>
+          <w:rFonts w:ascii="Consolas" w:hAnsi="Consolas" w:cstheme="minorHAnsi"/>
+          <w:color w:val="000000" w:themeColor="text1"/>
+          <w:sz w:val="16"/>
+          <w:szCs w:val="16"/>
+        </w:rPr>
+        <w:t>(</w:t>
+      </w:r>
+      <w:proofErr w:type="gramEnd"/>
+      <w:r>
+        <w:rPr>
+          <w:rFonts w:ascii="Consolas" w:hAnsi="Consolas" w:cstheme="minorHAnsi"/>
+          <w:color w:val="000000" w:themeColor="text1"/>
+          <w:sz w:val="16"/>
+          <w:szCs w:val="16"/>
+        </w:rPr>
+        <w:t>Order order) {</w:t>
+      </w:r>
+    </w:p>
+    <w:p>
+      <w:pPr>
+        <w:pStyle w:val="ListParagraph"/>
+        <w:rPr>
+          <w:rFonts w:ascii="Consolas" w:hAnsi="Consolas" w:cstheme="minorHAnsi"/>
+          <w:color w:val="000000" w:themeColor="text1"/>
+          <w:sz w:val="16"/>
+          <w:szCs w:val="16"/>
+        </w:rPr>
+      </w:pPr>
+    </w:p>
+    <w:p>
+      <w:pPr>
+        <w:pStyle w:val="ListParagraph"/>
+        <w:rPr>
+          <w:rFonts w:ascii="Consolas" w:hAnsi="Consolas" w:cstheme="minorHAnsi"/>
+          <w:color w:val="000000" w:themeColor="text1"/>
+          <w:sz w:val="16"/>
+          <w:szCs w:val="16"/>
+        </w:rPr>
+      </w:pPr>
+      <w:r>
+        <w:rPr>
+          <w:rFonts w:ascii="Consolas" w:hAnsi="Consolas" w:cstheme="minorHAnsi"/>
+          <w:color w:val="000000" w:themeColor="text1"/>
+          <w:sz w:val="16"/>
+          <w:szCs w:val="16"/>
+        </w:rPr>
+        <w:t xml:space="preserve">        </w:t>
+      </w:r>
+      <w:proofErr w:type="spellStart"/>
+      <w:proofErr w:type="gramStart"/>
+      <w:r>
+        <w:rPr>
+          <w:rFonts w:ascii="Consolas" w:hAnsi="Consolas" w:cstheme="minorHAnsi"/>
+          <w:color w:val="000000" w:themeColor="text1"/>
+          <w:sz w:val="16"/>
+          <w:szCs w:val="16"/>
+        </w:rPr>
+        <w:t>inventory.reserve</w:t>
+      </w:r>
+      <w:proofErr w:type="spellEnd"/>
+      <w:proofErr w:type="gramEnd"/>
+      <w:r>
+        <w:rPr>
+          <w:rFonts w:ascii="Consolas" w:hAnsi="Consolas" w:cstheme="minorHAnsi"/>
+          <w:color w:val="000000" w:themeColor="text1"/>
+          <w:sz w:val="16"/>
+          <w:szCs w:val="16"/>
+        </w:rPr>
+        <w:t>(order);</w:t>
+      </w:r>
+    </w:p>
+    <w:p>
+      <w:pPr>
+        <w:pStyle w:val="ListParagraph"/>
+        <w:rPr>
+          <w:rFonts w:ascii="Consolas" w:hAnsi="Consolas" w:cstheme="minorHAnsi"/>
+          <w:color w:val="000000" w:themeColor="text1"/>
+          <w:sz w:val="16"/>
+          <w:szCs w:val="16"/>
+        </w:rPr>
+      </w:pPr>
+    </w:p>
+    <w:p>
+      <w:pPr>
+        <w:pStyle w:val="ListParagraph"/>
+        <w:rPr>
+          <w:rFonts w:ascii="Consolas" w:hAnsi="Consolas" w:cstheme="minorHAnsi"/>
+          <w:color w:val="000000" w:themeColor="text1"/>
+          <w:sz w:val="16"/>
+          <w:szCs w:val="16"/>
+        </w:rPr>
+      </w:pPr>
+      <w:r>
+        <w:rPr>
+          <w:rFonts w:ascii="Consolas" w:hAnsi="Consolas" w:cstheme="minorHAnsi"/>
+          <w:color w:val="000000" w:themeColor="text1"/>
+          <w:sz w:val="16"/>
+          <w:szCs w:val="16"/>
+        </w:rPr>
+        <w:t xml:space="preserve">        </w:t>
+      </w:r>
+      <w:proofErr w:type="spellStart"/>
+      <w:proofErr w:type="gramStart"/>
+      <w:r>
+        <w:rPr>
+          <w:rFonts w:ascii="Consolas" w:hAnsi="Consolas" w:cstheme="minorHAnsi"/>
+          <w:color w:val="000000" w:themeColor="text1"/>
+          <w:sz w:val="16"/>
+          <w:szCs w:val="16"/>
+        </w:rPr>
+        <w:t>payment.process</w:t>
+      </w:r>
+      <w:proofErr w:type="spellEnd"/>
+      <w:proofErr w:type="gramEnd"/>
+      <w:r>
+        <w:rPr>
+          <w:rFonts w:ascii="Consolas" w:hAnsi="Consolas" w:cstheme="minorHAnsi"/>
+          <w:color w:val="000000" w:themeColor="text1"/>
+          <w:sz w:val="16"/>
+          <w:szCs w:val="16"/>
+        </w:rPr>
+        <w:t>(order);</w:t>
+      </w:r>
+    </w:p>
+    <w:p>
+      <w:pPr>
+        <w:pStyle w:val="ListParagraph"/>
+        <w:rPr>
+          <w:rFonts w:ascii="Consolas" w:hAnsi="Consolas" w:cstheme="minorHAnsi"/>
+          <w:color w:val="000000" w:themeColor="text1"/>
+          <w:sz w:val="16"/>
+          <w:szCs w:val="16"/>
+        </w:rPr>
+      </w:pPr>
+    </w:p>
+    <w:p>
+      <w:pPr>
+        <w:pStyle w:val="ListParagraph"/>
+        <w:rPr>
+          <w:rFonts w:ascii="Consolas" w:hAnsi="Consolas" w:cstheme="minorHAnsi"/>
+          <w:color w:val="000000" w:themeColor="text1"/>
+          <w:sz w:val="16"/>
+          <w:szCs w:val="16"/>
+        </w:rPr>
+      </w:pPr>
+      <w:r>
+        <w:rPr>
+          <w:rFonts w:ascii="Consolas" w:hAnsi="Consolas" w:cstheme="minorHAnsi"/>
+          <w:color w:val="000000" w:themeColor="text1"/>
+          <w:sz w:val="16"/>
+          <w:szCs w:val="16"/>
+        </w:rPr>
+        <w:t xml:space="preserve">        </w:t>
+      </w:r>
+      <w:proofErr w:type="spellStart"/>
+      <w:proofErr w:type="gramStart"/>
+      <w:r>
+        <w:rPr>
+          <w:rFonts w:ascii="Consolas" w:hAnsi="Consolas" w:cstheme="minorHAnsi"/>
+          <w:color w:val="000000" w:themeColor="text1"/>
+          <w:sz w:val="16"/>
+          <w:szCs w:val="16"/>
+        </w:rPr>
+        <w:t>shipping.createShipment</w:t>
+      </w:r>
+      <w:proofErr w:type="spellEnd"/>
+      <w:proofErr w:type="gramEnd"/>
+      <w:r>
+        <w:rPr>
+          <w:rFonts w:ascii="Consolas" w:hAnsi="Consolas" w:cstheme="minorHAnsi"/>
+          <w:color w:val="000000" w:themeColor="text1"/>
+          <w:sz w:val="16"/>
+          <w:szCs w:val="16"/>
+        </w:rPr>
+        <w:t>(order);</w:t>
+      </w:r>
+    </w:p>
+    <w:p>
+      <w:pPr>
+        <w:pStyle w:val="ListParagraph"/>
+        <w:rPr>
+          <w:rFonts w:ascii="Consolas" w:hAnsi="Consolas" w:cstheme="minorHAnsi"/>
+          <w:color w:val="000000" w:themeColor="text1"/>
+          <w:sz w:val="16"/>
+          <w:szCs w:val="16"/>
+        </w:rPr>
+      </w:pPr>
+    </w:p>
+    <w:p>
+      <w:pPr>
+        <w:pStyle w:val="ListParagraph"/>
+        <w:rPr>
+          <w:rFonts w:ascii="Consolas" w:hAnsi="Consolas" w:cstheme="minorHAnsi"/>
+          <w:color w:val="000000" w:themeColor="text1"/>
+          <w:sz w:val="16"/>
+          <w:szCs w:val="16"/>
+        </w:rPr>
+      </w:pPr>
+      <w:r>
+        <w:rPr>
+          <w:rFonts w:ascii="Consolas" w:hAnsi="Consolas" w:cstheme="minorHAnsi"/>
+          <w:color w:val="000000" w:themeColor="text1"/>
+          <w:sz w:val="16"/>
+          <w:szCs w:val="16"/>
+        </w:rPr>
+        <w:t xml:space="preserve">        </w:t>
+      </w:r>
+      <w:proofErr w:type="spellStart"/>
+      <w:proofErr w:type="gramStart"/>
+      <w:r>
+        <w:rPr>
+          <w:rFonts w:ascii="Consolas" w:hAnsi="Consolas" w:cstheme="minorHAnsi"/>
+          <w:color w:val="000000" w:themeColor="text1"/>
+          <w:sz w:val="16"/>
+          <w:szCs w:val="16"/>
+        </w:rPr>
+        <w:t>notification.sendConfirmation</w:t>
+      </w:r>
+      <w:proofErr w:type="spellEnd"/>
+      <w:proofErr w:type="gramEnd"/>
+      <w:r>
+        <w:rPr>
+          <w:rFonts w:ascii="Consolas" w:hAnsi="Consolas" w:cstheme="minorHAnsi"/>
+          <w:color w:val="000000" w:themeColor="text1"/>
+          <w:sz w:val="16"/>
+          <w:szCs w:val="16"/>
+        </w:rPr>
+        <w:t>(order);</w:t>
+      </w:r>
+    </w:p>
+    <w:p>
+      <w:pPr>
+        <w:pStyle w:val="ListParagraph"/>
+        <w:rPr>
+          <w:rFonts w:ascii="Consolas" w:hAnsi="Consolas" w:cstheme="minorHAnsi"/>
+          <w:color w:val="000000" w:themeColor="text1"/>
+          <w:sz w:val="16"/>
+          <w:szCs w:val="16"/>
+        </w:rPr>
+      </w:pPr>
+      <w:r>
+        <w:rPr>
+          <w:rFonts w:ascii="Consolas" w:hAnsi="Consolas" w:cstheme="minorHAnsi"/>
+          <w:color w:val="000000" w:themeColor="text1"/>
+          <w:sz w:val="16"/>
+          <w:szCs w:val="16"/>
+        </w:rPr>
+        <w:t xml:space="preserve">    }</w:t>
+      </w:r>
+    </w:p>
+    <w:p>
+      <w:pPr>
+        <w:pStyle w:val="ListParagraph"/>
+        <w:rPr>
+          <w:rFonts w:ascii="Consolas" w:hAnsi="Consolas" w:cstheme="minorHAnsi"/>
+          <w:color w:val="000000" w:themeColor="text1"/>
+          <w:sz w:val="16"/>
+          <w:szCs w:val="16"/>
+        </w:rPr>
+      </w:pPr>
+      <w:r>
+        <w:rPr>
+          <w:rFonts w:ascii="Consolas" w:hAnsi="Consolas" w:cstheme="minorHAnsi"/>
+          <w:color w:val="000000" w:themeColor="text1"/>
+          <w:sz w:val="16"/>
+          <w:szCs w:val="16"/>
+        </w:rPr>
+        <w:t>}</w:t>
+      </w:r>
+    </w:p>
+    <w:p>
+      <w:pPr>
+        <w:pStyle w:val="ListParagraph"/>
+        <w:spacing w:after="0"/>
+        <w:rPr>
+          <w:rFonts w:cstheme="minorHAnsi"/>
+          <w:color w:val="000000" w:themeColor="text1"/>
+        </w:rPr>
+      </w:pPr>
+      <w:r>
+        <w:rPr>
+          <w:rFonts w:cstheme="minorHAnsi"/>
+          <w:color w:val="000000" w:themeColor="text1"/>
+        </w:rPr>
+        <w:t>Now the client simply does:</w:t>
+      </w:r>
+    </w:p>
+    <w:p>
+      <w:pPr>
+        <w:pStyle w:val="ListParagraph"/>
+        <w:rPr>
+          <w:rFonts w:ascii="Consolas" w:hAnsi="Consolas" w:cstheme="minorHAnsi"/>
+          <w:color w:val="000000" w:themeColor="text1"/>
+          <w:sz w:val="16"/>
+          <w:szCs w:val="16"/>
+        </w:rPr>
+      </w:pPr>
+      <w:proofErr w:type="spellStart"/>
+      <w:r>
+        <w:rPr>
+          <w:rFonts w:ascii="Consolas" w:hAnsi="Consolas" w:cstheme="minorHAnsi"/>
+          <w:color w:val="000000" w:themeColor="text1"/>
+          <w:sz w:val="16"/>
+          <w:szCs w:val="16"/>
+        </w:rPr>
+        <w:t>OrderFacade</w:t>
+      </w:r>
+      <w:proofErr w:type="spellEnd"/>
+      <w:r>
+        <w:rPr>
+          <w:rFonts w:ascii="Consolas" w:hAnsi="Consolas" w:cstheme="minorHAnsi"/>
+          <w:color w:val="000000" w:themeColor="text1"/>
+          <w:sz w:val="16"/>
+          <w:szCs w:val="16"/>
+        </w:rPr>
+        <w:t xml:space="preserve"> facade = new </w:t>
+      </w:r>
+      <w:proofErr w:type="spellStart"/>
+      <w:proofErr w:type="gramStart"/>
+      <w:r>
+        <w:rPr>
+          <w:rFonts w:ascii="Consolas" w:hAnsi="Consolas" w:cstheme="minorHAnsi"/>
+          <w:color w:val="000000" w:themeColor="text1"/>
+          <w:sz w:val="16"/>
+          <w:szCs w:val="16"/>
+        </w:rPr>
+        <w:t>OrderFacade</w:t>
+      </w:r>
+      <w:proofErr w:type="spellEnd"/>
+      <w:r>
+        <w:rPr>
+          <w:rFonts w:ascii="Consolas" w:hAnsi="Consolas" w:cstheme="minorHAnsi"/>
+          <w:color w:val="000000" w:themeColor="text1"/>
+          <w:sz w:val="16"/>
+          <w:szCs w:val="16"/>
+        </w:rPr>
+        <w:t>(</w:t>
+      </w:r>
+      <w:proofErr w:type="gramEnd"/>
+      <w:r>
+        <w:rPr>
+          <w:rFonts w:ascii="Consolas" w:hAnsi="Consolas" w:cstheme="minorHAnsi"/>
+          <w:color w:val="000000" w:themeColor="text1"/>
+          <w:sz w:val="16"/>
+          <w:szCs w:val="16"/>
+        </w:rPr>
+        <w:t>);</w:t>
+      </w:r>
+    </w:p>
+    <w:p>
+      <w:pPr>
+        <w:pStyle w:val="ListParagraph"/>
+        <w:rPr>
+          <w:rFonts w:ascii="Consolas" w:hAnsi="Consolas" w:cstheme="minorHAnsi"/>
+          <w:color w:val="000000" w:themeColor="text1"/>
+          <w:sz w:val="16"/>
+          <w:szCs w:val="16"/>
+        </w:rPr>
+      </w:pPr>
+    </w:p>
+    <w:p>
+      <w:pPr>
+        <w:pStyle w:val="ListParagraph"/>
+        <w:rPr>
+          <w:rFonts w:ascii="Consolas" w:hAnsi="Consolas" w:cstheme="minorHAnsi"/>
+          <w:color w:val="000000" w:themeColor="text1"/>
+          <w:sz w:val="16"/>
+          <w:szCs w:val="16"/>
+        </w:rPr>
+      </w:pPr>
+      <w:proofErr w:type="spellStart"/>
+      <w:proofErr w:type="gramStart"/>
+      <w:r>
+        <w:rPr>
+          <w:rFonts w:ascii="Consolas" w:hAnsi="Consolas" w:cstheme="minorHAnsi"/>
+          <w:color w:val="000000" w:themeColor="text1"/>
+          <w:sz w:val="16"/>
+          <w:szCs w:val="16"/>
+        </w:rPr>
+        <w:t>facade.placeOrder</w:t>
+      </w:r>
+      <w:proofErr w:type="spellEnd"/>
+      <w:proofErr w:type="gramEnd"/>
+      <w:r>
+        <w:rPr>
+          <w:rFonts w:ascii="Consolas" w:hAnsi="Consolas" w:cstheme="minorHAnsi"/>
+          <w:color w:val="000000" w:themeColor="text1"/>
+          <w:sz w:val="16"/>
+          <w:szCs w:val="16"/>
+        </w:rPr>
+        <w:t>(order);</w:t>
+      </w:r>
+    </w:p>
+    <w:p>
+      <w:pPr>
+        <w:pStyle w:val="ListParagraph"/>
+        <w:rPr>
+          <w:rFonts w:ascii="Consolas" w:hAnsi="Consolas" w:cstheme="minorHAnsi"/>
+          <w:color w:val="000000" w:themeColor="text1"/>
+          <w:sz w:val="16"/>
+          <w:szCs w:val="16"/>
+        </w:rPr>
+      </w:pPr>
+    </w:p>
+    <w:p>
+      <w:pPr>
+        <w:pStyle w:val="ListParagraph"/>
+        <w:spacing w:after="0"/>
+        <w:rPr>
+          <w:rFonts w:cstheme="minorHAnsi"/>
+          <w:color w:val="000000" w:themeColor="text1"/>
+        </w:rPr>
+      </w:pPr>
+      <w:r>
+        <w:rPr>
+          <w:rFonts w:cstheme="minorHAnsi"/>
+          <w:color w:val="000000" w:themeColor="text1"/>
+        </w:rPr>
+        <w:t>The client doesn't need to know:</w:t>
+      </w:r>
+    </w:p>
+    <w:p>
+      <w:pPr>
+        <w:pStyle w:val="ListParagraph"/>
+        <w:rPr>
+          <w:rFonts w:cstheme="minorHAnsi"/>
+          <w:color w:val="000000" w:themeColor="text1"/>
+        </w:rPr>
+      </w:pPr>
+      <w:r>
+        <w:rPr>
+          <w:rFonts w:cstheme="minorHAnsi"/>
+          <w:color w:val="000000" w:themeColor="text1"/>
+        </w:rPr>
+        <w:t>How inventory works</w:t>
+      </w:r>
+    </w:p>
+    <w:p>
+      <w:pPr>
+        <w:pStyle w:val="ListParagraph"/>
+        <w:rPr>
+          <w:rFonts w:cstheme="minorHAnsi"/>
+          <w:color w:val="000000" w:themeColor="text1"/>
+        </w:rPr>
+      </w:pPr>
+      <w:r>
+        <w:rPr>
+          <w:rFonts w:cstheme="minorHAnsi"/>
+          <w:color w:val="000000" w:themeColor="text1"/>
+        </w:rPr>
+        <w:t>How payment works</w:t>
+      </w:r>
+    </w:p>
+    <w:p>
+      <w:pPr>
+        <w:pStyle w:val="ListParagraph"/>
+        <w:rPr>
+          <w:rFonts w:cstheme="minorHAnsi"/>
+          <w:color w:val="000000" w:themeColor="text1"/>
+        </w:rPr>
+      </w:pPr>
+      <w:r>
+        <w:rPr>
+          <w:rFonts w:cstheme="minorHAnsi"/>
+          <w:color w:val="000000" w:themeColor="text1"/>
+        </w:rPr>
+        <w:t>How shipping works</w:t>
+      </w:r>
+    </w:p>
+    <w:p>
+      <w:pPr>
+        <w:pStyle w:val="ListParagraph"/>
+        <w:rPr>
+          <w:rFonts w:cstheme="minorHAnsi"/>
+          <w:color w:val="000000" w:themeColor="text1"/>
+        </w:rPr>
+      </w:pPr>
+      <w:r>
+        <w:rPr>
+          <w:rFonts w:cstheme="minorHAnsi"/>
+          <w:color w:val="000000" w:themeColor="text1"/>
+        </w:rPr>
+        <w:t>How notification works</w:t>
+      </w:r>
+    </w:p>
+    <w:p>
+      <w:pPr>
+        <w:pStyle w:val="ListParagraph"/>
+        <w:spacing w:after="0"/>
+        <w:rPr>
+          <w:rFonts w:cstheme="minorHAnsi"/>
+          <w:color w:val="000000" w:themeColor="text1"/>
+        </w:rPr>
+      </w:pPr>
+      <w:r>
+        <w:rPr>
+          <w:rFonts w:cstheme="minorHAnsi"/>
+          <w:color w:val="000000" w:themeColor="text1"/>
+        </w:rPr>
+        <w:lastRenderedPageBreak/>
+        <w:t>The facade hides all that.</w:t>
+      </w:r>
+    </w:p>
+    <w:p>
+      <w:pPr>
+        <w:pStyle w:val="ListParagraph"/>
+        <w:spacing w:after="0"/>
+        <w:rPr>
+          <w:rFonts w:cstheme="minorHAnsi"/>
+          <w:b/>
+          <w:bCs/>
+          <w:color w:val="000000" w:themeColor="text1"/>
+        </w:rPr>
+      </w:pPr>
+      <w:r>
+        <w:rPr>
+          <w:rFonts w:cstheme="minorHAnsi"/>
+          <w:b/>
+          <w:bCs/>
+          <w:color w:val="000000" w:themeColor="text1"/>
+        </w:rPr>
+        <w:t>When to use Facade</w:t>
+      </w:r>
+    </w:p>
+    <w:p>
+      <w:pPr>
+        <w:pStyle w:val="ListParagraph"/>
+        <w:numPr>
+          <w:ilvl w:val="0"/>
+          <w:numId w:val="6"/>
+        </w:numPr>
+        <w:spacing w:after="0"/>
+        <w:rPr>
+          <w:rFonts w:cstheme="minorHAnsi"/>
+          <w:color w:val="000000" w:themeColor="text1"/>
+        </w:rPr>
+      </w:pPr>
+      <w:r>
+        <w:rPr>
+          <w:rFonts w:cstheme="minorHAnsi"/>
+          <w:color w:val="000000" w:themeColor="text1"/>
+        </w:rPr>
+        <w:t xml:space="preserve">A subsystem has </w:t>
+      </w:r>
+      <w:r>
+        <w:rPr>
+          <w:rFonts w:cstheme="minorHAnsi"/>
+          <w:b/>
+          <w:bCs/>
+          <w:color w:val="000000" w:themeColor="text1"/>
+        </w:rPr>
+        <w:t>many classes/services</w:t>
+      </w:r>
+      <w:r>
+        <w:rPr>
+          <w:rFonts w:cstheme="minorHAnsi"/>
+          <w:color w:val="000000" w:themeColor="text1"/>
+        </w:rPr>
+        <w:t xml:space="preserve"> </w:t>
+      </w:r>
+    </w:p>
+    <w:p>
+      <w:pPr>
+        <w:pStyle w:val="ListParagraph"/>
+        <w:numPr>
+          <w:ilvl w:val="0"/>
+          <w:numId w:val="6"/>
+        </w:numPr>
+        <w:spacing w:after="0"/>
+        <w:rPr>
+          <w:rFonts w:cstheme="minorHAnsi"/>
+          <w:color w:val="000000" w:themeColor="text1"/>
+        </w:rPr>
+      </w:pPr>
+      <w:r>
+        <w:rPr>
+          <w:rFonts w:cstheme="minorHAnsi"/>
+          <w:color w:val="000000" w:themeColor="text1"/>
+        </w:rPr>
+        <w:t xml:space="preserve">The client shouldn't deal with all that complexity </w:t>
+      </w:r>
+    </w:p>
+    <w:p>
+      <w:pPr>
+        <w:pStyle w:val="ListParagraph"/>
+        <w:numPr>
+          <w:ilvl w:val="0"/>
+          <w:numId w:val="6"/>
+        </w:numPr>
+        <w:spacing w:after="0"/>
+        <w:rPr>
+          <w:rFonts w:cstheme="minorHAnsi"/>
+          <w:color w:val="000000" w:themeColor="text1"/>
+        </w:rPr>
+      </w:pPr>
+      <w:r>
+        <w:rPr>
+          <w:rFonts w:cstheme="minorHAnsi"/>
+          <w:color w:val="000000" w:themeColor="text1"/>
+        </w:rPr>
+        <w:t xml:space="preserve">You want a simple entry point </w:t>
+      </w:r>
+    </w:p>
+    <w:p>
+      <w:pPr>
+        <w:pStyle w:val="ListParagraph"/>
+        <w:numPr>
+          <w:ilvl w:val="0"/>
+          <w:numId w:val="6"/>
+        </w:numPr>
+        <w:spacing w:after="0"/>
+        <w:rPr>
+          <w:rFonts w:cstheme="minorHAnsi"/>
+          <w:color w:val="000000" w:themeColor="text1"/>
+        </w:rPr>
+      </w:pPr>
+      <w:r>
+        <w:rPr>
+          <w:rFonts w:cstheme="minorHAnsi"/>
+          <w:color w:val="000000" w:themeColor="text1"/>
+        </w:rPr>
+        <w:t xml:space="preserve">You want to reduce coupling between client and subsystem </w:t>
+      </w:r>
+    </w:p>
+    <w:p>
+      <w:pPr>
+        <w:spacing w:after="0"/>
+        <w:rPr>
+          <w:rFonts w:cstheme="minorHAnsi"/>
+          <w:color w:val="000000" w:themeColor="text1"/>
+        </w:rPr>
+      </w:pPr>
+    </w:p>
+    <w:p>
+      <w:pPr>
+        <w:spacing w:after="0"/>
+        <w:rPr>
+          <w:rFonts w:cstheme="minorHAnsi"/>
+          <w:b/>
+          <w:bCs/>
+          <w:color w:val="0070C0"/>
+        </w:rPr>
+      </w:pPr>
+      <w:r>
+        <w:rPr>
+          <w:rFonts w:cstheme="minorHAnsi"/>
+          <w:b/>
+          <w:bCs/>
+          <w:color w:val="0070C0"/>
+        </w:rPr>
+        <w:t>Behavioral</w:t>
+      </w:r>
+      <w:r>
+        <w:rPr>
+          <w:rFonts w:cstheme="minorHAnsi"/>
+          <w:b/>
+          <w:bCs/>
+          <w:color w:val="0070C0"/>
+        </w:rPr>
+        <w:t>:</w:t>
+      </w:r>
+    </w:p>
+    <w:p>
+      <w:pPr>
+        <w:spacing w:after="0"/>
+        <w:rPr>
+          <w:rFonts w:cstheme="minorHAnsi"/>
+          <w:color w:val="000000" w:themeColor="text1"/>
+        </w:rPr>
+      </w:pPr>
+      <w:r>
+        <w:rPr>
+          <w:rFonts w:cstheme="minorHAnsi"/>
+          <w:color w:val="000000" w:themeColor="text1"/>
+        </w:rPr>
+        <w:t>T</w:t>
+      </w:r>
+      <w:r>
+        <w:rPr>
+          <w:rFonts w:cstheme="minorHAnsi"/>
+          <w:color w:val="000000" w:themeColor="text1"/>
+        </w:rPr>
+        <w:t xml:space="preserve">he easiest way to distinguish them is by the </w:t>
+      </w:r>
+      <w:r>
+        <w:rPr>
+          <w:rFonts w:cstheme="minorHAnsi"/>
+          <w:b/>
+          <w:bCs/>
+          <w:color w:val="000000" w:themeColor="text1"/>
+        </w:rPr>
+        <w:t>problem they solve</w:t>
+      </w:r>
+      <w:r>
+        <w:rPr>
+          <w:rFonts w:cstheme="minorHAnsi"/>
+          <w:color w:val="000000" w:themeColor="text1"/>
+        </w:rPr>
+        <w:t>.</w:t>
+      </w:r>
+    </w:p>
+    <w:p>
+      <w:pPr>
+        <w:spacing w:after="0"/>
+        <w:rPr>
+          <w:rFonts w:cstheme="minorHAnsi"/>
+          <w:color w:val="000000" w:themeColor="text1"/>
+        </w:rPr>
+      </w:pPr>
+      <w:proofErr w:type="gramStart"/>
+      <w:r>
+        <w:rPr>
+          <w:rFonts w:cstheme="minorHAnsi"/>
+          <w:b/>
+          <w:bCs/>
+          <w:color w:val="000000" w:themeColor="text1"/>
+        </w:rPr>
+        <w:t xml:space="preserve">Strategy </w:t>
+      </w:r>
+      <w:r>
+        <w:rPr>
+          <w:rFonts w:cstheme="minorHAnsi"/>
+          <w:b/>
+          <w:bCs/>
+          <w:color w:val="000000" w:themeColor="text1"/>
+        </w:rPr>
+        <w:t>:</w:t>
+      </w:r>
+      <w:proofErr w:type="gramEnd"/>
+      <w:r>
+        <w:rPr>
+          <w:rFonts w:cstheme="minorHAnsi"/>
+          <w:b/>
+          <w:bCs/>
+          <w:color w:val="000000" w:themeColor="text1"/>
+        </w:rPr>
+        <w:t xml:space="preserve"> </w:t>
+      </w:r>
+      <w:r>
+        <w:rPr>
+          <w:rFonts w:cstheme="minorHAnsi"/>
+          <w:color w:val="000000" w:themeColor="text1"/>
+        </w:rPr>
+        <w:t>Choose an algorithm</w:t>
+      </w:r>
+    </w:p>
+    <w:p>
+      <w:pPr>
+        <w:spacing w:after="0"/>
+        <w:rPr>
+          <w:rFonts w:cstheme="minorHAnsi"/>
+          <w:color w:val="000000" w:themeColor="text1"/>
+        </w:rPr>
+      </w:pPr>
+      <w:proofErr w:type="gramStart"/>
+      <w:r>
+        <w:rPr>
+          <w:rFonts w:cstheme="minorHAnsi"/>
+          <w:b/>
+          <w:bCs/>
+          <w:color w:val="000000" w:themeColor="text1"/>
+        </w:rPr>
+        <w:t xml:space="preserve">State </w:t>
+      </w:r>
+      <w:r>
+        <w:rPr>
+          <w:rFonts w:cstheme="minorHAnsi"/>
+          <w:b/>
+          <w:bCs/>
+          <w:color w:val="000000" w:themeColor="text1"/>
+        </w:rPr>
+        <w:t>:</w:t>
+      </w:r>
+      <w:proofErr w:type="gramEnd"/>
+      <w:r>
+        <w:rPr>
+          <w:rFonts w:cstheme="minorHAnsi"/>
+          <w:color w:val="000000" w:themeColor="text1"/>
+        </w:rPr>
+        <w:t xml:space="preserve"> Change behavior based on current state</w:t>
+      </w:r>
+    </w:p>
+    <w:p>
+      <w:pPr>
+        <w:spacing w:after="0"/>
+        <w:rPr>
+          <w:rFonts w:cstheme="minorHAnsi"/>
+          <w:color w:val="000000" w:themeColor="text1"/>
+        </w:rPr>
+      </w:pPr>
+      <w:proofErr w:type="gramStart"/>
+      <w:r>
+        <w:rPr>
+          <w:rFonts w:cstheme="minorHAnsi"/>
+          <w:b/>
+          <w:bCs/>
+          <w:color w:val="000000" w:themeColor="text1"/>
+        </w:rPr>
+        <w:t xml:space="preserve">Observer </w:t>
+      </w:r>
+      <w:r>
+        <w:rPr>
+          <w:rFonts w:cstheme="minorHAnsi"/>
+          <w:b/>
+          <w:bCs/>
+          <w:color w:val="000000" w:themeColor="text1"/>
+        </w:rPr>
+        <w:t>:</w:t>
+      </w:r>
+      <w:proofErr w:type="gramEnd"/>
+      <w:r>
+        <w:rPr>
+          <w:rFonts w:cstheme="minorHAnsi"/>
+          <w:b/>
+          <w:bCs/>
+          <w:color w:val="000000" w:themeColor="text1"/>
+        </w:rPr>
+        <w:t xml:space="preserve"> </w:t>
+      </w:r>
+      <w:r>
+        <w:rPr>
+          <w:rFonts w:cstheme="minorHAnsi"/>
+          <w:color w:val="000000" w:themeColor="text1"/>
+        </w:rPr>
+        <w:t>Notify interested objects</w:t>
+      </w:r>
+    </w:p>
+    <w:p>
+      <w:pPr>
+        <w:spacing w:after="0"/>
+        <w:rPr>
+          <w:rFonts w:cstheme="minorHAnsi"/>
+          <w:color w:val="000000" w:themeColor="text1"/>
+        </w:rPr>
+      </w:pPr>
+      <w:r>
+        <w:rPr>
+          <w:rFonts w:cstheme="minorHAnsi"/>
+          <w:b/>
+          <w:bCs/>
+          <w:color w:val="000000" w:themeColor="text1"/>
+        </w:rPr>
+        <w:t xml:space="preserve">Chain of </w:t>
+      </w:r>
+      <w:proofErr w:type="gramStart"/>
+      <w:r>
+        <w:rPr>
+          <w:rFonts w:cstheme="minorHAnsi"/>
+          <w:b/>
+          <w:bCs/>
+          <w:color w:val="000000" w:themeColor="text1"/>
+        </w:rPr>
+        <w:t xml:space="preserve">Responsibility </w:t>
+      </w:r>
+      <w:r>
+        <w:rPr>
+          <w:rFonts w:cstheme="minorHAnsi"/>
+          <w:b/>
+          <w:bCs/>
+          <w:color w:val="000000" w:themeColor="text1"/>
+        </w:rPr>
+        <w:t>:</w:t>
+      </w:r>
+      <w:proofErr w:type="gramEnd"/>
+      <w:r>
+        <w:rPr>
+          <w:rFonts w:cstheme="minorHAnsi"/>
+          <w:b/>
+          <w:bCs/>
+          <w:color w:val="000000" w:themeColor="text1"/>
+        </w:rPr>
+        <w:t xml:space="preserve"> </w:t>
+      </w:r>
+      <w:r>
+        <w:rPr>
+          <w:rFonts w:cstheme="minorHAnsi"/>
+          <w:color w:val="000000" w:themeColor="text1"/>
+        </w:rPr>
+        <w:t>Pass a request through handlers</w:t>
+      </w:r>
+    </w:p>
+    <w:p>
+      <w:pPr>
+        <w:spacing w:after="0"/>
+        <w:rPr>
+          <w:rFonts w:cstheme="minorHAnsi"/>
+          <w:color w:val="000000" w:themeColor="text1"/>
+        </w:rPr>
+      </w:pPr>
+      <w:proofErr w:type="gramStart"/>
+      <w:r>
+        <w:rPr>
+          <w:rFonts w:cstheme="minorHAnsi"/>
+          <w:b/>
+          <w:bCs/>
+          <w:color w:val="000000" w:themeColor="text1"/>
+        </w:rPr>
+        <w:t xml:space="preserve">Command </w:t>
+      </w:r>
+      <w:r>
+        <w:rPr>
+          <w:rFonts w:cstheme="minorHAnsi"/>
+          <w:b/>
+          <w:bCs/>
+          <w:color w:val="000000" w:themeColor="text1"/>
+        </w:rPr>
+        <w:t>:</w:t>
+      </w:r>
+      <w:proofErr w:type="gramEnd"/>
+      <w:r>
+        <w:rPr>
+          <w:rFonts w:cstheme="minorHAnsi"/>
+          <w:color w:val="000000" w:themeColor="text1"/>
+        </w:rPr>
+        <w:t xml:space="preserve"> Encapsulate an action/request</w:t>
+      </w:r>
+    </w:p>
+    <w:p>
+      <w:pPr>
+        <w:spacing w:after="0"/>
+        <w:rPr>
+          <w:rFonts w:cstheme="minorHAnsi"/>
+          <w:color w:val="000000" w:themeColor="text1"/>
+        </w:rPr>
+      </w:pPr>
     </w:p>
     <w:sectPr>
       <w:pgSz w:w="12240" w:h="15840"/>
@@ -2115,187 +7299,9 @@
 <file path=word/numbering.xml><?xml version="1.0" encoding="utf-8"?>
 <w:numbering xmlns:wpc="http://schemas.microsoft.com/office/word/2010/wordprocessingCanvas" xmlns:cx="http://schemas.microsoft.com/office/drawing/2014/chartex" xmlns:cx1="http://schemas.microsoft.com/office/drawing/2015/9/8/chartex" xmlns:cx2="http://schemas.microsoft.com/office/drawing/2015/10/21/chartex" xmlns:cx3="http://schemas.microsoft.com/office/drawing/2016/5/9/chartex" xmlns:cx4="http://schemas.microsoft.com/office/drawing/2016/5/10/chartex" xmlns:cx5="http://schemas.microsoft.com/office/drawing/2016/5/11/chartex" xmlns:cx6="http://schemas.microsoft.com/office/drawing/2016/5/12/chartex" xmlns:cx7="http://schemas.microsoft.com/office/drawing/2016/5/13/chartex" xmlns:cx8="http://schemas.microsoft.com/office/drawing/2016/5/14/chartex" xmlns:mc="http://schemas.openxmlformats.org/markup-compatibility/2006" xmlns:aink="http://schemas.microsoft.com/office/drawing/2016/ink" xmlns:am3d="http://schemas.microsoft.com/office/drawing/2017/model3d" xmlns:o="urn:schemas-microsoft-com:office:office" xmlns:oel="http://schemas.microsoft.com/office/2019/extlst" xmlns:r="http://schemas.openxmlformats.org/officeDocument/2006/relationships" xmlns:m="http://schemas.openxmlformats.org/officeDocument/2006/math" xmlns:v="urn:schemas-microsoft-com:vml" xmlns:wp14="http://schemas.microsoft.com/office/word/2010/wordprocessingDrawing" xmlns:wp="http://schemas.openxmlformats.org/drawingml/2006/wordprocessingDrawing" xmlns:w10="urn:schemas-microsoft-com:office:word" xmlns:w="http://schemas.openxmlformats.org/wordprocessingml/2006/main" xmlns:w14="http://schemas.microsoft.com/office/word/2010/wordml" xmlns:w15="http://schemas.microsoft.com/office/word/2012/wordml" xmlns:w16cex="http://schemas.microsoft.com/office/word/2018/wordml/cex" xmlns:w16cid="http://schemas.microsoft.com/office/word/2016/wordml/cid" xmlns:w16="http://schemas.microsoft.com/office/word/2018/wordml" xmlns:w16du="http://schemas.microsoft.com/office/word/2023/wordml/word16du" xmlns:w16sdtdh="http://schemas.microsoft.com/office/word/2020/wordml/sdtdatahash" xmlns:w16sdtfl="http://schemas.microsoft.com/office/word/2024/wordml/sdtformatlock" xmlns:w16se="http://schemas.microsoft.com/office/word/2015/wordml/symex" xmlns:wpg="http://schemas.microsoft.com/office/word/2010/wordprocessingGroup" xmlns:wpi="http://schemas.microsoft.com/office/word/2010/wordprocessingInk" xmlns:wne="http://schemas.microsoft.com/office/word/2006/wordml" xmlns:wps="http://schemas.microsoft.com/office/word/2010/wordprocessingShape" mc:Ignorable="w14 w15 w16se w16cid w16 w16cex w16sdtdh w16sdtfl w16du wp14">
   <w:abstractNum w:abstractNumId="0" w15:restartNumberingAfterBreak="0">
-    <w:nsid w:val="306A7C3D"/>
-    <w:multiLevelType w:val="hybridMultilevel"/>
-    <w:tmpl w:val="0E02CBAC"/>
-    <w:lvl w:ilvl="0" w:tplc="0409000F">
-      <w:start w:val="1"/>
-      <w:numFmt w:val="decimal"/>
-      <w:lvlText w:val="%1."/>
-      <w:lvlJc w:val="left"/>
-      <w:pPr>
-        <w:ind w:left="720" w:hanging="360"/>
-      </w:pPr>
-      <w:rPr>
-        <w:rFonts w:hint="default"/>
-      </w:rPr>
-    </w:lvl>
-    <w:lvl w:ilvl="1" w:tplc="04090019" w:tentative="1">
-      <w:start w:val="1"/>
-      <w:numFmt w:val="lowerLetter"/>
-      <w:lvlText w:val="%2."/>
-      <w:lvlJc w:val="left"/>
-      <w:pPr>
-        <w:ind w:left="1440" w:hanging="360"/>
-      </w:pPr>
-    </w:lvl>
-    <w:lvl w:ilvl="2" w:tplc="0409001B" w:tentative="1">
-      <w:start w:val="1"/>
-      <w:numFmt w:val="lowerRoman"/>
-      <w:lvlText w:val="%3."/>
-      <w:lvlJc w:val="right"/>
-      <w:pPr>
-        <w:ind w:left="2160" w:hanging="180"/>
-      </w:pPr>
-    </w:lvl>
-    <w:lvl w:ilvl="3" w:tplc="0409000F" w:tentative="1">
-      <w:start w:val="1"/>
-      <w:numFmt w:val="decimal"/>
-      <w:lvlText w:val="%4."/>
-      <w:lvlJc w:val="left"/>
-      <w:pPr>
-        <w:ind w:left="2880" w:hanging="360"/>
-      </w:pPr>
-    </w:lvl>
-    <w:lvl w:ilvl="4" w:tplc="04090019" w:tentative="1">
-      <w:start w:val="1"/>
-      <w:numFmt w:val="lowerLetter"/>
-      <w:lvlText w:val="%5."/>
-      <w:lvlJc w:val="left"/>
-      <w:pPr>
-        <w:ind w:left="3600" w:hanging="360"/>
-      </w:pPr>
-    </w:lvl>
-    <w:lvl w:ilvl="5" w:tplc="0409001B" w:tentative="1">
-      <w:start w:val="1"/>
-      <w:numFmt w:val="lowerRoman"/>
-      <w:lvlText w:val="%6."/>
-      <w:lvlJc w:val="right"/>
-      <w:pPr>
-        <w:ind w:left="4320" w:hanging="180"/>
-      </w:pPr>
-    </w:lvl>
-    <w:lvl w:ilvl="6" w:tplc="0409000F" w:tentative="1">
-      <w:start w:val="1"/>
-      <w:numFmt w:val="decimal"/>
-      <w:lvlText w:val="%7."/>
-      <w:lvlJc w:val="left"/>
-      <w:pPr>
-        <w:ind w:left="5040" w:hanging="360"/>
-      </w:pPr>
-    </w:lvl>
-    <w:lvl w:ilvl="7" w:tplc="04090019" w:tentative="1">
-      <w:start w:val="1"/>
-      <w:numFmt w:val="lowerLetter"/>
-      <w:lvlText w:val="%8."/>
-      <w:lvlJc w:val="left"/>
-      <w:pPr>
-        <w:ind w:left="5760" w:hanging="360"/>
-      </w:pPr>
-    </w:lvl>
-    <w:lvl w:ilvl="8" w:tplc="0409001B" w:tentative="1">
-      <w:start w:val="1"/>
-      <w:numFmt w:val="lowerRoman"/>
-      <w:lvlText w:val="%9."/>
-      <w:lvlJc w:val="right"/>
-      <w:pPr>
-        <w:ind w:left="6480" w:hanging="180"/>
-      </w:pPr>
-    </w:lvl>
-  </w:abstractNum>
-  <w:abstractNum w:abstractNumId="1" w15:restartNumberingAfterBreak="0">
-    <w:nsid w:val="3B4B7BD4"/>
-    <w:multiLevelType w:val="hybridMultilevel"/>
-    <w:tmpl w:val="A9BAB49A"/>
-    <w:lvl w:ilvl="0" w:tplc="04090011">
-      <w:start w:val="1"/>
-      <w:numFmt w:val="decimal"/>
-      <w:lvlText w:val="%1)"/>
-      <w:lvlJc w:val="left"/>
-      <w:pPr>
-        <w:ind w:left="720" w:hanging="360"/>
-      </w:pPr>
-      <w:rPr>
-        <w:rFonts w:hint="default"/>
-      </w:rPr>
-    </w:lvl>
-    <w:lvl w:ilvl="1" w:tplc="04090019" w:tentative="1">
-      <w:start w:val="1"/>
-      <w:numFmt w:val="lowerLetter"/>
-      <w:lvlText w:val="%2."/>
-      <w:lvlJc w:val="left"/>
-      <w:pPr>
-        <w:ind w:left="1440" w:hanging="360"/>
-      </w:pPr>
-    </w:lvl>
-    <w:lvl w:ilvl="2" w:tplc="0409001B" w:tentative="1">
-      <w:start w:val="1"/>
-      <w:numFmt w:val="lowerRoman"/>
-      <w:lvlText w:val="%3."/>
-      <w:lvlJc w:val="right"/>
-      <w:pPr>
-        <w:ind w:left="2160" w:hanging="180"/>
-      </w:pPr>
-    </w:lvl>
-    <w:lvl w:ilvl="3" w:tplc="0409000F" w:tentative="1">
-      <w:start w:val="1"/>
-      <w:numFmt w:val="decimal"/>
-      <w:lvlText w:val="%4."/>
-      <w:lvlJc w:val="left"/>
-      <w:pPr>
-        <w:ind w:left="2880" w:hanging="360"/>
-      </w:pPr>
-    </w:lvl>
-    <w:lvl w:ilvl="4" w:tplc="04090019" w:tentative="1">
-      <w:start w:val="1"/>
-      <w:numFmt w:val="lowerLetter"/>
-      <w:lvlText w:val="%5."/>
-      <w:lvlJc w:val="left"/>
-      <w:pPr>
-        <w:ind w:left="3600" w:hanging="360"/>
-      </w:pPr>
-    </w:lvl>
-    <w:lvl w:ilvl="5" w:tplc="0409001B" w:tentative="1">
-      <w:start w:val="1"/>
-      <w:numFmt w:val="lowerRoman"/>
-      <w:lvlText w:val="%6."/>
-      <w:lvlJc w:val="right"/>
-      <w:pPr>
-        <w:ind w:left="4320" w:hanging="180"/>
-      </w:pPr>
-    </w:lvl>
-    <w:lvl w:ilvl="6" w:tplc="0409000F" w:tentative="1">
-      <w:start w:val="1"/>
-      <w:numFmt w:val="decimal"/>
-      <w:lvlText w:val="%7."/>
-      <w:lvlJc w:val="left"/>
-      <w:pPr>
-        <w:ind w:left="5040" w:hanging="360"/>
-      </w:pPr>
-    </w:lvl>
-    <w:lvl w:ilvl="7" w:tplc="04090019" w:tentative="1">
-      <w:start w:val="1"/>
-      <w:numFmt w:val="lowerLetter"/>
-      <w:lvlText w:val="%8."/>
-      <w:lvlJc w:val="left"/>
-      <w:pPr>
-        <w:ind w:left="5760" w:hanging="360"/>
-      </w:pPr>
-    </w:lvl>
-    <w:lvl w:ilvl="8" w:tplc="0409001B" w:tentative="1">
-      <w:start w:val="1"/>
-      <w:numFmt w:val="lowerRoman"/>
-      <w:lvlText w:val="%9."/>
-      <w:lvlJc w:val="right"/>
-      <w:pPr>
-        <w:ind w:left="6480" w:hanging="180"/>
-      </w:pPr>
-    </w:lvl>
-  </w:abstractNum>
-  <w:abstractNum w:abstractNumId="2" w15:restartNumberingAfterBreak="0">
-    <w:nsid w:val="3F777628"/>
+    <w:nsid w:val="23F24586"/>
     <w:multiLevelType w:val="multilevel"/>
-    <w:tmpl w:val="47DC23B6"/>
+    <w:tmpl w:val="F0DE268C"/>
     <w:lvl w:ilvl="0">
       <w:start w:val="1"/>
       <w:numFmt w:val="bullet"/>
@@ -2441,10 +7447,188 @@
       </w:rPr>
     </w:lvl>
   </w:abstractNum>
+  <w:abstractNum w:abstractNumId="1" w15:restartNumberingAfterBreak="0">
+    <w:nsid w:val="306A7C3D"/>
+    <w:multiLevelType w:val="hybridMultilevel"/>
+    <w:tmpl w:val="0E02CBAC"/>
+    <w:lvl w:ilvl="0" w:tplc="0409000F">
+      <w:start w:val="1"/>
+      <w:numFmt w:val="decimal"/>
+      <w:lvlText w:val="%1."/>
+      <w:lvlJc w:val="left"/>
+      <w:pPr>
+        <w:ind w:left="720" w:hanging="360"/>
+      </w:pPr>
+      <w:rPr>
+        <w:rFonts w:hint="default"/>
+      </w:rPr>
+    </w:lvl>
+    <w:lvl w:ilvl="1" w:tplc="04090019" w:tentative="1">
+      <w:start w:val="1"/>
+      <w:numFmt w:val="lowerLetter"/>
+      <w:lvlText w:val="%2."/>
+      <w:lvlJc w:val="left"/>
+      <w:pPr>
+        <w:ind w:left="1440" w:hanging="360"/>
+      </w:pPr>
+    </w:lvl>
+    <w:lvl w:ilvl="2" w:tplc="0409001B" w:tentative="1">
+      <w:start w:val="1"/>
+      <w:numFmt w:val="lowerRoman"/>
+      <w:lvlText w:val="%3."/>
+      <w:lvlJc w:val="right"/>
+      <w:pPr>
+        <w:ind w:left="2160" w:hanging="180"/>
+      </w:pPr>
+    </w:lvl>
+    <w:lvl w:ilvl="3" w:tplc="0409000F" w:tentative="1">
+      <w:start w:val="1"/>
+      <w:numFmt w:val="decimal"/>
+      <w:lvlText w:val="%4."/>
+      <w:lvlJc w:val="left"/>
+      <w:pPr>
+        <w:ind w:left="2880" w:hanging="360"/>
+      </w:pPr>
+    </w:lvl>
+    <w:lvl w:ilvl="4" w:tplc="04090019" w:tentative="1">
+      <w:start w:val="1"/>
+      <w:numFmt w:val="lowerLetter"/>
+      <w:lvlText w:val="%5."/>
+      <w:lvlJc w:val="left"/>
+      <w:pPr>
+        <w:ind w:left="3600" w:hanging="360"/>
+      </w:pPr>
+    </w:lvl>
+    <w:lvl w:ilvl="5" w:tplc="0409001B" w:tentative="1">
+      <w:start w:val="1"/>
+      <w:numFmt w:val="lowerRoman"/>
+      <w:lvlText w:val="%6."/>
+      <w:lvlJc w:val="right"/>
+      <w:pPr>
+        <w:ind w:left="4320" w:hanging="180"/>
+      </w:pPr>
+    </w:lvl>
+    <w:lvl w:ilvl="6" w:tplc="0409000F" w:tentative="1">
+      <w:start w:val="1"/>
+      <w:numFmt w:val="decimal"/>
+      <w:lvlText w:val="%7."/>
+      <w:lvlJc w:val="left"/>
+      <w:pPr>
+        <w:ind w:left="5040" w:hanging="360"/>
+      </w:pPr>
+    </w:lvl>
+    <w:lvl w:ilvl="7" w:tplc="04090019" w:tentative="1">
+      <w:start w:val="1"/>
+      <w:numFmt w:val="lowerLetter"/>
+      <w:lvlText w:val="%8."/>
+      <w:lvlJc w:val="left"/>
+      <w:pPr>
+        <w:ind w:left="5760" w:hanging="360"/>
+      </w:pPr>
+    </w:lvl>
+    <w:lvl w:ilvl="8" w:tplc="0409001B" w:tentative="1">
+      <w:start w:val="1"/>
+      <w:numFmt w:val="lowerRoman"/>
+      <w:lvlText w:val="%9."/>
+      <w:lvlJc w:val="right"/>
+      <w:pPr>
+        <w:ind w:left="6480" w:hanging="180"/>
+      </w:pPr>
+    </w:lvl>
+  </w:abstractNum>
+  <w:abstractNum w:abstractNumId="2" w15:restartNumberingAfterBreak="0">
+    <w:nsid w:val="3B4B7BD4"/>
+    <w:multiLevelType w:val="hybridMultilevel"/>
+    <w:tmpl w:val="A9BAB49A"/>
+    <w:lvl w:ilvl="0" w:tplc="04090011">
+      <w:start w:val="1"/>
+      <w:numFmt w:val="decimal"/>
+      <w:lvlText w:val="%1)"/>
+      <w:lvlJc w:val="left"/>
+      <w:pPr>
+        <w:ind w:left="720" w:hanging="360"/>
+      </w:pPr>
+      <w:rPr>
+        <w:rFonts w:hint="default"/>
+      </w:rPr>
+    </w:lvl>
+    <w:lvl w:ilvl="1" w:tplc="04090019" w:tentative="1">
+      <w:start w:val="1"/>
+      <w:numFmt w:val="lowerLetter"/>
+      <w:lvlText w:val="%2."/>
+      <w:lvlJc w:val="left"/>
+      <w:pPr>
+        <w:ind w:left="1440" w:hanging="360"/>
+      </w:pPr>
+    </w:lvl>
+    <w:lvl w:ilvl="2" w:tplc="0409001B" w:tentative="1">
+      <w:start w:val="1"/>
+      <w:numFmt w:val="lowerRoman"/>
+      <w:lvlText w:val="%3."/>
+      <w:lvlJc w:val="right"/>
+      <w:pPr>
+        <w:ind w:left="2160" w:hanging="180"/>
+      </w:pPr>
+    </w:lvl>
+    <w:lvl w:ilvl="3" w:tplc="0409000F" w:tentative="1">
+      <w:start w:val="1"/>
+      <w:numFmt w:val="decimal"/>
+      <w:lvlText w:val="%4."/>
+      <w:lvlJc w:val="left"/>
+      <w:pPr>
+        <w:ind w:left="2880" w:hanging="360"/>
+      </w:pPr>
+    </w:lvl>
+    <w:lvl w:ilvl="4" w:tplc="04090019" w:tentative="1">
+      <w:start w:val="1"/>
+      <w:numFmt w:val="lowerLetter"/>
+      <w:lvlText w:val="%5."/>
+      <w:lvlJc w:val="left"/>
+      <w:pPr>
+        <w:ind w:left="3600" w:hanging="360"/>
+      </w:pPr>
+    </w:lvl>
+    <w:lvl w:ilvl="5" w:tplc="0409001B" w:tentative="1">
+      <w:start w:val="1"/>
+      <w:numFmt w:val="lowerRoman"/>
+      <w:lvlText w:val="%6."/>
+      <w:lvlJc w:val="right"/>
+      <w:pPr>
+        <w:ind w:left="4320" w:hanging="180"/>
+      </w:pPr>
+    </w:lvl>
+    <w:lvl w:ilvl="6" w:tplc="0409000F" w:tentative="1">
+      <w:start w:val="1"/>
+      <w:numFmt w:val="decimal"/>
+      <w:lvlText w:val="%7."/>
+      <w:lvlJc w:val="left"/>
+      <w:pPr>
+        <w:ind w:left="5040" w:hanging="360"/>
+      </w:pPr>
+    </w:lvl>
+    <w:lvl w:ilvl="7" w:tplc="04090019" w:tentative="1">
+      <w:start w:val="1"/>
+      <w:numFmt w:val="lowerLetter"/>
+      <w:lvlText w:val="%8."/>
+      <w:lvlJc w:val="left"/>
+      <w:pPr>
+        <w:ind w:left="5760" w:hanging="360"/>
+      </w:pPr>
+    </w:lvl>
+    <w:lvl w:ilvl="8" w:tplc="0409001B" w:tentative="1">
+      <w:start w:val="1"/>
+      <w:numFmt w:val="lowerRoman"/>
+      <w:lvlText w:val="%9."/>
+      <w:lvlJc w:val="right"/>
+      <w:pPr>
+        <w:ind w:left="6480" w:hanging="180"/>
+      </w:pPr>
+    </w:lvl>
+  </w:abstractNum>
   <w:abstractNum w:abstractNumId="3" w15:restartNumberingAfterBreak="0">
-    <w:nsid w:val="4AF97302"/>
+    <w:nsid w:val="3F777628"/>
     <w:multiLevelType w:val="multilevel"/>
-    <w:tmpl w:val="DFC88850"/>
+    <w:tmpl w:val="47DC23B6"/>
     <w:lvl w:ilvl="0">
       <w:start w:val="1"/>
       <w:numFmt w:val="bullet"/>
@@ -2591,6 +7775,155 @@
     </w:lvl>
   </w:abstractNum>
   <w:abstractNum w:abstractNumId="4" w15:restartNumberingAfterBreak="0">
+    <w:nsid w:val="4AF97302"/>
+    <w:multiLevelType w:val="multilevel"/>
+    <w:tmpl w:val="DFC88850"/>
+    <w:lvl w:ilvl="0">
+      <w:start w:val="1"/>
+      <w:numFmt w:val="bullet"/>
+      <w:lvlText w:val=""/>
+      <w:lvlJc w:val="left"/>
+      <w:pPr>
+        <w:tabs>
+          <w:tab w:val="num" w:pos="720"/>
+        </w:tabs>
+        <w:ind w:left="720" w:hanging="360"/>
+      </w:pPr>
+      <w:rPr>
+        <w:rFonts w:ascii="Symbol" w:hAnsi="Symbol" w:hint="default"/>
+        <w:sz w:val="20"/>
+      </w:rPr>
+    </w:lvl>
+    <w:lvl w:ilvl="1" w:tentative="1">
+      <w:start w:val="1"/>
+      <w:numFmt w:val="bullet"/>
+      <w:lvlText w:val="o"/>
+      <w:lvlJc w:val="left"/>
+      <w:pPr>
+        <w:tabs>
+          <w:tab w:val="num" w:pos="1440"/>
+        </w:tabs>
+        <w:ind w:left="1440" w:hanging="360"/>
+      </w:pPr>
+      <w:rPr>
+        <w:rFonts w:ascii="Courier New" w:hAnsi="Courier New" w:hint="default"/>
+        <w:sz w:val="20"/>
+      </w:rPr>
+    </w:lvl>
+    <w:lvl w:ilvl="2" w:tentative="1">
+      <w:start w:val="1"/>
+      <w:numFmt w:val="bullet"/>
+      <w:lvlText w:val=""/>
+      <w:lvlJc w:val="left"/>
+      <w:pPr>
+        <w:tabs>
+          <w:tab w:val="num" w:pos="2160"/>
+        </w:tabs>
+        <w:ind w:left="2160" w:hanging="360"/>
+      </w:pPr>
+      <w:rPr>
+        <w:rFonts w:ascii="Wingdings" w:hAnsi="Wingdings" w:hint="default"/>
+        <w:sz w:val="20"/>
+      </w:rPr>
+    </w:lvl>
+    <w:lvl w:ilvl="3" w:tentative="1">
+      <w:start w:val="1"/>
+      <w:numFmt w:val="bullet"/>
+      <w:lvlText w:val=""/>
+      <w:lvlJc w:val="left"/>
+      <w:pPr>
+        <w:tabs>
+          <w:tab w:val="num" w:pos="2880"/>
+        </w:tabs>
+        <w:ind w:left="2880" w:hanging="360"/>
+      </w:pPr>
+      <w:rPr>
+        <w:rFonts w:ascii="Wingdings" w:hAnsi="Wingdings" w:hint="default"/>
+        <w:sz w:val="20"/>
+      </w:rPr>
+    </w:lvl>
+    <w:lvl w:ilvl="4" w:tentative="1">
+      <w:start w:val="1"/>
+      <w:numFmt w:val="bullet"/>
+      <w:lvlText w:val=""/>
+      <w:lvlJc w:val="left"/>
+      <w:pPr>
+        <w:tabs>
+          <w:tab w:val="num" w:pos="3600"/>
+        </w:tabs>
+        <w:ind w:left="3600" w:hanging="360"/>
+      </w:pPr>
+      <w:rPr>
+        <w:rFonts w:ascii="Wingdings" w:hAnsi="Wingdings" w:hint="default"/>
+        <w:sz w:val="20"/>
+      </w:rPr>
+    </w:lvl>
+    <w:lvl w:ilvl="5" w:tentative="1">
+      <w:start w:val="1"/>
+      <w:numFmt w:val="bullet"/>
+      <w:lvlText w:val=""/>
+      <w:lvlJc w:val="left"/>
+      <w:pPr>
+        <w:tabs>
+          <w:tab w:val="num" w:pos="4320"/>
+        </w:tabs>
+        <w:ind w:left="4320" w:hanging="360"/>
+      </w:pPr>
+      <w:rPr>
+        <w:rFonts w:ascii="Wingdings" w:hAnsi="Wingdings" w:hint="default"/>
+        <w:sz w:val="20"/>
+      </w:rPr>
+    </w:lvl>
+    <w:lvl w:ilvl="6" w:tentative="1">
+      <w:start w:val="1"/>
+      <w:numFmt w:val="bullet"/>
+      <w:lvlText w:val=""/>
+      <w:lvlJc w:val="left"/>
+      <w:pPr>
+        <w:tabs>
+          <w:tab w:val="num" w:pos="5040"/>
+        </w:tabs>
+        <w:ind w:left="5040" w:hanging="360"/>
+      </w:pPr>
+      <w:rPr>
+        <w:rFonts w:ascii="Wingdings" w:hAnsi="Wingdings" w:hint="default"/>
+        <w:sz w:val="20"/>
+      </w:rPr>
+    </w:lvl>
+    <w:lvl w:ilvl="7" w:tentative="1">
+      <w:start w:val="1"/>
+      <w:numFmt w:val="bullet"/>
+      <w:lvlText w:val=""/>
+      <w:lvlJc w:val="left"/>
+      <w:pPr>
+        <w:tabs>
+          <w:tab w:val="num" w:pos="5760"/>
+        </w:tabs>
+        <w:ind w:left="5760" w:hanging="360"/>
+      </w:pPr>
+      <w:rPr>
+        <w:rFonts w:ascii="Wingdings" w:hAnsi="Wingdings" w:hint="default"/>
+        <w:sz w:val="20"/>
+      </w:rPr>
+    </w:lvl>
+    <w:lvl w:ilvl="8" w:tentative="1">
+      <w:start w:val="1"/>
+      <w:numFmt w:val="bullet"/>
+      <w:lvlText w:val=""/>
+      <w:lvlJc w:val="left"/>
+      <w:pPr>
+        <w:tabs>
+          <w:tab w:val="num" w:pos="6480"/>
+        </w:tabs>
+        <w:ind w:left="6480" w:hanging="360"/>
+      </w:pPr>
+      <w:rPr>
+        <w:rFonts w:ascii="Wingdings" w:hAnsi="Wingdings" w:hint="default"/>
+        <w:sz w:val="20"/>
+      </w:rPr>
+    </w:lvl>
+  </w:abstractNum>
+  <w:abstractNum w:abstractNumId="5" w15:restartNumberingAfterBreak="0">
     <w:nsid w:val="564E3D17"/>
     <w:multiLevelType w:val="hybridMultilevel"/>
     <w:tmpl w:val="728CF664"/>
@@ -2681,18 +8014,21 @@
     </w:lvl>
   </w:abstractNum>
   <w:num w:numId="1" w16cid:durableId="1906909404">
+    <w:abstractNumId w:val="2"/>
+  </w:num>
+  <w:num w:numId="2" w16cid:durableId="1885556154">
+    <w:abstractNumId w:val="5"/>
+  </w:num>
+  <w:num w:numId="3" w16cid:durableId="1736202807">
+    <w:abstractNumId w:val="4"/>
+  </w:num>
+  <w:num w:numId="4" w16cid:durableId="544218943">
+    <w:abstractNumId w:val="3"/>
+  </w:num>
+  <w:num w:numId="5" w16cid:durableId="1258444742">
     <w:abstractNumId w:val="1"/>
   </w:num>
-  <w:num w:numId="2" w16cid:durableId="1885556154">
-    <w:abstractNumId w:val="4"/>
-  </w:num>
-  <w:num w:numId="3" w16cid:durableId="1736202807">
-    <w:abstractNumId w:val="3"/>
-  </w:num>
-  <w:num w:numId="4" w16cid:durableId="544218943">
-    <w:abstractNumId w:val="2"/>
-  </w:num>
-  <w:num w:numId="5" w16cid:durableId="1258444742">
+  <w:num w:numId="6" w16cid:durableId="158466228">
     <w:abstractNumId w:val="0"/>
   </w:num>
 </w:numbering>
@@ -3098,7 +8434,7 @@
   <w:style w:type="paragraph" w:default="1" w:styleId="Normal">
     <w:name w:val="Normal"/>
     <w:qFormat/>
-    <w:rsid w:val="00393F1C"/>
+    <w:rsid w:val="00574E62"/>
   </w:style>
   <w:style w:type="paragraph" w:styleId="Heading1">
     <w:name w:val="heading 1"/>
@@ -3150,7 +8486,6 @@
     <w:next w:val="Normal"/>
     <w:link w:val="Heading3Char"/>
     <w:uiPriority w:val="9"/>
-    <w:semiHidden/>
     <w:unhideWhenUsed/>
     <w:qFormat/>
     <w:rsid w:val="00565742"/>
@@ -3357,7 +8692,6 @@
     <w:basedOn w:val="DefaultParagraphFont"/>
     <w:link w:val="Heading3"/>
     <w:uiPriority w:val="9"/>
-    <w:semiHidden/>
     <w:rsid w:val="00565742"/>
     <w:rPr>
       <w:rFonts w:eastAsiaTheme="majorEastAsia" w:cstheme="majorBidi"/>
@@ -3613,6 +8947,33 @@
       <w:smallCaps/>
       <w:color w:val="2F5496" w:themeColor="accent1" w:themeShade="BF"/>
       <w:spacing w:val="5"/>
+    </w:rPr>
+  </w:style>
+  <w:style w:type="paragraph" w:styleId="NormalWeb">
+    <w:name w:val="Normal (Web)"/>
+    <w:basedOn w:val="Normal"/>
+    <w:uiPriority w:val="99"/>
+    <w:semiHidden/>
+    <w:unhideWhenUsed/>
+    <w:rsid w:val="000A075C"/>
+    <w:pPr>
+      <w:spacing w:before="100" w:beforeAutospacing="1" w:after="100" w:afterAutospacing="1" w:line="240" w:lineRule="auto"/>
+    </w:pPr>
+    <w:rPr>
+      <w:rFonts w:ascii="Times New Roman" w:eastAsia="Times New Roman" w:hAnsi="Times New Roman" w:cs="Times New Roman"/>
+      <w:kern w:val="0"/>
+      <w14:ligatures w14:val="none"/>
+    </w:rPr>
+  </w:style>
+  <w:style w:type="character" w:styleId="Strong">
+    <w:name w:val="Strong"/>
+    <w:basedOn w:val="DefaultParagraphFont"/>
+    <w:uiPriority w:val="22"/>
+    <w:qFormat/>
+    <w:rsid w:val="000A075C"/>
+    <w:rPr>
+      <w:b/>
+      <w:bCs/>
     </w:rPr>
   </w:style>
 </w:styles>

--- a/system design/LLD/fundamentals/DesignPatterns.docx
+++ b/system design/LLD/fundamentals/DesignPatterns.docx
@@ -1855,6 +1855,279 @@
         <w:t>Structural:</w:t>
       </w:r>
     </w:p>
+    <w:tbl>
+      <w:tblPr>
+        <w:tblW w:w="0" w:type="auto"/>
+        <w:tblCellSpacing w:w="15" w:type="dxa"/>
+        <w:tblCellMar>
+          <w:top w:w="15" w:type="dxa"/>
+          <w:left w:w="15" w:type="dxa"/>
+          <w:bottom w:w="15" w:type="dxa"/>
+          <w:right w:w="15" w:type="dxa"/>
+        </w:tblCellMar>
+        <w:tblLook w:val="04A0" w:firstRow="1" w:lastRow="0" w:firstColumn="1" w:lastColumn="0" w:noHBand="0" w:noVBand="1"/>
+      </w:tblPr>
+      <w:tblGrid>
+        <w:gridCol w:w="867"/>
+        <w:gridCol w:w="6145"/>
+      </w:tblGrid>
+      <w:tr>
+        <w:trPr>
+          <w:tblHeader/>
+          <w:tblCellSpacing w:w="15" w:type="dxa"/>
+        </w:trPr>
+        <w:tc>
+          <w:tcPr>
+            <w:tcW w:w="0" w:type="auto"/>
+            <w:vAlign w:val="center"/>
+            <w:hideMark/>
+          </w:tcPr>
+          <w:p>
+            <w:pPr>
+              <w:spacing w:after="0"/>
+              <w:rPr>
+                <w:rFonts w:ascii="Consolas" w:hAnsi="Consolas" w:cstheme="minorHAnsi"/>
+                <w:b/>
+                <w:bCs/>
+                <w:color w:val="000000" w:themeColor="text1"/>
+                <w:sz w:val="16"/>
+                <w:szCs w:val="16"/>
+              </w:rPr>
+            </w:pPr>
+            <w:r>
+              <w:rPr>
+                <w:rFonts w:ascii="Consolas" w:hAnsi="Consolas" w:cstheme="minorHAnsi"/>
+                <w:b/>
+                <w:bCs/>
+                <w:color w:val="000000" w:themeColor="text1"/>
+                <w:sz w:val="16"/>
+                <w:szCs w:val="16"/>
+              </w:rPr>
+              <w:t>Pattern</w:t>
+            </w:r>
+          </w:p>
+        </w:tc>
+        <w:tc>
+          <w:tcPr>
+            <w:tcW w:w="0" w:type="auto"/>
+            <w:vAlign w:val="center"/>
+            <w:hideMark/>
+          </w:tcPr>
+          <w:p>
+            <w:pPr>
+              <w:spacing w:after="0"/>
+              <w:rPr>
+                <w:rFonts w:ascii="Consolas" w:hAnsi="Consolas" w:cstheme="minorHAnsi"/>
+                <w:b/>
+                <w:bCs/>
+                <w:color w:val="000000" w:themeColor="text1"/>
+                <w:sz w:val="16"/>
+                <w:szCs w:val="16"/>
+              </w:rPr>
+            </w:pPr>
+            <w:r>
+              <w:rPr>
+                <w:rFonts w:ascii="Consolas" w:hAnsi="Consolas" w:cstheme="minorHAnsi"/>
+                <w:b/>
+                <w:bCs/>
+                <w:color w:val="000000" w:themeColor="text1"/>
+                <w:sz w:val="16"/>
+                <w:szCs w:val="16"/>
+              </w:rPr>
+              <w:t>Problem we discovered</w:t>
+            </w:r>
+          </w:p>
+        </w:tc>
+      </w:tr>
+      <w:tr>
+        <w:trPr>
+          <w:tblCellSpacing w:w="15" w:type="dxa"/>
+        </w:trPr>
+        <w:tc>
+          <w:tcPr>
+            <w:tcW w:w="0" w:type="auto"/>
+            <w:vAlign w:val="center"/>
+            <w:hideMark/>
+          </w:tcPr>
+          <w:p>
+            <w:pPr>
+              <w:spacing w:after="0"/>
+              <w:rPr>
+                <w:rFonts w:ascii="Consolas" w:hAnsi="Consolas" w:cstheme="minorHAnsi"/>
+                <w:color w:val="000000" w:themeColor="text1"/>
+                <w:sz w:val="16"/>
+                <w:szCs w:val="16"/>
+              </w:rPr>
+            </w:pPr>
+            <w:r>
+              <w:rPr>
+                <w:rFonts w:ascii="Consolas" w:hAnsi="Consolas" w:cstheme="minorHAnsi"/>
+                <w:color w:val="000000" w:themeColor="text1"/>
+                <w:sz w:val="16"/>
+                <w:szCs w:val="16"/>
+              </w:rPr>
+              <w:t>Adapter</w:t>
+            </w:r>
+          </w:p>
+        </w:tc>
+        <w:tc>
+          <w:tcPr>
+            <w:tcW w:w="0" w:type="auto"/>
+            <w:vAlign w:val="center"/>
+            <w:hideMark/>
+          </w:tcPr>
+          <w:p>
+            <w:pPr>
+              <w:spacing w:after="0"/>
+              <w:rPr>
+                <w:rFonts w:ascii="Consolas" w:hAnsi="Consolas" w:cstheme="minorHAnsi"/>
+                <w:color w:val="000000" w:themeColor="text1"/>
+                <w:sz w:val="16"/>
+                <w:szCs w:val="16"/>
+              </w:rPr>
+            </w:pPr>
+            <w:r>
+              <w:rPr>
+                <w:rFonts w:ascii="Consolas" w:hAnsi="Consolas" w:cstheme="minorHAnsi"/>
+                <w:color w:val="000000" w:themeColor="text1"/>
+                <w:sz w:val="16"/>
+                <w:szCs w:val="16"/>
+              </w:rPr>
+              <w:t>Existing API doesn't match our interface</w:t>
+            </w:r>
+          </w:p>
+        </w:tc>
+      </w:tr>
+      <w:tr>
+        <w:trPr>
+          <w:tblCellSpacing w:w="15" w:type="dxa"/>
+        </w:trPr>
+        <w:tc>
+          <w:tcPr>
+            <w:tcW w:w="0" w:type="auto"/>
+            <w:vAlign w:val="center"/>
+            <w:hideMark/>
+          </w:tcPr>
+          <w:p>
+            <w:pPr>
+              <w:spacing w:after="0"/>
+              <w:rPr>
+                <w:rFonts w:ascii="Consolas" w:hAnsi="Consolas" w:cstheme="minorHAnsi"/>
+                <w:color w:val="000000" w:themeColor="text1"/>
+                <w:sz w:val="16"/>
+                <w:szCs w:val="16"/>
+              </w:rPr>
+            </w:pPr>
+            <w:r>
+              <w:rPr>
+                <w:rFonts w:ascii="Consolas" w:hAnsi="Consolas" w:cstheme="minorHAnsi"/>
+                <w:color w:val="000000" w:themeColor="text1"/>
+                <w:sz w:val="16"/>
+                <w:szCs w:val="16"/>
+              </w:rPr>
+              <w:t>Decorator</w:t>
+            </w:r>
+          </w:p>
+        </w:tc>
+        <w:tc>
+          <w:tcPr>
+            <w:tcW w:w="0" w:type="auto"/>
+            <w:vAlign w:val="center"/>
+            <w:hideMark/>
+          </w:tcPr>
+          <w:p>
+            <w:pPr>
+              <w:spacing w:after="0"/>
+              <w:rPr>
+                <w:rFonts w:ascii="Consolas" w:hAnsi="Consolas" w:cstheme="minorHAnsi"/>
+                <w:color w:val="000000" w:themeColor="text1"/>
+                <w:sz w:val="16"/>
+                <w:szCs w:val="16"/>
+              </w:rPr>
+            </w:pPr>
+            <w:r>
+              <w:rPr>
+                <w:rFonts w:ascii="Consolas" w:hAnsi="Consolas" w:cstheme="minorHAnsi"/>
+                <w:color w:val="000000" w:themeColor="text1"/>
+                <w:sz w:val="16"/>
+                <w:szCs w:val="16"/>
+              </w:rPr>
+              <w:t>Need to add behavior dynamically without creating combination classes</w:t>
+            </w:r>
+          </w:p>
+        </w:tc>
+      </w:tr>
+      <w:tr>
+        <w:trPr>
+          <w:tblCellSpacing w:w="15" w:type="dxa"/>
+        </w:trPr>
+        <w:tc>
+          <w:tcPr>
+            <w:tcW w:w="0" w:type="auto"/>
+            <w:vAlign w:val="center"/>
+            <w:hideMark/>
+          </w:tcPr>
+          <w:p>
+            <w:pPr>
+              <w:spacing w:after="0"/>
+              <w:rPr>
+                <w:rFonts w:ascii="Consolas" w:hAnsi="Consolas" w:cstheme="minorHAnsi"/>
+                <w:color w:val="000000" w:themeColor="text1"/>
+                <w:sz w:val="16"/>
+                <w:szCs w:val="16"/>
+              </w:rPr>
+            </w:pPr>
+            <w:r>
+              <w:rPr>
+                <w:rFonts w:ascii="Consolas" w:hAnsi="Consolas" w:cstheme="minorHAnsi"/>
+                <w:color w:val="000000" w:themeColor="text1"/>
+                <w:sz w:val="16"/>
+                <w:szCs w:val="16"/>
+              </w:rPr>
+              <w:t>Facade</w:t>
+            </w:r>
+          </w:p>
+        </w:tc>
+        <w:tc>
+          <w:tcPr>
+            <w:tcW w:w="0" w:type="auto"/>
+            <w:vAlign w:val="center"/>
+            <w:hideMark/>
+          </w:tcPr>
+          <w:p>
+            <w:pPr>
+              <w:spacing w:after="0"/>
+              <w:rPr>
+                <w:rFonts w:ascii="Consolas" w:hAnsi="Consolas" w:cstheme="minorHAnsi"/>
+                <w:color w:val="000000" w:themeColor="text1"/>
+                <w:sz w:val="16"/>
+                <w:szCs w:val="16"/>
+              </w:rPr>
+            </w:pPr>
+            <w:r>
+              <w:rPr>
+                <w:rFonts w:ascii="Consolas" w:hAnsi="Consolas" w:cstheme="minorHAnsi"/>
+                <w:color w:val="000000" w:themeColor="text1"/>
+                <w:sz w:val="16"/>
+                <w:szCs w:val="16"/>
+              </w:rPr>
+              <w:t>Too many subsystem details exposed to the caller</w:t>
+            </w:r>
+          </w:p>
+        </w:tc>
+      </w:tr>
+    </w:tbl>
+    <w:p>
+      <w:pPr>
+        <w:spacing w:after="0"/>
+        <w:rPr>
+          <w:rFonts w:cstheme="minorHAnsi"/>
+          <w:b/>
+          <w:bCs/>
+          <w:color w:val="0070C0"/>
+        </w:rPr>
+      </w:pPr>
+    </w:p>
     <w:p>
       <w:pPr>
         <w:pStyle w:val="ListParagraph"/>
@@ -3425,7 +3698,6 @@
           <w:sz w:val="16"/>
           <w:szCs w:val="16"/>
         </w:rPr>
-        <w:lastRenderedPageBreak/>
         <w:t xml:space="preserve">      +---- </w:t>
       </w:r>
       <w:proofErr w:type="spellStart"/>
@@ -4968,6 +5240,7 @@
           <w:sz w:val="16"/>
           <w:szCs w:val="16"/>
         </w:rPr>
+        <w:lastRenderedPageBreak/>
         <w:t xml:space="preserve">Coffee </w:t>
       </w:r>
       <w:proofErr w:type="spellStart"/>
@@ -5233,7 +5506,6 @@
           <w:sz w:val="16"/>
           <w:szCs w:val="16"/>
         </w:rPr>
-        <w:lastRenderedPageBreak/>
         <w:t>Flow:</w:t>
       </w:r>
     </w:p>
@@ -6717,6 +6989,7 @@
           <w:rFonts w:cstheme="minorHAnsi"/>
           <w:color w:val="000000" w:themeColor="text1"/>
         </w:rPr>
+        <w:lastRenderedPageBreak/>
         <w:t>How inventory works</w:t>
       </w:r>
     </w:p>
@@ -6782,7 +7055,6 @@
           <w:rFonts w:cstheme="minorHAnsi"/>
           <w:color w:val="000000" w:themeColor="text1"/>
         </w:rPr>
-        <w:lastRenderedPageBreak/>
         <w:t>The facade hides all that.</w:t>
       </w:r>
     </w:p>
@@ -8279,6 +8551,7 @@
           <w:sz w:val="16"/>
           <w:szCs w:val="16"/>
         </w:rPr>
+        <w:lastRenderedPageBreak/>
         <w:t>}</w:t>
       </w:r>
     </w:p>
@@ -9926,7 +10199,6 @@
           <w:rFonts w:cstheme="minorHAnsi"/>
           <w:color w:val="000000" w:themeColor="text1"/>
         </w:rPr>
-        <w:lastRenderedPageBreak/>
         <w:t>Created state:</w:t>
       </w:r>
     </w:p>
@@ -11867,6 +12139,7 @@
           <w:rFonts w:cstheme="minorHAnsi"/>
           <w:color w:val="000000" w:themeColor="text1"/>
         </w:rPr>
+        <w:lastRenderedPageBreak/>
         <w:t xml:space="preserve">The object's behavior changes because its </w:t>
       </w:r>
       <w:r>
@@ -11925,7 +12198,6 @@
           <w:rFonts w:cstheme="minorHAnsi"/>
           <w:color w:val="000000" w:themeColor="text1"/>
         </w:rPr>
-        <w:lastRenderedPageBreak/>
         <w:t xml:space="preserve">An object's behavior depends heavily on its current state </w:t>
       </w:r>
     </w:p>
@@ -12226,14 +12498,7 @@
           <w:rFonts w:cstheme="minorHAnsi"/>
           <w:color w:val="000000" w:themeColor="text1"/>
         </w:rPr>
-        <w:t>Y</w:t>
-      </w:r>
-      <w:r>
-        <w:rPr>
-          <w:rFonts w:cstheme="minorHAnsi"/>
-          <w:color w:val="000000" w:themeColor="text1"/>
-        </w:rPr>
-        <w:t>ou choose how to perform something.</w:t>
+        <w:t>You choose how to perform something.</w:t>
       </w:r>
       <w:r>
         <w:rPr>
@@ -12338,7 +12603,7 @@
           <w:bCs/>
           <w:color w:val="000000" w:themeColor="text1"/>
         </w:rPr>
-        <w:t>3</w:t>
+        <w:t>3. Observer Pattern</w:t>
       </w:r>
       <w:r>
         <w:rPr>
@@ -12347,51 +12612,51 @@
           <w:bCs/>
           <w:color w:val="000000" w:themeColor="text1"/>
         </w:rPr>
-        <w:t>. Observer Pattern</w:t>
-      </w:r>
-      <w:r>
+        <w:t xml:space="preserve">: </w:t>
+      </w:r>
+      <w:r>
+        <w:rPr>
+          <w:rFonts w:cstheme="minorHAnsi"/>
+          <w:color w:val="000000" w:themeColor="text1"/>
+        </w:rPr>
+        <w:t xml:space="preserve">Used to handle dynamic real time updates </w:t>
+      </w:r>
+      <w:proofErr w:type="spellStart"/>
+      <w:r>
+        <w:rPr>
+          <w:rFonts w:cstheme="minorHAnsi"/>
+          <w:color w:val="000000" w:themeColor="text1"/>
+        </w:rPr>
+        <w:t>eg.</w:t>
+      </w:r>
+      <w:proofErr w:type="spellEnd"/>
+      <w:r>
+        <w:rPr>
+          <w:rFonts w:cstheme="minorHAnsi"/>
+          <w:color w:val="000000" w:themeColor="text1"/>
+        </w:rPr>
+        <w:t xml:space="preserve"> Pub sub, stock market price update.</w:t>
+      </w:r>
+    </w:p>
+    <w:p>
+      <w:pPr>
+        <w:spacing w:after="0"/>
         <w:rPr>
           <w:rFonts w:cstheme="minorHAnsi"/>
           <w:b/>
           <w:bCs/>
           <w:color w:val="000000" w:themeColor="text1"/>
         </w:rPr>
-        <w:t xml:space="preserve">: </w:t>
-      </w:r>
-      <w:r>
-        <w:rPr>
-          <w:rFonts w:cstheme="minorHAnsi"/>
-          <w:color w:val="000000" w:themeColor="text1"/>
-        </w:rPr>
-        <w:t xml:space="preserve">Used to handle dynamic real time updates </w:t>
-      </w:r>
-      <w:proofErr w:type="spellStart"/>
-      <w:r>
-        <w:rPr>
-          <w:rFonts w:cstheme="minorHAnsi"/>
-          <w:color w:val="000000" w:themeColor="text1"/>
-        </w:rPr>
-        <w:t>eg.</w:t>
-      </w:r>
-      <w:proofErr w:type="spellEnd"/>
-      <w:r>
-        <w:rPr>
-          <w:rFonts w:cstheme="minorHAnsi"/>
-          <w:color w:val="000000" w:themeColor="text1"/>
-        </w:rPr>
-        <w:t xml:space="preserve"> Pub sub, stock market price update.</w:t>
-      </w:r>
-    </w:p>
-    <w:p>
-      <w:pPr>
-        <w:spacing w:after="0"/>
+      </w:pPr>
+      <w:r>
         <w:rPr>
           <w:rFonts w:cstheme="minorHAnsi"/>
           <w:b/>
           <w:bCs/>
           <w:color w:val="000000" w:themeColor="text1"/>
         </w:rPr>
-      </w:pPr>
+        <w:t>Problem</w:t>
+      </w:r>
       <w:r>
         <w:rPr>
           <w:rFonts w:cstheme="minorHAnsi"/>
@@ -12399,708 +12664,699 @@
           <w:bCs/>
           <w:color w:val="000000" w:themeColor="text1"/>
         </w:rPr>
-        <w:t>Problem</w:t>
-      </w:r>
-      <w:r>
+        <w:t xml:space="preserve">: </w:t>
+      </w:r>
+      <w:r>
+        <w:rPr>
+          <w:rFonts w:cstheme="minorHAnsi"/>
+          <w:color w:val="000000" w:themeColor="text1"/>
+        </w:rPr>
+        <w:t xml:space="preserve">One object's state </w:t>
+      </w:r>
+      <w:proofErr w:type="gramStart"/>
+      <w:r>
+        <w:rPr>
+          <w:rFonts w:cstheme="minorHAnsi"/>
+          <w:color w:val="000000" w:themeColor="text1"/>
+        </w:rPr>
+        <w:t>changes</w:t>
+      </w:r>
+      <w:proofErr w:type="gramEnd"/>
+      <w:r>
+        <w:rPr>
+          <w:rFonts w:cstheme="minorHAnsi"/>
+          <w:color w:val="000000" w:themeColor="text1"/>
+        </w:rPr>
+        <w:t>, and multiple other objects need to know about it.</w:t>
+      </w:r>
+    </w:p>
+    <w:p>
+      <w:pPr>
+        <w:spacing w:after="0"/>
+        <w:rPr>
+          <w:rFonts w:cstheme="minorHAnsi"/>
+          <w:color w:val="000000" w:themeColor="text1"/>
+        </w:rPr>
+      </w:pPr>
+      <w:r>
+        <w:rPr>
+          <w:rFonts w:cstheme="minorHAnsi"/>
+          <w:color w:val="000000" w:themeColor="text1"/>
+        </w:rPr>
+        <w:t>Example:</w:t>
+      </w:r>
+    </w:p>
+    <w:p>
+      <w:pPr>
+        <w:spacing w:after="0"/>
+        <w:rPr>
+          <w:rFonts w:cstheme="minorHAnsi"/>
+          <w:color w:val="000000" w:themeColor="text1"/>
+        </w:rPr>
+      </w:pPr>
+      <w:r>
+        <w:rPr>
+          <w:rFonts w:cstheme="minorHAnsi"/>
+          <w:color w:val="000000" w:themeColor="text1"/>
+        </w:rPr>
+        <w:t>Stock Price changes</w:t>
+      </w:r>
+    </w:p>
+    <w:p>
+      <w:pPr>
+        <w:spacing w:after="0"/>
+        <w:rPr>
+          <w:rFonts w:ascii="Consolas" w:hAnsi="Consolas" w:cstheme="minorHAnsi"/>
+          <w:color w:val="000000" w:themeColor="text1"/>
+          <w:sz w:val="16"/>
+          <w:szCs w:val="16"/>
+        </w:rPr>
+      </w:pPr>
+      <w:r>
+        <w:rPr>
+          <w:rFonts w:ascii="Consolas" w:hAnsi="Consolas" w:cstheme="minorHAnsi"/>
+          <w:color w:val="000000" w:themeColor="text1"/>
+          <w:sz w:val="16"/>
+          <w:szCs w:val="16"/>
+        </w:rPr>
+        <w:t xml:space="preserve">       |</w:t>
+      </w:r>
+    </w:p>
+    <w:p>
+      <w:pPr>
+        <w:spacing w:after="0"/>
+        <w:rPr>
+          <w:rFonts w:ascii="Consolas" w:hAnsi="Consolas" w:cstheme="minorHAnsi"/>
+          <w:color w:val="000000" w:themeColor="text1"/>
+          <w:sz w:val="16"/>
+          <w:szCs w:val="16"/>
+        </w:rPr>
+      </w:pPr>
+      <w:r>
+        <w:rPr>
+          <w:rFonts w:ascii="Consolas" w:hAnsi="Consolas" w:cstheme="minorHAnsi"/>
+          <w:color w:val="000000" w:themeColor="text1"/>
+          <w:sz w:val="16"/>
+          <w:szCs w:val="16"/>
+        </w:rPr>
+        <w:t xml:space="preserve">       +----&gt; Mobile App</w:t>
+      </w:r>
+    </w:p>
+    <w:p>
+      <w:pPr>
+        <w:spacing w:after="0"/>
+        <w:rPr>
+          <w:rFonts w:ascii="Consolas" w:hAnsi="Consolas" w:cstheme="minorHAnsi"/>
+          <w:color w:val="000000" w:themeColor="text1"/>
+          <w:sz w:val="16"/>
+          <w:szCs w:val="16"/>
+        </w:rPr>
+      </w:pPr>
+      <w:r>
+        <w:rPr>
+          <w:rFonts w:ascii="Consolas" w:hAnsi="Consolas" w:cstheme="minorHAnsi"/>
+          <w:color w:val="000000" w:themeColor="text1"/>
+          <w:sz w:val="16"/>
+          <w:szCs w:val="16"/>
+        </w:rPr>
+        <w:t xml:space="preserve">       +----&gt; Web App</w:t>
+      </w:r>
+    </w:p>
+    <w:p>
+      <w:pPr>
+        <w:spacing w:after="0"/>
+        <w:rPr>
+          <w:rFonts w:ascii="Consolas" w:hAnsi="Consolas" w:cstheme="minorHAnsi"/>
+          <w:color w:val="000000" w:themeColor="text1"/>
+          <w:sz w:val="16"/>
+          <w:szCs w:val="16"/>
+        </w:rPr>
+      </w:pPr>
+      <w:r>
+        <w:rPr>
+          <w:rFonts w:ascii="Consolas" w:hAnsi="Consolas" w:cstheme="minorHAnsi"/>
+          <w:color w:val="000000" w:themeColor="text1"/>
+          <w:sz w:val="16"/>
+          <w:szCs w:val="16"/>
+        </w:rPr>
+        <w:t xml:space="preserve">       +----&gt; Email Service</w:t>
+      </w:r>
+    </w:p>
+    <w:p>
+      <w:pPr>
+        <w:spacing w:after="0"/>
+        <w:rPr>
+          <w:rFonts w:ascii="Consolas" w:hAnsi="Consolas" w:cstheme="minorHAnsi"/>
+          <w:color w:val="000000" w:themeColor="text1"/>
+          <w:sz w:val="16"/>
+          <w:szCs w:val="16"/>
+        </w:rPr>
+      </w:pPr>
+      <w:r>
+        <w:rPr>
+          <w:rFonts w:ascii="Consolas" w:hAnsi="Consolas" w:cstheme="minorHAnsi"/>
+          <w:color w:val="000000" w:themeColor="text1"/>
+          <w:sz w:val="16"/>
+          <w:szCs w:val="16"/>
+        </w:rPr>
+        <w:t xml:space="preserve">       +----&gt; Notification Service</w:t>
+      </w:r>
+    </w:p>
+    <w:p>
+      <w:pPr>
+        <w:spacing w:after="0"/>
+        <w:rPr>
+          <w:rFonts w:cstheme="minorHAnsi"/>
+          <w:color w:val="000000" w:themeColor="text1"/>
+        </w:rPr>
+      </w:pPr>
+      <w:r>
+        <w:rPr>
+          <w:rFonts w:cstheme="minorHAnsi"/>
+          <w:color w:val="000000" w:themeColor="text1"/>
+        </w:rPr>
+        <w:t>The stock doesn't need to know the internal implementation of each subscriber.</w:t>
+      </w:r>
+    </w:p>
+    <w:p>
+      <w:pPr>
+        <w:spacing w:after="0"/>
         <w:rPr>
           <w:rFonts w:cstheme="minorHAnsi"/>
           <w:b/>
           <w:bCs/>
           <w:color w:val="000000" w:themeColor="text1"/>
         </w:rPr>
-        <w:t xml:space="preserve">: </w:t>
-      </w:r>
-      <w:r>
-        <w:rPr>
-          <w:rFonts w:cstheme="minorHAnsi"/>
-          <w:color w:val="000000" w:themeColor="text1"/>
-        </w:rPr>
-        <w:t xml:space="preserve">One object's state </w:t>
-      </w:r>
-      <w:proofErr w:type="gramStart"/>
-      <w:r>
-        <w:rPr>
-          <w:rFonts w:cstheme="minorHAnsi"/>
-          <w:color w:val="000000" w:themeColor="text1"/>
-        </w:rPr>
-        <w:t>changes</w:t>
-      </w:r>
-      <w:proofErr w:type="gramEnd"/>
-      <w:r>
-        <w:rPr>
-          <w:rFonts w:cstheme="minorHAnsi"/>
-          <w:color w:val="000000" w:themeColor="text1"/>
-        </w:rPr>
-        <w:t>, and multiple other objects need to know about it.</w:t>
-      </w:r>
-    </w:p>
-    <w:p>
-      <w:pPr>
-        <w:spacing w:after="0"/>
-        <w:rPr>
-          <w:rFonts w:cstheme="minorHAnsi"/>
-          <w:color w:val="000000" w:themeColor="text1"/>
-        </w:rPr>
-      </w:pPr>
-      <w:r>
-        <w:rPr>
-          <w:rFonts w:cstheme="minorHAnsi"/>
-          <w:color w:val="000000" w:themeColor="text1"/>
-        </w:rPr>
-        <w:t>Example:</w:t>
-      </w:r>
-    </w:p>
-    <w:p>
-      <w:pPr>
-        <w:spacing w:after="0"/>
-        <w:rPr>
-          <w:rFonts w:cstheme="minorHAnsi"/>
-          <w:color w:val="000000" w:themeColor="text1"/>
-        </w:rPr>
-      </w:pPr>
-      <w:r>
-        <w:rPr>
-          <w:rFonts w:cstheme="minorHAnsi"/>
-          <w:color w:val="000000" w:themeColor="text1"/>
-        </w:rPr>
-        <w:t>Stock Price changes</w:t>
-      </w:r>
-    </w:p>
-    <w:p>
-      <w:pPr>
-        <w:spacing w:after="0"/>
-        <w:rPr>
-          <w:rFonts w:ascii="Consolas" w:hAnsi="Consolas" w:cstheme="minorHAnsi"/>
-          <w:color w:val="000000" w:themeColor="text1"/>
-          <w:sz w:val="16"/>
-          <w:szCs w:val="16"/>
-        </w:rPr>
-      </w:pPr>
-      <w:r>
-        <w:rPr>
-          <w:rFonts w:ascii="Consolas" w:hAnsi="Consolas" w:cstheme="minorHAnsi"/>
-          <w:color w:val="000000" w:themeColor="text1"/>
-          <w:sz w:val="16"/>
-          <w:szCs w:val="16"/>
-        </w:rPr>
-        <w:t xml:space="preserve">       |</w:t>
-      </w:r>
-    </w:p>
-    <w:p>
-      <w:pPr>
-        <w:spacing w:after="0"/>
-        <w:rPr>
-          <w:rFonts w:ascii="Consolas" w:hAnsi="Consolas" w:cstheme="minorHAnsi"/>
-          <w:color w:val="000000" w:themeColor="text1"/>
-          <w:sz w:val="16"/>
-          <w:szCs w:val="16"/>
-        </w:rPr>
-      </w:pPr>
-      <w:r>
-        <w:rPr>
-          <w:rFonts w:ascii="Consolas" w:hAnsi="Consolas" w:cstheme="minorHAnsi"/>
-          <w:color w:val="000000" w:themeColor="text1"/>
-          <w:sz w:val="16"/>
-          <w:szCs w:val="16"/>
-        </w:rPr>
-        <w:t xml:space="preserve">       +----&gt; Mobile App</w:t>
-      </w:r>
-    </w:p>
-    <w:p>
-      <w:pPr>
-        <w:spacing w:after="0"/>
-        <w:rPr>
-          <w:rFonts w:ascii="Consolas" w:hAnsi="Consolas" w:cstheme="minorHAnsi"/>
-          <w:color w:val="000000" w:themeColor="text1"/>
-          <w:sz w:val="16"/>
-          <w:szCs w:val="16"/>
-        </w:rPr>
-      </w:pPr>
-      <w:r>
-        <w:rPr>
-          <w:rFonts w:ascii="Consolas" w:hAnsi="Consolas" w:cstheme="minorHAnsi"/>
-          <w:color w:val="000000" w:themeColor="text1"/>
-          <w:sz w:val="16"/>
-          <w:szCs w:val="16"/>
-        </w:rPr>
-        <w:t xml:space="preserve">       +----&gt; Web App</w:t>
-      </w:r>
-    </w:p>
-    <w:p>
-      <w:pPr>
-        <w:spacing w:after="0"/>
-        <w:rPr>
-          <w:rFonts w:ascii="Consolas" w:hAnsi="Consolas" w:cstheme="minorHAnsi"/>
-          <w:color w:val="000000" w:themeColor="text1"/>
-          <w:sz w:val="16"/>
-          <w:szCs w:val="16"/>
-        </w:rPr>
-      </w:pPr>
-      <w:r>
-        <w:rPr>
-          <w:rFonts w:ascii="Consolas" w:hAnsi="Consolas" w:cstheme="minorHAnsi"/>
-          <w:color w:val="000000" w:themeColor="text1"/>
-          <w:sz w:val="16"/>
-          <w:szCs w:val="16"/>
-        </w:rPr>
-        <w:t xml:space="preserve">       +----&gt; Email Service</w:t>
-      </w:r>
-    </w:p>
-    <w:p>
-      <w:pPr>
-        <w:spacing w:after="0"/>
-        <w:rPr>
-          <w:rFonts w:ascii="Consolas" w:hAnsi="Consolas" w:cstheme="minorHAnsi"/>
-          <w:color w:val="000000" w:themeColor="text1"/>
-          <w:sz w:val="16"/>
-          <w:szCs w:val="16"/>
-        </w:rPr>
-      </w:pPr>
-      <w:r>
-        <w:rPr>
-          <w:rFonts w:ascii="Consolas" w:hAnsi="Consolas" w:cstheme="minorHAnsi"/>
-          <w:color w:val="000000" w:themeColor="text1"/>
-          <w:sz w:val="16"/>
-          <w:szCs w:val="16"/>
-        </w:rPr>
-        <w:t xml:space="preserve">       +----&gt; Notification Service</w:t>
-      </w:r>
-    </w:p>
-    <w:p>
-      <w:pPr>
-        <w:spacing w:after="0"/>
-        <w:rPr>
-          <w:rFonts w:cstheme="minorHAnsi"/>
-          <w:color w:val="000000" w:themeColor="text1"/>
-        </w:rPr>
-      </w:pPr>
-      <w:r>
-        <w:rPr>
-          <w:rFonts w:cstheme="minorHAnsi"/>
-          <w:color w:val="000000" w:themeColor="text1"/>
-        </w:rPr>
-        <w:t>The stock doesn't need to know the internal implementation of each subscriber.</w:t>
-      </w:r>
-    </w:p>
-    <w:p>
-      <w:pPr>
-        <w:spacing w:after="0"/>
+      </w:pPr>
+      <w:r>
         <w:rPr>
           <w:rFonts w:cstheme="minorHAnsi"/>
           <w:b/>
           <w:bCs/>
           <w:color w:val="000000" w:themeColor="text1"/>
         </w:rPr>
-      </w:pPr>
-      <w:r>
+        <w:t>Subject</w:t>
+      </w:r>
+    </w:p>
+    <w:p>
+      <w:pPr>
+        <w:spacing w:after="0"/>
+        <w:rPr>
+          <w:rFonts w:ascii="Consolas" w:hAnsi="Consolas" w:cstheme="minorHAnsi"/>
+          <w:color w:val="000000" w:themeColor="text1"/>
+          <w:sz w:val="16"/>
+          <w:szCs w:val="16"/>
+        </w:rPr>
+      </w:pPr>
+      <w:r>
+        <w:rPr>
+          <w:rFonts w:ascii="Consolas" w:hAnsi="Consolas" w:cstheme="minorHAnsi"/>
+          <w:color w:val="000000" w:themeColor="text1"/>
+          <w:sz w:val="16"/>
+          <w:szCs w:val="16"/>
+        </w:rPr>
+        <w:t>interface Observer {</w:t>
+      </w:r>
+    </w:p>
+    <w:p>
+      <w:pPr>
+        <w:spacing w:after="0"/>
+        <w:rPr>
+          <w:rFonts w:ascii="Consolas" w:hAnsi="Consolas" w:cstheme="minorHAnsi"/>
+          <w:color w:val="000000" w:themeColor="text1"/>
+          <w:sz w:val="16"/>
+          <w:szCs w:val="16"/>
+        </w:rPr>
+      </w:pPr>
+      <w:r>
+        <w:rPr>
+          <w:rFonts w:ascii="Consolas" w:hAnsi="Consolas" w:cstheme="minorHAnsi"/>
+          <w:color w:val="000000" w:themeColor="text1"/>
+          <w:sz w:val="16"/>
+          <w:szCs w:val="16"/>
+        </w:rPr>
+        <w:t xml:space="preserve">    void </w:t>
+      </w:r>
+      <w:proofErr w:type="gramStart"/>
+      <w:r>
+        <w:rPr>
+          <w:rFonts w:ascii="Consolas" w:hAnsi="Consolas" w:cstheme="minorHAnsi"/>
+          <w:color w:val="000000" w:themeColor="text1"/>
+          <w:sz w:val="16"/>
+          <w:szCs w:val="16"/>
+        </w:rPr>
+        <w:t>update(</w:t>
+      </w:r>
+      <w:proofErr w:type="gramEnd"/>
+      <w:r>
+        <w:rPr>
+          <w:rFonts w:ascii="Consolas" w:hAnsi="Consolas" w:cstheme="minorHAnsi"/>
+          <w:color w:val="000000" w:themeColor="text1"/>
+          <w:sz w:val="16"/>
+          <w:szCs w:val="16"/>
+        </w:rPr>
+        <w:t>double price);</w:t>
+      </w:r>
+    </w:p>
+    <w:p>
+      <w:pPr>
+        <w:spacing w:after="0"/>
+        <w:rPr>
+          <w:rFonts w:ascii="Consolas" w:hAnsi="Consolas" w:cstheme="minorHAnsi"/>
+          <w:color w:val="000000" w:themeColor="text1"/>
+          <w:sz w:val="16"/>
+          <w:szCs w:val="16"/>
+        </w:rPr>
+      </w:pPr>
+      <w:r>
+        <w:rPr>
+          <w:rFonts w:ascii="Consolas" w:hAnsi="Consolas" w:cstheme="minorHAnsi"/>
+          <w:color w:val="000000" w:themeColor="text1"/>
+          <w:sz w:val="16"/>
+          <w:szCs w:val="16"/>
+        </w:rPr>
+        <w:t>}</w:t>
+      </w:r>
+    </w:p>
+    <w:p>
+      <w:pPr>
+        <w:spacing w:after="0"/>
         <w:rPr>
           <w:rFonts w:cstheme="minorHAnsi"/>
           <w:b/>
           <w:bCs/>
           <w:color w:val="000000" w:themeColor="text1"/>
         </w:rPr>
-        <w:t>Subject</w:t>
-      </w:r>
-    </w:p>
-    <w:p>
-      <w:pPr>
-        <w:spacing w:after="0"/>
-        <w:rPr>
-          <w:rFonts w:ascii="Consolas" w:hAnsi="Consolas" w:cstheme="minorHAnsi"/>
-          <w:color w:val="000000" w:themeColor="text1"/>
-          <w:sz w:val="16"/>
-          <w:szCs w:val="16"/>
-        </w:rPr>
-      </w:pPr>
-      <w:r>
-        <w:rPr>
-          <w:rFonts w:ascii="Consolas" w:hAnsi="Consolas" w:cstheme="minorHAnsi"/>
-          <w:color w:val="000000" w:themeColor="text1"/>
-          <w:sz w:val="16"/>
-          <w:szCs w:val="16"/>
-        </w:rPr>
-        <w:t>interface Observer {</w:t>
-      </w:r>
-    </w:p>
-    <w:p>
-      <w:pPr>
-        <w:spacing w:after="0"/>
-        <w:rPr>
-          <w:rFonts w:ascii="Consolas" w:hAnsi="Consolas" w:cstheme="minorHAnsi"/>
-          <w:color w:val="000000" w:themeColor="text1"/>
-          <w:sz w:val="16"/>
-          <w:szCs w:val="16"/>
-        </w:rPr>
-      </w:pPr>
-      <w:r>
-        <w:rPr>
-          <w:rFonts w:ascii="Consolas" w:hAnsi="Consolas" w:cstheme="minorHAnsi"/>
-          <w:color w:val="000000" w:themeColor="text1"/>
-          <w:sz w:val="16"/>
-          <w:szCs w:val="16"/>
-        </w:rPr>
-        <w:t xml:space="preserve">    void </w:t>
-      </w:r>
-      <w:proofErr w:type="gramStart"/>
-      <w:r>
-        <w:rPr>
-          <w:rFonts w:ascii="Consolas" w:hAnsi="Consolas" w:cstheme="minorHAnsi"/>
-          <w:color w:val="000000" w:themeColor="text1"/>
-          <w:sz w:val="16"/>
-          <w:szCs w:val="16"/>
-        </w:rPr>
-        <w:t>update(</w:t>
-      </w:r>
-      <w:proofErr w:type="gramEnd"/>
-      <w:r>
-        <w:rPr>
-          <w:rFonts w:ascii="Consolas" w:hAnsi="Consolas" w:cstheme="minorHAnsi"/>
-          <w:color w:val="000000" w:themeColor="text1"/>
-          <w:sz w:val="16"/>
-          <w:szCs w:val="16"/>
-        </w:rPr>
-        <w:t>double price);</w:t>
-      </w:r>
-    </w:p>
-    <w:p>
-      <w:pPr>
-        <w:spacing w:after="0"/>
-        <w:rPr>
-          <w:rFonts w:ascii="Consolas" w:hAnsi="Consolas" w:cstheme="minorHAnsi"/>
-          <w:color w:val="000000" w:themeColor="text1"/>
-          <w:sz w:val="16"/>
-          <w:szCs w:val="16"/>
-        </w:rPr>
-      </w:pPr>
-      <w:r>
-        <w:rPr>
-          <w:rFonts w:ascii="Consolas" w:hAnsi="Consolas" w:cstheme="minorHAnsi"/>
-          <w:color w:val="000000" w:themeColor="text1"/>
-          <w:sz w:val="16"/>
-          <w:szCs w:val="16"/>
-        </w:rPr>
-        <w:t>}</w:t>
-      </w:r>
-    </w:p>
-    <w:p>
-      <w:pPr>
-        <w:spacing w:after="0"/>
+      </w:pPr>
+      <w:r>
         <w:rPr>
           <w:rFonts w:cstheme="minorHAnsi"/>
           <w:b/>
           <w:bCs/>
           <w:color w:val="000000" w:themeColor="text1"/>
         </w:rPr>
-      </w:pPr>
-      <w:r>
+        <w:t>Observers</w:t>
+      </w:r>
+    </w:p>
+    <w:p>
+      <w:pPr>
+        <w:spacing w:after="0"/>
+        <w:rPr>
+          <w:rFonts w:ascii="Consolas" w:hAnsi="Consolas" w:cstheme="minorHAnsi"/>
+          <w:color w:val="000000" w:themeColor="text1"/>
+          <w:sz w:val="16"/>
+          <w:szCs w:val="16"/>
+        </w:rPr>
+      </w:pPr>
+      <w:r>
+        <w:rPr>
+          <w:rFonts w:ascii="Consolas" w:hAnsi="Consolas" w:cstheme="minorHAnsi"/>
+          <w:color w:val="000000" w:themeColor="text1"/>
+          <w:sz w:val="16"/>
+          <w:szCs w:val="16"/>
+        </w:rPr>
+        <w:t xml:space="preserve">class </w:t>
+      </w:r>
+      <w:proofErr w:type="spellStart"/>
+      <w:r>
+        <w:rPr>
+          <w:rFonts w:ascii="Consolas" w:hAnsi="Consolas" w:cstheme="minorHAnsi"/>
+          <w:color w:val="000000" w:themeColor="text1"/>
+          <w:sz w:val="16"/>
+          <w:szCs w:val="16"/>
+        </w:rPr>
+        <w:t>MobileApp</w:t>
+      </w:r>
+      <w:proofErr w:type="spellEnd"/>
+      <w:r>
+        <w:rPr>
+          <w:rFonts w:ascii="Consolas" w:hAnsi="Consolas" w:cstheme="minorHAnsi"/>
+          <w:color w:val="000000" w:themeColor="text1"/>
+          <w:sz w:val="16"/>
+          <w:szCs w:val="16"/>
+        </w:rPr>
+        <w:t xml:space="preserve"> implements Observer {</w:t>
+      </w:r>
+    </w:p>
+    <w:p>
+      <w:pPr>
+        <w:spacing w:after="0"/>
+        <w:rPr>
+          <w:rFonts w:ascii="Consolas" w:hAnsi="Consolas" w:cstheme="minorHAnsi"/>
+          <w:color w:val="000000" w:themeColor="text1"/>
+          <w:sz w:val="16"/>
+          <w:szCs w:val="16"/>
+        </w:rPr>
+      </w:pPr>
+    </w:p>
+    <w:p>
+      <w:pPr>
+        <w:spacing w:after="0"/>
+        <w:rPr>
+          <w:rFonts w:ascii="Consolas" w:hAnsi="Consolas" w:cstheme="minorHAnsi"/>
+          <w:color w:val="000000" w:themeColor="text1"/>
+          <w:sz w:val="16"/>
+          <w:szCs w:val="16"/>
+        </w:rPr>
+      </w:pPr>
+      <w:r>
+        <w:rPr>
+          <w:rFonts w:ascii="Consolas" w:hAnsi="Consolas" w:cstheme="minorHAnsi"/>
+          <w:color w:val="000000" w:themeColor="text1"/>
+          <w:sz w:val="16"/>
+          <w:szCs w:val="16"/>
+        </w:rPr>
+        <w:t xml:space="preserve">    @Override</w:t>
+      </w:r>
+    </w:p>
+    <w:p>
+      <w:pPr>
+        <w:spacing w:after="0"/>
+        <w:rPr>
+          <w:rFonts w:ascii="Consolas" w:hAnsi="Consolas" w:cstheme="minorHAnsi"/>
+          <w:color w:val="000000" w:themeColor="text1"/>
+          <w:sz w:val="16"/>
+          <w:szCs w:val="16"/>
+        </w:rPr>
+      </w:pPr>
+      <w:r>
+        <w:rPr>
+          <w:rFonts w:ascii="Consolas" w:hAnsi="Consolas" w:cstheme="minorHAnsi"/>
+          <w:color w:val="000000" w:themeColor="text1"/>
+          <w:sz w:val="16"/>
+          <w:szCs w:val="16"/>
+        </w:rPr>
+        <w:t xml:space="preserve">    public void </w:t>
+      </w:r>
+      <w:proofErr w:type="gramStart"/>
+      <w:r>
+        <w:rPr>
+          <w:rFonts w:ascii="Consolas" w:hAnsi="Consolas" w:cstheme="minorHAnsi"/>
+          <w:color w:val="000000" w:themeColor="text1"/>
+          <w:sz w:val="16"/>
+          <w:szCs w:val="16"/>
+        </w:rPr>
+        <w:t>update(</w:t>
+      </w:r>
+      <w:proofErr w:type="gramEnd"/>
+      <w:r>
+        <w:rPr>
+          <w:rFonts w:ascii="Consolas" w:hAnsi="Consolas" w:cstheme="minorHAnsi"/>
+          <w:color w:val="000000" w:themeColor="text1"/>
+          <w:sz w:val="16"/>
+          <w:szCs w:val="16"/>
+        </w:rPr>
+        <w:t>double price) {</w:t>
+      </w:r>
+    </w:p>
+    <w:p>
+      <w:pPr>
+        <w:spacing w:after="0"/>
+        <w:rPr>
+          <w:rFonts w:ascii="Consolas" w:hAnsi="Consolas" w:cstheme="minorHAnsi"/>
+          <w:color w:val="000000" w:themeColor="text1"/>
+          <w:sz w:val="16"/>
+          <w:szCs w:val="16"/>
+        </w:rPr>
+      </w:pPr>
+      <w:r>
+        <w:rPr>
+          <w:rFonts w:ascii="Consolas" w:hAnsi="Consolas" w:cstheme="minorHAnsi"/>
+          <w:color w:val="000000" w:themeColor="text1"/>
+          <w:sz w:val="16"/>
+          <w:szCs w:val="16"/>
+        </w:rPr>
+        <w:t xml:space="preserve">        </w:t>
+      </w:r>
+      <w:proofErr w:type="spellStart"/>
+      <w:r>
+        <w:rPr>
+          <w:rFonts w:ascii="Consolas" w:hAnsi="Consolas" w:cstheme="minorHAnsi"/>
+          <w:color w:val="000000" w:themeColor="text1"/>
+          <w:sz w:val="16"/>
+          <w:szCs w:val="16"/>
+        </w:rPr>
+        <w:t>System.out.println</w:t>
+      </w:r>
+      <w:proofErr w:type="spellEnd"/>
+      <w:r>
+        <w:rPr>
+          <w:rFonts w:ascii="Consolas" w:hAnsi="Consolas" w:cstheme="minorHAnsi"/>
+          <w:color w:val="000000" w:themeColor="text1"/>
+          <w:sz w:val="16"/>
+          <w:szCs w:val="16"/>
+        </w:rPr>
+        <w:t>("Mobile: " + price);</w:t>
+      </w:r>
+    </w:p>
+    <w:p>
+      <w:pPr>
+        <w:spacing w:after="0"/>
+        <w:rPr>
+          <w:rFonts w:ascii="Consolas" w:hAnsi="Consolas" w:cstheme="minorHAnsi"/>
+          <w:color w:val="000000" w:themeColor="text1"/>
+          <w:sz w:val="16"/>
+          <w:szCs w:val="16"/>
+        </w:rPr>
+      </w:pPr>
+      <w:r>
+        <w:rPr>
+          <w:rFonts w:ascii="Consolas" w:hAnsi="Consolas" w:cstheme="minorHAnsi"/>
+          <w:color w:val="000000" w:themeColor="text1"/>
+          <w:sz w:val="16"/>
+          <w:szCs w:val="16"/>
+        </w:rPr>
+        <w:t xml:space="preserve">    }</w:t>
+      </w:r>
+    </w:p>
+    <w:p>
+      <w:pPr>
+        <w:spacing w:after="0"/>
+        <w:rPr>
+          <w:rFonts w:ascii="Consolas" w:hAnsi="Consolas" w:cstheme="minorHAnsi"/>
+          <w:color w:val="000000" w:themeColor="text1"/>
+          <w:sz w:val="16"/>
+          <w:szCs w:val="16"/>
+        </w:rPr>
+      </w:pPr>
+      <w:r>
+        <w:rPr>
+          <w:rFonts w:ascii="Consolas" w:hAnsi="Consolas" w:cstheme="minorHAnsi"/>
+          <w:color w:val="000000" w:themeColor="text1"/>
+          <w:sz w:val="16"/>
+          <w:szCs w:val="16"/>
+        </w:rPr>
+        <w:t>}</w:t>
+      </w:r>
+    </w:p>
+    <w:p>
+      <w:pPr>
+        <w:spacing w:after="0"/>
+        <w:rPr>
+          <w:rFonts w:ascii="Consolas" w:hAnsi="Consolas" w:cstheme="minorHAnsi"/>
+          <w:color w:val="000000" w:themeColor="text1"/>
+          <w:sz w:val="16"/>
+          <w:szCs w:val="16"/>
+        </w:rPr>
+      </w:pPr>
+      <w:r>
+        <w:rPr>
+          <w:rFonts w:ascii="Consolas" w:hAnsi="Consolas" w:cstheme="minorHAnsi"/>
+          <w:color w:val="000000" w:themeColor="text1"/>
+          <w:sz w:val="16"/>
+          <w:szCs w:val="16"/>
+        </w:rPr>
+        <w:t xml:space="preserve">class </w:t>
+      </w:r>
+      <w:proofErr w:type="spellStart"/>
+      <w:r>
+        <w:rPr>
+          <w:rFonts w:ascii="Consolas" w:hAnsi="Consolas" w:cstheme="minorHAnsi"/>
+          <w:color w:val="000000" w:themeColor="text1"/>
+          <w:sz w:val="16"/>
+          <w:szCs w:val="16"/>
+        </w:rPr>
+        <w:t>EmailService</w:t>
+      </w:r>
+      <w:proofErr w:type="spellEnd"/>
+      <w:r>
+        <w:rPr>
+          <w:rFonts w:ascii="Consolas" w:hAnsi="Consolas" w:cstheme="minorHAnsi"/>
+          <w:color w:val="000000" w:themeColor="text1"/>
+          <w:sz w:val="16"/>
+          <w:szCs w:val="16"/>
+        </w:rPr>
+        <w:t xml:space="preserve"> implements Observer {</w:t>
+      </w:r>
+    </w:p>
+    <w:p>
+      <w:pPr>
+        <w:spacing w:after="0"/>
+        <w:rPr>
+          <w:rFonts w:ascii="Consolas" w:hAnsi="Consolas" w:cstheme="minorHAnsi"/>
+          <w:color w:val="000000" w:themeColor="text1"/>
+          <w:sz w:val="16"/>
+          <w:szCs w:val="16"/>
+        </w:rPr>
+      </w:pPr>
+    </w:p>
+    <w:p>
+      <w:pPr>
+        <w:spacing w:after="0"/>
+        <w:rPr>
+          <w:rFonts w:ascii="Consolas" w:hAnsi="Consolas" w:cstheme="minorHAnsi"/>
+          <w:color w:val="000000" w:themeColor="text1"/>
+          <w:sz w:val="16"/>
+          <w:szCs w:val="16"/>
+        </w:rPr>
+      </w:pPr>
+      <w:r>
+        <w:rPr>
+          <w:rFonts w:ascii="Consolas" w:hAnsi="Consolas" w:cstheme="minorHAnsi"/>
+          <w:color w:val="000000" w:themeColor="text1"/>
+          <w:sz w:val="16"/>
+          <w:szCs w:val="16"/>
+        </w:rPr>
+        <w:t xml:space="preserve">    @Override</w:t>
+      </w:r>
+    </w:p>
+    <w:p>
+      <w:pPr>
+        <w:spacing w:after="0"/>
+        <w:rPr>
+          <w:rFonts w:ascii="Consolas" w:hAnsi="Consolas" w:cstheme="minorHAnsi"/>
+          <w:color w:val="000000" w:themeColor="text1"/>
+          <w:sz w:val="16"/>
+          <w:szCs w:val="16"/>
+        </w:rPr>
+      </w:pPr>
+      <w:r>
+        <w:rPr>
+          <w:rFonts w:ascii="Consolas" w:hAnsi="Consolas" w:cstheme="minorHAnsi"/>
+          <w:color w:val="000000" w:themeColor="text1"/>
+          <w:sz w:val="16"/>
+          <w:szCs w:val="16"/>
+        </w:rPr>
+        <w:t xml:space="preserve">    public void </w:t>
+      </w:r>
+      <w:proofErr w:type="gramStart"/>
+      <w:r>
+        <w:rPr>
+          <w:rFonts w:ascii="Consolas" w:hAnsi="Consolas" w:cstheme="minorHAnsi"/>
+          <w:color w:val="000000" w:themeColor="text1"/>
+          <w:sz w:val="16"/>
+          <w:szCs w:val="16"/>
+        </w:rPr>
+        <w:t>update(</w:t>
+      </w:r>
+      <w:proofErr w:type="gramEnd"/>
+      <w:r>
+        <w:rPr>
+          <w:rFonts w:ascii="Consolas" w:hAnsi="Consolas" w:cstheme="minorHAnsi"/>
+          <w:color w:val="000000" w:themeColor="text1"/>
+          <w:sz w:val="16"/>
+          <w:szCs w:val="16"/>
+        </w:rPr>
+        <w:t>double price) {</w:t>
+      </w:r>
+    </w:p>
+    <w:p>
+      <w:pPr>
+        <w:spacing w:after="0"/>
+        <w:rPr>
+          <w:rFonts w:ascii="Consolas" w:hAnsi="Consolas" w:cstheme="minorHAnsi"/>
+          <w:color w:val="000000" w:themeColor="text1"/>
+          <w:sz w:val="16"/>
+          <w:szCs w:val="16"/>
+        </w:rPr>
+      </w:pPr>
+      <w:r>
+        <w:rPr>
+          <w:rFonts w:ascii="Consolas" w:hAnsi="Consolas" w:cstheme="minorHAnsi"/>
+          <w:color w:val="000000" w:themeColor="text1"/>
+          <w:sz w:val="16"/>
+          <w:szCs w:val="16"/>
+        </w:rPr>
+        <w:t xml:space="preserve">        </w:t>
+      </w:r>
+      <w:proofErr w:type="spellStart"/>
+      <w:r>
+        <w:rPr>
+          <w:rFonts w:ascii="Consolas" w:hAnsi="Consolas" w:cstheme="minorHAnsi"/>
+          <w:color w:val="000000" w:themeColor="text1"/>
+          <w:sz w:val="16"/>
+          <w:szCs w:val="16"/>
+        </w:rPr>
+        <w:t>System.out.println</w:t>
+      </w:r>
+      <w:proofErr w:type="spellEnd"/>
+      <w:r>
+        <w:rPr>
+          <w:rFonts w:ascii="Consolas" w:hAnsi="Consolas" w:cstheme="minorHAnsi"/>
+          <w:color w:val="000000" w:themeColor="text1"/>
+          <w:sz w:val="16"/>
+          <w:szCs w:val="16"/>
+        </w:rPr>
+        <w:t>("Email: " + price);</w:t>
+      </w:r>
+    </w:p>
+    <w:p>
+      <w:pPr>
+        <w:spacing w:after="0"/>
+        <w:rPr>
+          <w:rFonts w:ascii="Consolas" w:hAnsi="Consolas" w:cstheme="minorHAnsi"/>
+          <w:color w:val="000000" w:themeColor="text1"/>
+          <w:sz w:val="16"/>
+          <w:szCs w:val="16"/>
+        </w:rPr>
+      </w:pPr>
+      <w:r>
+        <w:rPr>
+          <w:rFonts w:ascii="Consolas" w:hAnsi="Consolas" w:cstheme="minorHAnsi"/>
+          <w:color w:val="000000" w:themeColor="text1"/>
+          <w:sz w:val="16"/>
+          <w:szCs w:val="16"/>
+        </w:rPr>
+        <w:t xml:space="preserve">    }</w:t>
+      </w:r>
+    </w:p>
+    <w:p>
+      <w:pPr>
+        <w:spacing w:after="0"/>
+        <w:rPr>
+          <w:rFonts w:ascii="Consolas" w:hAnsi="Consolas" w:cstheme="minorHAnsi"/>
+          <w:color w:val="000000" w:themeColor="text1"/>
+          <w:sz w:val="16"/>
+          <w:szCs w:val="16"/>
+        </w:rPr>
+      </w:pPr>
+      <w:r>
+        <w:rPr>
+          <w:rFonts w:ascii="Consolas" w:hAnsi="Consolas" w:cstheme="minorHAnsi"/>
+          <w:color w:val="000000" w:themeColor="text1"/>
+          <w:sz w:val="16"/>
+          <w:szCs w:val="16"/>
+        </w:rPr>
+        <w:t>}</w:t>
+      </w:r>
+    </w:p>
+    <w:p>
+      <w:pPr>
+        <w:spacing w:after="0"/>
         <w:rPr>
           <w:rFonts w:cstheme="minorHAnsi"/>
           <w:b/>
           <w:bCs/>
           <w:color w:val="000000" w:themeColor="text1"/>
         </w:rPr>
-        <w:t>Observers</w:t>
-      </w:r>
-    </w:p>
-    <w:p>
-      <w:pPr>
-        <w:spacing w:after="0"/>
-        <w:rPr>
-          <w:rFonts w:ascii="Consolas" w:hAnsi="Consolas" w:cstheme="minorHAnsi"/>
-          <w:color w:val="000000" w:themeColor="text1"/>
-          <w:sz w:val="16"/>
-          <w:szCs w:val="16"/>
-        </w:rPr>
-      </w:pPr>
-      <w:r>
-        <w:rPr>
-          <w:rFonts w:ascii="Consolas" w:hAnsi="Consolas" w:cstheme="minorHAnsi"/>
-          <w:color w:val="000000" w:themeColor="text1"/>
-          <w:sz w:val="16"/>
-          <w:szCs w:val="16"/>
-        </w:rPr>
-        <w:t xml:space="preserve">class </w:t>
-      </w:r>
-      <w:proofErr w:type="spellStart"/>
-      <w:r>
-        <w:rPr>
-          <w:rFonts w:ascii="Consolas" w:hAnsi="Consolas" w:cstheme="minorHAnsi"/>
-          <w:color w:val="000000" w:themeColor="text1"/>
-          <w:sz w:val="16"/>
-          <w:szCs w:val="16"/>
-        </w:rPr>
-        <w:t>MobileApp</w:t>
-      </w:r>
-      <w:proofErr w:type="spellEnd"/>
-      <w:r>
-        <w:rPr>
-          <w:rFonts w:ascii="Consolas" w:hAnsi="Consolas" w:cstheme="minorHAnsi"/>
-          <w:color w:val="000000" w:themeColor="text1"/>
-          <w:sz w:val="16"/>
-          <w:szCs w:val="16"/>
-        </w:rPr>
-        <w:t xml:space="preserve"> implements Observer {</w:t>
-      </w:r>
-    </w:p>
-    <w:p>
-      <w:pPr>
-        <w:spacing w:after="0"/>
-        <w:rPr>
-          <w:rFonts w:ascii="Consolas" w:hAnsi="Consolas" w:cstheme="minorHAnsi"/>
-          <w:color w:val="000000" w:themeColor="text1"/>
-          <w:sz w:val="16"/>
-          <w:szCs w:val="16"/>
-        </w:rPr>
-      </w:pPr>
-    </w:p>
-    <w:p>
-      <w:pPr>
-        <w:spacing w:after="0"/>
-        <w:rPr>
-          <w:rFonts w:ascii="Consolas" w:hAnsi="Consolas" w:cstheme="minorHAnsi"/>
-          <w:color w:val="000000" w:themeColor="text1"/>
-          <w:sz w:val="16"/>
-          <w:szCs w:val="16"/>
-        </w:rPr>
-      </w:pPr>
-      <w:r>
-        <w:rPr>
-          <w:rFonts w:ascii="Consolas" w:hAnsi="Consolas" w:cstheme="minorHAnsi"/>
-          <w:color w:val="000000" w:themeColor="text1"/>
-          <w:sz w:val="16"/>
-          <w:szCs w:val="16"/>
-        </w:rPr>
-        <w:t xml:space="preserve">    @Override</w:t>
-      </w:r>
-    </w:p>
-    <w:p>
-      <w:pPr>
-        <w:spacing w:after="0"/>
-        <w:rPr>
-          <w:rFonts w:ascii="Consolas" w:hAnsi="Consolas" w:cstheme="minorHAnsi"/>
-          <w:color w:val="000000" w:themeColor="text1"/>
-          <w:sz w:val="16"/>
-          <w:szCs w:val="16"/>
-        </w:rPr>
-      </w:pPr>
-      <w:r>
-        <w:rPr>
-          <w:rFonts w:ascii="Consolas" w:hAnsi="Consolas" w:cstheme="minorHAnsi"/>
-          <w:color w:val="000000" w:themeColor="text1"/>
-          <w:sz w:val="16"/>
-          <w:szCs w:val="16"/>
-        </w:rPr>
-        <w:t xml:space="preserve">    public void </w:t>
-      </w:r>
-      <w:proofErr w:type="gramStart"/>
-      <w:r>
-        <w:rPr>
-          <w:rFonts w:ascii="Consolas" w:hAnsi="Consolas" w:cstheme="minorHAnsi"/>
-          <w:color w:val="000000" w:themeColor="text1"/>
-          <w:sz w:val="16"/>
-          <w:szCs w:val="16"/>
-        </w:rPr>
-        <w:t>update(</w:t>
-      </w:r>
-      <w:proofErr w:type="gramEnd"/>
-      <w:r>
-        <w:rPr>
-          <w:rFonts w:ascii="Consolas" w:hAnsi="Consolas" w:cstheme="minorHAnsi"/>
-          <w:color w:val="000000" w:themeColor="text1"/>
-          <w:sz w:val="16"/>
-          <w:szCs w:val="16"/>
-        </w:rPr>
-        <w:t>double price) {</w:t>
-      </w:r>
-    </w:p>
-    <w:p>
-      <w:pPr>
-        <w:spacing w:after="0"/>
-        <w:rPr>
-          <w:rFonts w:ascii="Consolas" w:hAnsi="Consolas" w:cstheme="minorHAnsi"/>
-          <w:color w:val="000000" w:themeColor="text1"/>
-          <w:sz w:val="16"/>
-          <w:szCs w:val="16"/>
-        </w:rPr>
-      </w:pPr>
-      <w:r>
-        <w:rPr>
-          <w:rFonts w:ascii="Consolas" w:hAnsi="Consolas" w:cstheme="minorHAnsi"/>
-          <w:color w:val="000000" w:themeColor="text1"/>
-          <w:sz w:val="16"/>
-          <w:szCs w:val="16"/>
-        </w:rPr>
-        <w:t xml:space="preserve">        </w:t>
-      </w:r>
-      <w:proofErr w:type="spellStart"/>
-      <w:r>
-        <w:rPr>
-          <w:rFonts w:ascii="Consolas" w:hAnsi="Consolas" w:cstheme="minorHAnsi"/>
-          <w:color w:val="000000" w:themeColor="text1"/>
-          <w:sz w:val="16"/>
-          <w:szCs w:val="16"/>
-        </w:rPr>
-        <w:t>System.out.println</w:t>
-      </w:r>
-      <w:proofErr w:type="spellEnd"/>
-      <w:r>
-        <w:rPr>
-          <w:rFonts w:ascii="Consolas" w:hAnsi="Consolas" w:cstheme="minorHAnsi"/>
-          <w:color w:val="000000" w:themeColor="text1"/>
-          <w:sz w:val="16"/>
-          <w:szCs w:val="16"/>
-        </w:rPr>
-        <w:t>("Mobile: " + price);</w:t>
-      </w:r>
-    </w:p>
-    <w:p>
-      <w:pPr>
-        <w:spacing w:after="0"/>
-        <w:rPr>
-          <w:rFonts w:ascii="Consolas" w:hAnsi="Consolas" w:cstheme="minorHAnsi"/>
-          <w:color w:val="000000" w:themeColor="text1"/>
-          <w:sz w:val="16"/>
-          <w:szCs w:val="16"/>
-        </w:rPr>
-      </w:pPr>
-      <w:r>
-        <w:rPr>
-          <w:rFonts w:ascii="Consolas" w:hAnsi="Consolas" w:cstheme="minorHAnsi"/>
-          <w:color w:val="000000" w:themeColor="text1"/>
-          <w:sz w:val="16"/>
-          <w:szCs w:val="16"/>
-        </w:rPr>
-        <w:t xml:space="preserve">    }</w:t>
-      </w:r>
-    </w:p>
-    <w:p>
-      <w:pPr>
-        <w:spacing w:after="0"/>
-        <w:rPr>
-          <w:rFonts w:ascii="Consolas" w:hAnsi="Consolas" w:cstheme="minorHAnsi"/>
-          <w:color w:val="000000" w:themeColor="text1"/>
-          <w:sz w:val="16"/>
-          <w:szCs w:val="16"/>
-        </w:rPr>
-      </w:pPr>
-      <w:r>
-        <w:rPr>
-          <w:rFonts w:ascii="Consolas" w:hAnsi="Consolas" w:cstheme="minorHAnsi"/>
-          <w:color w:val="000000" w:themeColor="text1"/>
-          <w:sz w:val="16"/>
-          <w:szCs w:val="16"/>
-        </w:rPr>
-        <w:t>}</w:t>
-      </w:r>
-    </w:p>
-    <w:p>
-      <w:pPr>
-        <w:spacing w:after="0"/>
-        <w:rPr>
-          <w:rFonts w:ascii="Consolas" w:hAnsi="Consolas" w:cstheme="minorHAnsi"/>
-          <w:color w:val="000000" w:themeColor="text1"/>
-          <w:sz w:val="16"/>
-          <w:szCs w:val="16"/>
-        </w:rPr>
-      </w:pPr>
-      <w:r>
-        <w:rPr>
-          <w:rFonts w:ascii="Consolas" w:hAnsi="Consolas" w:cstheme="minorHAnsi"/>
-          <w:color w:val="000000" w:themeColor="text1"/>
-          <w:sz w:val="16"/>
-          <w:szCs w:val="16"/>
-        </w:rPr>
-        <w:t xml:space="preserve">class </w:t>
-      </w:r>
-      <w:proofErr w:type="spellStart"/>
-      <w:r>
-        <w:rPr>
-          <w:rFonts w:ascii="Consolas" w:hAnsi="Consolas" w:cstheme="minorHAnsi"/>
-          <w:color w:val="000000" w:themeColor="text1"/>
-          <w:sz w:val="16"/>
-          <w:szCs w:val="16"/>
-        </w:rPr>
-        <w:t>EmailService</w:t>
-      </w:r>
-      <w:proofErr w:type="spellEnd"/>
-      <w:r>
-        <w:rPr>
-          <w:rFonts w:ascii="Consolas" w:hAnsi="Consolas" w:cstheme="minorHAnsi"/>
-          <w:color w:val="000000" w:themeColor="text1"/>
-          <w:sz w:val="16"/>
-          <w:szCs w:val="16"/>
-        </w:rPr>
-        <w:t xml:space="preserve"> implements Observer {</w:t>
-      </w:r>
-    </w:p>
-    <w:p>
-      <w:pPr>
-        <w:spacing w:after="0"/>
-        <w:rPr>
-          <w:rFonts w:ascii="Consolas" w:hAnsi="Consolas" w:cstheme="minorHAnsi"/>
-          <w:color w:val="000000" w:themeColor="text1"/>
-          <w:sz w:val="16"/>
-          <w:szCs w:val="16"/>
-        </w:rPr>
-      </w:pPr>
-    </w:p>
-    <w:p>
-      <w:pPr>
-        <w:spacing w:after="0"/>
-        <w:rPr>
-          <w:rFonts w:ascii="Consolas" w:hAnsi="Consolas" w:cstheme="minorHAnsi"/>
-          <w:color w:val="000000" w:themeColor="text1"/>
-          <w:sz w:val="16"/>
-          <w:szCs w:val="16"/>
-        </w:rPr>
-      </w:pPr>
-      <w:r>
-        <w:rPr>
-          <w:rFonts w:ascii="Consolas" w:hAnsi="Consolas" w:cstheme="minorHAnsi"/>
-          <w:color w:val="000000" w:themeColor="text1"/>
-          <w:sz w:val="16"/>
-          <w:szCs w:val="16"/>
-        </w:rPr>
-        <w:t xml:space="preserve">    @Override</w:t>
-      </w:r>
-    </w:p>
-    <w:p>
-      <w:pPr>
-        <w:spacing w:after="0"/>
-        <w:rPr>
-          <w:rFonts w:ascii="Consolas" w:hAnsi="Consolas" w:cstheme="minorHAnsi"/>
-          <w:color w:val="000000" w:themeColor="text1"/>
-          <w:sz w:val="16"/>
-          <w:szCs w:val="16"/>
-        </w:rPr>
-      </w:pPr>
-      <w:r>
-        <w:rPr>
-          <w:rFonts w:ascii="Consolas" w:hAnsi="Consolas" w:cstheme="minorHAnsi"/>
-          <w:color w:val="000000" w:themeColor="text1"/>
-          <w:sz w:val="16"/>
-          <w:szCs w:val="16"/>
-        </w:rPr>
-        <w:t xml:space="preserve">    public void </w:t>
-      </w:r>
-      <w:proofErr w:type="gramStart"/>
-      <w:r>
-        <w:rPr>
-          <w:rFonts w:ascii="Consolas" w:hAnsi="Consolas" w:cstheme="minorHAnsi"/>
-          <w:color w:val="000000" w:themeColor="text1"/>
-          <w:sz w:val="16"/>
-          <w:szCs w:val="16"/>
-        </w:rPr>
-        <w:t>update(</w:t>
-      </w:r>
-      <w:proofErr w:type="gramEnd"/>
-      <w:r>
-        <w:rPr>
-          <w:rFonts w:ascii="Consolas" w:hAnsi="Consolas" w:cstheme="minorHAnsi"/>
-          <w:color w:val="000000" w:themeColor="text1"/>
-          <w:sz w:val="16"/>
-          <w:szCs w:val="16"/>
-        </w:rPr>
-        <w:t>double price) {</w:t>
-      </w:r>
-    </w:p>
-    <w:p>
-      <w:pPr>
-        <w:spacing w:after="0"/>
-        <w:rPr>
-          <w:rFonts w:ascii="Consolas" w:hAnsi="Consolas" w:cstheme="minorHAnsi"/>
-          <w:color w:val="000000" w:themeColor="text1"/>
-          <w:sz w:val="16"/>
-          <w:szCs w:val="16"/>
-        </w:rPr>
-      </w:pPr>
-      <w:r>
-        <w:rPr>
-          <w:rFonts w:ascii="Consolas" w:hAnsi="Consolas" w:cstheme="minorHAnsi"/>
-          <w:color w:val="000000" w:themeColor="text1"/>
-          <w:sz w:val="16"/>
-          <w:szCs w:val="16"/>
-        </w:rPr>
-        <w:t xml:space="preserve">        </w:t>
-      </w:r>
-      <w:proofErr w:type="spellStart"/>
-      <w:r>
-        <w:rPr>
-          <w:rFonts w:ascii="Consolas" w:hAnsi="Consolas" w:cstheme="minorHAnsi"/>
-          <w:color w:val="000000" w:themeColor="text1"/>
-          <w:sz w:val="16"/>
-          <w:szCs w:val="16"/>
-        </w:rPr>
-        <w:t>System.out.println</w:t>
-      </w:r>
-      <w:proofErr w:type="spellEnd"/>
-      <w:r>
-        <w:rPr>
-          <w:rFonts w:ascii="Consolas" w:hAnsi="Consolas" w:cstheme="minorHAnsi"/>
-          <w:color w:val="000000" w:themeColor="text1"/>
-          <w:sz w:val="16"/>
-          <w:szCs w:val="16"/>
-        </w:rPr>
-        <w:t>("Email: " + price);</w:t>
-      </w:r>
-    </w:p>
-    <w:p>
-      <w:pPr>
-        <w:spacing w:after="0"/>
-        <w:rPr>
-          <w:rFonts w:ascii="Consolas" w:hAnsi="Consolas" w:cstheme="minorHAnsi"/>
-          <w:color w:val="000000" w:themeColor="text1"/>
-          <w:sz w:val="16"/>
-          <w:szCs w:val="16"/>
-        </w:rPr>
-      </w:pPr>
-      <w:r>
-        <w:rPr>
-          <w:rFonts w:ascii="Consolas" w:hAnsi="Consolas" w:cstheme="minorHAnsi"/>
-          <w:color w:val="000000" w:themeColor="text1"/>
-          <w:sz w:val="16"/>
-          <w:szCs w:val="16"/>
-        </w:rPr>
-        <w:t xml:space="preserve">    }</w:t>
-      </w:r>
-    </w:p>
-    <w:p>
-      <w:pPr>
-        <w:spacing w:after="0"/>
-        <w:rPr>
-          <w:rFonts w:ascii="Consolas" w:hAnsi="Consolas" w:cstheme="minorHAnsi"/>
-          <w:color w:val="000000" w:themeColor="text1"/>
-          <w:sz w:val="16"/>
-          <w:szCs w:val="16"/>
-        </w:rPr>
-      </w:pPr>
-      <w:r>
-        <w:rPr>
-          <w:rFonts w:ascii="Consolas" w:hAnsi="Consolas" w:cstheme="minorHAnsi"/>
-          <w:color w:val="000000" w:themeColor="text1"/>
-          <w:sz w:val="16"/>
-          <w:szCs w:val="16"/>
-        </w:rPr>
-        <w:t>}</w:t>
-      </w:r>
-    </w:p>
-    <w:p>
-      <w:pPr>
-        <w:spacing w:after="0"/>
+      </w:pPr>
+      <w:r>
         <w:rPr>
           <w:rFonts w:cstheme="minorHAnsi"/>
           <w:b/>
           <w:bCs/>
           <w:color w:val="000000" w:themeColor="text1"/>
         </w:rPr>
-      </w:pPr>
-      <w:r>
-        <w:rPr>
-          <w:rFonts w:cstheme="minorHAnsi"/>
-          <w:b/>
-          <w:bCs/>
-          <w:color w:val="000000" w:themeColor="text1"/>
-        </w:rPr>
         <w:t>Subject</w:t>
       </w:r>
     </w:p>
@@ -13438,6 +13694,7 @@
           <w:sz w:val="16"/>
           <w:szCs w:val="16"/>
         </w:rPr>
+        <w:lastRenderedPageBreak/>
         <w:t xml:space="preserve">        </w:t>
       </w:r>
       <w:proofErr w:type="spellStart"/>
@@ -13604,7 +13861,6 @@
           <w:sz w:val="16"/>
           <w:szCs w:val="16"/>
         </w:rPr>
-        <w:lastRenderedPageBreak/>
         <w:t xml:space="preserve">    }</w:t>
       </w:r>
     </w:p>
@@ -14842,6 +15098,7 @@
           <w:sz w:val="16"/>
           <w:szCs w:val="16"/>
         </w:rPr>
+        <w:lastRenderedPageBreak/>
         <w:t xml:space="preserve">class </w:t>
       </w:r>
       <w:proofErr w:type="spellStart"/>
@@ -14964,7 +15221,6 @@
           <w:sz w:val="16"/>
           <w:szCs w:val="16"/>
         </w:rPr>
-        <w:lastRenderedPageBreak/>
         <w:t xml:space="preserve">        if </w:t>
       </w:r>
       <w:proofErr w:type="gramStart"/>
@@ -16424,16 +16680,7 @@
           <w:bCs/>
           <w:color w:val="000000" w:themeColor="text1"/>
         </w:rPr>
-        <w:t>Pattern</w:t>
-      </w:r>
-      <w:r>
-        <w:rPr>
-          <w:rFonts w:cstheme="minorHAnsi"/>
-          <w:b/>
-          <w:bCs/>
-          <w:color w:val="000000" w:themeColor="text1"/>
-        </w:rPr>
-        <w:t xml:space="preserve"> :</w:t>
+        <w:t>Pattern :</w:t>
       </w:r>
       <w:proofErr w:type="gramEnd"/>
       <w:r>
@@ -16540,6 +16787,7 @@
           <w:sz w:val="16"/>
           <w:szCs w:val="16"/>
         </w:rPr>
+        <w:lastRenderedPageBreak/>
         <w:t xml:space="preserve">queue actions </w:t>
       </w:r>
     </w:p>
@@ -16636,7 +16884,6 @@
           <w:sz w:val="16"/>
           <w:szCs w:val="16"/>
         </w:rPr>
-        <w:lastRenderedPageBreak/>
         <w:t xml:space="preserve">execute actions later </w:t>
       </w:r>
     </w:p>
@@ -18202,6 +18449,7 @@
           <w:sz w:val="16"/>
           <w:szCs w:val="16"/>
         </w:rPr>
+        <w:lastRenderedPageBreak/>
         <w:t>Remote</w:t>
       </w:r>
     </w:p>
@@ -18302,7 +18550,6 @@
           <w:sz w:val="16"/>
           <w:szCs w:val="16"/>
         </w:rPr>
-        <w:lastRenderedPageBreak/>
         <w:t xml:space="preserve">   v</w:t>
       </w:r>
     </w:p>
